--- a/Tables/Updated/VBT_Predictive_Factors_Table2.docx
+++ b/Tables/Updated/VBT_Predictive_Factors_Table2.docx
@@ -609,7 +609,7 @@
                 <w:szCs w:val="18"/>
                 <w:color w:val="000000"/>
               </w:rPr>
-              <w:t xml:space="preserve">269</w:t>
+              <w:t xml:space="preserve">283</w:t>
             </w:r>
           </w:p>
         </w:tc>
@@ -662,7 +662,7 @@
                 <w:szCs w:val="18"/>
                 <w:color w:val="000000"/>
               </w:rPr>
-              <w:t xml:space="preserve">130</w:t>
+              <w:t xml:space="preserve">128</w:t>
             </w:r>
           </w:p>
         </w:tc>
@@ -715,7 +715,7 @@
                 <w:szCs w:val="18"/>
                 <w:color w:val="000000"/>
               </w:rPr>
-              <w:t xml:space="preserve">61</w:t>
+              <w:t xml:space="preserve">63</w:t>
             </w:r>
           </w:p>
         </w:tc>
@@ -1039,113 +1039,113 @@
                 <w:szCs w:val="18"/>
                 <w:color w:val="000000"/>
               </w:rPr>
-              <w:t xml:space="preserve">24 (8.9)</w:t>
-            </w:r>
-          </w:p>
-        </w:tc>
-        <w:tc>
-          <w:tcPr>
-            <w:tcBorders>
-              <w:bottom w:val="single" w:sz="6" w:space="0" w:color="666666"/>
-              <w:top w:val="single" w:sz="6" w:space="0" w:color="666666"/>
-              <w:left w:val="none" w:sz="0" w:space="0" w:color="000000"/>
-              <w:right w:val="none" w:sz="0" w:space="0" w:color="000000"/>
-            </w:tcBorders>
-            <w:shd w:val="clear" w:color="auto" w:fill="FFFFFF"/>
-            <w:tcMar>
-              <w:top w:w="0" w:type="dxa"/>
-              <w:bottom w:w="0" w:type="dxa"/>
-              <w:left w:w="0" w:type="dxa"/>
-              <w:right w:w="0" w:type="dxa"/>
-            </w:tcMar>
-            <w:vAlign w:val="center"/>
-          </w:tcPr>
-          <w:p>
-            <w:pPr>
-              <w:pStyle w:val="Normal"/>
-              <w:jc w:val="left"/>
-              <w:pBdr>
-                <w:bottom w:val="none" w:sz="0" w:space="0" w:color="000000"/>
-                <w:top w:val="none" w:sz="0" w:space="0" w:color="000000"/>
-                <w:left w:val="none" w:sz="0" w:space="0" w:color="000000"/>
-                <w:right w:val="none" w:sz="0" w:space="0" w:color="000000"/>
-              </w:pBdr>
-              <w:spacing w:after="100" w:before="100" w:line="240"/>
-              <w:ind w:left="100" w:right="100" w:firstLine="0" w:firstLineChars="0"/>
-              <w:rPr>
-                <w:rFonts w:ascii="Arial" w:hAnsi="Arial" w:eastAsia="Arial" w:cs="Arial"/>
-                <w:i w:val="false"/>
-                <w:b w:val="false"/>
-                <w:u w:val="none"/>
-                <w:sz w:val="18"/>
-                <w:szCs w:val="18"/>
-                <w:color w:val="000000"/>
-              </w:rPr>
-            </w:pPr>
-            <w:r>
-              <w:rPr>
-                <w:rFonts w:ascii="Arial" w:hAnsi="Arial" w:eastAsia="Arial" w:cs="Arial"/>
-                <w:i w:val="false"/>
-                <w:b w:val="false"/>
-                <w:u w:val="none"/>
-                <w:sz w:val="18"/>
-                <w:szCs w:val="18"/>
-                <w:color w:val="000000"/>
-              </w:rPr>
-              <w:t xml:space="preserve">13 (10.0)</w:t>
-            </w:r>
-          </w:p>
-        </w:tc>
-        <w:tc>
-          <w:tcPr>
-            <w:tcBorders>
-              <w:bottom w:val="single" w:sz="6" w:space="0" w:color="666666"/>
-              <w:top w:val="single" w:sz="6" w:space="0" w:color="666666"/>
-              <w:left w:val="none" w:sz="0" w:space="0" w:color="000000"/>
-              <w:right w:val="none" w:sz="0" w:space="0" w:color="000000"/>
-            </w:tcBorders>
-            <w:shd w:val="clear" w:color="auto" w:fill="FFFFFF"/>
-            <w:tcMar>
-              <w:top w:w="0" w:type="dxa"/>
-              <w:bottom w:w="0" w:type="dxa"/>
-              <w:left w:w="0" w:type="dxa"/>
-              <w:right w:w="0" w:type="dxa"/>
-            </w:tcMar>
-            <w:vAlign w:val="center"/>
-          </w:tcPr>
-          <w:p>
-            <w:pPr>
-              <w:pStyle w:val="Normal"/>
-              <w:jc w:val="left"/>
-              <w:pBdr>
-                <w:bottom w:val="none" w:sz="0" w:space="0" w:color="000000"/>
-                <w:top w:val="none" w:sz="0" w:space="0" w:color="000000"/>
-                <w:left w:val="none" w:sz="0" w:space="0" w:color="000000"/>
-                <w:right w:val="none" w:sz="0" w:space="0" w:color="000000"/>
-              </w:pBdr>
-              <w:spacing w:after="100" w:before="100" w:line="240"/>
-              <w:ind w:left="100" w:right="100" w:firstLine="0" w:firstLineChars="0"/>
-              <w:rPr>
-                <w:rFonts w:ascii="Arial" w:hAnsi="Arial" w:eastAsia="Arial" w:cs="Arial"/>
-                <w:i w:val="false"/>
-                <w:b w:val="false"/>
-                <w:u w:val="none"/>
-                <w:sz w:val="18"/>
-                <w:szCs w:val="18"/>
-                <w:color w:val="000000"/>
-              </w:rPr>
-            </w:pPr>
-            <w:r>
-              <w:rPr>
-                <w:rFonts w:ascii="Arial" w:hAnsi="Arial" w:eastAsia="Arial" w:cs="Arial"/>
-                <w:i w:val="false"/>
-                <w:b w:val="false"/>
-                <w:u w:val="none"/>
-                <w:sz w:val="18"/>
-                <w:szCs w:val="18"/>
-                <w:color w:val="000000"/>
-              </w:rPr>
-              <w:t xml:space="preserve">17 (27.9)</w:t>
+              <w:t xml:space="preserve">27 (9.5)</w:t>
+            </w:r>
+          </w:p>
+        </w:tc>
+        <w:tc>
+          <w:tcPr>
+            <w:tcBorders>
+              <w:bottom w:val="single" w:sz="6" w:space="0" w:color="666666"/>
+              <w:top w:val="single" w:sz="6" w:space="0" w:color="666666"/>
+              <w:left w:val="none" w:sz="0" w:space="0" w:color="000000"/>
+              <w:right w:val="none" w:sz="0" w:space="0" w:color="000000"/>
+            </w:tcBorders>
+            <w:shd w:val="clear" w:color="auto" w:fill="FFFFFF"/>
+            <w:tcMar>
+              <w:top w:w="0" w:type="dxa"/>
+              <w:bottom w:w="0" w:type="dxa"/>
+              <w:left w:w="0" w:type="dxa"/>
+              <w:right w:w="0" w:type="dxa"/>
+            </w:tcMar>
+            <w:vAlign w:val="center"/>
+          </w:tcPr>
+          <w:p>
+            <w:pPr>
+              <w:pStyle w:val="Normal"/>
+              <w:jc w:val="left"/>
+              <w:pBdr>
+                <w:bottom w:val="none" w:sz="0" w:space="0" w:color="000000"/>
+                <w:top w:val="none" w:sz="0" w:space="0" w:color="000000"/>
+                <w:left w:val="none" w:sz="0" w:space="0" w:color="000000"/>
+                <w:right w:val="none" w:sz="0" w:space="0" w:color="000000"/>
+              </w:pBdr>
+              <w:spacing w:after="100" w:before="100" w:line="240"/>
+              <w:ind w:left="100" w:right="100" w:firstLine="0" w:firstLineChars="0"/>
+              <w:rPr>
+                <w:rFonts w:ascii="Arial" w:hAnsi="Arial" w:eastAsia="Arial" w:cs="Arial"/>
+                <w:i w:val="false"/>
+                <w:b w:val="false"/>
+                <w:u w:val="none"/>
+                <w:sz w:val="18"/>
+                <w:szCs w:val="18"/>
+                <w:color w:val="000000"/>
+              </w:rPr>
+            </w:pPr>
+            <w:r>
+              <w:rPr>
+                <w:rFonts w:ascii="Arial" w:hAnsi="Arial" w:eastAsia="Arial" w:cs="Arial"/>
+                <w:i w:val="false"/>
+                <w:b w:val="false"/>
+                <w:u w:val="none"/>
+                <w:sz w:val="18"/>
+                <w:szCs w:val="18"/>
+                <w:color w:val="000000"/>
+              </w:rPr>
+              <w:t xml:space="preserve">13 (10.2)</w:t>
+            </w:r>
+          </w:p>
+        </w:tc>
+        <w:tc>
+          <w:tcPr>
+            <w:tcBorders>
+              <w:bottom w:val="single" w:sz="6" w:space="0" w:color="666666"/>
+              <w:top w:val="single" w:sz="6" w:space="0" w:color="666666"/>
+              <w:left w:val="none" w:sz="0" w:space="0" w:color="000000"/>
+              <w:right w:val="none" w:sz="0" w:space="0" w:color="000000"/>
+            </w:tcBorders>
+            <w:shd w:val="clear" w:color="auto" w:fill="FFFFFF"/>
+            <w:tcMar>
+              <w:top w:w="0" w:type="dxa"/>
+              <w:bottom w:w="0" w:type="dxa"/>
+              <w:left w:w="0" w:type="dxa"/>
+              <w:right w:w="0" w:type="dxa"/>
+            </w:tcMar>
+            <w:vAlign w:val="center"/>
+          </w:tcPr>
+          <w:p>
+            <w:pPr>
+              <w:pStyle w:val="Normal"/>
+              <w:jc w:val="left"/>
+              <w:pBdr>
+                <w:bottom w:val="none" w:sz="0" w:space="0" w:color="000000"/>
+                <w:top w:val="none" w:sz="0" w:space="0" w:color="000000"/>
+                <w:left w:val="none" w:sz="0" w:space="0" w:color="000000"/>
+                <w:right w:val="none" w:sz="0" w:space="0" w:color="000000"/>
+              </w:pBdr>
+              <w:spacing w:after="100" w:before="100" w:line="240"/>
+              <w:ind w:left="100" w:right="100" w:firstLine="0" w:firstLineChars="0"/>
+              <w:rPr>
+                <w:rFonts w:ascii="Arial" w:hAnsi="Arial" w:eastAsia="Arial" w:cs="Arial"/>
+                <w:i w:val="false"/>
+                <w:b w:val="false"/>
+                <w:u w:val="none"/>
+                <w:sz w:val="18"/>
+                <w:szCs w:val="18"/>
+                <w:color w:val="000000"/>
+              </w:rPr>
+            </w:pPr>
+            <w:r>
+              <w:rPr>
+                <w:rFonts w:ascii="Arial" w:hAnsi="Arial" w:eastAsia="Arial" w:cs="Arial"/>
+                <w:i w:val="false"/>
+                <w:b w:val="false"/>
+                <w:u w:val="none"/>
+                <w:sz w:val="18"/>
+                <w:szCs w:val="18"/>
+                <w:color w:val="000000"/>
+              </w:rPr>
+              <w:t xml:space="preserve">18 (28.6)</w:t>
             </w:r>
           </w:p>
         </w:tc>
@@ -1304,7 +1304,7 @@
                 <w:szCs w:val="18"/>
                 <w:color w:val="000000"/>
               </w:rPr>
-              <w:t xml:space="preserve">0.838</w:t>
+              <w:t xml:space="preserve">0.684</w:t>
             </w:r>
           </w:p>
         </w:tc>
@@ -1469,113 +1469,113 @@
                 <w:szCs w:val="18"/>
                 <w:color w:val="000000"/>
               </w:rPr>
-              <w:t xml:space="preserve">140 (52.0)</w:t>
-            </w:r>
-          </w:p>
-        </w:tc>
-        <w:tc>
-          <w:tcPr>
-            <w:tcBorders>
-              <w:bottom w:val="single" w:sz="6" w:space="0" w:color="666666"/>
-              <w:top w:val="single" w:sz="6" w:space="0" w:color="666666"/>
-              <w:left w:val="none" w:sz="0" w:space="0" w:color="000000"/>
-              <w:right w:val="none" w:sz="0" w:space="0" w:color="000000"/>
-            </w:tcBorders>
-            <w:shd w:val="clear" w:color="auto" w:fill="FFFFFF"/>
-            <w:tcMar>
-              <w:top w:w="0" w:type="dxa"/>
-              <w:bottom w:w="0" w:type="dxa"/>
-              <w:left w:w="0" w:type="dxa"/>
-              <w:right w:w="0" w:type="dxa"/>
-            </w:tcMar>
-            <w:vAlign w:val="center"/>
-          </w:tcPr>
-          <w:p>
-            <w:pPr>
-              <w:pStyle w:val="Normal"/>
-              <w:jc w:val="left"/>
-              <w:pBdr>
-                <w:bottom w:val="none" w:sz="0" w:space="0" w:color="000000"/>
-                <w:top w:val="none" w:sz="0" w:space="0" w:color="000000"/>
-                <w:left w:val="none" w:sz="0" w:space="0" w:color="000000"/>
-                <w:right w:val="none" w:sz="0" w:space="0" w:color="000000"/>
-              </w:pBdr>
-              <w:spacing w:after="100" w:before="100" w:line="240"/>
-              <w:ind w:left="100" w:right="100" w:firstLine="0" w:firstLineChars="0"/>
-              <w:rPr>
-                <w:rFonts w:ascii="Arial" w:hAnsi="Arial" w:eastAsia="Arial" w:cs="Arial"/>
-                <w:i w:val="false"/>
-                <w:b w:val="false"/>
-                <w:u w:val="none"/>
-                <w:sz w:val="18"/>
-                <w:szCs w:val="18"/>
-                <w:color w:val="000000"/>
-              </w:rPr>
-            </w:pPr>
-            <w:r>
-              <w:rPr>
-                <w:rFonts w:ascii="Arial" w:hAnsi="Arial" w:eastAsia="Arial" w:cs="Arial"/>
-                <w:i w:val="false"/>
-                <w:b w:val="false"/>
-                <w:u w:val="none"/>
-                <w:sz w:val="18"/>
-                <w:szCs w:val="18"/>
-                <w:color w:val="000000"/>
-              </w:rPr>
-              <w:t xml:space="preserve">70 (53.8)</w:t>
-            </w:r>
-          </w:p>
-        </w:tc>
-        <w:tc>
-          <w:tcPr>
-            <w:tcBorders>
-              <w:bottom w:val="single" w:sz="6" w:space="0" w:color="666666"/>
-              <w:top w:val="single" w:sz="6" w:space="0" w:color="666666"/>
-              <w:left w:val="none" w:sz="0" w:space="0" w:color="000000"/>
-              <w:right w:val="none" w:sz="0" w:space="0" w:color="000000"/>
-            </w:tcBorders>
-            <w:shd w:val="clear" w:color="auto" w:fill="FFFFFF"/>
-            <w:tcMar>
-              <w:top w:w="0" w:type="dxa"/>
-              <w:bottom w:w="0" w:type="dxa"/>
-              <w:left w:w="0" w:type="dxa"/>
-              <w:right w:w="0" w:type="dxa"/>
-            </w:tcMar>
-            <w:vAlign w:val="center"/>
-          </w:tcPr>
-          <w:p>
-            <w:pPr>
-              <w:pStyle w:val="Normal"/>
-              <w:jc w:val="left"/>
-              <w:pBdr>
-                <w:bottom w:val="none" w:sz="0" w:space="0" w:color="000000"/>
-                <w:top w:val="none" w:sz="0" w:space="0" w:color="000000"/>
-                <w:left w:val="none" w:sz="0" w:space="0" w:color="000000"/>
-                <w:right w:val="none" w:sz="0" w:space="0" w:color="000000"/>
-              </w:pBdr>
-              <w:spacing w:after="100" w:before="100" w:line="240"/>
-              <w:ind w:left="100" w:right="100" w:firstLine="0" w:firstLineChars="0"/>
-              <w:rPr>
-                <w:rFonts w:ascii="Arial" w:hAnsi="Arial" w:eastAsia="Arial" w:cs="Arial"/>
-                <w:i w:val="false"/>
-                <w:b w:val="false"/>
-                <w:u w:val="none"/>
-                <w:sz w:val="18"/>
-                <w:szCs w:val="18"/>
-                <w:color w:val="000000"/>
-              </w:rPr>
-            </w:pPr>
-            <w:r>
-              <w:rPr>
-                <w:rFonts w:ascii="Arial" w:hAnsi="Arial" w:eastAsia="Arial" w:cs="Arial"/>
-                <w:i w:val="false"/>
-                <w:b w:val="false"/>
-                <w:u w:val="none"/>
-                <w:sz w:val="18"/>
-                <w:szCs w:val="18"/>
-                <w:color w:val="000000"/>
-              </w:rPr>
-              <w:t xml:space="preserve">26 (42.6)</w:t>
+              <w:t xml:space="preserve">146 (51.6)</w:t>
+            </w:r>
+          </w:p>
+        </w:tc>
+        <w:tc>
+          <w:tcPr>
+            <w:tcBorders>
+              <w:bottom w:val="single" w:sz="6" w:space="0" w:color="666666"/>
+              <w:top w:val="single" w:sz="6" w:space="0" w:color="666666"/>
+              <w:left w:val="none" w:sz="0" w:space="0" w:color="000000"/>
+              <w:right w:val="none" w:sz="0" w:space="0" w:color="000000"/>
+            </w:tcBorders>
+            <w:shd w:val="clear" w:color="auto" w:fill="FFFFFF"/>
+            <w:tcMar>
+              <w:top w:w="0" w:type="dxa"/>
+              <w:bottom w:w="0" w:type="dxa"/>
+              <w:left w:w="0" w:type="dxa"/>
+              <w:right w:w="0" w:type="dxa"/>
+            </w:tcMar>
+            <w:vAlign w:val="center"/>
+          </w:tcPr>
+          <w:p>
+            <w:pPr>
+              <w:pStyle w:val="Normal"/>
+              <w:jc w:val="left"/>
+              <w:pBdr>
+                <w:bottom w:val="none" w:sz="0" w:space="0" w:color="000000"/>
+                <w:top w:val="none" w:sz="0" w:space="0" w:color="000000"/>
+                <w:left w:val="none" w:sz="0" w:space="0" w:color="000000"/>
+                <w:right w:val="none" w:sz="0" w:space="0" w:color="000000"/>
+              </w:pBdr>
+              <w:spacing w:after="100" w:before="100" w:line="240"/>
+              <w:ind w:left="100" w:right="100" w:firstLine="0" w:firstLineChars="0"/>
+              <w:rPr>
+                <w:rFonts w:ascii="Arial" w:hAnsi="Arial" w:eastAsia="Arial" w:cs="Arial"/>
+                <w:i w:val="false"/>
+                <w:b w:val="false"/>
+                <w:u w:val="none"/>
+                <w:sz w:val="18"/>
+                <w:szCs w:val="18"/>
+                <w:color w:val="000000"/>
+              </w:rPr>
+            </w:pPr>
+            <w:r>
+              <w:rPr>
+                <w:rFonts w:ascii="Arial" w:hAnsi="Arial" w:eastAsia="Arial" w:cs="Arial"/>
+                <w:i w:val="false"/>
+                <w:b w:val="false"/>
+                <w:u w:val="none"/>
+                <w:sz w:val="18"/>
+                <w:szCs w:val="18"/>
+                <w:color w:val="000000"/>
+              </w:rPr>
+              <w:t xml:space="preserve">71 (55.5)</w:t>
+            </w:r>
+          </w:p>
+        </w:tc>
+        <w:tc>
+          <w:tcPr>
+            <w:tcBorders>
+              <w:bottom w:val="single" w:sz="6" w:space="0" w:color="666666"/>
+              <w:top w:val="single" w:sz="6" w:space="0" w:color="666666"/>
+              <w:left w:val="none" w:sz="0" w:space="0" w:color="000000"/>
+              <w:right w:val="none" w:sz="0" w:space="0" w:color="000000"/>
+            </w:tcBorders>
+            <w:shd w:val="clear" w:color="auto" w:fill="FFFFFF"/>
+            <w:tcMar>
+              <w:top w:w="0" w:type="dxa"/>
+              <w:bottom w:w="0" w:type="dxa"/>
+              <w:left w:w="0" w:type="dxa"/>
+              <w:right w:w="0" w:type="dxa"/>
+            </w:tcMar>
+            <w:vAlign w:val="center"/>
+          </w:tcPr>
+          <w:p>
+            <w:pPr>
+              <w:pStyle w:val="Normal"/>
+              <w:jc w:val="left"/>
+              <w:pBdr>
+                <w:bottom w:val="none" w:sz="0" w:space="0" w:color="000000"/>
+                <w:top w:val="none" w:sz="0" w:space="0" w:color="000000"/>
+                <w:left w:val="none" w:sz="0" w:space="0" w:color="000000"/>
+                <w:right w:val="none" w:sz="0" w:space="0" w:color="000000"/>
+              </w:pBdr>
+              <w:spacing w:after="100" w:before="100" w:line="240"/>
+              <w:ind w:left="100" w:right="100" w:firstLine="0" w:firstLineChars="0"/>
+              <w:rPr>
+                <w:rFonts w:ascii="Arial" w:hAnsi="Arial" w:eastAsia="Arial" w:cs="Arial"/>
+                <w:i w:val="false"/>
+                <w:b w:val="false"/>
+                <w:u w:val="none"/>
+                <w:sz w:val="18"/>
+                <w:szCs w:val="18"/>
+                <w:color w:val="000000"/>
+              </w:rPr>
+            </w:pPr>
+            <w:r>
+              <w:rPr>
+                <w:rFonts w:ascii="Arial" w:hAnsi="Arial" w:eastAsia="Arial" w:cs="Arial"/>
+                <w:i w:val="false"/>
+                <w:b w:val="false"/>
+                <w:u w:val="none"/>
+                <w:sz w:val="18"/>
+                <w:szCs w:val="18"/>
+                <w:color w:val="000000"/>
+              </w:rPr>
+              <w:t xml:space="preserve">27 (42.9)</w:t>
             </w:r>
           </w:p>
         </w:tc>
@@ -1899,113 +1899,113 @@
                 <w:szCs w:val="18"/>
                 <w:color w:val="000000"/>
               </w:rPr>
-              <w:t xml:space="preserve">105 (39.0)</w:t>
-            </w:r>
-          </w:p>
-        </w:tc>
-        <w:tc>
-          <w:tcPr>
-            <w:tcBorders>
-              <w:bottom w:val="single" w:sz="6" w:space="0" w:color="666666"/>
-              <w:top w:val="single" w:sz="6" w:space="0" w:color="666666"/>
-              <w:left w:val="none" w:sz="0" w:space="0" w:color="000000"/>
-              <w:right w:val="none" w:sz="0" w:space="0" w:color="000000"/>
-            </w:tcBorders>
-            <w:shd w:val="clear" w:color="auto" w:fill="FFFFFF"/>
-            <w:tcMar>
-              <w:top w:w="0" w:type="dxa"/>
-              <w:bottom w:w="0" w:type="dxa"/>
-              <w:left w:w="0" w:type="dxa"/>
-              <w:right w:w="0" w:type="dxa"/>
-            </w:tcMar>
-            <w:vAlign w:val="center"/>
-          </w:tcPr>
-          <w:p>
-            <w:pPr>
-              <w:pStyle w:val="Normal"/>
-              <w:jc w:val="left"/>
-              <w:pBdr>
-                <w:bottom w:val="none" w:sz="0" w:space="0" w:color="000000"/>
-                <w:top w:val="none" w:sz="0" w:space="0" w:color="000000"/>
-                <w:left w:val="none" w:sz="0" w:space="0" w:color="000000"/>
-                <w:right w:val="none" w:sz="0" w:space="0" w:color="000000"/>
-              </w:pBdr>
-              <w:spacing w:after="100" w:before="100" w:line="240"/>
-              <w:ind w:left="100" w:right="100" w:firstLine="0" w:firstLineChars="0"/>
-              <w:rPr>
-                <w:rFonts w:ascii="Arial" w:hAnsi="Arial" w:eastAsia="Arial" w:cs="Arial"/>
-                <w:i w:val="false"/>
-                <w:b w:val="false"/>
-                <w:u w:val="none"/>
-                <w:sz w:val="18"/>
-                <w:szCs w:val="18"/>
-                <w:color w:val="000000"/>
-              </w:rPr>
-            </w:pPr>
-            <w:r>
-              <w:rPr>
-                <w:rFonts w:ascii="Arial" w:hAnsi="Arial" w:eastAsia="Arial" w:cs="Arial"/>
-                <w:i w:val="false"/>
-                <w:b w:val="false"/>
-                <w:u w:val="none"/>
-                <w:sz w:val="18"/>
-                <w:szCs w:val="18"/>
-                <w:color w:val="000000"/>
-              </w:rPr>
-              <w:t xml:space="preserve">47 (36.2)</w:t>
-            </w:r>
-          </w:p>
-        </w:tc>
-        <w:tc>
-          <w:tcPr>
-            <w:tcBorders>
-              <w:bottom w:val="single" w:sz="6" w:space="0" w:color="666666"/>
-              <w:top w:val="single" w:sz="6" w:space="0" w:color="666666"/>
-              <w:left w:val="none" w:sz="0" w:space="0" w:color="000000"/>
-              <w:right w:val="none" w:sz="0" w:space="0" w:color="000000"/>
-            </w:tcBorders>
-            <w:shd w:val="clear" w:color="auto" w:fill="FFFFFF"/>
-            <w:tcMar>
-              <w:top w:w="0" w:type="dxa"/>
-              <w:bottom w:w="0" w:type="dxa"/>
-              <w:left w:w="0" w:type="dxa"/>
-              <w:right w:w="0" w:type="dxa"/>
-            </w:tcMar>
-            <w:vAlign w:val="center"/>
-          </w:tcPr>
-          <w:p>
-            <w:pPr>
-              <w:pStyle w:val="Normal"/>
-              <w:jc w:val="left"/>
-              <w:pBdr>
-                <w:bottom w:val="none" w:sz="0" w:space="0" w:color="000000"/>
-                <w:top w:val="none" w:sz="0" w:space="0" w:color="000000"/>
-                <w:left w:val="none" w:sz="0" w:space="0" w:color="000000"/>
-                <w:right w:val="none" w:sz="0" w:space="0" w:color="000000"/>
-              </w:pBdr>
-              <w:spacing w:after="100" w:before="100" w:line="240"/>
-              <w:ind w:left="100" w:right="100" w:firstLine="0" w:firstLineChars="0"/>
-              <w:rPr>
-                <w:rFonts w:ascii="Arial" w:hAnsi="Arial" w:eastAsia="Arial" w:cs="Arial"/>
-                <w:i w:val="false"/>
-                <w:b w:val="false"/>
-                <w:u w:val="none"/>
-                <w:sz w:val="18"/>
-                <w:szCs w:val="18"/>
-                <w:color w:val="000000"/>
-              </w:rPr>
-            </w:pPr>
-            <w:r>
-              <w:rPr>
-                <w:rFonts w:ascii="Arial" w:hAnsi="Arial" w:eastAsia="Arial" w:cs="Arial"/>
-                <w:i w:val="false"/>
-                <w:b w:val="false"/>
-                <w:u w:val="none"/>
-                <w:sz w:val="18"/>
-                <w:szCs w:val="18"/>
-                <w:color w:val="000000"/>
-              </w:rPr>
-              <w:t xml:space="preserve">18 (29.5)</w:t>
+              <w:t xml:space="preserve">110 (38.9)</w:t>
+            </w:r>
+          </w:p>
+        </w:tc>
+        <w:tc>
+          <w:tcPr>
+            <w:tcBorders>
+              <w:bottom w:val="single" w:sz="6" w:space="0" w:color="666666"/>
+              <w:top w:val="single" w:sz="6" w:space="0" w:color="666666"/>
+              <w:left w:val="none" w:sz="0" w:space="0" w:color="000000"/>
+              <w:right w:val="none" w:sz="0" w:space="0" w:color="000000"/>
+            </w:tcBorders>
+            <w:shd w:val="clear" w:color="auto" w:fill="FFFFFF"/>
+            <w:tcMar>
+              <w:top w:w="0" w:type="dxa"/>
+              <w:bottom w:w="0" w:type="dxa"/>
+              <w:left w:w="0" w:type="dxa"/>
+              <w:right w:w="0" w:type="dxa"/>
+            </w:tcMar>
+            <w:vAlign w:val="center"/>
+          </w:tcPr>
+          <w:p>
+            <w:pPr>
+              <w:pStyle w:val="Normal"/>
+              <w:jc w:val="left"/>
+              <w:pBdr>
+                <w:bottom w:val="none" w:sz="0" w:space="0" w:color="000000"/>
+                <w:top w:val="none" w:sz="0" w:space="0" w:color="000000"/>
+                <w:left w:val="none" w:sz="0" w:space="0" w:color="000000"/>
+                <w:right w:val="none" w:sz="0" w:space="0" w:color="000000"/>
+              </w:pBdr>
+              <w:spacing w:after="100" w:before="100" w:line="240"/>
+              <w:ind w:left="100" w:right="100" w:firstLine="0" w:firstLineChars="0"/>
+              <w:rPr>
+                <w:rFonts w:ascii="Arial" w:hAnsi="Arial" w:eastAsia="Arial" w:cs="Arial"/>
+                <w:i w:val="false"/>
+                <w:b w:val="false"/>
+                <w:u w:val="none"/>
+                <w:sz w:val="18"/>
+                <w:szCs w:val="18"/>
+                <w:color w:val="000000"/>
+              </w:rPr>
+            </w:pPr>
+            <w:r>
+              <w:rPr>
+                <w:rFonts w:ascii="Arial" w:hAnsi="Arial" w:eastAsia="Arial" w:cs="Arial"/>
+                <w:i w:val="false"/>
+                <w:b w:val="false"/>
+                <w:u w:val="none"/>
+                <w:sz w:val="18"/>
+                <w:szCs w:val="18"/>
+                <w:color w:val="000000"/>
+              </w:rPr>
+              <w:t xml:space="preserve">44 (34.4)</w:t>
+            </w:r>
+          </w:p>
+        </w:tc>
+        <w:tc>
+          <w:tcPr>
+            <w:tcBorders>
+              <w:bottom w:val="single" w:sz="6" w:space="0" w:color="666666"/>
+              <w:top w:val="single" w:sz="6" w:space="0" w:color="666666"/>
+              <w:left w:val="none" w:sz="0" w:space="0" w:color="000000"/>
+              <w:right w:val="none" w:sz="0" w:space="0" w:color="000000"/>
+            </w:tcBorders>
+            <w:shd w:val="clear" w:color="auto" w:fill="FFFFFF"/>
+            <w:tcMar>
+              <w:top w:w="0" w:type="dxa"/>
+              <w:bottom w:w="0" w:type="dxa"/>
+              <w:left w:w="0" w:type="dxa"/>
+              <w:right w:w="0" w:type="dxa"/>
+            </w:tcMar>
+            <w:vAlign w:val="center"/>
+          </w:tcPr>
+          <w:p>
+            <w:pPr>
+              <w:pStyle w:val="Normal"/>
+              <w:jc w:val="left"/>
+              <w:pBdr>
+                <w:bottom w:val="none" w:sz="0" w:space="0" w:color="000000"/>
+                <w:top w:val="none" w:sz="0" w:space="0" w:color="000000"/>
+                <w:left w:val="none" w:sz="0" w:space="0" w:color="000000"/>
+                <w:right w:val="none" w:sz="0" w:space="0" w:color="000000"/>
+              </w:pBdr>
+              <w:spacing w:after="100" w:before="100" w:line="240"/>
+              <w:ind w:left="100" w:right="100" w:firstLine="0" w:firstLineChars="0"/>
+              <w:rPr>
+                <w:rFonts w:ascii="Arial" w:hAnsi="Arial" w:eastAsia="Arial" w:cs="Arial"/>
+                <w:i w:val="false"/>
+                <w:b w:val="false"/>
+                <w:u w:val="none"/>
+                <w:sz w:val="18"/>
+                <w:szCs w:val="18"/>
+                <w:color w:val="000000"/>
+              </w:rPr>
+            </w:pPr>
+            <w:r>
+              <w:rPr>
+                <w:rFonts w:ascii="Arial" w:hAnsi="Arial" w:eastAsia="Arial" w:cs="Arial"/>
+                <w:i w:val="false"/>
+                <w:b w:val="false"/>
+                <w:u w:val="none"/>
+                <w:sz w:val="18"/>
+                <w:szCs w:val="18"/>
+                <w:color w:val="000000"/>
+              </w:rPr>
+              <w:t xml:space="preserve">18 (28.6)</w:t>
             </w:r>
           </w:p>
         </w:tc>
@@ -2488,7 +2488,7 @@
                 <w:szCs w:val="18"/>
                 <w:color w:val="000000"/>
               </w:rPr>
-              <w:t xml:space="preserve">0.146</w:t>
+              <w:t xml:space="preserve">0.151</w:t>
             </w:r>
           </w:p>
         </w:tc>
@@ -2594,7 +2594,7 @@
                 <w:szCs w:val="18"/>
                 <w:color w:val="000000"/>
               </w:rPr>
-              <w:t xml:space="preserve">0.466</w:t>
+              <w:t xml:space="preserve">0.473</w:t>
             </w:r>
           </w:p>
         </w:tc>
@@ -2759,113 +2759,113 @@
                 <w:szCs w:val="18"/>
                 <w:color w:val="000000"/>
               </w:rPr>
-              <w:t xml:space="preserve">259 (96.3)</w:t>
-            </w:r>
-          </w:p>
-        </w:tc>
-        <w:tc>
-          <w:tcPr>
-            <w:tcBorders>
-              <w:bottom w:val="single" w:sz="6" w:space="0" w:color="666666"/>
-              <w:top w:val="single" w:sz="6" w:space="0" w:color="666666"/>
-              <w:left w:val="none" w:sz="0" w:space="0" w:color="000000"/>
-              <w:right w:val="none" w:sz="0" w:space="0" w:color="000000"/>
-            </w:tcBorders>
-            <w:shd w:val="clear" w:color="auto" w:fill="FFFFFF"/>
-            <w:tcMar>
-              <w:top w:w="0" w:type="dxa"/>
-              <w:bottom w:w="0" w:type="dxa"/>
-              <w:left w:w="0" w:type="dxa"/>
-              <w:right w:w="0" w:type="dxa"/>
-            </w:tcMar>
-            <w:vAlign w:val="center"/>
-          </w:tcPr>
-          <w:p>
-            <w:pPr>
-              <w:pStyle w:val="Normal"/>
-              <w:jc w:val="left"/>
-              <w:pBdr>
-                <w:bottom w:val="none" w:sz="0" w:space="0" w:color="000000"/>
-                <w:top w:val="none" w:sz="0" w:space="0" w:color="000000"/>
-                <w:left w:val="none" w:sz="0" w:space="0" w:color="000000"/>
-                <w:right w:val="none" w:sz="0" w:space="0" w:color="000000"/>
-              </w:pBdr>
-              <w:spacing w:after="100" w:before="100" w:line="240"/>
-              <w:ind w:left="100" w:right="100" w:firstLine="0" w:firstLineChars="0"/>
-              <w:rPr>
-                <w:rFonts w:ascii="Arial" w:hAnsi="Arial" w:eastAsia="Arial" w:cs="Arial"/>
-                <w:i w:val="false"/>
-                <w:b w:val="false"/>
-                <w:u w:val="none"/>
-                <w:sz w:val="18"/>
-                <w:szCs w:val="18"/>
-                <w:color w:val="000000"/>
-              </w:rPr>
-            </w:pPr>
-            <w:r>
-              <w:rPr>
-                <w:rFonts w:ascii="Arial" w:hAnsi="Arial" w:eastAsia="Arial" w:cs="Arial"/>
-                <w:i w:val="false"/>
-                <w:b w:val="false"/>
-                <w:u w:val="none"/>
-                <w:sz w:val="18"/>
-                <w:szCs w:val="18"/>
-                <w:color w:val="000000"/>
-              </w:rPr>
-              <w:t xml:space="preserve">126 (96.9)</w:t>
-            </w:r>
-          </w:p>
-        </w:tc>
-        <w:tc>
-          <w:tcPr>
-            <w:tcBorders>
-              <w:bottom w:val="single" w:sz="6" w:space="0" w:color="666666"/>
-              <w:top w:val="single" w:sz="6" w:space="0" w:color="666666"/>
-              <w:left w:val="none" w:sz="0" w:space="0" w:color="000000"/>
-              <w:right w:val="none" w:sz="0" w:space="0" w:color="000000"/>
-            </w:tcBorders>
-            <w:shd w:val="clear" w:color="auto" w:fill="FFFFFF"/>
-            <w:tcMar>
-              <w:top w:w="0" w:type="dxa"/>
-              <w:bottom w:w="0" w:type="dxa"/>
-              <w:left w:w="0" w:type="dxa"/>
-              <w:right w:w="0" w:type="dxa"/>
-            </w:tcMar>
-            <w:vAlign w:val="center"/>
-          </w:tcPr>
-          <w:p>
-            <w:pPr>
-              <w:pStyle w:val="Normal"/>
-              <w:jc w:val="left"/>
-              <w:pBdr>
-                <w:bottom w:val="none" w:sz="0" w:space="0" w:color="000000"/>
-                <w:top w:val="none" w:sz="0" w:space="0" w:color="000000"/>
-                <w:left w:val="none" w:sz="0" w:space="0" w:color="000000"/>
-                <w:right w:val="none" w:sz="0" w:space="0" w:color="000000"/>
-              </w:pBdr>
-              <w:spacing w:after="100" w:before="100" w:line="240"/>
-              <w:ind w:left="100" w:right="100" w:firstLine="0" w:firstLineChars="0"/>
-              <w:rPr>
-                <w:rFonts w:ascii="Arial" w:hAnsi="Arial" w:eastAsia="Arial" w:cs="Arial"/>
-                <w:i w:val="false"/>
-                <w:b w:val="false"/>
-                <w:u w:val="none"/>
-                <w:sz w:val="18"/>
-                <w:szCs w:val="18"/>
-                <w:color w:val="000000"/>
-              </w:rPr>
-            </w:pPr>
-            <w:r>
-              <w:rPr>
-                <w:rFonts w:ascii="Arial" w:hAnsi="Arial" w:eastAsia="Arial" w:cs="Arial"/>
-                <w:i w:val="false"/>
-                <w:b w:val="false"/>
-                <w:u w:val="none"/>
-                <w:sz w:val="18"/>
-                <w:szCs w:val="18"/>
-                <w:color w:val="000000"/>
-              </w:rPr>
-              <w:t xml:space="preserve">56 (91.8)</w:t>
+              <w:t xml:space="preserve">273 (96.5)</w:t>
+            </w:r>
+          </w:p>
+        </w:tc>
+        <w:tc>
+          <w:tcPr>
+            <w:tcBorders>
+              <w:bottom w:val="single" w:sz="6" w:space="0" w:color="666666"/>
+              <w:top w:val="single" w:sz="6" w:space="0" w:color="666666"/>
+              <w:left w:val="none" w:sz="0" w:space="0" w:color="000000"/>
+              <w:right w:val="none" w:sz="0" w:space="0" w:color="000000"/>
+            </w:tcBorders>
+            <w:shd w:val="clear" w:color="auto" w:fill="FFFFFF"/>
+            <w:tcMar>
+              <w:top w:w="0" w:type="dxa"/>
+              <w:bottom w:w="0" w:type="dxa"/>
+              <w:left w:w="0" w:type="dxa"/>
+              <w:right w:w="0" w:type="dxa"/>
+            </w:tcMar>
+            <w:vAlign w:val="center"/>
+          </w:tcPr>
+          <w:p>
+            <w:pPr>
+              <w:pStyle w:val="Normal"/>
+              <w:jc w:val="left"/>
+              <w:pBdr>
+                <w:bottom w:val="none" w:sz="0" w:space="0" w:color="000000"/>
+                <w:top w:val="none" w:sz="0" w:space="0" w:color="000000"/>
+                <w:left w:val="none" w:sz="0" w:space="0" w:color="000000"/>
+                <w:right w:val="none" w:sz="0" w:space="0" w:color="000000"/>
+              </w:pBdr>
+              <w:spacing w:after="100" w:before="100" w:line="240"/>
+              <w:ind w:left="100" w:right="100" w:firstLine="0" w:firstLineChars="0"/>
+              <w:rPr>
+                <w:rFonts w:ascii="Arial" w:hAnsi="Arial" w:eastAsia="Arial" w:cs="Arial"/>
+                <w:i w:val="false"/>
+                <w:b w:val="false"/>
+                <w:u w:val="none"/>
+                <w:sz w:val="18"/>
+                <w:szCs w:val="18"/>
+                <w:color w:val="000000"/>
+              </w:rPr>
+            </w:pPr>
+            <w:r>
+              <w:rPr>
+                <w:rFonts w:ascii="Arial" w:hAnsi="Arial" w:eastAsia="Arial" w:cs="Arial"/>
+                <w:i w:val="false"/>
+                <w:b w:val="false"/>
+                <w:u w:val="none"/>
+                <w:sz w:val="18"/>
+                <w:szCs w:val="18"/>
+                <w:color w:val="000000"/>
+              </w:rPr>
+              <w:t xml:space="preserve">124 (96.9)</w:t>
+            </w:r>
+          </w:p>
+        </w:tc>
+        <w:tc>
+          <w:tcPr>
+            <w:tcBorders>
+              <w:bottom w:val="single" w:sz="6" w:space="0" w:color="666666"/>
+              <w:top w:val="single" w:sz="6" w:space="0" w:color="666666"/>
+              <w:left w:val="none" w:sz="0" w:space="0" w:color="000000"/>
+              <w:right w:val="none" w:sz="0" w:space="0" w:color="000000"/>
+            </w:tcBorders>
+            <w:shd w:val="clear" w:color="auto" w:fill="FFFFFF"/>
+            <w:tcMar>
+              <w:top w:w="0" w:type="dxa"/>
+              <w:bottom w:w="0" w:type="dxa"/>
+              <w:left w:w="0" w:type="dxa"/>
+              <w:right w:w="0" w:type="dxa"/>
+            </w:tcMar>
+            <w:vAlign w:val="center"/>
+          </w:tcPr>
+          <w:p>
+            <w:pPr>
+              <w:pStyle w:val="Normal"/>
+              <w:jc w:val="left"/>
+              <w:pBdr>
+                <w:bottom w:val="none" w:sz="0" w:space="0" w:color="000000"/>
+                <w:top w:val="none" w:sz="0" w:space="0" w:color="000000"/>
+                <w:left w:val="none" w:sz="0" w:space="0" w:color="000000"/>
+                <w:right w:val="none" w:sz="0" w:space="0" w:color="000000"/>
+              </w:pBdr>
+              <w:spacing w:after="100" w:before="100" w:line="240"/>
+              <w:ind w:left="100" w:right="100" w:firstLine="0" w:firstLineChars="0"/>
+              <w:rPr>
+                <w:rFonts w:ascii="Arial" w:hAnsi="Arial" w:eastAsia="Arial" w:cs="Arial"/>
+                <w:i w:val="false"/>
+                <w:b w:val="false"/>
+                <w:u w:val="none"/>
+                <w:sz w:val="18"/>
+                <w:szCs w:val="18"/>
+                <w:color w:val="000000"/>
+              </w:rPr>
+            </w:pPr>
+            <w:r>
+              <w:rPr>
+                <w:rFonts w:ascii="Arial" w:hAnsi="Arial" w:eastAsia="Arial" w:cs="Arial"/>
+                <w:i w:val="false"/>
+                <w:b w:val="false"/>
+                <w:u w:val="none"/>
+                <w:sz w:val="18"/>
+                <w:szCs w:val="18"/>
+                <w:color w:val="000000"/>
+              </w:rPr>
+              <w:t xml:space="preserve">58 (92.1)</w:t>
             </w:r>
           </w:p>
         </w:tc>
@@ -3189,7 +3189,7 @@
                 <w:szCs w:val="18"/>
                 <w:color w:val="000000"/>
               </w:rPr>
-              <w:t xml:space="preserve">7 (2.6)</w:t>
+              <w:t xml:space="preserve">7 (2.5)</w:t>
             </w:r>
           </w:p>
         </w:tc>
@@ -3295,7 +3295,7 @@
                 <w:szCs w:val="18"/>
                 <w:color w:val="000000"/>
               </w:rPr>
-              <w:t xml:space="preserve">5 (8.2)</w:t>
+              <w:t xml:space="preserve">5 (7.9)</w:t>
             </w:r>
           </w:p>
         </w:tc>
@@ -3725,7 +3725,7 @@
                 <w:szCs w:val="18"/>
                 <w:color w:val="000000"/>
               </w:rPr>
-              <w:t xml:space="preserve">4 (6.6)</w:t>
+              <w:t xml:space="preserve">4 (6.3)</w:t>
             </w:r>
           </w:p>
         </w:tc>
@@ -3884,7 +3884,7 @@
                 <w:szCs w:val="18"/>
                 <w:color w:val="000000"/>
               </w:rPr>
-              <w:t xml:space="preserve">0.766</w:t>
+              <w:t xml:space="preserve">0.794</w:t>
             </w:r>
           </w:p>
         </w:tc>
@@ -4049,113 +4049,113 @@
                 <w:szCs w:val="18"/>
                 <w:color w:val="000000"/>
               </w:rPr>
-              <w:t xml:space="preserve">253 (94.1)</w:t>
-            </w:r>
-          </w:p>
-        </w:tc>
-        <w:tc>
-          <w:tcPr>
-            <w:tcBorders>
-              <w:bottom w:val="single" w:sz="6" w:space="0" w:color="666666"/>
-              <w:top w:val="single" w:sz="6" w:space="0" w:color="666666"/>
-              <w:left w:val="none" w:sz="0" w:space="0" w:color="000000"/>
-              <w:right w:val="none" w:sz="0" w:space="0" w:color="000000"/>
-            </w:tcBorders>
-            <w:shd w:val="clear" w:color="auto" w:fill="FFFFFF"/>
-            <w:tcMar>
-              <w:top w:w="0" w:type="dxa"/>
-              <w:bottom w:w="0" w:type="dxa"/>
-              <w:left w:w="0" w:type="dxa"/>
-              <w:right w:w="0" w:type="dxa"/>
-            </w:tcMar>
-            <w:vAlign w:val="center"/>
-          </w:tcPr>
-          <w:p>
-            <w:pPr>
-              <w:pStyle w:val="Normal"/>
-              <w:jc w:val="left"/>
-              <w:pBdr>
-                <w:bottom w:val="none" w:sz="0" w:space="0" w:color="000000"/>
-                <w:top w:val="none" w:sz="0" w:space="0" w:color="000000"/>
-                <w:left w:val="none" w:sz="0" w:space="0" w:color="000000"/>
-                <w:right w:val="none" w:sz="0" w:space="0" w:color="000000"/>
-              </w:pBdr>
-              <w:spacing w:after="100" w:before="100" w:line="240"/>
-              <w:ind w:left="100" w:right="100" w:firstLine="0" w:firstLineChars="0"/>
-              <w:rPr>
-                <w:rFonts w:ascii="Arial" w:hAnsi="Arial" w:eastAsia="Arial" w:cs="Arial"/>
-                <w:i w:val="false"/>
-                <w:b w:val="false"/>
-                <w:u w:val="none"/>
-                <w:sz w:val="18"/>
-                <w:szCs w:val="18"/>
-                <w:color w:val="000000"/>
-              </w:rPr>
-            </w:pPr>
-            <w:r>
-              <w:rPr>
-                <w:rFonts w:ascii="Arial" w:hAnsi="Arial" w:eastAsia="Arial" w:cs="Arial"/>
-                <w:i w:val="false"/>
-                <w:b w:val="false"/>
-                <w:u w:val="none"/>
-                <w:sz w:val="18"/>
-                <w:szCs w:val="18"/>
-                <w:color w:val="000000"/>
-              </w:rPr>
-              <w:t xml:space="preserve">122 (93.8)</w:t>
-            </w:r>
-          </w:p>
-        </w:tc>
-        <w:tc>
-          <w:tcPr>
-            <w:tcBorders>
-              <w:bottom w:val="single" w:sz="6" w:space="0" w:color="666666"/>
-              <w:top w:val="single" w:sz="6" w:space="0" w:color="666666"/>
-              <w:left w:val="none" w:sz="0" w:space="0" w:color="000000"/>
-              <w:right w:val="none" w:sz="0" w:space="0" w:color="000000"/>
-            </w:tcBorders>
-            <w:shd w:val="clear" w:color="auto" w:fill="FFFFFF"/>
-            <w:tcMar>
-              <w:top w:w="0" w:type="dxa"/>
-              <w:bottom w:w="0" w:type="dxa"/>
-              <w:left w:w="0" w:type="dxa"/>
-              <w:right w:w="0" w:type="dxa"/>
-            </w:tcMar>
-            <w:vAlign w:val="center"/>
-          </w:tcPr>
-          <w:p>
-            <w:pPr>
-              <w:pStyle w:val="Normal"/>
-              <w:jc w:val="left"/>
-              <w:pBdr>
-                <w:bottom w:val="none" w:sz="0" w:space="0" w:color="000000"/>
-                <w:top w:val="none" w:sz="0" w:space="0" w:color="000000"/>
-                <w:left w:val="none" w:sz="0" w:space="0" w:color="000000"/>
-                <w:right w:val="none" w:sz="0" w:space="0" w:color="000000"/>
-              </w:pBdr>
-              <w:spacing w:after="100" w:before="100" w:line="240"/>
-              <w:ind w:left="100" w:right="100" w:firstLine="0" w:firstLineChars="0"/>
-              <w:rPr>
-                <w:rFonts w:ascii="Arial" w:hAnsi="Arial" w:eastAsia="Arial" w:cs="Arial"/>
-                <w:i w:val="false"/>
-                <w:b w:val="false"/>
-                <w:u w:val="none"/>
-                <w:sz w:val="18"/>
-                <w:szCs w:val="18"/>
-                <w:color w:val="000000"/>
-              </w:rPr>
-            </w:pPr>
-            <w:r>
-              <w:rPr>
-                <w:rFonts w:ascii="Arial" w:hAnsi="Arial" w:eastAsia="Arial" w:cs="Arial"/>
-                <w:i w:val="false"/>
-                <w:b w:val="false"/>
-                <w:u w:val="none"/>
-                <w:sz w:val="18"/>
-                <w:szCs w:val="18"/>
-                <w:color w:val="000000"/>
-              </w:rPr>
-              <w:t xml:space="preserve">55 (90.2)</w:t>
+              <w:t xml:space="preserve">266 (94.0)</w:t>
+            </w:r>
+          </w:p>
+        </w:tc>
+        <w:tc>
+          <w:tcPr>
+            <w:tcBorders>
+              <w:bottom w:val="single" w:sz="6" w:space="0" w:color="666666"/>
+              <w:top w:val="single" w:sz="6" w:space="0" w:color="666666"/>
+              <w:left w:val="none" w:sz="0" w:space="0" w:color="000000"/>
+              <w:right w:val="none" w:sz="0" w:space="0" w:color="000000"/>
+            </w:tcBorders>
+            <w:shd w:val="clear" w:color="auto" w:fill="FFFFFF"/>
+            <w:tcMar>
+              <w:top w:w="0" w:type="dxa"/>
+              <w:bottom w:w="0" w:type="dxa"/>
+              <w:left w:w="0" w:type="dxa"/>
+              <w:right w:w="0" w:type="dxa"/>
+            </w:tcMar>
+            <w:vAlign w:val="center"/>
+          </w:tcPr>
+          <w:p>
+            <w:pPr>
+              <w:pStyle w:val="Normal"/>
+              <w:jc w:val="left"/>
+              <w:pBdr>
+                <w:bottom w:val="none" w:sz="0" w:space="0" w:color="000000"/>
+                <w:top w:val="none" w:sz="0" w:space="0" w:color="000000"/>
+                <w:left w:val="none" w:sz="0" w:space="0" w:color="000000"/>
+                <w:right w:val="none" w:sz="0" w:space="0" w:color="000000"/>
+              </w:pBdr>
+              <w:spacing w:after="100" w:before="100" w:line="240"/>
+              <w:ind w:left="100" w:right="100" w:firstLine="0" w:firstLineChars="0"/>
+              <w:rPr>
+                <w:rFonts w:ascii="Arial" w:hAnsi="Arial" w:eastAsia="Arial" w:cs="Arial"/>
+                <w:i w:val="false"/>
+                <w:b w:val="false"/>
+                <w:u w:val="none"/>
+                <w:sz w:val="18"/>
+                <w:szCs w:val="18"/>
+                <w:color w:val="000000"/>
+              </w:rPr>
+            </w:pPr>
+            <w:r>
+              <w:rPr>
+                <w:rFonts w:ascii="Arial" w:hAnsi="Arial" w:eastAsia="Arial" w:cs="Arial"/>
+                <w:i w:val="false"/>
+                <w:b w:val="false"/>
+                <w:u w:val="none"/>
+                <w:sz w:val="18"/>
+                <w:szCs w:val="18"/>
+                <w:color w:val="000000"/>
+              </w:rPr>
+              <w:t xml:space="preserve">121 (94.5)</w:t>
+            </w:r>
+          </w:p>
+        </w:tc>
+        <w:tc>
+          <w:tcPr>
+            <w:tcBorders>
+              <w:bottom w:val="single" w:sz="6" w:space="0" w:color="666666"/>
+              <w:top w:val="single" w:sz="6" w:space="0" w:color="666666"/>
+              <w:left w:val="none" w:sz="0" w:space="0" w:color="000000"/>
+              <w:right w:val="none" w:sz="0" w:space="0" w:color="000000"/>
+            </w:tcBorders>
+            <w:shd w:val="clear" w:color="auto" w:fill="FFFFFF"/>
+            <w:tcMar>
+              <w:top w:w="0" w:type="dxa"/>
+              <w:bottom w:w="0" w:type="dxa"/>
+              <w:left w:w="0" w:type="dxa"/>
+              <w:right w:w="0" w:type="dxa"/>
+            </w:tcMar>
+            <w:vAlign w:val="center"/>
+          </w:tcPr>
+          <w:p>
+            <w:pPr>
+              <w:pStyle w:val="Normal"/>
+              <w:jc w:val="left"/>
+              <w:pBdr>
+                <w:bottom w:val="none" w:sz="0" w:space="0" w:color="000000"/>
+                <w:top w:val="none" w:sz="0" w:space="0" w:color="000000"/>
+                <w:left w:val="none" w:sz="0" w:space="0" w:color="000000"/>
+                <w:right w:val="none" w:sz="0" w:space="0" w:color="000000"/>
+              </w:pBdr>
+              <w:spacing w:after="100" w:before="100" w:line="240"/>
+              <w:ind w:left="100" w:right="100" w:firstLine="0" w:firstLineChars="0"/>
+              <w:rPr>
+                <w:rFonts w:ascii="Arial" w:hAnsi="Arial" w:eastAsia="Arial" w:cs="Arial"/>
+                <w:i w:val="false"/>
+                <w:b w:val="false"/>
+                <w:u w:val="none"/>
+                <w:sz w:val="18"/>
+                <w:szCs w:val="18"/>
+                <w:color w:val="000000"/>
+              </w:rPr>
+            </w:pPr>
+            <w:r>
+              <w:rPr>
+                <w:rFonts w:ascii="Arial" w:hAnsi="Arial" w:eastAsia="Arial" w:cs="Arial"/>
+                <w:i w:val="false"/>
+                <w:b w:val="false"/>
+                <w:u w:val="none"/>
+                <w:sz w:val="18"/>
+                <w:szCs w:val="18"/>
+                <w:color w:val="000000"/>
+              </w:rPr>
+              <w:t xml:space="preserve">57 (90.5)</w:t>
             </w:r>
           </w:p>
         </w:tc>
@@ -4479,113 +4479,113 @@
                 <w:szCs w:val="18"/>
                 <w:color w:val="000000"/>
               </w:rPr>
-              <w:t xml:space="preserve">15 (5.6)</w:t>
-            </w:r>
-          </w:p>
-        </w:tc>
-        <w:tc>
-          <w:tcPr>
-            <w:tcBorders>
-              <w:bottom w:val="single" w:sz="6" w:space="0" w:color="666666"/>
-              <w:top w:val="single" w:sz="6" w:space="0" w:color="666666"/>
-              <w:left w:val="none" w:sz="0" w:space="0" w:color="000000"/>
-              <w:right w:val="none" w:sz="0" w:space="0" w:color="000000"/>
-            </w:tcBorders>
-            <w:shd w:val="clear" w:color="auto" w:fill="FFFFFF"/>
-            <w:tcMar>
-              <w:top w:w="0" w:type="dxa"/>
-              <w:bottom w:w="0" w:type="dxa"/>
-              <w:left w:w="0" w:type="dxa"/>
-              <w:right w:w="0" w:type="dxa"/>
-            </w:tcMar>
-            <w:vAlign w:val="center"/>
-          </w:tcPr>
-          <w:p>
-            <w:pPr>
-              <w:pStyle w:val="Normal"/>
-              <w:jc w:val="left"/>
-              <w:pBdr>
-                <w:bottom w:val="none" w:sz="0" w:space="0" w:color="000000"/>
-                <w:top w:val="none" w:sz="0" w:space="0" w:color="000000"/>
-                <w:left w:val="none" w:sz="0" w:space="0" w:color="000000"/>
-                <w:right w:val="none" w:sz="0" w:space="0" w:color="000000"/>
-              </w:pBdr>
-              <w:spacing w:after="100" w:before="100" w:line="240"/>
-              <w:ind w:left="100" w:right="100" w:firstLine="0" w:firstLineChars="0"/>
-              <w:rPr>
-                <w:rFonts w:ascii="Arial" w:hAnsi="Arial" w:eastAsia="Arial" w:cs="Arial"/>
-                <w:i w:val="false"/>
-                <w:b w:val="false"/>
-                <w:u w:val="none"/>
-                <w:sz w:val="18"/>
-                <w:szCs w:val="18"/>
-                <w:color w:val="000000"/>
-              </w:rPr>
-            </w:pPr>
-            <w:r>
-              <w:rPr>
-                <w:rFonts w:ascii="Arial" w:hAnsi="Arial" w:eastAsia="Arial" w:cs="Arial"/>
-                <w:i w:val="false"/>
-                <w:b w:val="false"/>
-                <w:u w:val="none"/>
-                <w:sz w:val="18"/>
-                <w:szCs w:val="18"/>
-                <w:color w:val="000000"/>
-              </w:rPr>
-              <w:t xml:space="preserve">8 (6.2)</w:t>
-            </w:r>
-          </w:p>
-        </w:tc>
-        <w:tc>
-          <w:tcPr>
-            <w:tcBorders>
-              <w:bottom w:val="single" w:sz="6" w:space="0" w:color="666666"/>
-              <w:top w:val="single" w:sz="6" w:space="0" w:color="666666"/>
-              <w:left w:val="none" w:sz="0" w:space="0" w:color="000000"/>
-              <w:right w:val="none" w:sz="0" w:space="0" w:color="000000"/>
-            </w:tcBorders>
-            <w:shd w:val="clear" w:color="auto" w:fill="FFFFFF"/>
-            <w:tcMar>
-              <w:top w:w="0" w:type="dxa"/>
-              <w:bottom w:w="0" w:type="dxa"/>
-              <w:left w:w="0" w:type="dxa"/>
-              <w:right w:w="0" w:type="dxa"/>
-            </w:tcMar>
-            <w:vAlign w:val="center"/>
-          </w:tcPr>
-          <w:p>
-            <w:pPr>
-              <w:pStyle w:val="Normal"/>
-              <w:jc w:val="left"/>
-              <w:pBdr>
-                <w:bottom w:val="none" w:sz="0" w:space="0" w:color="000000"/>
-                <w:top w:val="none" w:sz="0" w:space="0" w:color="000000"/>
-                <w:left w:val="none" w:sz="0" w:space="0" w:color="000000"/>
-                <w:right w:val="none" w:sz="0" w:space="0" w:color="000000"/>
-              </w:pBdr>
-              <w:spacing w:after="100" w:before="100" w:line="240"/>
-              <w:ind w:left="100" w:right="100" w:firstLine="0" w:firstLineChars="0"/>
-              <w:rPr>
-                <w:rFonts w:ascii="Arial" w:hAnsi="Arial" w:eastAsia="Arial" w:cs="Arial"/>
-                <w:i w:val="false"/>
-                <w:b w:val="false"/>
-                <w:u w:val="none"/>
-                <w:sz w:val="18"/>
-                <w:szCs w:val="18"/>
-                <w:color w:val="000000"/>
-              </w:rPr>
-            </w:pPr>
-            <w:r>
-              <w:rPr>
-                <w:rFonts w:ascii="Arial" w:hAnsi="Arial" w:eastAsia="Arial" w:cs="Arial"/>
-                <w:i w:val="false"/>
-                <w:b w:val="false"/>
-                <w:u w:val="none"/>
-                <w:sz w:val="18"/>
-                <w:szCs w:val="18"/>
-                <w:color w:val="000000"/>
-              </w:rPr>
-              <w:t xml:space="preserve">2 (3.3)</w:t>
+              <w:t xml:space="preserve">16 (5.7)</w:t>
+            </w:r>
+          </w:p>
+        </w:tc>
+        <w:tc>
+          <w:tcPr>
+            <w:tcBorders>
+              <w:bottom w:val="single" w:sz="6" w:space="0" w:color="666666"/>
+              <w:top w:val="single" w:sz="6" w:space="0" w:color="666666"/>
+              <w:left w:val="none" w:sz="0" w:space="0" w:color="000000"/>
+              <w:right w:val="none" w:sz="0" w:space="0" w:color="000000"/>
+            </w:tcBorders>
+            <w:shd w:val="clear" w:color="auto" w:fill="FFFFFF"/>
+            <w:tcMar>
+              <w:top w:w="0" w:type="dxa"/>
+              <w:bottom w:w="0" w:type="dxa"/>
+              <w:left w:w="0" w:type="dxa"/>
+              <w:right w:w="0" w:type="dxa"/>
+            </w:tcMar>
+            <w:vAlign w:val="center"/>
+          </w:tcPr>
+          <w:p>
+            <w:pPr>
+              <w:pStyle w:val="Normal"/>
+              <w:jc w:val="left"/>
+              <w:pBdr>
+                <w:bottom w:val="none" w:sz="0" w:space="0" w:color="000000"/>
+                <w:top w:val="none" w:sz="0" w:space="0" w:color="000000"/>
+                <w:left w:val="none" w:sz="0" w:space="0" w:color="000000"/>
+                <w:right w:val="none" w:sz="0" w:space="0" w:color="000000"/>
+              </w:pBdr>
+              <w:spacing w:after="100" w:before="100" w:line="240"/>
+              <w:ind w:left="100" w:right="100" w:firstLine="0" w:firstLineChars="0"/>
+              <w:rPr>
+                <w:rFonts w:ascii="Arial" w:hAnsi="Arial" w:eastAsia="Arial" w:cs="Arial"/>
+                <w:i w:val="false"/>
+                <w:b w:val="false"/>
+                <w:u w:val="none"/>
+                <w:sz w:val="18"/>
+                <w:szCs w:val="18"/>
+                <w:color w:val="000000"/>
+              </w:rPr>
+            </w:pPr>
+            <w:r>
+              <w:rPr>
+                <w:rFonts w:ascii="Arial" w:hAnsi="Arial" w:eastAsia="Arial" w:cs="Arial"/>
+                <w:i w:val="false"/>
+                <w:b w:val="false"/>
+                <w:u w:val="none"/>
+                <w:sz w:val="18"/>
+                <w:szCs w:val="18"/>
+                <w:color w:val="000000"/>
+              </w:rPr>
+              <w:t xml:space="preserve">7 (5.5)</w:t>
+            </w:r>
+          </w:p>
+        </w:tc>
+        <w:tc>
+          <w:tcPr>
+            <w:tcBorders>
+              <w:bottom w:val="single" w:sz="6" w:space="0" w:color="666666"/>
+              <w:top w:val="single" w:sz="6" w:space="0" w:color="666666"/>
+              <w:left w:val="none" w:sz="0" w:space="0" w:color="000000"/>
+              <w:right w:val="none" w:sz="0" w:space="0" w:color="000000"/>
+            </w:tcBorders>
+            <w:shd w:val="clear" w:color="auto" w:fill="FFFFFF"/>
+            <w:tcMar>
+              <w:top w:w="0" w:type="dxa"/>
+              <w:bottom w:w="0" w:type="dxa"/>
+              <w:left w:w="0" w:type="dxa"/>
+              <w:right w:w="0" w:type="dxa"/>
+            </w:tcMar>
+            <w:vAlign w:val="center"/>
+          </w:tcPr>
+          <w:p>
+            <w:pPr>
+              <w:pStyle w:val="Normal"/>
+              <w:jc w:val="left"/>
+              <w:pBdr>
+                <w:bottom w:val="none" w:sz="0" w:space="0" w:color="000000"/>
+                <w:top w:val="none" w:sz="0" w:space="0" w:color="000000"/>
+                <w:left w:val="none" w:sz="0" w:space="0" w:color="000000"/>
+                <w:right w:val="none" w:sz="0" w:space="0" w:color="000000"/>
+              </w:pBdr>
+              <w:spacing w:after="100" w:before="100" w:line="240"/>
+              <w:ind w:left="100" w:right="100" w:firstLine="0" w:firstLineChars="0"/>
+              <w:rPr>
+                <w:rFonts w:ascii="Arial" w:hAnsi="Arial" w:eastAsia="Arial" w:cs="Arial"/>
+                <w:i w:val="false"/>
+                <w:b w:val="false"/>
+                <w:u w:val="none"/>
+                <w:sz w:val="18"/>
+                <w:szCs w:val="18"/>
+                <w:color w:val="000000"/>
+              </w:rPr>
+            </w:pPr>
+            <w:r>
+              <w:rPr>
+                <w:rFonts w:ascii="Arial" w:hAnsi="Arial" w:eastAsia="Arial" w:cs="Arial"/>
+                <w:i w:val="false"/>
+                <w:b w:val="false"/>
+                <w:u w:val="none"/>
+                <w:sz w:val="18"/>
+                <w:szCs w:val="18"/>
+                <w:color w:val="000000"/>
+              </w:rPr>
+              <w:t xml:space="preserve">2 (3.2)</w:t>
             </w:r>
           </w:p>
         </w:tc>
@@ -5068,7 +5068,7 @@
                 <w:szCs w:val="18"/>
                 <w:color w:val="000000"/>
               </w:rPr>
-              <w:t xml:space="preserve">0.963</w:t>
+              <w:t xml:space="preserve">0.944</w:t>
             </w:r>
           </w:p>
         </w:tc>
@@ -5174,7 +5174,7 @@
                 <w:szCs w:val="18"/>
                 <w:color w:val="000000"/>
               </w:rPr>
-              <w:t xml:space="preserve">0.828</w:t>
+              <w:t xml:space="preserve">0.762</w:t>
             </w:r>
           </w:p>
         </w:tc>
@@ -5339,113 +5339,113 @@
                 <w:szCs w:val="18"/>
                 <w:color w:val="000000"/>
               </w:rPr>
-              <w:t xml:space="preserve">251 (93.3)</w:t>
-            </w:r>
-          </w:p>
-        </w:tc>
-        <w:tc>
-          <w:tcPr>
-            <w:tcBorders>
-              <w:bottom w:val="single" w:sz="6" w:space="0" w:color="666666"/>
-              <w:top w:val="single" w:sz="6" w:space="0" w:color="666666"/>
-              <w:left w:val="none" w:sz="0" w:space="0" w:color="000000"/>
-              <w:right w:val="none" w:sz="0" w:space="0" w:color="000000"/>
-            </w:tcBorders>
-            <w:shd w:val="clear" w:color="auto" w:fill="FFFFFF"/>
-            <w:tcMar>
-              <w:top w:w="0" w:type="dxa"/>
-              <w:bottom w:w="0" w:type="dxa"/>
-              <w:left w:w="0" w:type="dxa"/>
-              <w:right w:w="0" w:type="dxa"/>
-            </w:tcMar>
-            <w:vAlign w:val="center"/>
-          </w:tcPr>
-          <w:p>
-            <w:pPr>
-              <w:pStyle w:val="Normal"/>
-              <w:jc w:val="left"/>
-              <w:pBdr>
-                <w:bottom w:val="none" w:sz="0" w:space="0" w:color="000000"/>
-                <w:top w:val="none" w:sz="0" w:space="0" w:color="000000"/>
-                <w:left w:val="none" w:sz="0" w:space="0" w:color="000000"/>
-                <w:right w:val="none" w:sz="0" w:space="0" w:color="000000"/>
-              </w:pBdr>
-              <w:spacing w:after="100" w:before="100" w:line="240"/>
-              <w:ind w:left="100" w:right="100" w:firstLine="0" w:firstLineChars="0"/>
-              <w:rPr>
-                <w:rFonts w:ascii="Arial" w:hAnsi="Arial" w:eastAsia="Arial" w:cs="Arial"/>
-                <w:i w:val="false"/>
-                <w:b w:val="false"/>
-                <w:u w:val="none"/>
-                <w:sz w:val="18"/>
-                <w:szCs w:val="18"/>
-                <w:color w:val="000000"/>
-              </w:rPr>
-            </w:pPr>
-            <w:r>
-              <w:rPr>
-                <w:rFonts w:ascii="Arial" w:hAnsi="Arial" w:eastAsia="Arial" w:cs="Arial"/>
-                <w:i w:val="false"/>
-                <w:b w:val="false"/>
-                <w:u w:val="none"/>
-                <w:sz w:val="18"/>
-                <w:szCs w:val="18"/>
-                <w:color w:val="000000"/>
-              </w:rPr>
-              <w:t xml:space="preserve">120 (92.3)</w:t>
-            </w:r>
-          </w:p>
-        </w:tc>
-        <w:tc>
-          <w:tcPr>
-            <w:tcBorders>
-              <w:bottom w:val="single" w:sz="6" w:space="0" w:color="666666"/>
-              <w:top w:val="single" w:sz="6" w:space="0" w:color="666666"/>
-              <w:left w:val="none" w:sz="0" w:space="0" w:color="000000"/>
-              <w:right w:val="none" w:sz="0" w:space="0" w:color="000000"/>
-            </w:tcBorders>
-            <w:shd w:val="clear" w:color="auto" w:fill="FFFFFF"/>
-            <w:tcMar>
-              <w:top w:w="0" w:type="dxa"/>
-              <w:bottom w:w="0" w:type="dxa"/>
-              <w:left w:w="0" w:type="dxa"/>
-              <w:right w:w="0" w:type="dxa"/>
-            </w:tcMar>
-            <w:vAlign w:val="center"/>
-          </w:tcPr>
-          <w:p>
-            <w:pPr>
-              <w:pStyle w:val="Normal"/>
-              <w:jc w:val="left"/>
-              <w:pBdr>
-                <w:bottom w:val="none" w:sz="0" w:space="0" w:color="000000"/>
-                <w:top w:val="none" w:sz="0" w:space="0" w:color="000000"/>
-                <w:left w:val="none" w:sz="0" w:space="0" w:color="000000"/>
-                <w:right w:val="none" w:sz="0" w:space="0" w:color="000000"/>
-              </w:pBdr>
-              <w:spacing w:after="100" w:before="100" w:line="240"/>
-              <w:ind w:left="100" w:right="100" w:firstLine="0" w:firstLineChars="0"/>
-              <w:rPr>
-                <w:rFonts w:ascii="Arial" w:hAnsi="Arial" w:eastAsia="Arial" w:cs="Arial"/>
-                <w:i w:val="false"/>
-                <w:b w:val="false"/>
-                <w:u w:val="none"/>
-                <w:sz w:val="18"/>
-                <w:szCs w:val="18"/>
-                <w:color w:val="000000"/>
-              </w:rPr>
-            </w:pPr>
-            <w:r>
-              <w:rPr>
-                <w:rFonts w:ascii="Arial" w:hAnsi="Arial" w:eastAsia="Arial" w:cs="Arial"/>
-                <w:i w:val="false"/>
-                <w:b w:val="false"/>
-                <w:u w:val="none"/>
-                <w:sz w:val="18"/>
-                <w:szCs w:val="18"/>
-                <w:color w:val="000000"/>
-              </w:rPr>
-              <w:t xml:space="preserve">56 (91.8)</w:t>
+              <w:t xml:space="preserve">265 (93.6)</w:t>
+            </w:r>
+          </w:p>
+        </w:tc>
+        <w:tc>
+          <w:tcPr>
+            <w:tcBorders>
+              <w:bottom w:val="single" w:sz="6" w:space="0" w:color="666666"/>
+              <w:top w:val="single" w:sz="6" w:space="0" w:color="666666"/>
+              <w:left w:val="none" w:sz="0" w:space="0" w:color="000000"/>
+              <w:right w:val="none" w:sz="0" w:space="0" w:color="000000"/>
+            </w:tcBorders>
+            <w:shd w:val="clear" w:color="auto" w:fill="FFFFFF"/>
+            <w:tcMar>
+              <w:top w:w="0" w:type="dxa"/>
+              <w:bottom w:w="0" w:type="dxa"/>
+              <w:left w:w="0" w:type="dxa"/>
+              <w:right w:w="0" w:type="dxa"/>
+            </w:tcMar>
+            <w:vAlign w:val="center"/>
+          </w:tcPr>
+          <w:p>
+            <w:pPr>
+              <w:pStyle w:val="Normal"/>
+              <w:jc w:val="left"/>
+              <w:pBdr>
+                <w:bottom w:val="none" w:sz="0" w:space="0" w:color="000000"/>
+                <w:top w:val="none" w:sz="0" w:space="0" w:color="000000"/>
+                <w:left w:val="none" w:sz="0" w:space="0" w:color="000000"/>
+                <w:right w:val="none" w:sz="0" w:space="0" w:color="000000"/>
+              </w:pBdr>
+              <w:spacing w:after="100" w:before="100" w:line="240"/>
+              <w:ind w:left="100" w:right="100" w:firstLine="0" w:firstLineChars="0"/>
+              <w:rPr>
+                <w:rFonts w:ascii="Arial" w:hAnsi="Arial" w:eastAsia="Arial" w:cs="Arial"/>
+                <w:i w:val="false"/>
+                <w:b w:val="false"/>
+                <w:u w:val="none"/>
+                <w:sz w:val="18"/>
+                <w:szCs w:val="18"/>
+                <w:color w:val="000000"/>
+              </w:rPr>
+            </w:pPr>
+            <w:r>
+              <w:rPr>
+                <w:rFonts w:ascii="Arial" w:hAnsi="Arial" w:eastAsia="Arial" w:cs="Arial"/>
+                <w:i w:val="false"/>
+                <w:b w:val="false"/>
+                <w:u w:val="none"/>
+                <w:sz w:val="18"/>
+                <w:szCs w:val="18"/>
+                <w:color w:val="000000"/>
+              </w:rPr>
+              <w:t xml:space="preserve">118 (92.2)</w:t>
+            </w:r>
+          </w:p>
+        </w:tc>
+        <w:tc>
+          <w:tcPr>
+            <w:tcBorders>
+              <w:bottom w:val="single" w:sz="6" w:space="0" w:color="666666"/>
+              <w:top w:val="single" w:sz="6" w:space="0" w:color="666666"/>
+              <w:left w:val="none" w:sz="0" w:space="0" w:color="000000"/>
+              <w:right w:val="none" w:sz="0" w:space="0" w:color="000000"/>
+            </w:tcBorders>
+            <w:shd w:val="clear" w:color="auto" w:fill="FFFFFF"/>
+            <w:tcMar>
+              <w:top w:w="0" w:type="dxa"/>
+              <w:bottom w:w="0" w:type="dxa"/>
+              <w:left w:w="0" w:type="dxa"/>
+              <w:right w:w="0" w:type="dxa"/>
+            </w:tcMar>
+            <w:vAlign w:val="center"/>
+          </w:tcPr>
+          <w:p>
+            <w:pPr>
+              <w:pStyle w:val="Normal"/>
+              <w:jc w:val="left"/>
+              <w:pBdr>
+                <w:bottom w:val="none" w:sz="0" w:space="0" w:color="000000"/>
+                <w:top w:val="none" w:sz="0" w:space="0" w:color="000000"/>
+                <w:left w:val="none" w:sz="0" w:space="0" w:color="000000"/>
+                <w:right w:val="none" w:sz="0" w:space="0" w:color="000000"/>
+              </w:pBdr>
+              <w:spacing w:after="100" w:before="100" w:line="240"/>
+              <w:ind w:left="100" w:right="100" w:firstLine="0" w:firstLineChars="0"/>
+              <w:rPr>
+                <w:rFonts w:ascii="Arial" w:hAnsi="Arial" w:eastAsia="Arial" w:cs="Arial"/>
+                <w:i w:val="false"/>
+                <w:b w:val="false"/>
+                <w:u w:val="none"/>
+                <w:sz w:val="18"/>
+                <w:szCs w:val="18"/>
+                <w:color w:val="000000"/>
+              </w:rPr>
+            </w:pPr>
+            <w:r>
+              <w:rPr>
+                <w:rFonts w:ascii="Arial" w:hAnsi="Arial" w:eastAsia="Arial" w:cs="Arial"/>
+                <w:i w:val="false"/>
+                <w:b w:val="false"/>
+                <w:u w:val="none"/>
+                <w:sz w:val="18"/>
+                <w:szCs w:val="18"/>
+                <w:color w:val="000000"/>
+              </w:rPr>
+              <w:t xml:space="preserve">58 (92.1)</w:t>
             </w:r>
           </w:p>
         </w:tc>
@@ -5769,113 +5769,113 @@
                 <w:szCs w:val="18"/>
                 <w:color w:val="000000"/>
               </w:rPr>
-              <w:t xml:space="preserve">15 (5.6)</w:t>
-            </w:r>
-          </w:p>
-        </w:tc>
-        <w:tc>
-          <w:tcPr>
-            <w:tcBorders>
-              <w:bottom w:val="single" w:sz="6" w:space="0" w:color="666666"/>
-              <w:top w:val="single" w:sz="6" w:space="0" w:color="666666"/>
-              <w:left w:val="none" w:sz="0" w:space="0" w:color="000000"/>
-              <w:right w:val="none" w:sz="0" w:space="0" w:color="000000"/>
-            </w:tcBorders>
-            <w:shd w:val="clear" w:color="auto" w:fill="FFFFFF"/>
-            <w:tcMar>
-              <w:top w:w="0" w:type="dxa"/>
-              <w:bottom w:w="0" w:type="dxa"/>
-              <w:left w:w="0" w:type="dxa"/>
-              <w:right w:w="0" w:type="dxa"/>
-            </w:tcMar>
-            <w:vAlign w:val="center"/>
-          </w:tcPr>
-          <w:p>
-            <w:pPr>
-              <w:pStyle w:val="Normal"/>
-              <w:jc w:val="left"/>
-              <w:pBdr>
-                <w:bottom w:val="none" w:sz="0" w:space="0" w:color="000000"/>
-                <w:top w:val="none" w:sz="0" w:space="0" w:color="000000"/>
-                <w:left w:val="none" w:sz="0" w:space="0" w:color="000000"/>
-                <w:right w:val="none" w:sz="0" w:space="0" w:color="000000"/>
-              </w:pBdr>
-              <w:spacing w:after="100" w:before="100" w:line="240"/>
-              <w:ind w:left="100" w:right="100" w:firstLine="0" w:firstLineChars="0"/>
-              <w:rPr>
-                <w:rFonts w:ascii="Arial" w:hAnsi="Arial" w:eastAsia="Arial" w:cs="Arial"/>
-                <w:i w:val="false"/>
-                <w:b w:val="false"/>
-                <w:u w:val="none"/>
-                <w:sz w:val="18"/>
-                <w:szCs w:val="18"/>
-                <w:color w:val="000000"/>
-              </w:rPr>
-            </w:pPr>
-            <w:r>
-              <w:rPr>
-                <w:rFonts w:ascii="Arial" w:hAnsi="Arial" w:eastAsia="Arial" w:cs="Arial"/>
-                <w:i w:val="false"/>
-                <w:b w:val="false"/>
-                <w:u w:val="none"/>
-                <w:sz w:val="18"/>
-                <w:szCs w:val="18"/>
-                <w:color w:val="000000"/>
-              </w:rPr>
-              <w:t xml:space="preserve">9 (6.9)</w:t>
-            </w:r>
-          </w:p>
-        </w:tc>
-        <w:tc>
-          <w:tcPr>
-            <w:tcBorders>
-              <w:bottom w:val="single" w:sz="6" w:space="0" w:color="666666"/>
-              <w:top w:val="single" w:sz="6" w:space="0" w:color="666666"/>
-              <w:left w:val="none" w:sz="0" w:space="0" w:color="000000"/>
-              <w:right w:val="none" w:sz="0" w:space="0" w:color="000000"/>
-            </w:tcBorders>
-            <w:shd w:val="clear" w:color="auto" w:fill="FFFFFF"/>
-            <w:tcMar>
-              <w:top w:w="0" w:type="dxa"/>
-              <w:bottom w:w="0" w:type="dxa"/>
-              <w:left w:w="0" w:type="dxa"/>
-              <w:right w:w="0" w:type="dxa"/>
-            </w:tcMar>
-            <w:vAlign w:val="center"/>
-          </w:tcPr>
-          <w:p>
-            <w:pPr>
-              <w:pStyle w:val="Normal"/>
-              <w:jc w:val="left"/>
-              <w:pBdr>
-                <w:bottom w:val="none" w:sz="0" w:space="0" w:color="000000"/>
-                <w:top w:val="none" w:sz="0" w:space="0" w:color="000000"/>
-                <w:left w:val="none" w:sz="0" w:space="0" w:color="000000"/>
-                <w:right w:val="none" w:sz="0" w:space="0" w:color="000000"/>
-              </w:pBdr>
-              <w:spacing w:after="100" w:before="100" w:line="240"/>
-              <w:ind w:left="100" w:right="100" w:firstLine="0" w:firstLineChars="0"/>
-              <w:rPr>
-                <w:rFonts w:ascii="Arial" w:hAnsi="Arial" w:eastAsia="Arial" w:cs="Arial"/>
-                <w:i w:val="false"/>
-                <w:b w:val="false"/>
-                <w:u w:val="none"/>
-                <w:sz w:val="18"/>
-                <w:szCs w:val="18"/>
-                <w:color w:val="000000"/>
-              </w:rPr>
-            </w:pPr>
-            <w:r>
-              <w:rPr>
-                <w:rFonts w:ascii="Arial" w:hAnsi="Arial" w:eastAsia="Arial" w:cs="Arial"/>
-                <w:i w:val="false"/>
-                <w:b w:val="false"/>
-                <w:u w:val="none"/>
-                <w:sz w:val="18"/>
-                <w:szCs w:val="18"/>
-                <w:color w:val="000000"/>
-              </w:rPr>
-              <w:t xml:space="preserve">4 (6.6)</w:t>
+              <w:t xml:space="preserve">15 (5.3)</w:t>
+            </w:r>
+          </w:p>
+        </w:tc>
+        <w:tc>
+          <w:tcPr>
+            <w:tcBorders>
+              <w:bottom w:val="single" w:sz="6" w:space="0" w:color="666666"/>
+              <w:top w:val="single" w:sz="6" w:space="0" w:color="666666"/>
+              <w:left w:val="none" w:sz="0" w:space="0" w:color="000000"/>
+              <w:right w:val="none" w:sz="0" w:space="0" w:color="000000"/>
+            </w:tcBorders>
+            <w:shd w:val="clear" w:color="auto" w:fill="FFFFFF"/>
+            <w:tcMar>
+              <w:top w:w="0" w:type="dxa"/>
+              <w:bottom w:w="0" w:type="dxa"/>
+              <w:left w:w="0" w:type="dxa"/>
+              <w:right w:w="0" w:type="dxa"/>
+            </w:tcMar>
+            <w:vAlign w:val="center"/>
+          </w:tcPr>
+          <w:p>
+            <w:pPr>
+              <w:pStyle w:val="Normal"/>
+              <w:jc w:val="left"/>
+              <w:pBdr>
+                <w:bottom w:val="none" w:sz="0" w:space="0" w:color="000000"/>
+                <w:top w:val="none" w:sz="0" w:space="0" w:color="000000"/>
+                <w:left w:val="none" w:sz="0" w:space="0" w:color="000000"/>
+                <w:right w:val="none" w:sz="0" w:space="0" w:color="000000"/>
+              </w:pBdr>
+              <w:spacing w:after="100" w:before="100" w:line="240"/>
+              <w:ind w:left="100" w:right="100" w:firstLine="0" w:firstLineChars="0"/>
+              <w:rPr>
+                <w:rFonts w:ascii="Arial" w:hAnsi="Arial" w:eastAsia="Arial" w:cs="Arial"/>
+                <w:i w:val="false"/>
+                <w:b w:val="false"/>
+                <w:u w:val="none"/>
+                <w:sz w:val="18"/>
+                <w:szCs w:val="18"/>
+                <w:color w:val="000000"/>
+              </w:rPr>
+            </w:pPr>
+            <w:r>
+              <w:rPr>
+                <w:rFonts w:ascii="Arial" w:hAnsi="Arial" w:eastAsia="Arial" w:cs="Arial"/>
+                <w:i w:val="false"/>
+                <w:b w:val="false"/>
+                <w:u w:val="none"/>
+                <w:sz w:val="18"/>
+                <w:szCs w:val="18"/>
+                <w:color w:val="000000"/>
+              </w:rPr>
+              <w:t xml:space="preserve">9 (7.0)</w:t>
+            </w:r>
+          </w:p>
+        </w:tc>
+        <w:tc>
+          <w:tcPr>
+            <w:tcBorders>
+              <w:bottom w:val="single" w:sz="6" w:space="0" w:color="666666"/>
+              <w:top w:val="single" w:sz="6" w:space="0" w:color="666666"/>
+              <w:left w:val="none" w:sz="0" w:space="0" w:color="000000"/>
+              <w:right w:val="none" w:sz="0" w:space="0" w:color="000000"/>
+            </w:tcBorders>
+            <w:shd w:val="clear" w:color="auto" w:fill="FFFFFF"/>
+            <w:tcMar>
+              <w:top w:w="0" w:type="dxa"/>
+              <w:bottom w:w="0" w:type="dxa"/>
+              <w:left w:w="0" w:type="dxa"/>
+              <w:right w:w="0" w:type="dxa"/>
+            </w:tcMar>
+            <w:vAlign w:val="center"/>
+          </w:tcPr>
+          <w:p>
+            <w:pPr>
+              <w:pStyle w:val="Normal"/>
+              <w:jc w:val="left"/>
+              <w:pBdr>
+                <w:bottom w:val="none" w:sz="0" w:space="0" w:color="000000"/>
+                <w:top w:val="none" w:sz="0" w:space="0" w:color="000000"/>
+                <w:left w:val="none" w:sz="0" w:space="0" w:color="000000"/>
+                <w:right w:val="none" w:sz="0" w:space="0" w:color="000000"/>
+              </w:pBdr>
+              <w:spacing w:after="100" w:before="100" w:line="240"/>
+              <w:ind w:left="100" w:right="100" w:firstLine="0" w:firstLineChars="0"/>
+              <w:rPr>
+                <w:rFonts w:ascii="Arial" w:hAnsi="Arial" w:eastAsia="Arial" w:cs="Arial"/>
+                <w:i w:val="false"/>
+                <w:b w:val="false"/>
+                <w:u w:val="none"/>
+                <w:sz w:val="18"/>
+                <w:szCs w:val="18"/>
+                <w:color w:val="000000"/>
+              </w:rPr>
+            </w:pPr>
+            <w:r>
+              <w:rPr>
+                <w:rFonts w:ascii="Arial" w:hAnsi="Arial" w:eastAsia="Arial" w:cs="Arial"/>
+                <w:i w:val="false"/>
+                <w:b w:val="false"/>
+                <w:u w:val="none"/>
+                <w:sz w:val="18"/>
+                <w:szCs w:val="18"/>
+                <w:color w:val="000000"/>
+              </w:rPr>
+              <w:t xml:space="preserve">4 (6.3)</w:t>
             </w:r>
           </w:p>
         </w:tc>
@@ -6358,7 +6358,7 @@
                 <w:szCs w:val="18"/>
                 <w:color w:val="000000"/>
               </w:rPr>
-              <w:t xml:space="preserve">0.650</w:t>
+              <w:t xml:space="preserve">0.671</w:t>
             </w:r>
           </w:p>
         </w:tc>
@@ -6464,7 +6464,7 @@
                 <w:szCs w:val="18"/>
                 <w:color w:val="000000"/>
               </w:rPr>
-              <w:t xml:space="preserve">0.600</w:t>
+              <w:t xml:space="preserve">0.634</w:t>
             </w:r>
           </w:p>
         </w:tc>
@@ -6629,113 +6629,113 @@
                 <w:szCs w:val="18"/>
                 <w:color w:val="000000"/>
               </w:rPr>
-              <w:t xml:space="preserve">249 (92.6)</w:t>
-            </w:r>
-          </w:p>
-        </w:tc>
-        <w:tc>
-          <w:tcPr>
-            <w:tcBorders>
-              <w:bottom w:val="single" w:sz="6" w:space="0" w:color="666666"/>
-              <w:top w:val="single" w:sz="6" w:space="0" w:color="666666"/>
-              <w:left w:val="none" w:sz="0" w:space="0" w:color="000000"/>
-              <w:right w:val="none" w:sz="0" w:space="0" w:color="000000"/>
-            </w:tcBorders>
-            <w:shd w:val="clear" w:color="auto" w:fill="FFFFFF"/>
-            <w:tcMar>
-              <w:top w:w="0" w:type="dxa"/>
-              <w:bottom w:w="0" w:type="dxa"/>
-              <w:left w:w="0" w:type="dxa"/>
-              <w:right w:w="0" w:type="dxa"/>
-            </w:tcMar>
-            <w:vAlign w:val="center"/>
-          </w:tcPr>
-          <w:p>
-            <w:pPr>
-              <w:pStyle w:val="Normal"/>
-              <w:jc w:val="left"/>
-              <w:pBdr>
-                <w:bottom w:val="none" w:sz="0" w:space="0" w:color="000000"/>
-                <w:top w:val="none" w:sz="0" w:space="0" w:color="000000"/>
-                <w:left w:val="none" w:sz="0" w:space="0" w:color="000000"/>
-                <w:right w:val="none" w:sz="0" w:space="0" w:color="000000"/>
-              </w:pBdr>
-              <w:spacing w:after="100" w:before="100" w:line="240"/>
-              <w:ind w:left="100" w:right="100" w:firstLine="0" w:firstLineChars="0"/>
-              <w:rPr>
-                <w:rFonts w:ascii="Arial" w:hAnsi="Arial" w:eastAsia="Arial" w:cs="Arial"/>
-                <w:i w:val="false"/>
-                <w:b w:val="false"/>
-                <w:u w:val="none"/>
-                <w:sz w:val="18"/>
-                <w:szCs w:val="18"/>
-                <w:color w:val="000000"/>
-              </w:rPr>
-            </w:pPr>
-            <w:r>
-              <w:rPr>
-                <w:rFonts w:ascii="Arial" w:hAnsi="Arial" w:eastAsia="Arial" w:cs="Arial"/>
-                <w:i w:val="false"/>
-                <w:b w:val="false"/>
-                <w:u w:val="none"/>
-                <w:sz w:val="18"/>
-                <w:szCs w:val="18"/>
-                <w:color w:val="000000"/>
-              </w:rPr>
-              <w:t xml:space="preserve">122 (93.8)</w:t>
-            </w:r>
-          </w:p>
-        </w:tc>
-        <w:tc>
-          <w:tcPr>
-            <w:tcBorders>
-              <w:bottom w:val="single" w:sz="6" w:space="0" w:color="666666"/>
-              <w:top w:val="single" w:sz="6" w:space="0" w:color="666666"/>
-              <w:left w:val="none" w:sz="0" w:space="0" w:color="000000"/>
-              <w:right w:val="none" w:sz="0" w:space="0" w:color="000000"/>
-            </w:tcBorders>
-            <w:shd w:val="clear" w:color="auto" w:fill="FFFFFF"/>
-            <w:tcMar>
-              <w:top w:w="0" w:type="dxa"/>
-              <w:bottom w:w="0" w:type="dxa"/>
-              <w:left w:w="0" w:type="dxa"/>
-              <w:right w:w="0" w:type="dxa"/>
-            </w:tcMar>
-            <w:vAlign w:val="center"/>
-          </w:tcPr>
-          <w:p>
-            <w:pPr>
-              <w:pStyle w:val="Normal"/>
-              <w:jc w:val="left"/>
-              <w:pBdr>
-                <w:bottom w:val="none" w:sz="0" w:space="0" w:color="000000"/>
-                <w:top w:val="none" w:sz="0" w:space="0" w:color="000000"/>
-                <w:left w:val="none" w:sz="0" w:space="0" w:color="000000"/>
-                <w:right w:val="none" w:sz="0" w:space="0" w:color="000000"/>
-              </w:pBdr>
-              <w:spacing w:after="100" w:before="100" w:line="240"/>
-              <w:ind w:left="100" w:right="100" w:firstLine="0" w:firstLineChars="0"/>
-              <w:rPr>
-                <w:rFonts w:ascii="Arial" w:hAnsi="Arial" w:eastAsia="Arial" w:cs="Arial"/>
-                <w:i w:val="false"/>
-                <w:b w:val="false"/>
-                <w:u w:val="none"/>
-                <w:sz w:val="18"/>
-                <w:szCs w:val="18"/>
-                <w:color w:val="000000"/>
-              </w:rPr>
-            </w:pPr>
-            <w:r>
-              <w:rPr>
-                <w:rFonts w:ascii="Arial" w:hAnsi="Arial" w:eastAsia="Arial" w:cs="Arial"/>
-                <w:i w:val="false"/>
-                <w:b w:val="false"/>
-                <w:u w:val="none"/>
-                <w:sz w:val="18"/>
-                <w:szCs w:val="18"/>
-                <w:color w:val="000000"/>
-              </w:rPr>
-              <w:t xml:space="preserve">59 (96.7)</w:t>
+              <w:t xml:space="preserve">263 (92.9)</w:t>
+            </w:r>
+          </w:p>
+        </w:tc>
+        <w:tc>
+          <w:tcPr>
+            <w:tcBorders>
+              <w:bottom w:val="single" w:sz="6" w:space="0" w:color="666666"/>
+              <w:top w:val="single" w:sz="6" w:space="0" w:color="666666"/>
+              <w:left w:val="none" w:sz="0" w:space="0" w:color="000000"/>
+              <w:right w:val="none" w:sz="0" w:space="0" w:color="000000"/>
+            </w:tcBorders>
+            <w:shd w:val="clear" w:color="auto" w:fill="FFFFFF"/>
+            <w:tcMar>
+              <w:top w:w="0" w:type="dxa"/>
+              <w:bottom w:w="0" w:type="dxa"/>
+              <w:left w:w="0" w:type="dxa"/>
+              <w:right w:w="0" w:type="dxa"/>
+            </w:tcMar>
+            <w:vAlign w:val="center"/>
+          </w:tcPr>
+          <w:p>
+            <w:pPr>
+              <w:pStyle w:val="Normal"/>
+              <w:jc w:val="left"/>
+              <w:pBdr>
+                <w:bottom w:val="none" w:sz="0" w:space="0" w:color="000000"/>
+                <w:top w:val="none" w:sz="0" w:space="0" w:color="000000"/>
+                <w:left w:val="none" w:sz="0" w:space="0" w:color="000000"/>
+                <w:right w:val="none" w:sz="0" w:space="0" w:color="000000"/>
+              </w:pBdr>
+              <w:spacing w:after="100" w:before="100" w:line="240"/>
+              <w:ind w:left="100" w:right="100" w:firstLine="0" w:firstLineChars="0"/>
+              <w:rPr>
+                <w:rFonts w:ascii="Arial" w:hAnsi="Arial" w:eastAsia="Arial" w:cs="Arial"/>
+                <w:i w:val="false"/>
+                <w:b w:val="false"/>
+                <w:u w:val="none"/>
+                <w:sz w:val="18"/>
+                <w:szCs w:val="18"/>
+                <w:color w:val="000000"/>
+              </w:rPr>
+            </w:pPr>
+            <w:r>
+              <w:rPr>
+                <w:rFonts w:ascii="Arial" w:hAnsi="Arial" w:eastAsia="Arial" w:cs="Arial"/>
+                <w:i w:val="false"/>
+                <w:b w:val="false"/>
+                <w:u w:val="none"/>
+                <w:sz w:val="18"/>
+                <w:szCs w:val="18"/>
+                <w:color w:val="000000"/>
+              </w:rPr>
+              <w:t xml:space="preserve">120 (93.8)</w:t>
+            </w:r>
+          </w:p>
+        </w:tc>
+        <w:tc>
+          <w:tcPr>
+            <w:tcBorders>
+              <w:bottom w:val="single" w:sz="6" w:space="0" w:color="666666"/>
+              <w:top w:val="single" w:sz="6" w:space="0" w:color="666666"/>
+              <w:left w:val="none" w:sz="0" w:space="0" w:color="000000"/>
+              <w:right w:val="none" w:sz="0" w:space="0" w:color="000000"/>
+            </w:tcBorders>
+            <w:shd w:val="clear" w:color="auto" w:fill="FFFFFF"/>
+            <w:tcMar>
+              <w:top w:w="0" w:type="dxa"/>
+              <w:bottom w:w="0" w:type="dxa"/>
+              <w:left w:w="0" w:type="dxa"/>
+              <w:right w:w="0" w:type="dxa"/>
+            </w:tcMar>
+            <w:vAlign w:val="center"/>
+          </w:tcPr>
+          <w:p>
+            <w:pPr>
+              <w:pStyle w:val="Normal"/>
+              <w:jc w:val="left"/>
+              <w:pBdr>
+                <w:bottom w:val="none" w:sz="0" w:space="0" w:color="000000"/>
+                <w:top w:val="none" w:sz="0" w:space="0" w:color="000000"/>
+                <w:left w:val="none" w:sz="0" w:space="0" w:color="000000"/>
+                <w:right w:val="none" w:sz="0" w:space="0" w:color="000000"/>
+              </w:pBdr>
+              <w:spacing w:after="100" w:before="100" w:line="240"/>
+              <w:ind w:left="100" w:right="100" w:firstLine="0" w:firstLineChars="0"/>
+              <w:rPr>
+                <w:rFonts w:ascii="Arial" w:hAnsi="Arial" w:eastAsia="Arial" w:cs="Arial"/>
+                <w:i w:val="false"/>
+                <w:b w:val="false"/>
+                <w:u w:val="none"/>
+                <w:sz w:val="18"/>
+                <w:szCs w:val="18"/>
+                <w:color w:val="000000"/>
+              </w:rPr>
+            </w:pPr>
+            <w:r>
+              <w:rPr>
+                <w:rFonts w:ascii="Arial" w:hAnsi="Arial" w:eastAsia="Arial" w:cs="Arial"/>
+                <w:i w:val="false"/>
+                <w:b w:val="false"/>
+                <w:u w:val="none"/>
+                <w:sz w:val="18"/>
+                <w:szCs w:val="18"/>
+                <w:color w:val="000000"/>
+              </w:rPr>
+              <w:t xml:space="preserve">61 (96.8)</w:t>
             </w:r>
           </w:p>
         </w:tc>
@@ -7059,7 +7059,7 @@
                 <w:szCs w:val="18"/>
                 <w:color w:val="000000"/>
               </w:rPr>
-              <w:t xml:space="preserve">18 (6.7)</w:t>
+              <w:t xml:space="preserve">18 (6.4)</w:t>
             </w:r>
           </w:p>
         </w:tc>
@@ -7165,7 +7165,7 @@
                 <w:szCs w:val="18"/>
                 <w:color w:val="000000"/>
               </w:rPr>
-              <w:t xml:space="preserve">2 (3.3)</w:t>
+              <w:t xml:space="preserve">2 (3.2)</w:t>
             </w:r>
           </w:p>
         </w:tc>
@@ -7542,7 +7542,7 @@
                 <w:szCs w:val="18"/>
                 <w:color w:val="000000"/>
               </w:rPr>
-              <w:t xml:space="preserve">2 (1.5)</w:t>
+              <w:t xml:space="preserve">2 (1.6)</w:t>
             </w:r>
           </w:p>
         </w:tc>
@@ -7648,7 +7648,7 @@
                 <w:szCs w:val="18"/>
                 <w:color w:val="000000"/>
               </w:rPr>
-              <w:t xml:space="preserve">0.603</w:t>
+              <w:t xml:space="preserve">0.570</w:t>
             </w:r>
           </w:p>
         </w:tc>
@@ -7754,7 +7754,7 @@
                 <w:szCs w:val="18"/>
                 <w:color w:val="000000"/>
               </w:rPr>
-              <w:t xml:space="preserve">0.446</w:t>
+              <w:t xml:space="preserve">0.411</w:t>
             </w:r>
           </w:p>
         </w:tc>
@@ -7919,113 +7919,113 @@
                 <w:szCs w:val="18"/>
                 <w:color w:val="000000"/>
               </w:rPr>
-              <w:t xml:space="preserve">259 (96.3)</w:t>
-            </w:r>
-          </w:p>
-        </w:tc>
-        <w:tc>
-          <w:tcPr>
-            <w:tcBorders>
-              <w:bottom w:val="single" w:sz="6" w:space="0" w:color="666666"/>
-              <w:top w:val="single" w:sz="6" w:space="0" w:color="666666"/>
-              <w:left w:val="none" w:sz="0" w:space="0" w:color="000000"/>
-              <w:right w:val="none" w:sz="0" w:space="0" w:color="000000"/>
-            </w:tcBorders>
-            <w:shd w:val="clear" w:color="auto" w:fill="FFFFFF"/>
-            <w:tcMar>
-              <w:top w:w="0" w:type="dxa"/>
-              <w:bottom w:w="0" w:type="dxa"/>
-              <w:left w:w="0" w:type="dxa"/>
-              <w:right w:w="0" w:type="dxa"/>
-            </w:tcMar>
-            <w:vAlign w:val="center"/>
-          </w:tcPr>
-          <w:p>
-            <w:pPr>
-              <w:pStyle w:val="Normal"/>
-              <w:jc w:val="left"/>
-              <w:pBdr>
-                <w:bottom w:val="none" w:sz="0" w:space="0" w:color="000000"/>
-                <w:top w:val="none" w:sz="0" w:space="0" w:color="000000"/>
-                <w:left w:val="none" w:sz="0" w:space="0" w:color="000000"/>
-                <w:right w:val="none" w:sz="0" w:space="0" w:color="000000"/>
-              </w:pBdr>
-              <w:spacing w:after="100" w:before="100" w:line="240"/>
-              <w:ind w:left="100" w:right="100" w:firstLine="0" w:firstLineChars="0"/>
-              <w:rPr>
-                <w:rFonts w:ascii="Arial" w:hAnsi="Arial" w:eastAsia="Arial" w:cs="Arial"/>
-                <w:i w:val="false"/>
-                <w:b w:val="false"/>
-                <w:u w:val="none"/>
-                <w:sz w:val="18"/>
-                <w:szCs w:val="18"/>
-                <w:color w:val="000000"/>
-              </w:rPr>
-            </w:pPr>
-            <w:r>
-              <w:rPr>
-                <w:rFonts w:ascii="Arial" w:hAnsi="Arial" w:eastAsia="Arial" w:cs="Arial"/>
-                <w:i w:val="false"/>
-                <w:b w:val="false"/>
-                <w:u w:val="none"/>
-                <w:sz w:val="18"/>
-                <w:szCs w:val="18"/>
-                <w:color w:val="000000"/>
-              </w:rPr>
-              <w:t xml:space="preserve">124 (95.4)</w:t>
-            </w:r>
-          </w:p>
-        </w:tc>
-        <w:tc>
-          <w:tcPr>
-            <w:tcBorders>
-              <w:bottom w:val="single" w:sz="6" w:space="0" w:color="666666"/>
-              <w:top w:val="single" w:sz="6" w:space="0" w:color="666666"/>
-              <w:left w:val="none" w:sz="0" w:space="0" w:color="000000"/>
-              <w:right w:val="none" w:sz="0" w:space="0" w:color="000000"/>
-            </w:tcBorders>
-            <w:shd w:val="clear" w:color="auto" w:fill="FFFFFF"/>
-            <w:tcMar>
-              <w:top w:w="0" w:type="dxa"/>
-              <w:bottom w:w="0" w:type="dxa"/>
-              <w:left w:w="0" w:type="dxa"/>
-              <w:right w:w="0" w:type="dxa"/>
-            </w:tcMar>
-            <w:vAlign w:val="center"/>
-          </w:tcPr>
-          <w:p>
-            <w:pPr>
-              <w:pStyle w:val="Normal"/>
-              <w:jc w:val="left"/>
-              <w:pBdr>
-                <w:bottom w:val="none" w:sz="0" w:space="0" w:color="000000"/>
-                <w:top w:val="none" w:sz="0" w:space="0" w:color="000000"/>
-                <w:left w:val="none" w:sz="0" w:space="0" w:color="000000"/>
-                <w:right w:val="none" w:sz="0" w:space="0" w:color="000000"/>
-              </w:pBdr>
-              <w:spacing w:after="100" w:before="100" w:line="240"/>
-              <w:ind w:left="100" w:right="100" w:firstLine="0" w:firstLineChars="0"/>
-              <w:rPr>
-                <w:rFonts w:ascii="Arial" w:hAnsi="Arial" w:eastAsia="Arial" w:cs="Arial"/>
-                <w:i w:val="false"/>
-                <w:b w:val="false"/>
-                <w:u w:val="none"/>
-                <w:sz w:val="18"/>
-                <w:szCs w:val="18"/>
-                <w:color w:val="000000"/>
-              </w:rPr>
-            </w:pPr>
-            <w:r>
-              <w:rPr>
-                <w:rFonts w:ascii="Arial" w:hAnsi="Arial" w:eastAsia="Arial" w:cs="Arial"/>
-                <w:i w:val="false"/>
-                <w:b w:val="false"/>
-                <w:u w:val="none"/>
-                <w:sz w:val="18"/>
-                <w:szCs w:val="18"/>
-                <w:color w:val="000000"/>
-              </w:rPr>
-              <w:t xml:space="preserve">58 (95.1)</w:t>
+              <w:t xml:space="preserve">273 (96.5)</w:t>
+            </w:r>
+          </w:p>
+        </w:tc>
+        <w:tc>
+          <w:tcPr>
+            <w:tcBorders>
+              <w:bottom w:val="single" w:sz="6" w:space="0" w:color="666666"/>
+              <w:top w:val="single" w:sz="6" w:space="0" w:color="666666"/>
+              <w:left w:val="none" w:sz="0" w:space="0" w:color="000000"/>
+              <w:right w:val="none" w:sz="0" w:space="0" w:color="000000"/>
+            </w:tcBorders>
+            <w:shd w:val="clear" w:color="auto" w:fill="FFFFFF"/>
+            <w:tcMar>
+              <w:top w:w="0" w:type="dxa"/>
+              <w:bottom w:w="0" w:type="dxa"/>
+              <w:left w:w="0" w:type="dxa"/>
+              <w:right w:w="0" w:type="dxa"/>
+            </w:tcMar>
+            <w:vAlign w:val="center"/>
+          </w:tcPr>
+          <w:p>
+            <w:pPr>
+              <w:pStyle w:val="Normal"/>
+              <w:jc w:val="left"/>
+              <w:pBdr>
+                <w:bottom w:val="none" w:sz="0" w:space="0" w:color="000000"/>
+                <w:top w:val="none" w:sz="0" w:space="0" w:color="000000"/>
+                <w:left w:val="none" w:sz="0" w:space="0" w:color="000000"/>
+                <w:right w:val="none" w:sz="0" w:space="0" w:color="000000"/>
+              </w:pBdr>
+              <w:spacing w:after="100" w:before="100" w:line="240"/>
+              <w:ind w:left="100" w:right="100" w:firstLine="0" w:firstLineChars="0"/>
+              <w:rPr>
+                <w:rFonts w:ascii="Arial" w:hAnsi="Arial" w:eastAsia="Arial" w:cs="Arial"/>
+                <w:i w:val="false"/>
+                <w:b w:val="false"/>
+                <w:u w:val="none"/>
+                <w:sz w:val="18"/>
+                <w:szCs w:val="18"/>
+                <w:color w:val="000000"/>
+              </w:rPr>
+            </w:pPr>
+            <w:r>
+              <w:rPr>
+                <w:rFonts w:ascii="Arial" w:hAnsi="Arial" w:eastAsia="Arial" w:cs="Arial"/>
+                <w:i w:val="false"/>
+                <w:b w:val="false"/>
+                <w:u w:val="none"/>
+                <w:sz w:val="18"/>
+                <w:szCs w:val="18"/>
+                <w:color w:val="000000"/>
+              </w:rPr>
+              <w:t xml:space="preserve">122 (95.3)</w:t>
+            </w:r>
+          </w:p>
+        </w:tc>
+        <w:tc>
+          <w:tcPr>
+            <w:tcBorders>
+              <w:bottom w:val="single" w:sz="6" w:space="0" w:color="666666"/>
+              <w:top w:val="single" w:sz="6" w:space="0" w:color="666666"/>
+              <w:left w:val="none" w:sz="0" w:space="0" w:color="000000"/>
+              <w:right w:val="none" w:sz="0" w:space="0" w:color="000000"/>
+            </w:tcBorders>
+            <w:shd w:val="clear" w:color="auto" w:fill="FFFFFF"/>
+            <w:tcMar>
+              <w:top w:w="0" w:type="dxa"/>
+              <w:bottom w:w="0" w:type="dxa"/>
+              <w:left w:w="0" w:type="dxa"/>
+              <w:right w:w="0" w:type="dxa"/>
+            </w:tcMar>
+            <w:vAlign w:val="center"/>
+          </w:tcPr>
+          <w:p>
+            <w:pPr>
+              <w:pStyle w:val="Normal"/>
+              <w:jc w:val="left"/>
+              <w:pBdr>
+                <w:bottom w:val="none" w:sz="0" w:space="0" w:color="000000"/>
+                <w:top w:val="none" w:sz="0" w:space="0" w:color="000000"/>
+                <w:left w:val="none" w:sz="0" w:space="0" w:color="000000"/>
+                <w:right w:val="none" w:sz="0" w:space="0" w:color="000000"/>
+              </w:pBdr>
+              <w:spacing w:after="100" w:before="100" w:line="240"/>
+              <w:ind w:left="100" w:right="100" w:firstLine="0" w:firstLineChars="0"/>
+              <w:rPr>
+                <w:rFonts w:ascii="Arial" w:hAnsi="Arial" w:eastAsia="Arial" w:cs="Arial"/>
+                <w:i w:val="false"/>
+                <w:b w:val="false"/>
+                <w:u w:val="none"/>
+                <w:sz w:val="18"/>
+                <w:szCs w:val="18"/>
+                <w:color w:val="000000"/>
+              </w:rPr>
+            </w:pPr>
+            <w:r>
+              <w:rPr>
+                <w:rFonts w:ascii="Arial" w:hAnsi="Arial" w:eastAsia="Arial" w:cs="Arial"/>
+                <w:i w:val="false"/>
+                <w:b w:val="false"/>
+                <w:u w:val="none"/>
+                <w:sz w:val="18"/>
+                <w:szCs w:val="18"/>
+                <w:color w:val="000000"/>
+              </w:rPr>
+              <w:t xml:space="preserve">60 (95.2)</w:t>
             </w:r>
           </w:p>
         </w:tc>
@@ -8349,7 +8349,7 @@
                 <w:szCs w:val="18"/>
                 <w:color w:val="000000"/>
               </w:rPr>
-              <w:t xml:space="preserve">9 (3.3)</w:t>
+              <w:t xml:space="preserve">9 (3.2)</w:t>
             </w:r>
           </w:p>
         </w:tc>
@@ -8455,7 +8455,7 @@
                 <w:szCs w:val="18"/>
                 <w:color w:val="000000"/>
               </w:rPr>
-              <w:t xml:space="preserve">3 (4.9)</w:t>
+              <w:t xml:space="preserve">3 (4.8)</w:t>
             </w:r>
           </w:p>
         </w:tc>
@@ -8938,7 +8938,7 @@
                 <w:szCs w:val="18"/>
                 <w:color w:val="000000"/>
               </w:rPr>
-              <w:t xml:space="preserve">0.908</w:t>
+              <w:t xml:space="preserve">0.919</w:t>
             </w:r>
           </w:p>
         </w:tc>
@@ -9044,7 +9044,7 @@
                 <w:szCs w:val="18"/>
                 <w:color w:val="000000"/>
               </w:rPr>
-              <w:t xml:space="preserve">0.744</w:t>
+              <w:t xml:space="preserve">0.769</w:t>
             </w:r>
           </w:p>
         </w:tc>
@@ -9209,113 +9209,113 @@
                 <w:szCs w:val="18"/>
                 <w:color w:val="000000"/>
               </w:rPr>
-              <w:t xml:space="preserve">265 (98.5)</w:t>
-            </w:r>
-          </w:p>
-        </w:tc>
-        <w:tc>
-          <w:tcPr>
-            <w:tcBorders>
-              <w:bottom w:val="single" w:sz="6" w:space="0" w:color="666666"/>
-              <w:top w:val="single" w:sz="6" w:space="0" w:color="666666"/>
-              <w:left w:val="none" w:sz="0" w:space="0" w:color="000000"/>
-              <w:right w:val="none" w:sz="0" w:space="0" w:color="000000"/>
-            </w:tcBorders>
-            <w:shd w:val="clear" w:color="auto" w:fill="FFFFFF"/>
-            <w:tcMar>
-              <w:top w:w="0" w:type="dxa"/>
-              <w:bottom w:w="0" w:type="dxa"/>
-              <w:left w:w="0" w:type="dxa"/>
-              <w:right w:w="0" w:type="dxa"/>
-            </w:tcMar>
-            <w:vAlign w:val="center"/>
-          </w:tcPr>
-          <w:p>
-            <w:pPr>
-              <w:pStyle w:val="Normal"/>
-              <w:jc w:val="left"/>
-              <w:pBdr>
-                <w:bottom w:val="none" w:sz="0" w:space="0" w:color="000000"/>
-                <w:top w:val="none" w:sz="0" w:space="0" w:color="000000"/>
-                <w:left w:val="none" w:sz="0" w:space="0" w:color="000000"/>
-                <w:right w:val="none" w:sz="0" w:space="0" w:color="000000"/>
-              </w:pBdr>
-              <w:spacing w:after="100" w:before="100" w:line="240"/>
-              <w:ind w:left="100" w:right="100" w:firstLine="0" w:firstLineChars="0"/>
-              <w:rPr>
-                <w:rFonts w:ascii="Arial" w:hAnsi="Arial" w:eastAsia="Arial" w:cs="Arial"/>
-                <w:i w:val="false"/>
-                <w:b w:val="false"/>
-                <w:u w:val="none"/>
-                <w:sz w:val="18"/>
-                <w:szCs w:val="18"/>
-                <w:color w:val="000000"/>
-              </w:rPr>
-            </w:pPr>
-            <w:r>
-              <w:rPr>
-                <w:rFonts w:ascii="Arial" w:hAnsi="Arial" w:eastAsia="Arial" w:cs="Arial"/>
-                <w:i w:val="false"/>
-                <w:b w:val="false"/>
-                <w:u w:val="none"/>
-                <w:sz w:val="18"/>
-                <w:szCs w:val="18"/>
-                <w:color w:val="000000"/>
-              </w:rPr>
-              <w:t xml:space="preserve">129 (99.2)</w:t>
-            </w:r>
-          </w:p>
-        </w:tc>
-        <w:tc>
-          <w:tcPr>
-            <w:tcBorders>
-              <w:bottom w:val="single" w:sz="6" w:space="0" w:color="666666"/>
-              <w:top w:val="single" w:sz="6" w:space="0" w:color="666666"/>
-              <w:left w:val="none" w:sz="0" w:space="0" w:color="000000"/>
-              <w:right w:val="none" w:sz="0" w:space="0" w:color="000000"/>
-            </w:tcBorders>
-            <w:shd w:val="clear" w:color="auto" w:fill="FFFFFF"/>
-            <w:tcMar>
-              <w:top w:w="0" w:type="dxa"/>
-              <w:bottom w:w="0" w:type="dxa"/>
-              <w:left w:w="0" w:type="dxa"/>
-              <w:right w:w="0" w:type="dxa"/>
-            </w:tcMar>
-            <w:vAlign w:val="center"/>
-          </w:tcPr>
-          <w:p>
-            <w:pPr>
-              <w:pStyle w:val="Normal"/>
-              <w:jc w:val="left"/>
-              <w:pBdr>
-                <w:bottom w:val="none" w:sz="0" w:space="0" w:color="000000"/>
-                <w:top w:val="none" w:sz="0" w:space="0" w:color="000000"/>
-                <w:left w:val="none" w:sz="0" w:space="0" w:color="000000"/>
-                <w:right w:val="none" w:sz="0" w:space="0" w:color="000000"/>
-              </w:pBdr>
-              <w:spacing w:after="100" w:before="100" w:line="240"/>
-              <w:ind w:left="100" w:right="100" w:firstLine="0" w:firstLineChars="0"/>
-              <w:rPr>
-                <w:rFonts w:ascii="Arial" w:hAnsi="Arial" w:eastAsia="Arial" w:cs="Arial"/>
-                <w:i w:val="false"/>
-                <w:b w:val="false"/>
-                <w:u w:val="none"/>
-                <w:sz w:val="18"/>
-                <w:szCs w:val="18"/>
-                <w:color w:val="000000"/>
-              </w:rPr>
-            </w:pPr>
-            <w:r>
-              <w:rPr>
-                <w:rFonts w:ascii="Arial" w:hAnsi="Arial" w:eastAsia="Arial" w:cs="Arial"/>
-                <w:i w:val="false"/>
-                <w:b w:val="false"/>
-                <w:u w:val="none"/>
-                <w:sz w:val="18"/>
-                <w:szCs w:val="18"/>
-                <w:color w:val="000000"/>
-              </w:rPr>
-              <w:t xml:space="preserve">60 (98.4)</w:t>
+              <w:t xml:space="preserve">279 (98.6)</w:t>
+            </w:r>
+          </w:p>
+        </w:tc>
+        <w:tc>
+          <w:tcPr>
+            <w:tcBorders>
+              <w:bottom w:val="single" w:sz="6" w:space="0" w:color="666666"/>
+              <w:top w:val="single" w:sz="6" w:space="0" w:color="666666"/>
+              <w:left w:val="none" w:sz="0" w:space="0" w:color="000000"/>
+              <w:right w:val="none" w:sz="0" w:space="0" w:color="000000"/>
+            </w:tcBorders>
+            <w:shd w:val="clear" w:color="auto" w:fill="FFFFFF"/>
+            <w:tcMar>
+              <w:top w:w="0" w:type="dxa"/>
+              <w:bottom w:w="0" w:type="dxa"/>
+              <w:left w:w="0" w:type="dxa"/>
+              <w:right w:w="0" w:type="dxa"/>
+            </w:tcMar>
+            <w:vAlign w:val="center"/>
+          </w:tcPr>
+          <w:p>
+            <w:pPr>
+              <w:pStyle w:val="Normal"/>
+              <w:jc w:val="left"/>
+              <w:pBdr>
+                <w:bottom w:val="none" w:sz="0" w:space="0" w:color="000000"/>
+                <w:top w:val="none" w:sz="0" w:space="0" w:color="000000"/>
+                <w:left w:val="none" w:sz="0" w:space="0" w:color="000000"/>
+                <w:right w:val="none" w:sz="0" w:space="0" w:color="000000"/>
+              </w:pBdr>
+              <w:spacing w:after="100" w:before="100" w:line="240"/>
+              <w:ind w:left="100" w:right="100" w:firstLine="0" w:firstLineChars="0"/>
+              <w:rPr>
+                <w:rFonts w:ascii="Arial" w:hAnsi="Arial" w:eastAsia="Arial" w:cs="Arial"/>
+                <w:i w:val="false"/>
+                <w:b w:val="false"/>
+                <w:u w:val="none"/>
+                <w:sz w:val="18"/>
+                <w:szCs w:val="18"/>
+                <w:color w:val="000000"/>
+              </w:rPr>
+            </w:pPr>
+            <w:r>
+              <w:rPr>
+                <w:rFonts w:ascii="Arial" w:hAnsi="Arial" w:eastAsia="Arial" w:cs="Arial"/>
+                <w:i w:val="false"/>
+                <w:b w:val="false"/>
+                <w:u w:val="none"/>
+                <w:sz w:val="18"/>
+                <w:szCs w:val="18"/>
+                <w:color w:val="000000"/>
+              </w:rPr>
+              <w:t xml:space="preserve">127 (99.2)</w:t>
+            </w:r>
+          </w:p>
+        </w:tc>
+        <w:tc>
+          <w:tcPr>
+            <w:tcBorders>
+              <w:bottom w:val="single" w:sz="6" w:space="0" w:color="666666"/>
+              <w:top w:val="single" w:sz="6" w:space="0" w:color="666666"/>
+              <w:left w:val="none" w:sz="0" w:space="0" w:color="000000"/>
+              <w:right w:val="none" w:sz="0" w:space="0" w:color="000000"/>
+            </w:tcBorders>
+            <w:shd w:val="clear" w:color="auto" w:fill="FFFFFF"/>
+            <w:tcMar>
+              <w:top w:w="0" w:type="dxa"/>
+              <w:bottom w:w="0" w:type="dxa"/>
+              <w:left w:w="0" w:type="dxa"/>
+              <w:right w:w="0" w:type="dxa"/>
+            </w:tcMar>
+            <w:vAlign w:val="center"/>
+          </w:tcPr>
+          <w:p>
+            <w:pPr>
+              <w:pStyle w:val="Normal"/>
+              <w:jc w:val="left"/>
+              <w:pBdr>
+                <w:bottom w:val="none" w:sz="0" w:space="0" w:color="000000"/>
+                <w:top w:val="none" w:sz="0" w:space="0" w:color="000000"/>
+                <w:left w:val="none" w:sz="0" w:space="0" w:color="000000"/>
+                <w:right w:val="none" w:sz="0" w:space="0" w:color="000000"/>
+              </w:pBdr>
+              <w:spacing w:after="100" w:before="100" w:line="240"/>
+              <w:ind w:left="100" w:right="100" w:firstLine="0" w:firstLineChars="0"/>
+              <w:rPr>
+                <w:rFonts w:ascii="Arial" w:hAnsi="Arial" w:eastAsia="Arial" w:cs="Arial"/>
+                <w:i w:val="false"/>
+                <w:b w:val="false"/>
+                <w:u w:val="none"/>
+                <w:sz w:val="18"/>
+                <w:szCs w:val="18"/>
+                <w:color w:val="000000"/>
+              </w:rPr>
+            </w:pPr>
+            <w:r>
+              <w:rPr>
+                <w:rFonts w:ascii="Arial" w:hAnsi="Arial" w:eastAsia="Arial" w:cs="Arial"/>
+                <w:i w:val="false"/>
+                <w:b w:val="false"/>
+                <w:u w:val="none"/>
+                <w:sz w:val="18"/>
+                <w:szCs w:val="18"/>
+                <w:color w:val="000000"/>
+              </w:rPr>
+              <w:t xml:space="preserve">62 (98.4)</w:t>
             </w:r>
           </w:p>
         </w:tc>
@@ -10228,7 +10228,7 @@
                 <w:szCs w:val="18"/>
                 <w:color w:val="000000"/>
               </w:rPr>
-              <w:t xml:space="preserve">0.879</w:t>
+              <w:t xml:space="preserve">0.885</w:t>
             </w:r>
           </w:p>
         </w:tc>
@@ -10334,7 +10334,7 @@
                 <w:szCs w:val="18"/>
                 <w:color w:val="000000"/>
               </w:rPr>
-              <w:t xml:space="preserve">0.785</w:t>
+              <w:t xml:space="preserve">0.795</w:t>
             </w:r>
           </w:p>
         </w:tc>
@@ -10499,113 +10499,113 @@
                 <w:szCs w:val="18"/>
                 <w:color w:val="000000"/>
               </w:rPr>
-              <w:t xml:space="preserve">266 (98.9)</w:t>
-            </w:r>
-          </w:p>
-        </w:tc>
-        <w:tc>
-          <w:tcPr>
-            <w:tcBorders>
-              <w:bottom w:val="single" w:sz="6" w:space="0" w:color="666666"/>
-              <w:top w:val="single" w:sz="6" w:space="0" w:color="666666"/>
-              <w:left w:val="none" w:sz="0" w:space="0" w:color="000000"/>
-              <w:right w:val="none" w:sz="0" w:space="0" w:color="000000"/>
-            </w:tcBorders>
-            <w:shd w:val="clear" w:color="auto" w:fill="FFFFFF"/>
-            <w:tcMar>
-              <w:top w:w="0" w:type="dxa"/>
-              <w:bottom w:w="0" w:type="dxa"/>
-              <w:left w:w="0" w:type="dxa"/>
-              <w:right w:w="0" w:type="dxa"/>
-            </w:tcMar>
-            <w:vAlign w:val="center"/>
-          </w:tcPr>
-          <w:p>
-            <w:pPr>
-              <w:pStyle w:val="Normal"/>
-              <w:jc w:val="left"/>
-              <w:pBdr>
-                <w:bottom w:val="none" w:sz="0" w:space="0" w:color="000000"/>
-                <w:top w:val="none" w:sz="0" w:space="0" w:color="000000"/>
-                <w:left w:val="none" w:sz="0" w:space="0" w:color="000000"/>
-                <w:right w:val="none" w:sz="0" w:space="0" w:color="000000"/>
-              </w:pBdr>
-              <w:spacing w:after="100" w:before="100" w:line="240"/>
-              <w:ind w:left="100" w:right="100" w:firstLine="0" w:firstLineChars="0"/>
-              <w:rPr>
-                <w:rFonts w:ascii="Arial" w:hAnsi="Arial" w:eastAsia="Arial" w:cs="Arial"/>
-                <w:i w:val="false"/>
-                <w:b w:val="false"/>
-                <w:u w:val="none"/>
-                <w:sz w:val="18"/>
-                <w:szCs w:val="18"/>
-                <w:color w:val="000000"/>
-              </w:rPr>
-            </w:pPr>
-            <w:r>
-              <w:rPr>
-                <w:rFonts w:ascii="Arial" w:hAnsi="Arial" w:eastAsia="Arial" w:cs="Arial"/>
-                <w:i w:val="false"/>
-                <w:b w:val="false"/>
-                <w:u w:val="none"/>
-                <w:sz w:val="18"/>
-                <w:szCs w:val="18"/>
-                <w:color w:val="000000"/>
-              </w:rPr>
-              <w:t xml:space="preserve">129 (99.2)</w:t>
-            </w:r>
-          </w:p>
-        </w:tc>
-        <w:tc>
-          <w:tcPr>
-            <w:tcBorders>
-              <w:bottom w:val="single" w:sz="6" w:space="0" w:color="666666"/>
-              <w:top w:val="single" w:sz="6" w:space="0" w:color="666666"/>
-              <w:left w:val="none" w:sz="0" w:space="0" w:color="000000"/>
-              <w:right w:val="none" w:sz="0" w:space="0" w:color="000000"/>
-            </w:tcBorders>
-            <w:shd w:val="clear" w:color="auto" w:fill="FFFFFF"/>
-            <w:tcMar>
-              <w:top w:w="0" w:type="dxa"/>
-              <w:bottom w:w="0" w:type="dxa"/>
-              <w:left w:w="0" w:type="dxa"/>
-              <w:right w:w="0" w:type="dxa"/>
-            </w:tcMar>
-            <w:vAlign w:val="center"/>
-          </w:tcPr>
-          <w:p>
-            <w:pPr>
-              <w:pStyle w:val="Normal"/>
-              <w:jc w:val="left"/>
-              <w:pBdr>
-                <w:bottom w:val="none" w:sz="0" w:space="0" w:color="000000"/>
-                <w:top w:val="none" w:sz="0" w:space="0" w:color="000000"/>
-                <w:left w:val="none" w:sz="0" w:space="0" w:color="000000"/>
-                <w:right w:val="none" w:sz="0" w:space="0" w:color="000000"/>
-              </w:pBdr>
-              <w:spacing w:after="100" w:before="100" w:line="240"/>
-              <w:ind w:left="100" w:right="100" w:firstLine="0" w:firstLineChars="0"/>
-              <w:rPr>
-                <w:rFonts w:ascii="Arial" w:hAnsi="Arial" w:eastAsia="Arial" w:cs="Arial"/>
-                <w:i w:val="false"/>
-                <w:b w:val="false"/>
-                <w:u w:val="none"/>
-                <w:sz w:val="18"/>
-                <w:szCs w:val="18"/>
-                <w:color w:val="000000"/>
-              </w:rPr>
-            </w:pPr>
-            <w:r>
-              <w:rPr>
-                <w:rFonts w:ascii="Arial" w:hAnsi="Arial" w:eastAsia="Arial" w:cs="Arial"/>
-                <w:i w:val="false"/>
-                <w:b w:val="false"/>
-                <w:u w:val="none"/>
-                <w:sz w:val="18"/>
-                <w:szCs w:val="18"/>
-                <w:color w:val="000000"/>
-              </w:rPr>
-              <w:t xml:space="preserve">60 (98.4)</w:t>
+              <w:t xml:space="preserve">280 (98.9)</w:t>
+            </w:r>
+          </w:p>
+        </w:tc>
+        <w:tc>
+          <w:tcPr>
+            <w:tcBorders>
+              <w:bottom w:val="single" w:sz="6" w:space="0" w:color="666666"/>
+              <w:top w:val="single" w:sz="6" w:space="0" w:color="666666"/>
+              <w:left w:val="none" w:sz="0" w:space="0" w:color="000000"/>
+              <w:right w:val="none" w:sz="0" w:space="0" w:color="000000"/>
+            </w:tcBorders>
+            <w:shd w:val="clear" w:color="auto" w:fill="FFFFFF"/>
+            <w:tcMar>
+              <w:top w:w="0" w:type="dxa"/>
+              <w:bottom w:w="0" w:type="dxa"/>
+              <w:left w:w="0" w:type="dxa"/>
+              <w:right w:w="0" w:type="dxa"/>
+            </w:tcMar>
+            <w:vAlign w:val="center"/>
+          </w:tcPr>
+          <w:p>
+            <w:pPr>
+              <w:pStyle w:val="Normal"/>
+              <w:jc w:val="left"/>
+              <w:pBdr>
+                <w:bottom w:val="none" w:sz="0" w:space="0" w:color="000000"/>
+                <w:top w:val="none" w:sz="0" w:space="0" w:color="000000"/>
+                <w:left w:val="none" w:sz="0" w:space="0" w:color="000000"/>
+                <w:right w:val="none" w:sz="0" w:space="0" w:color="000000"/>
+              </w:pBdr>
+              <w:spacing w:after="100" w:before="100" w:line="240"/>
+              <w:ind w:left="100" w:right="100" w:firstLine="0" w:firstLineChars="0"/>
+              <w:rPr>
+                <w:rFonts w:ascii="Arial" w:hAnsi="Arial" w:eastAsia="Arial" w:cs="Arial"/>
+                <w:i w:val="false"/>
+                <w:b w:val="false"/>
+                <w:u w:val="none"/>
+                <w:sz w:val="18"/>
+                <w:szCs w:val="18"/>
+                <w:color w:val="000000"/>
+              </w:rPr>
+            </w:pPr>
+            <w:r>
+              <w:rPr>
+                <w:rFonts w:ascii="Arial" w:hAnsi="Arial" w:eastAsia="Arial" w:cs="Arial"/>
+                <w:i w:val="false"/>
+                <w:b w:val="false"/>
+                <w:u w:val="none"/>
+                <w:sz w:val="18"/>
+                <w:szCs w:val="18"/>
+                <w:color w:val="000000"/>
+              </w:rPr>
+              <w:t xml:space="preserve">127 (99.2)</w:t>
+            </w:r>
+          </w:p>
+        </w:tc>
+        <w:tc>
+          <w:tcPr>
+            <w:tcBorders>
+              <w:bottom w:val="single" w:sz="6" w:space="0" w:color="666666"/>
+              <w:top w:val="single" w:sz="6" w:space="0" w:color="666666"/>
+              <w:left w:val="none" w:sz="0" w:space="0" w:color="000000"/>
+              <w:right w:val="none" w:sz="0" w:space="0" w:color="000000"/>
+            </w:tcBorders>
+            <w:shd w:val="clear" w:color="auto" w:fill="FFFFFF"/>
+            <w:tcMar>
+              <w:top w:w="0" w:type="dxa"/>
+              <w:bottom w:w="0" w:type="dxa"/>
+              <w:left w:w="0" w:type="dxa"/>
+              <w:right w:w="0" w:type="dxa"/>
+            </w:tcMar>
+            <w:vAlign w:val="center"/>
+          </w:tcPr>
+          <w:p>
+            <w:pPr>
+              <w:pStyle w:val="Normal"/>
+              <w:jc w:val="left"/>
+              <w:pBdr>
+                <w:bottom w:val="none" w:sz="0" w:space="0" w:color="000000"/>
+                <w:top w:val="none" w:sz="0" w:space="0" w:color="000000"/>
+                <w:left w:val="none" w:sz="0" w:space="0" w:color="000000"/>
+                <w:right w:val="none" w:sz="0" w:space="0" w:color="000000"/>
+              </w:pBdr>
+              <w:spacing w:after="100" w:before="100" w:line="240"/>
+              <w:ind w:left="100" w:right="100" w:firstLine="0" w:firstLineChars="0"/>
+              <w:rPr>
+                <w:rFonts w:ascii="Arial" w:hAnsi="Arial" w:eastAsia="Arial" w:cs="Arial"/>
+                <w:i w:val="false"/>
+                <w:b w:val="false"/>
+                <w:u w:val="none"/>
+                <w:sz w:val="18"/>
+                <w:szCs w:val="18"/>
+                <w:color w:val="000000"/>
+              </w:rPr>
+            </w:pPr>
+            <w:r>
+              <w:rPr>
+                <w:rFonts w:ascii="Arial" w:hAnsi="Arial" w:eastAsia="Arial" w:cs="Arial"/>
+                <w:i w:val="false"/>
+                <w:b w:val="false"/>
+                <w:u w:val="none"/>
+                <w:sz w:val="18"/>
+                <w:szCs w:val="18"/>
+                <w:color w:val="000000"/>
+              </w:rPr>
+              <w:t xml:space="preserve">62 (98.4)</w:t>
             </w:r>
           </w:p>
         </w:tc>
@@ -11359,166 +11359,166 @@
                 <w:szCs w:val="18"/>
                 <w:color w:val="000000"/>
               </w:rPr>
-              <w:t xml:space="preserve">19 (7.1)</w:t>
-            </w:r>
-          </w:p>
-        </w:tc>
-        <w:tc>
-          <w:tcPr>
-            <w:tcBorders>
-              <w:bottom w:val="single" w:sz="6" w:space="0" w:color="666666"/>
-              <w:top w:val="single" w:sz="6" w:space="0" w:color="666666"/>
-              <w:left w:val="none" w:sz="0" w:space="0" w:color="000000"/>
-              <w:right w:val="none" w:sz="0" w:space="0" w:color="000000"/>
-            </w:tcBorders>
-            <w:shd w:val="clear" w:color="auto" w:fill="FFFFFF"/>
-            <w:tcMar>
-              <w:top w:w="0" w:type="dxa"/>
-              <w:bottom w:w="0" w:type="dxa"/>
-              <w:left w:w="0" w:type="dxa"/>
-              <w:right w:w="0" w:type="dxa"/>
-            </w:tcMar>
-            <w:vAlign w:val="center"/>
-          </w:tcPr>
-          <w:p>
-            <w:pPr>
-              <w:pStyle w:val="Normal"/>
-              <w:jc w:val="left"/>
-              <w:pBdr>
-                <w:bottom w:val="none" w:sz="0" w:space="0" w:color="000000"/>
-                <w:top w:val="none" w:sz="0" w:space="0" w:color="000000"/>
-                <w:left w:val="none" w:sz="0" w:space="0" w:color="000000"/>
-                <w:right w:val="none" w:sz="0" w:space="0" w:color="000000"/>
-              </w:pBdr>
-              <w:spacing w:after="100" w:before="100" w:line="240"/>
-              <w:ind w:left="100" w:right="100" w:firstLine="0" w:firstLineChars="0"/>
-              <w:rPr>
-                <w:rFonts w:ascii="Arial" w:hAnsi="Arial" w:eastAsia="Arial" w:cs="Arial"/>
-                <w:i w:val="false"/>
-                <w:b w:val="false"/>
-                <w:u w:val="none"/>
-                <w:sz w:val="18"/>
-                <w:szCs w:val="18"/>
-                <w:color w:val="000000"/>
-              </w:rPr>
-            </w:pPr>
-            <w:r>
-              <w:rPr>
-                <w:rFonts w:ascii="Arial" w:hAnsi="Arial" w:eastAsia="Arial" w:cs="Arial"/>
-                <w:i w:val="false"/>
-                <w:b w:val="false"/>
-                <w:u w:val="none"/>
-                <w:sz w:val="18"/>
-                <w:szCs w:val="18"/>
-                <w:color w:val="000000"/>
-              </w:rPr>
-              <w:t xml:space="preserve">8 (6.2)</w:t>
-            </w:r>
-          </w:p>
-        </w:tc>
-        <w:tc>
-          <w:tcPr>
-            <w:tcBorders>
-              <w:bottom w:val="single" w:sz="6" w:space="0" w:color="666666"/>
-              <w:top w:val="single" w:sz="6" w:space="0" w:color="666666"/>
-              <w:left w:val="none" w:sz="0" w:space="0" w:color="000000"/>
-              <w:right w:val="none" w:sz="0" w:space="0" w:color="000000"/>
-            </w:tcBorders>
-            <w:shd w:val="clear" w:color="auto" w:fill="FFFFFF"/>
-            <w:tcMar>
-              <w:top w:w="0" w:type="dxa"/>
-              <w:bottom w:w="0" w:type="dxa"/>
-              <w:left w:w="0" w:type="dxa"/>
-              <w:right w:w="0" w:type="dxa"/>
-            </w:tcMar>
-            <w:vAlign w:val="center"/>
-          </w:tcPr>
-          <w:p>
-            <w:pPr>
-              <w:pStyle w:val="Normal"/>
-              <w:jc w:val="left"/>
-              <w:pBdr>
-                <w:bottom w:val="none" w:sz="0" w:space="0" w:color="000000"/>
-                <w:top w:val="none" w:sz="0" w:space="0" w:color="000000"/>
-                <w:left w:val="none" w:sz="0" w:space="0" w:color="000000"/>
-                <w:right w:val="none" w:sz="0" w:space="0" w:color="000000"/>
-              </w:pBdr>
-              <w:spacing w:after="100" w:before="100" w:line="240"/>
-              <w:ind w:left="100" w:right="100" w:firstLine="0" w:firstLineChars="0"/>
-              <w:rPr>
-                <w:rFonts w:ascii="Arial" w:hAnsi="Arial" w:eastAsia="Arial" w:cs="Arial"/>
-                <w:i w:val="false"/>
-                <w:b w:val="false"/>
-                <w:u w:val="none"/>
-                <w:sz w:val="18"/>
-                <w:szCs w:val="18"/>
-                <w:color w:val="000000"/>
-              </w:rPr>
-            </w:pPr>
-            <w:r>
-              <w:rPr>
-                <w:rFonts w:ascii="Arial" w:hAnsi="Arial" w:eastAsia="Arial" w:cs="Arial"/>
-                <w:i w:val="false"/>
-                <w:b w:val="false"/>
-                <w:u w:val="none"/>
-                <w:sz w:val="18"/>
-                <w:szCs w:val="18"/>
-                <w:color w:val="000000"/>
-              </w:rPr>
-              <w:t xml:space="preserve">3 (4.9)</w:t>
-            </w:r>
-          </w:p>
-        </w:tc>
-        <w:tc>
-          <w:tcPr>
-            <w:tcBorders>
-              <w:bottom w:val="single" w:sz="6" w:space="0" w:color="666666"/>
-              <w:top w:val="single" w:sz="6" w:space="0" w:color="666666"/>
-              <w:left w:val="none" w:sz="0" w:space="0" w:color="000000"/>
-              <w:right w:val="none" w:sz="0" w:space="0" w:color="000000"/>
-            </w:tcBorders>
-            <w:shd w:val="clear" w:color="auto" w:fill="FFFFFF"/>
-            <w:tcMar>
-              <w:top w:w="0" w:type="dxa"/>
-              <w:bottom w:w="0" w:type="dxa"/>
-              <w:left w:w="0" w:type="dxa"/>
-              <w:right w:w="0" w:type="dxa"/>
-            </w:tcMar>
-            <w:vAlign w:val="center"/>
-          </w:tcPr>
-          <w:p>
-            <w:pPr>
-              <w:pStyle w:val="Normal"/>
-              <w:jc w:val="left"/>
-              <w:pBdr>
-                <w:bottom w:val="none" w:sz="0" w:space="0" w:color="000000"/>
-                <w:top w:val="none" w:sz="0" w:space="0" w:color="000000"/>
-                <w:left w:val="none" w:sz="0" w:space="0" w:color="000000"/>
-                <w:right w:val="none" w:sz="0" w:space="0" w:color="000000"/>
-              </w:pBdr>
-              <w:spacing w:after="100" w:before="100" w:line="240"/>
-              <w:ind w:left="100" w:right="100" w:firstLine="0" w:firstLineChars="0"/>
-              <w:rPr>
-                <w:rFonts w:ascii="Arial" w:hAnsi="Arial" w:eastAsia="Arial" w:cs="Arial"/>
-                <w:i w:val="false"/>
-                <w:b w:val="false"/>
-                <w:u w:val="none"/>
-                <w:sz w:val="18"/>
-                <w:szCs w:val="18"/>
-                <w:color w:val="000000"/>
-              </w:rPr>
-            </w:pPr>
-            <w:r>
-              <w:rPr>
-                <w:rFonts w:ascii="Arial" w:hAnsi="Arial" w:eastAsia="Arial" w:cs="Arial"/>
-                <w:i w:val="false"/>
-                <w:b w:val="false"/>
-                <w:u w:val="none"/>
-                <w:sz w:val="18"/>
-                <w:szCs w:val="18"/>
-                <w:color w:val="000000"/>
-              </w:rPr>
-              <w:t xml:space="preserve">0.907</w:t>
+              <w:t xml:space="preserve">21 (7.4)</w:t>
+            </w:r>
+          </w:p>
+        </w:tc>
+        <w:tc>
+          <w:tcPr>
+            <w:tcBorders>
+              <w:bottom w:val="single" w:sz="6" w:space="0" w:color="666666"/>
+              <w:top w:val="single" w:sz="6" w:space="0" w:color="666666"/>
+              <w:left w:val="none" w:sz="0" w:space="0" w:color="000000"/>
+              <w:right w:val="none" w:sz="0" w:space="0" w:color="000000"/>
+            </w:tcBorders>
+            <w:shd w:val="clear" w:color="auto" w:fill="FFFFFF"/>
+            <w:tcMar>
+              <w:top w:w="0" w:type="dxa"/>
+              <w:bottom w:w="0" w:type="dxa"/>
+              <w:left w:w="0" w:type="dxa"/>
+              <w:right w:w="0" w:type="dxa"/>
+            </w:tcMar>
+            <w:vAlign w:val="center"/>
+          </w:tcPr>
+          <w:p>
+            <w:pPr>
+              <w:pStyle w:val="Normal"/>
+              <w:jc w:val="left"/>
+              <w:pBdr>
+                <w:bottom w:val="none" w:sz="0" w:space="0" w:color="000000"/>
+                <w:top w:val="none" w:sz="0" w:space="0" w:color="000000"/>
+                <w:left w:val="none" w:sz="0" w:space="0" w:color="000000"/>
+                <w:right w:val="none" w:sz="0" w:space="0" w:color="000000"/>
+              </w:pBdr>
+              <w:spacing w:after="100" w:before="100" w:line="240"/>
+              <w:ind w:left="100" w:right="100" w:firstLine="0" w:firstLineChars="0"/>
+              <w:rPr>
+                <w:rFonts w:ascii="Arial" w:hAnsi="Arial" w:eastAsia="Arial" w:cs="Arial"/>
+                <w:i w:val="false"/>
+                <w:b w:val="false"/>
+                <w:u w:val="none"/>
+                <w:sz w:val="18"/>
+                <w:szCs w:val="18"/>
+                <w:color w:val="000000"/>
+              </w:rPr>
+            </w:pPr>
+            <w:r>
+              <w:rPr>
+                <w:rFonts w:ascii="Arial" w:hAnsi="Arial" w:eastAsia="Arial" w:cs="Arial"/>
+                <w:i w:val="false"/>
+                <w:b w:val="false"/>
+                <w:u w:val="none"/>
+                <w:sz w:val="18"/>
+                <w:szCs w:val="18"/>
+                <w:color w:val="000000"/>
+              </w:rPr>
+              <w:t xml:space="preserve">7 (5.5)</w:t>
+            </w:r>
+          </w:p>
+        </w:tc>
+        <w:tc>
+          <w:tcPr>
+            <w:tcBorders>
+              <w:bottom w:val="single" w:sz="6" w:space="0" w:color="666666"/>
+              <w:top w:val="single" w:sz="6" w:space="0" w:color="666666"/>
+              <w:left w:val="none" w:sz="0" w:space="0" w:color="000000"/>
+              <w:right w:val="none" w:sz="0" w:space="0" w:color="000000"/>
+            </w:tcBorders>
+            <w:shd w:val="clear" w:color="auto" w:fill="FFFFFF"/>
+            <w:tcMar>
+              <w:top w:w="0" w:type="dxa"/>
+              <w:bottom w:w="0" w:type="dxa"/>
+              <w:left w:w="0" w:type="dxa"/>
+              <w:right w:w="0" w:type="dxa"/>
+            </w:tcMar>
+            <w:vAlign w:val="center"/>
+          </w:tcPr>
+          <w:p>
+            <w:pPr>
+              <w:pStyle w:val="Normal"/>
+              <w:jc w:val="left"/>
+              <w:pBdr>
+                <w:bottom w:val="none" w:sz="0" w:space="0" w:color="000000"/>
+                <w:top w:val="none" w:sz="0" w:space="0" w:color="000000"/>
+                <w:left w:val="none" w:sz="0" w:space="0" w:color="000000"/>
+                <w:right w:val="none" w:sz="0" w:space="0" w:color="000000"/>
+              </w:pBdr>
+              <w:spacing w:after="100" w:before="100" w:line="240"/>
+              <w:ind w:left="100" w:right="100" w:firstLine="0" w:firstLineChars="0"/>
+              <w:rPr>
+                <w:rFonts w:ascii="Arial" w:hAnsi="Arial" w:eastAsia="Arial" w:cs="Arial"/>
+                <w:i w:val="false"/>
+                <w:b w:val="false"/>
+                <w:u w:val="none"/>
+                <w:sz w:val="18"/>
+                <w:szCs w:val="18"/>
+                <w:color w:val="000000"/>
+              </w:rPr>
+            </w:pPr>
+            <w:r>
+              <w:rPr>
+                <w:rFonts w:ascii="Arial" w:hAnsi="Arial" w:eastAsia="Arial" w:cs="Arial"/>
+                <w:i w:val="false"/>
+                <w:b w:val="false"/>
+                <w:u w:val="none"/>
+                <w:sz w:val="18"/>
+                <w:szCs w:val="18"/>
+                <w:color w:val="000000"/>
+              </w:rPr>
+              <w:t xml:space="preserve">3 (4.8)</w:t>
+            </w:r>
+          </w:p>
+        </w:tc>
+        <w:tc>
+          <w:tcPr>
+            <w:tcBorders>
+              <w:bottom w:val="single" w:sz="6" w:space="0" w:color="666666"/>
+              <w:top w:val="single" w:sz="6" w:space="0" w:color="666666"/>
+              <w:left w:val="none" w:sz="0" w:space="0" w:color="000000"/>
+              <w:right w:val="none" w:sz="0" w:space="0" w:color="000000"/>
+            </w:tcBorders>
+            <w:shd w:val="clear" w:color="auto" w:fill="FFFFFF"/>
+            <w:tcMar>
+              <w:top w:w="0" w:type="dxa"/>
+              <w:bottom w:w="0" w:type="dxa"/>
+              <w:left w:w="0" w:type="dxa"/>
+              <w:right w:w="0" w:type="dxa"/>
+            </w:tcMar>
+            <w:vAlign w:val="center"/>
+          </w:tcPr>
+          <w:p>
+            <w:pPr>
+              <w:pStyle w:val="Normal"/>
+              <w:jc w:val="left"/>
+              <w:pBdr>
+                <w:bottom w:val="none" w:sz="0" w:space="0" w:color="000000"/>
+                <w:top w:val="none" w:sz="0" w:space="0" w:color="000000"/>
+                <w:left w:val="none" w:sz="0" w:space="0" w:color="000000"/>
+                <w:right w:val="none" w:sz="0" w:space="0" w:color="000000"/>
+              </w:pBdr>
+              <w:spacing w:after="100" w:before="100" w:line="240"/>
+              <w:ind w:left="100" w:right="100" w:firstLine="0" w:firstLineChars="0"/>
+              <w:rPr>
+                <w:rFonts w:ascii="Arial" w:hAnsi="Arial" w:eastAsia="Arial" w:cs="Arial"/>
+                <w:i w:val="false"/>
+                <w:b w:val="false"/>
+                <w:u w:val="none"/>
+                <w:sz w:val="18"/>
+                <w:szCs w:val="18"/>
+                <w:color w:val="000000"/>
+              </w:rPr>
+            </w:pPr>
+            <w:r>
+              <w:rPr>
+                <w:rFonts w:ascii="Arial" w:hAnsi="Arial" w:eastAsia="Arial" w:cs="Arial"/>
+                <w:i w:val="false"/>
+                <w:b w:val="false"/>
+                <w:u w:val="none"/>
+                <w:sz w:val="18"/>
+                <w:szCs w:val="18"/>
+                <w:color w:val="000000"/>
+              </w:rPr>
+              <w:t xml:space="preserve">0.801</w:t>
             </w:r>
           </w:p>
         </w:tc>
@@ -11624,7 +11624,7 @@
                 <w:szCs w:val="18"/>
                 <w:color w:val="000000"/>
               </w:rPr>
-              <w:t xml:space="preserve">0.942</w:t>
+              <w:t xml:space="preserve">0.765</w:t>
             </w:r>
           </w:p>
         </w:tc>
@@ -11789,113 +11789,113 @@
                 <w:szCs w:val="18"/>
                 <w:color w:val="000000"/>
               </w:rPr>
-              <w:t xml:space="preserve">230 (85.5)</w:t>
-            </w:r>
-          </w:p>
-        </w:tc>
-        <w:tc>
-          <w:tcPr>
-            <w:tcBorders>
-              <w:bottom w:val="single" w:sz="6" w:space="0" w:color="666666"/>
-              <w:top w:val="single" w:sz="6" w:space="0" w:color="666666"/>
-              <w:left w:val="none" w:sz="0" w:space="0" w:color="000000"/>
-              <w:right w:val="none" w:sz="0" w:space="0" w:color="000000"/>
-            </w:tcBorders>
-            <w:shd w:val="clear" w:color="auto" w:fill="FFFFFF"/>
-            <w:tcMar>
-              <w:top w:w="0" w:type="dxa"/>
-              <w:bottom w:w="0" w:type="dxa"/>
-              <w:left w:w="0" w:type="dxa"/>
-              <w:right w:w="0" w:type="dxa"/>
-            </w:tcMar>
-            <w:vAlign w:val="center"/>
-          </w:tcPr>
-          <w:p>
-            <w:pPr>
-              <w:pStyle w:val="Normal"/>
-              <w:jc w:val="left"/>
-              <w:pBdr>
-                <w:bottom w:val="none" w:sz="0" w:space="0" w:color="000000"/>
-                <w:top w:val="none" w:sz="0" w:space="0" w:color="000000"/>
-                <w:left w:val="none" w:sz="0" w:space="0" w:color="000000"/>
-                <w:right w:val="none" w:sz="0" w:space="0" w:color="000000"/>
-              </w:pBdr>
-              <w:spacing w:after="100" w:before="100" w:line="240"/>
-              <w:ind w:left="100" w:right="100" w:firstLine="0" w:firstLineChars="0"/>
-              <w:rPr>
-                <w:rFonts w:ascii="Arial" w:hAnsi="Arial" w:eastAsia="Arial" w:cs="Arial"/>
-                <w:i w:val="false"/>
-                <w:b w:val="false"/>
-                <w:u w:val="none"/>
-                <w:sz w:val="18"/>
-                <w:szCs w:val="18"/>
-                <w:color w:val="000000"/>
-              </w:rPr>
-            </w:pPr>
-            <w:r>
-              <w:rPr>
-                <w:rFonts w:ascii="Arial" w:hAnsi="Arial" w:eastAsia="Arial" w:cs="Arial"/>
-                <w:i w:val="false"/>
-                <w:b w:val="false"/>
-                <w:u w:val="none"/>
-                <w:sz w:val="18"/>
-                <w:szCs w:val="18"/>
-                <w:color w:val="000000"/>
-              </w:rPr>
-              <w:t xml:space="preserve">112 (86.2)</w:t>
-            </w:r>
-          </w:p>
-        </w:tc>
-        <w:tc>
-          <w:tcPr>
-            <w:tcBorders>
-              <w:bottom w:val="single" w:sz="6" w:space="0" w:color="666666"/>
-              <w:top w:val="single" w:sz="6" w:space="0" w:color="666666"/>
-              <w:left w:val="none" w:sz="0" w:space="0" w:color="000000"/>
-              <w:right w:val="none" w:sz="0" w:space="0" w:color="000000"/>
-            </w:tcBorders>
-            <w:shd w:val="clear" w:color="auto" w:fill="FFFFFF"/>
-            <w:tcMar>
-              <w:top w:w="0" w:type="dxa"/>
-              <w:bottom w:w="0" w:type="dxa"/>
-              <w:left w:w="0" w:type="dxa"/>
-              <w:right w:w="0" w:type="dxa"/>
-            </w:tcMar>
-            <w:vAlign w:val="center"/>
-          </w:tcPr>
-          <w:p>
-            <w:pPr>
-              <w:pStyle w:val="Normal"/>
-              <w:jc w:val="left"/>
-              <w:pBdr>
-                <w:bottom w:val="none" w:sz="0" w:space="0" w:color="000000"/>
-                <w:top w:val="none" w:sz="0" w:space="0" w:color="000000"/>
-                <w:left w:val="none" w:sz="0" w:space="0" w:color="000000"/>
-                <w:right w:val="none" w:sz="0" w:space="0" w:color="000000"/>
-              </w:pBdr>
-              <w:spacing w:after="100" w:before="100" w:line="240"/>
-              <w:ind w:left="100" w:right="100" w:firstLine="0" w:firstLineChars="0"/>
-              <w:rPr>
-                <w:rFonts w:ascii="Arial" w:hAnsi="Arial" w:eastAsia="Arial" w:cs="Arial"/>
-                <w:i w:val="false"/>
-                <w:b w:val="false"/>
-                <w:u w:val="none"/>
-                <w:sz w:val="18"/>
-                <w:szCs w:val="18"/>
-                <w:color w:val="000000"/>
-              </w:rPr>
-            </w:pPr>
-            <w:r>
-              <w:rPr>
-                <w:rFonts w:ascii="Arial" w:hAnsi="Arial" w:eastAsia="Arial" w:cs="Arial"/>
-                <w:i w:val="false"/>
-                <w:b w:val="false"/>
-                <w:u w:val="none"/>
-                <w:sz w:val="18"/>
-                <w:szCs w:val="18"/>
-                <w:color w:val="000000"/>
-              </w:rPr>
-              <w:t xml:space="preserve">55 (90.2)</w:t>
+              <w:t xml:space="preserve">241 (85.2)</w:t>
+            </w:r>
+          </w:p>
+        </w:tc>
+        <w:tc>
+          <w:tcPr>
+            <w:tcBorders>
+              <w:bottom w:val="single" w:sz="6" w:space="0" w:color="666666"/>
+              <w:top w:val="single" w:sz="6" w:space="0" w:color="666666"/>
+              <w:left w:val="none" w:sz="0" w:space="0" w:color="000000"/>
+              <w:right w:val="none" w:sz="0" w:space="0" w:color="000000"/>
+            </w:tcBorders>
+            <w:shd w:val="clear" w:color="auto" w:fill="FFFFFF"/>
+            <w:tcMar>
+              <w:top w:w="0" w:type="dxa"/>
+              <w:bottom w:w="0" w:type="dxa"/>
+              <w:left w:w="0" w:type="dxa"/>
+              <w:right w:w="0" w:type="dxa"/>
+            </w:tcMar>
+            <w:vAlign w:val="center"/>
+          </w:tcPr>
+          <w:p>
+            <w:pPr>
+              <w:pStyle w:val="Normal"/>
+              <w:jc w:val="left"/>
+              <w:pBdr>
+                <w:bottom w:val="none" w:sz="0" w:space="0" w:color="000000"/>
+                <w:top w:val="none" w:sz="0" w:space="0" w:color="000000"/>
+                <w:left w:val="none" w:sz="0" w:space="0" w:color="000000"/>
+                <w:right w:val="none" w:sz="0" w:space="0" w:color="000000"/>
+              </w:pBdr>
+              <w:spacing w:after="100" w:before="100" w:line="240"/>
+              <w:ind w:left="100" w:right="100" w:firstLine="0" w:firstLineChars="0"/>
+              <w:rPr>
+                <w:rFonts w:ascii="Arial" w:hAnsi="Arial" w:eastAsia="Arial" w:cs="Arial"/>
+                <w:i w:val="false"/>
+                <w:b w:val="false"/>
+                <w:u w:val="none"/>
+                <w:sz w:val="18"/>
+                <w:szCs w:val="18"/>
+                <w:color w:val="000000"/>
+              </w:rPr>
+            </w:pPr>
+            <w:r>
+              <w:rPr>
+                <w:rFonts w:ascii="Arial" w:hAnsi="Arial" w:eastAsia="Arial" w:cs="Arial"/>
+                <w:i w:val="false"/>
+                <w:b w:val="false"/>
+                <w:u w:val="none"/>
+                <w:sz w:val="18"/>
+                <w:szCs w:val="18"/>
+                <w:color w:val="000000"/>
+              </w:rPr>
+              <w:t xml:space="preserve">111 (86.7)</w:t>
+            </w:r>
+          </w:p>
+        </w:tc>
+        <w:tc>
+          <w:tcPr>
+            <w:tcBorders>
+              <w:bottom w:val="single" w:sz="6" w:space="0" w:color="666666"/>
+              <w:top w:val="single" w:sz="6" w:space="0" w:color="666666"/>
+              <w:left w:val="none" w:sz="0" w:space="0" w:color="000000"/>
+              <w:right w:val="none" w:sz="0" w:space="0" w:color="000000"/>
+            </w:tcBorders>
+            <w:shd w:val="clear" w:color="auto" w:fill="FFFFFF"/>
+            <w:tcMar>
+              <w:top w:w="0" w:type="dxa"/>
+              <w:bottom w:w="0" w:type="dxa"/>
+              <w:left w:w="0" w:type="dxa"/>
+              <w:right w:w="0" w:type="dxa"/>
+            </w:tcMar>
+            <w:vAlign w:val="center"/>
+          </w:tcPr>
+          <w:p>
+            <w:pPr>
+              <w:pStyle w:val="Normal"/>
+              <w:jc w:val="left"/>
+              <w:pBdr>
+                <w:bottom w:val="none" w:sz="0" w:space="0" w:color="000000"/>
+                <w:top w:val="none" w:sz="0" w:space="0" w:color="000000"/>
+                <w:left w:val="none" w:sz="0" w:space="0" w:color="000000"/>
+                <w:right w:val="none" w:sz="0" w:space="0" w:color="000000"/>
+              </w:pBdr>
+              <w:spacing w:after="100" w:before="100" w:line="240"/>
+              <w:ind w:left="100" w:right="100" w:firstLine="0" w:firstLineChars="0"/>
+              <w:rPr>
+                <w:rFonts w:ascii="Arial" w:hAnsi="Arial" w:eastAsia="Arial" w:cs="Arial"/>
+                <w:i w:val="false"/>
+                <w:b w:val="false"/>
+                <w:u w:val="none"/>
+                <w:sz w:val="18"/>
+                <w:szCs w:val="18"/>
+                <w:color w:val="000000"/>
+              </w:rPr>
+            </w:pPr>
+            <w:r>
+              <w:rPr>
+                <w:rFonts w:ascii="Arial" w:hAnsi="Arial" w:eastAsia="Arial" w:cs="Arial"/>
+                <w:i w:val="false"/>
+                <w:b w:val="false"/>
+                <w:u w:val="none"/>
+                <w:sz w:val="18"/>
+                <w:szCs w:val="18"/>
+                <w:color w:val="000000"/>
+              </w:rPr>
+              <w:t xml:space="preserve">57 (90.5)</w:t>
             </w:r>
           </w:p>
         </w:tc>
@@ -12219,113 +12219,113 @@
                 <w:szCs w:val="18"/>
                 <w:color w:val="000000"/>
               </w:rPr>
-              <w:t xml:space="preserve">20 (7.4)</w:t>
-            </w:r>
-          </w:p>
-        </w:tc>
-        <w:tc>
-          <w:tcPr>
-            <w:tcBorders>
-              <w:bottom w:val="single" w:sz="6" w:space="0" w:color="666666"/>
-              <w:top w:val="single" w:sz="6" w:space="0" w:color="666666"/>
-              <w:left w:val="none" w:sz="0" w:space="0" w:color="000000"/>
-              <w:right w:val="none" w:sz="0" w:space="0" w:color="000000"/>
-            </w:tcBorders>
-            <w:shd w:val="clear" w:color="auto" w:fill="FFFFFF"/>
-            <w:tcMar>
-              <w:top w:w="0" w:type="dxa"/>
-              <w:bottom w:w="0" w:type="dxa"/>
-              <w:left w:w="0" w:type="dxa"/>
-              <w:right w:w="0" w:type="dxa"/>
-            </w:tcMar>
-            <w:vAlign w:val="center"/>
-          </w:tcPr>
-          <w:p>
-            <w:pPr>
-              <w:pStyle w:val="Normal"/>
-              <w:jc w:val="left"/>
-              <w:pBdr>
-                <w:bottom w:val="none" w:sz="0" w:space="0" w:color="000000"/>
-                <w:top w:val="none" w:sz="0" w:space="0" w:color="000000"/>
-                <w:left w:val="none" w:sz="0" w:space="0" w:color="000000"/>
-                <w:right w:val="none" w:sz="0" w:space="0" w:color="000000"/>
-              </w:pBdr>
-              <w:spacing w:after="100" w:before="100" w:line="240"/>
-              <w:ind w:left="100" w:right="100" w:firstLine="0" w:firstLineChars="0"/>
-              <w:rPr>
-                <w:rFonts w:ascii="Arial" w:hAnsi="Arial" w:eastAsia="Arial" w:cs="Arial"/>
-                <w:i w:val="false"/>
-                <w:b w:val="false"/>
-                <w:u w:val="none"/>
-                <w:sz w:val="18"/>
-                <w:szCs w:val="18"/>
-                <w:color w:val="000000"/>
-              </w:rPr>
-            </w:pPr>
-            <w:r>
-              <w:rPr>
-                <w:rFonts w:ascii="Arial" w:hAnsi="Arial" w:eastAsia="Arial" w:cs="Arial"/>
-                <w:i w:val="false"/>
-                <w:b w:val="false"/>
-                <w:u w:val="none"/>
-                <w:sz w:val="18"/>
-                <w:szCs w:val="18"/>
-                <w:color w:val="000000"/>
-              </w:rPr>
-              <w:t xml:space="preserve">10 (7.7)</w:t>
-            </w:r>
-          </w:p>
-        </w:tc>
-        <w:tc>
-          <w:tcPr>
-            <w:tcBorders>
-              <w:bottom w:val="single" w:sz="6" w:space="0" w:color="666666"/>
-              <w:top w:val="single" w:sz="6" w:space="0" w:color="666666"/>
-              <w:left w:val="none" w:sz="0" w:space="0" w:color="000000"/>
-              <w:right w:val="none" w:sz="0" w:space="0" w:color="000000"/>
-            </w:tcBorders>
-            <w:shd w:val="clear" w:color="auto" w:fill="FFFFFF"/>
-            <w:tcMar>
-              <w:top w:w="0" w:type="dxa"/>
-              <w:bottom w:w="0" w:type="dxa"/>
-              <w:left w:w="0" w:type="dxa"/>
-              <w:right w:w="0" w:type="dxa"/>
-            </w:tcMar>
-            <w:vAlign w:val="center"/>
-          </w:tcPr>
-          <w:p>
-            <w:pPr>
-              <w:pStyle w:val="Normal"/>
-              <w:jc w:val="left"/>
-              <w:pBdr>
-                <w:bottom w:val="none" w:sz="0" w:space="0" w:color="000000"/>
-                <w:top w:val="none" w:sz="0" w:space="0" w:color="000000"/>
-                <w:left w:val="none" w:sz="0" w:space="0" w:color="000000"/>
-                <w:right w:val="none" w:sz="0" w:space="0" w:color="000000"/>
-              </w:pBdr>
-              <w:spacing w:after="100" w:before="100" w:line="240"/>
-              <w:ind w:left="100" w:right="100" w:firstLine="0" w:firstLineChars="0"/>
-              <w:rPr>
-                <w:rFonts w:ascii="Arial" w:hAnsi="Arial" w:eastAsia="Arial" w:cs="Arial"/>
-                <w:i w:val="false"/>
-                <w:b w:val="false"/>
-                <w:u w:val="none"/>
-                <w:sz w:val="18"/>
-                <w:szCs w:val="18"/>
-                <w:color w:val="000000"/>
-              </w:rPr>
-            </w:pPr>
-            <w:r>
-              <w:rPr>
-                <w:rFonts w:ascii="Arial" w:hAnsi="Arial" w:eastAsia="Arial" w:cs="Arial"/>
-                <w:i w:val="false"/>
-                <w:b w:val="false"/>
-                <w:u w:val="none"/>
-                <w:sz w:val="18"/>
-                <w:szCs w:val="18"/>
-                <w:color w:val="000000"/>
-              </w:rPr>
-              <w:t xml:space="preserve">3 (4.9)</w:t>
+              <w:t xml:space="preserve">21 (7.4)</w:t>
+            </w:r>
+          </w:p>
+        </w:tc>
+        <w:tc>
+          <w:tcPr>
+            <w:tcBorders>
+              <w:bottom w:val="single" w:sz="6" w:space="0" w:color="666666"/>
+              <w:top w:val="single" w:sz="6" w:space="0" w:color="666666"/>
+              <w:left w:val="none" w:sz="0" w:space="0" w:color="000000"/>
+              <w:right w:val="none" w:sz="0" w:space="0" w:color="000000"/>
+            </w:tcBorders>
+            <w:shd w:val="clear" w:color="auto" w:fill="FFFFFF"/>
+            <w:tcMar>
+              <w:top w:w="0" w:type="dxa"/>
+              <w:bottom w:w="0" w:type="dxa"/>
+              <w:left w:w="0" w:type="dxa"/>
+              <w:right w:w="0" w:type="dxa"/>
+            </w:tcMar>
+            <w:vAlign w:val="center"/>
+          </w:tcPr>
+          <w:p>
+            <w:pPr>
+              <w:pStyle w:val="Normal"/>
+              <w:jc w:val="left"/>
+              <w:pBdr>
+                <w:bottom w:val="none" w:sz="0" w:space="0" w:color="000000"/>
+                <w:top w:val="none" w:sz="0" w:space="0" w:color="000000"/>
+                <w:left w:val="none" w:sz="0" w:space="0" w:color="000000"/>
+                <w:right w:val="none" w:sz="0" w:space="0" w:color="000000"/>
+              </w:pBdr>
+              <w:spacing w:after="100" w:before="100" w:line="240"/>
+              <w:ind w:left="100" w:right="100" w:firstLine="0" w:firstLineChars="0"/>
+              <w:rPr>
+                <w:rFonts w:ascii="Arial" w:hAnsi="Arial" w:eastAsia="Arial" w:cs="Arial"/>
+                <w:i w:val="false"/>
+                <w:b w:val="false"/>
+                <w:u w:val="none"/>
+                <w:sz w:val="18"/>
+                <w:szCs w:val="18"/>
+                <w:color w:val="000000"/>
+              </w:rPr>
+            </w:pPr>
+            <w:r>
+              <w:rPr>
+                <w:rFonts w:ascii="Arial" w:hAnsi="Arial" w:eastAsia="Arial" w:cs="Arial"/>
+                <w:i w:val="false"/>
+                <w:b w:val="false"/>
+                <w:u w:val="none"/>
+                <w:sz w:val="18"/>
+                <w:szCs w:val="18"/>
+                <w:color w:val="000000"/>
+              </w:rPr>
+              <w:t xml:space="preserve">10 (7.8)</w:t>
+            </w:r>
+          </w:p>
+        </w:tc>
+        <w:tc>
+          <w:tcPr>
+            <w:tcBorders>
+              <w:bottom w:val="single" w:sz="6" w:space="0" w:color="666666"/>
+              <w:top w:val="single" w:sz="6" w:space="0" w:color="666666"/>
+              <w:left w:val="none" w:sz="0" w:space="0" w:color="000000"/>
+              <w:right w:val="none" w:sz="0" w:space="0" w:color="000000"/>
+            </w:tcBorders>
+            <w:shd w:val="clear" w:color="auto" w:fill="FFFFFF"/>
+            <w:tcMar>
+              <w:top w:w="0" w:type="dxa"/>
+              <w:bottom w:w="0" w:type="dxa"/>
+              <w:left w:w="0" w:type="dxa"/>
+              <w:right w:w="0" w:type="dxa"/>
+            </w:tcMar>
+            <w:vAlign w:val="center"/>
+          </w:tcPr>
+          <w:p>
+            <w:pPr>
+              <w:pStyle w:val="Normal"/>
+              <w:jc w:val="left"/>
+              <w:pBdr>
+                <w:bottom w:val="none" w:sz="0" w:space="0" w:color="000000"/>
+                <w:top w:val="none" w:sz="0" w:space="0" w:color="000000"/>
+                <w:left w:val="none" w:sz="0" w:space="0" w:color="000000"/>
+                <w:right w:val="none" w:sz="0" w:space="0" w:color="000000"/>
+              </w:pBdr>
+              <w:spacing w:after="100" w:before="100" w:line="240"/>
+              <w:ind w:left="100" w:right="100" w:firstLine="0" w:firstLineChars="0"/>
+              <w:rPr>
+                <w:rFonts w:ascii="Arial" w:hAnsi="Arial" w:eastAsia="Arial" w:cs="Arial"/>
+                <w:i w:val="false"/>
+                <w:b w:val="false"/>
+                <w:u w:val="none"/>
+                <w:sz w:val="18"/>
+                <w:szCs w:val="18"/>
+                <w:color w:val="000000"/>
+              </w:rPr>
+            </w:pPr>
+            <w:r>
+              <w:rPr>
+                <w:rFonts w:ascii="Arial" w:hAnsi="Arial" w:eastAsia="Arial" w:cs="Arial"/>
+                <w:i w:val="false"/>
+                <w:b w:val="false"/>
+                <w:u w:val="none"/>
+                <w:sz w:val="18"/>
+                <w:szCs w:val="18"/>
+                <w:color w:val="000000"/>
+              </w:rPr>
+              <w:t xml:space="preserve">3 (4.8)</w:t>
             </w:r>
           </w:p>
         </w:tc>
@@ -12649,166 +12649,166 @@
                 <w:szCs w:val="18"/>
                 <w:color w:val="000000"/>
               </w:rPr>
-              <w:t xml:space="preserve">23 (8.6)</w:t>
-            </w:r>
-          </w:p>
-        </w:tc>
-        <w:tc>
-          <w:tcPr>
-            <w:tcBorders>
-              <w:bottom w:val="single" w:sz="6" w:space="0" w:color="666666"/>
-              <w:top w:val="single" w:sz="6" w:space="0" w:color="666666"/>
-              <w:left w:val="none" w:sz="0" w:space="0" w:color="000000"/>
-              <w:right w:val="none" w:sz="0" w:space="0" w:color="000000"/>
-            </w:tcBorders>
-            <w:shd w:val="clear" w:color="auto" w:fill="FFFFFF"/>
-            <w:tcMar>
-              <w:top w:w="0" w:type="dxa"/>
-              <w:bottom w:w="0" w:type="dxa"/>
-              <w:left w:w="0" w:type="dxa"/>
-              <w:right w:w="0" w:type="dxa"/>
-            </w:tcMar>
-            <w:vAlign w:val="center"/>
-          </w:tcPr>
-          <w:p>
-            <w:pPr>
-              <w:pStyle w:val="Normal"/>
-              <w:jc w:val="left"/>
-              <w:pBdr>
-                <w:bottom w:val="none" w:sz="0" w:space="0" w:color="000000"/>
-                <w:top w:val="none" w:sz="0" w:space="0" w:color="000000"/>
-                <w:left w:val="none" w:sz="0" w:space="0" w:color="000000"/>
-                <w:right w:val="none" w:sz="0" w:space="0" w:color="000000"/>
-              </w:pBdr>
-              <w:spacing w:after="100" w:before="100" w:line="240"/>
-              <w:ind w:left="100" w:right="100" w:firstLine="0" w:firstLineChars="0"/>
-              <w:rPr>
-                <w:rFonts w:ascii="Arial" w:hAnsi="Arial" w:eastAsia="Arial" w:cs="Arial"/>
-                <w:i w:val="false"/>
-                <w:b w:val="false"/>
-                <w:u w:val="none"/>
-                <w:sz w:val="18"/>
-                <w:szCs w:val="18"/>
-                <w:color w:val="000000"/>
-              </w:rPr>
-            </w:pPr>
-            <w:r>
-              <w:rPr>
-                <w:rFonts w:ascii="Arial" w:hAnsi="Arial" w:eastAsia="Arial" w:cs="Arial"/>
-                <w:i w:val="false"/>
-                <w:b w:val="false"/>
-                <w:u w:val="none"/>
-                <w:sz w:val="18"/>
-                <w:szCs w:val="18"/>
-                <w:color w:val="000000"/>
-              </w:rPr>
-              <w:t xml:space="preserve">6 (4.6)</w:t>
-            </w:r>
-          </w:p>
-        </w:tc>
-        <w:tc>
-          <w:tcPr>
-            <w:tcBorders>
-              <w:bottom w:val="single" w:sz="6" w:space="0" w:color="666666"/>
-              <w:top w:val="single" w:sz="6" w:space="0" w:color="666666"/>
-              <w:left w:val="none" w:sz="0" w:space="0" w:color="000000"/>
-              <w:right w:val="none" w:sz="0" w:space="0" w:color="000000"/>
-            </w:tcBorders>
-            <w:shd w:val="clear" w:color="auto" w:fill="FFFFFF"/>
-            <w:tcMar>
-              <w:top w:w="0" w:type="dxa"/>
-              <w:bottom w:w="0" w:type="dxa"/>
-              <w:left w:w="0" w:type="dxa"/>
-              <w:right w:w="0" w:type="dxa"/>
-            </w:tcMar>
-            <w:vAlign w:val="center"/>
-          </w:tcPr>
-          <w:p>
-            <w:pPr>
-              <w:pStyle w:val="Normal"/>
-              <w:jc w:val="left"/>
-              <w:pBdr>
-                <w:bottom w:val="none" w:sz="0" w:space="0" w:color="000000"/>
-                <w:top w:val="none" w:sz="0" w:space="0" w:color="000000"/>
-                <w:left w:val="none" w:sz="0" w:space="0" w:color="000000"/>
-                <w:right w:val="none" w:sz="0" w:space="0" w:color="000000"/>
-              </w:pBdr>
-              <w:spacing w:after="100" w:before="100" w:line="240"/>
-              <w:ind w:left="100" w:right="100" w:firstLine="0" w:firstLineChars="0"/>
-              <w:rPr>
-                <w:rFonts w:ascii="Arial" w:hAnsi="Arial" w:eastAsia="Arial" w:cs="Arial"/>
-                <w:i w:val="false"/>
-                <w:b w:val="false"/>
-                <w:u w:val="none"/>
-                <w:sz w:val="18"/>
-                <w:szCs w:val="18"/>
-                <w:color w:val="000000"/>
-              </w:rPr>
-            </w:pPr>
-            <w:r>
-              <w:rPr>
-                <w:rFonts w:ascii="Arial" w:hAnsi="Arial" w:eastAsia="Arial" w:cs="Arial"/>
-                <w:i w:val="false"/>
-                <w:b w:val="false"/>
-                <w:u w:val="none"/>
-                <w:sz w:val="18"/>
-                <w:szCs w:val="18"/>
-                <w:color w:val="000000"/>
-              </w:rPr>
-              <w:t xml:space="preserve">2 (3.3)</w:t>
-            </w:r>
-          </w:p>
-        </w:tc>
-        <w:tc>
-          <w:tcPr>
-            <w:tcBorders>
-              <w:bottom w:val="single" w:sz="6" w:space="0" w:color="666666"/>
-              <w:top w:val="single" w:sz="6" w:space="0" w:color="666666"/>
-              <w:left w:val="none" w:sz="0" w:space="0" w:color="000000"/>
-              <w:right w:val="none" w:sz="0" w:space="0" w:color="000000"/>
-            </w:tcBorders>
-            <w:shd w:val="clear" w:color="auto" w:fill="FFFFFF"/>
-            <w:tcMar>
-              <w:top w:w="0" w:type="dxa"/>
-              <w:bottom w:w="0" w:type="dxa"/>
-              <w:left w:w="0" w:type="dxa"/>
-              <w:right w:w="0" w:type="dxa"/>
-            </w:tcMar>
-            <w:vAlign w:val="center"/>
-          </w:tcPr>
-          <w:p>
-            <w:pPr>
-              <w:pStyle w:val="Normal"/>
-              <w:jc w:val="left"/>
-              <w:pBdr>
-                <w:bottom w:val="none" w:sz="0" w:space="0" w:color="000000"/>
-                <w:top w:val="none" w:sz="0" w:space="0" w:color="000000"/>
-                <w:left w:val="none" w:sz="0" w:space="0" w:color="000000"/>
-                <w:right w:val="none" w:sz="0" w:space="0" w:color="000000"/>
-              </w:pBdr>
-              <w:spacing w:after="100" w:before="100" w:line="240"/>
-              <w:ind w:left="100" w:right="100" w:firstLine="0" w:firstLineChars="0"/>
-              <w:rPr>
-                <w:rFonts w:ascii="Arial" w:hAnsi="Arial" w:eastAsia="Arial" w:cs="Arial"/>
-                <w:i w:val="false"/>
-                <w:b w:val="false"/>
-                <w:u w:val="none"/>
-                <w:sz w:val="18"/>
-                <w:szCs w:val="18"/>
-                <w:color w:val="000000"/>
-              </w:rPr>
-            </w:pPr>
-            <w:r>
-              <w:rPr>
-                <w:rFonts w:ascii="Arial" w:hAnsi="Arial" w:eastAsia="Arial" w:cs="Arial"/>
-                <w:i w:val="false"/>
-                <w:b w:val="false"/>
-                <w:u w:val="none"/>
-                <w:sz w:val="18"/>
-                <w:szCs w:val="18"/>
-                <w:color w:val="000000"/>
-              </w:rPr>
-              <w:t xml:space="preserve">0.345</w:t>
+              <w:t xml:space="preserve">25 (8.8)</w:t>
+            </w:r>
+          </w:p>
+        </w:tc>
+        <w:tc>
+          <w:tcPr>
+            <w:tcBorders>
+              <w:bottom w:val="single" w:sz="6" w:space="0" w:color="666666"/>
+              <w:top w:val="single" w:sz="6" w:space="0" w:color="666666"/>
+              <w:left w:val="none" w:sz="0" w:space="0" w:color="000000"/>
+              <w:right w:val="none" w:sz="0" w:space="0" w:color="000000"/>
+            </w:tcBorders>
+            <w:shd w:val="clear" w:color="auto" w:fill="FFFFFF"/>
+            <w:tcMar>
+              <w:top w:w="0" w:type="dxa"/>
+              <w:bottom w:w="0" w:type="dxa"/>
+              <w:left w:w="0" w:type="dxa"/>
+              <w:right w:w="0" w:type="dxa"/>
+            </w:tcMar>
+            <w:vAlign w:val="center"/>
+          </w:tcPr>
+          <w:p>
+            <w:pPr>
+              <w:pStyle w:val="Normal"/>
+              <w:jc w:val="left"/>
+              <w:pBdr>
+                <w:bottom w:val="none" w:sz="0" w:space="0" w:color="000000"/>
+                <w:top w:val="none" w:sz="0" w:space="0" w:color="000000"/>
+                <w:left w:val="none" w:sz="0" w:space="0" w:color="000000"/>
+                <w:right w:val="none" w:sz="0" w:space="0" w:color="000000"/>
+              </w:pBdr>
+              <w:spacing w:after="100" w:before="100" w:line="240"/>
+              <w:ind w:left="100" w:right="100" w:firstLine="0" w:firstLineChars="0"/>
+              <w:rPr>
+                <w:rFonts w:ascii="Arial" w:hAnsi="Arial" w:eastAsia="Arial" w:cs="Arial"/>
+                <w:i w:val="false"/>
+                <w:b w:val="false"/>
+                <w:u w:val="none"/>
+                <w:sz w:val="18"/>
+                <w:szCs w:val="18"/>
+                <w:color w:val="000000"/>
+              </w:rPr>
+            </w:pPr>
+            <w:r>
+              <w:rPr>
+                <w:rFonts w:ascii="Arial" w:hAnsi="Arial" w:eastAsia="Arial" w:cs="Arial"/>
+                <w:i w:val="false"/>
+                <w:b w:val="false"/>
+                <w:u w:val="none"/>
+                <w:sz w:val="18"/>
+                <w:szCs w:val="18"/>
+                <w:color w:val="000000"/>
+              </w:rPr>
+              <w:t xml:space="preserve">5 (3.9)</w:t>
+            </w:r>
+          </w:p>
+        </w:tc>
+        <w:tc>
+          <w:tcPr>
+            <w:tcBorders>
+              <w:bottom w:val="single" w:sz="6" w:space="0" w:color="666666"/>
+              <w:top w:val="single" w:sz="6" w:space="0" w:color="666666"/>
+              <w:left w:val="none" w:sz="0" w:space="0" w:color="000000"/>
+              <w:right w:val="none" w:sz="0" w:space="0" w:color="000000"/>
+            </w:tcBorders>
+            <w:shd w:val="clear" w:color="auto" w:fill="FFFFFF"/>
+            <w:tcMar>
+              <w:top w:w="0" w:type="dxa"/>
+              <w:bottom w:w="0" w:type="dxa"/>
+              <w:left w:w="0" w:type="dxa"/>
+              <w:right w:w="0" w:type="dxa"/>
+            </w:tcMar>
+            <w:vAlign w:val="center"/>
+          </w:tcPr>
+          <w:p>
+            <w:pPr>
+              <w:pStyle w:val="Normal"/>
+              <w:jc w:val="left"/>
+              <w:pBdr>
+                <w:bottom w:val="none" w:sz="0" w:space="0" w:color="000000"/>
+                <w:top w:val="none" w:sz="0" w:space="0" w:color="000000"/>
+                <w:left w:val="none" w:sz="0" w:space="0" w:color="000000"/>
+                <w:right w:val="none" w:sz="0" w:space="0" w:color="000000"/>
+              </w:pBdr>
+              <w:spacing w:after="100" w:before="100" w:line="240"/>
+              <w:ind w:left="100" w:right="100" w:firstLine="0" w:firstLineChars="0"/>
+              <w:rPr>
+                <w:rFonts w:ascii="Arial" w:hAnsi="Arial" w:eastAsia="Arial" w:cs="Arial"/>
+                <w:i w:val="false"/>
+                <w:b w:val="false"/>
+                <w:u w:val="none"/>
+                <w:sz w:val="18"/>
+                <w:szCs w:val="18"/>
+                <w:color w:val="000000"/>
+              </w:rPr>
+            </w:pPr>
+            <w:r>
+              <w:rPr>
+                <w:rFonts w:ascii="Arial" w:hAnsi="Arial" w:eastAsia="Arial" w:cs="Arial"/>
+                <w:i w:val="false"/>
+                <w:b w:val="false"/>
+                <w:u w:val="none"/>
+                <w:sz w:val="18"/>
+                <w:szCs w:val="18"/>
+                <w:color w:val="000000"/>
+              </w:rPr>
+              <w:t xml:space="preserve">2 (3.2)</w:t>
+            </w:r>
+          </w:p>
+        </w:tc>
+        <w:tc>
+          <w:tcPr>
+            <w:tcBorders>
+              <w:bottom w:val="single" w:sz="6" w:space="0" w:color="666666"/>
+              <w:top w:val="single" w:sz="6" w:space="0" w:color="666666"/>
+              <w:left w:val="none" w:sz="0" w:space="0" w:color="000000"/>
+              <w:right w:val="none" w:sz="0" w:space="0" w:color="000000"/>
+            </w:tcBorders>
+            <w:shd w:val="clear" w:color="auto" w:fill="FFFFFF"/>
+            <w:tcMar>
+              <w:top w:w="0" w:type="dxa"/>
+              <w:bottom w:w="0" w:type="dxa"/>
+              <w:left w:w="0" w:type="dxa"/>
+              <w:right w:w="0" w:type="dxa"/>
+            </w:tcMar>
+            <w:vAlign w:val="center"/>
+          </w:tcPr>
+          <w:p>
+            <w:pPr>
+              <w:pStyle w:val="Normal"/>
+              <w:jc w:val="left"/>
+              <w:pBdr>
+                <w:bottom w:val="none" w:sz="0" w:space="0" w:color="000000"/>
+                <w:top w:val="none" w:sz="0" w:space="0" w:color="000000"/>
+                <w:left w:val="none" w:sz="0" w:space="0" w:color="000000"/>
+                <w:right w:val="none" w:sz="0" w:space="0" w:color="000000"/>
+              </w:pBdr>
+              <w:spacing w:after="100" w:before="100" w:line="240"/>
+              <w:ind w:left="100" w:right="100" w:firstLine="0" w:firstLineChars="0"/>
+              <w:rPr>
+                <w:rFonts w:ascii="Arial" w:hAnsi="Arial" w:eastAsia="Arial" w:cs="Arial"/>
+                <w:i w:val="false"/>
+                <w:b w:val="false"/>
+                <w:u w:val="none"/>
+                <w:sz w:val="18"/>
+                <w:szCs w:val="18"/>
+                <w:color w:val="000000"/>
+              </w:rPr>
+            </w:pPr>
+            <w:r>
+              <w:rPr>
+                <w:rFonts w:ascii="Arial" w:hAnsi="Arial" w:eastAsia="Arial" w:cs="Arial"/>
+                <w:i w:val="false"/>
+                <w:b w:val="false"/>
+                <w:u w:val="none"/>
+                <w:sz w:val="18"/>
+                <w:szCs w:val="18"/>
+                <w:color w:val="000000"/>
+              </w:rPr>
+              <w:t xml:space="preserve">0.193</w:t>
             </w:r>
           </w:p>
         </w:tc>
@@ -12914,7 +12914,7 @@
                 <w:szCs w:val="18"/>
                 <w:color w:val="000000"/>
               </w:rPr>
-              <w:t xml:space="preserve">0.224</w:t>
+              <w:t xml:space="preserve">0.112</w:t>
             </w:r>
           </w:p>
         </w:tc>
@@ -13079,113 +13079,113 @@
                 <w:szCs w:val="18"/>
                 <w:color w:val="000000"/>
               </w:rPr>
-              <w:t xml:space="preserve">239 (88.8)</w:t>
-            </w:r>
-          </w:p>
-        </w:tc>
-        <w:tc>
-          <w:tcPr>
-            <w:tcBorders>
-              <w:bottom w:val="single" w:sz="6" w:space="0" w:color="666666"/>
-              <w:top w:val="single" w:sz="6" w:space="0" w:color="666666"/>
-              <w:left w:val="none" w:sz="0" w:space="0" w:color="000000"/>
-              <w:right w:val="none" w:sz="0" w:space="0" w:color="000000"/>
-            </w:tcBorders>
-            <w:shd w:val="clear" w:color="auto" w:fill="FFFFFF"/>
-            <w:tcMar>
-              <w:top w:w="0" w:type="dxa"/>
-              <w:bottom w:w="0" w:type="dxa"/>
-              <w:left w:w="0" w:type="dxa"/>
-              <w:right w:w="0" w:type="dxa"/>
-            </w:tcMar>
-            <w:vAlign w:val="center"/>
-          </w:tcPr>
-          <w:p>
-            <w:pPr>
-              <w:pStyle w:val="Normal"/>
-              <w:jc w:val="left"/>
-              <w:pBdr>
-                <w:bottom w:val="none" w:sz="0" w:space="0" w:color="000000"/>
-                <w:top w:val="none" w:sz="0" w:space="0" w:color="000000"/>
-                <w:left w:val="none" w:sz="0" w:space="0" w:color="000000"/>
-                <w:right w:val="none" w:sz="0" w:space="0" w:color="000000"/>
-              </w:pBdr>
-              <w:spacing w:after="100" w:before="100" w:line="240"/>
-              <w:ind w:left="100" w:right="100" w:firstLine="0" w:firstLineChars="0"/>
-              <w:rPr>
-                <w:rFonts w:ascii="Arial" w:hAnsi="Arial" w:eastAsia="Arial" w:cs="Arial"/>
-                <w:i w:val="false"/>
-                <w:b w:val="false"/>
-                <w:u w:val="none"/>
-                <w:sz w:val="18"/>
-                <w:szCs w:val="18"/>
-                <w:color w:val="000000"/>
-              </w:rPr>
-            </w:pPr>
-            <w:r>
-              <w:rPr>
-                <w:rFonts w:ascii="Arial" w:hAnsi="Arial" w:eastAsia="Arial" w:cs="Arial"/>
-                <w:i w:val="false"/>
-                <w:b w:val="false"/>
-                <w:u w:val="none"/>
-                <w:sz w:val="18"/>
-                <w:szCs w:val="18"/>
-                <w:color w:val="000000"/>
-              </w:rPr>
-              <w:t xml:space="preserve">118 (90.8)</w:t>
-            </w:r>
-          </w:p>
-        </w:tc>
-        <w:tc>
-          <w:tcPr>
-            <w:tcBorders>
-              <w:bottom w:val="single" w:sz="6" w:space="0" w:color="666666"/>
-              <w:top w:val="single" w:sz="6" w:space="0" w:color="666666"/>
-              <w:left w:val="none" w:sz="0" w:space="0" w:color="000000"/>
-              <w:right w:val="none" w:sz="0" w:space="0" w:color="000000"/>
-            </w:tcBorders>
-            <w:shd w:val="clear" w:color="auto" w:fill="FFFFFF"/>
-            <w:tcMar>
-              <w:top w:w="0" w:type="dxa"/>
-              <w:bottom w:w="0" w:type="dxa"/>
-              <w:left w:w="0" w:type="dxa"/>
-              <w:right w:w="0" w:type="dxa"/>
-            </w:tcMar>
-            <w:vAlign w:val="center"/>
-          </w:tcPr>
-          <w:p>
-            <w:pPr>
-              <w:pStyle w:val="Normal"/>
-              <w:jc w:val="left"/>
-              <w:pBdr>
-                <w:bottom w:val="none" w:sz="0" w:space="0" w:color="000000"/>
-                <w:top w:val="none" w:sz="0" w:space="0" w:color="000000"/>
-                <w:left w:val="none" w:sz="0" w:space="0" w:color="000000"/>
-                <w:right w:val="none" w:sz="0" w:space="0" w:color="000000"/>
-              </w:pBdr>
-              <w:spacing w:after="100" w:before="100" w:line="240"/>
-              <w:ind w:left="100" w:right="100" w:firstLine="0" w:firstLineChars="0"/>
-              <w:rPr>
-                <w:rFonts w:ascii="Arial" w:hAnsi="Arial" w:eastAsia="Arial" w:cs="Arial"/>
-                <w:i w:val="false"/>
-                <w:b w:val="false"/>
-                <w:u w:val="none"/>
-                <w:sz w:val="18"/>
-                <w:szCs w:val="18"/>
-                <w:color w:val="000000"/>
-              </w:rPr>
-            </w:pPr>
-            <w:r>
-              <w:rPr>
-                <w:rFonts w:ascii="Arial" w:hAnsi="Arial" w:eastAsia="Arial" w:cs="Arial"/>
-                <w:i w:val="false"/>
-                <w:b w:val="false"/>
-                <w:u w:val="none"/>
-                <w:sz w:val="18"/>
-                <w:szCs w:val="18"/>
-                <w:color w:val="000000"/>
-              </w:rPr>
-              <w:t xml:space="preserve">57 (93.4)</w:t>
+              <w:t xml:space="preserve">251 (88.7)</w:t>
+            </w:r>
+          </w:p>
+        </w:tc>
+        <w:tc>
+          <w:tcPr>
+            <w:tcBorders>
+              <w:bottom w:val="single" w:sz="6" w:space="0" w:color="666666"/>
+              <w:top w:val="single" w:sz="6" w:space="0" w:color="666666"/>
+              <w:left w:val="none" w:sz="0" w:space="0" w:color="000000"/>
+              <w:right w:val="none" w:sz="0" w:space="0" w:color="000000"/>
+            </w:tcBorders>
+            <w:shd w:val="clear" w:color="auto" w:fill="FFFFFF"/>
+            <w:tcMar>
+              <w:top w:w="0" w:type="dxa"/>
+              <w:bottom w:w="0" w:type="dxa"/>
+              <w:left w:w="0" w:type="dxa"/>
+              <w:right w:w="0" w:type="dxa"/>
+            </w:tcMar>
+            <w:vAlign w:val="center"/>
+          </w:tcPr>
+          <w:p>
+            <w:pPr>
+              <w:pStyle w:val="Normal"/>
+              <w:jc w:val="left"/>
+              <w:pBdr>
+                <w:bottom w:val="none" w:sz="0" w:space="0" w:color="000000"/>
+                <w:top w:val="none" w:sz="0" w:space="0" w:color="000000"/>
+                <w:left w:val="none" w:sz="0" w:space="0" w:color="000000"/>
+                <w:right w:val="none" w:sz="0" w:space="0" w:color="000000"/>
+              </w:pBdr>
+              <w:spacing w:after="100" w:before="100" w:line="240"/>
+              <w:ind w:left="100" w:right="100" w:firstLine="0" w:firstLineChars="0"/>
+              <w:rPr>
+                <w:rFonts w:ascii="Arial" w:hAnsi="Arial" w:eastAsia="Arial" w:cs="Arial"/>
+                <w:i w:val="false"/>
+                <w:b w:val="false"/>
+                <w:u w:val="none"/>
+                <w:sz w:val="18"/>
+                <w:szCs w:val="18"/>
+                <w:color w:val="000000"/>
+              </w:rPr>
+            </w:pPr>
+            <w:r>
+              <w:rPr>
+                <w:rFonts w:ascii="Arial" w:hAnsi="Arial" w:eastAsia="Arial" w:cs="Arial"/>
+                <w:i w:val="false"/>
+                <w:b w:val="false"/>
+                <w:u w:val="none"/>
+                <w:sz w:val="18"/>
+                <w:szCs w:val="18"/>
+                <w:color w:val="000000"/>
+              </w:rPr>
+              <w:t xml:space="preserve">117 (91.4)</w:t>
+            </w:r>
+          </w:p>
+        </w:tc>
+        <w:tc>
+          <w:tcPr>
+            <w:tcBorders>
+              <w:bottom w:val="single" w:sz="6" w:space="0" w:color="666666"/>
+              <w:top w:val="single" w:sz="6" w:space="0" w:color="666666"/>
+              <w:left w:val="none" w:sz="0" w:space="0" w:color="000000"/>
+              <w:right w:val="none" w:sz="0" w:space="0" w:color="000000"/>
+            </w:tcBorders>
+            <w:shd w:val="clear" w:color="auto" w:fill="FFFFFF"/>
+            <w:tcMar>
+              <w:top w:w="0" w:type="dxa"/>
+              <w:bottom w:w="0" w:type="dxa"/>
+              <w:left w:w="0" w:type="dxa"/>
+              <w:right w:w="0" w:type="dxa"/>
+            </w:tcMar>
+            <w:vAlign w:val="center"/>
+          </w:tcPr>
+          <w:p>
+            <w:pPr>
+              <w:pStyle w:val="Normal"/>
+              <w:jc w:val="left"/>
+              <w:pBdr>
+                <w:bottom w:val="none" w:sz="0" w:space="0" w:color="000000"/>
+                <w:top w:val="none" w:sz="0" w:space="0" w:color="000000"/>
+                <w:left w:val="none" w:sz="0" w:space="0" w:color="000000"/>
+                <w:right w:val="none" w:sz="0" w:space="0" w:color="000000"/>
+              </w:pBdr>
+              <w:spacing w:after="100" w:before="100" w:line="240"/>
+              <w:ind w:left="100" w:right="100" w:firstLine="0" w:firstLineChars="0"/>
+              <w:rPr>
+                <w:rFonts w:ascii="Arial" w:hAnsi="Arial" w:eastAsia="Arial" w:cs="Arial"/>
+                <w:i w:val="false"/>
+                <w:b w:val="false"/>
+                <w:u w:val="none"/>
+                <w:sz w:val="18"/>
+                <w:szCs w:val="18"/>
+                <w:color w:val="000000"/>
+              </w:rPr>
+            </w:pPr>
+            <w:r>
+              <w:rPr>
+                <w:rFonts w:ascii="Arial" w:hAnsi="Arial" w:eastAsia="Arial" w:cs="Arial"/>
+                <w:i w:val="false"/>
+                <w:b w:val="false"/>
+                <w:u w:val="none"/>
+                <w:sz w:val="18"/>
+                <w:szCs w:val="18"/>
+                <w:color w:val="000000"/>
+              </w:rPr>
+              <w:t xml:space="preserve">59 (93.7)</w:t>
             </w:r>
           </w:p>
         </w:tc>
@@ -13509,113 +13509,113 @@
                 <w:szCs w:val="18"/>
                 <w:color w:val="000000"/>
               </w:rPr>
-              <w:t xml:space="preserve">7 (2.6)</w:t>
-            </w:r>
-          </w:p>
-        </w:tc>
-        <w:tc>
-          <w:tcPr>
-            <w:tcBorders>
-              <w:bottom w:val="single" w:sz="6" w:space="0" w:color="666666"/>
-              <w:top w:val="single" w:sz="6" w:space="0" w:color="666666"/>
-              <w:left w:val="none" w:sz="0" w:space="0" w:color="000000"/>
-              <w:right w:val="none" w:sz="0" w:space="0" w:color="000000"/>
-            </w:tcBorders>
-            <w:shd w:val="clear" w:color="auto" w:fill="FFFFFF"/>
-            <w:tcMar>
-              <w:top w:w="0" w:type="dxa"/>
-              <w:bottom w:w="0" w:type="dxa"/>
-              <w:left w:w="0" w:type="dxa"/>
-              <w:right w:w="0" w:type="dxa"/>
-            </w:tcMar>
-            <w:vAlign w:val="center"/>
-          </w:tcPr>
-          <w:p>
-            <w:pPr>
-              <w:pStyle w:val="Normal"/>
-              <w:jc w:val="left"/>
-              <w:pBdr>
-                <w:bottom w:val="none" w:sz="0" w:space="0" w:color="000000"/>
-                <w:top w:val="none" w:sz="0" w:space="0" w:color="000000"/>
-                <w:left w:val="none" w:sz="0" w:space="0" w:color="000000"/>
-                <w:right w:val="none" w:sz="0" w:space="0" w:color="000000"/>
-              </w:pBdr>
-              <w:spacing w:after="100" w:before="100" w:line="240"/>
-              <w:ind w:left="100" w:right="100" w:firstLine="0" w:firstLineChars="0"/>
-              <w:rPr>
-                <w:rFonts w:ascii="Arial" w:hAnsi="Arial" w:eastAsia="Arial" w:cs="Arial"/>
-                <w:i w:val="false"/>
-                <w:b w:val="false"/>
-                <w:u w:val="none"/>
-                <w:sz w:val="18"/>
-                <w:szCs w:val="18"/>
-                <w:color w:val="000000"/>
-              </w:rPr>
-            </w:pPr>
-            <w:r>
-              <w:rPr>
-                <w:rFonts w:ascii="Arial" w:hAnsi="Arial" w:eastAsia="Arial" w:cs="Arial"/>
-                <w:i w:val="false"/>
-                <w:b w:val="false"/>
-                <w:u w:val="none"/>
-                <w:sz w:val="18"/>
-                <w:szCs w:val="18"/>
-                <w:color w:val="000000"/>
-              </w:rPr>
-              <w:t xml:space="preserve">6 (4.6)</w:t>
-            </w:r>
-          </w:p>
-        </w:tc>
-        <w:tc>
-          <w:tcPr>
-            <w:tcBorders>
-              <w:bottom w:val="single" w:sz="6" w:space="0" w:color="666666"/>
-              <w:top w:val="single" w:sz="6" w:space="0" w:color="666666"/>
-              <w:left w:val="none" w:sz="0" w:space="0" w:color="000000"/>
-              <w:right w:val="none" w:sz="0" w:space="0" w:color="000000"/>
-            </w:tcBorders>
-            <w:shd w:val="clear" w:color="auto" w:fill="FFFFFF"/>
-            <w:tcMar>
-              <w:top w:w="0" w:type="dxa"/>
-              <w:bottom w:w="0" w:type="dxa"/>
-              <w:left w:w="0" w:type="dxa"/>
-              <w:right w:w="0" w:type="dxa"/>
-            </w:tcMar>
-            <w:vAlign w:val="center"/>
-          </w:tcPr>
-          <w:p>
-            <w:pPr>
-              <w:pStyle w:val="Normal"/>
-              <w:jc w:val="left"/>
-              <w:pBdr>
-                <w:bottom w:val="none" w:sz="0" w:space="0" w:color="000000"/>
-                <w:top w:val="none" w:sz="0" w:space="0" w:color="000000"/>
-                <w:left w:val="none" w:sz="0" w:space="0" w:color="000000"/>
-                <w:right w:val="none" w:sz="0" w:space="0" w:color="000000"/>
-              </w:pBdr>
-              <w:spacing w:after="100" w:before="100" w:line="240"/>
-              <w:ind w:left="100" w:right="100" w:firstLine="0" w:firstLineChars="0"/>
-              <w:rPr>
-                <w:rFonts w:ascii="Arial" w:hAnsi="Arial" w:eastAsia="Arial" w:cs="Arial"/>
-                <w:i w:val="false"/>
-                <w:b w:val="false"/>
-                <w:u w:val="none"/>
-                <w:sz w:val="18"/>
-                <w:szCs w:val="18"/>
-                <w:color w:val="000000"/>
-              </w:rPr>
-            </w:pPr>
-            <w:r>
-              <w:rPr>
-                <w:rFonts w:ascii="Arial" w:hAnsi="Arial" w:eastAsia="Arial" w:cs="Arial"/>
-                <w:i w:val="false"/>
-                <w:b w:val="false"/>
-                <w:u w:val="none"/>
-                <w:sz w:val="18"/>
-                <w:szCs w:val="18"/>
-                <w:color w:val="000000"/>
-              </w:rPr>
-              <w:t xml:space="preserve">2 (3.3)</w:t>
+              <w:t xml:space="preserve">7 (2.5)</w:t>
+            </w:r>
+          </w:p>
+        </w:tc>
+        <w:tc>
+          <w:tcPr>
+            <w:tcBorders>
+              <w:bottom w:val="single" w:sz="6" w:space="0" w:color="666666"/>
+              <w:top w:val="single" w:sz="6" w:space="0" w:color="666666"/>
+              <w:left w:val="none" w:sz="0" w:space="0" w:color="000000"/>
+              <w:right w:val="none" w:sz="0" w:space="0" w:color="000000"/>
+            </w:tcBorders>
+            <w:shd w:val="clear" w:color="auto" w:fill="FFFFFF"/>
+            <w:tcMar>
+              <w:top w:w="0" w:type="dxa"/>
+              <w:bottom w:w="0" w:type="dxa"/>
+              <w:left w:w="0" w:type="dxa"/>
+              <w:right w:w="0" w:type="dxa"/>
+            </w:tcMar>
+            <w:vAlign w:val="center"/>
+          </w:tcPr>
+          <w:p>
+            <w:pPr>
+              <w:pStyle w:val="Normal"/>
+              <w:jc w:val="left"/>
+              <w:pBdr>
+                <w:bottom w:val="none" w:sz="0" w:space="0" w:color="000000"/>
+                <w:top w:val="none" w:sz="0" w:space="0" w:color="000000"/>
+                <w:left w:val="none" w:sz="0" w:space="0" w:color="000000"/>
+                <w:right w:val="none" w:sz="0" w:space="0" w:color="000000"/>
+              </w:pBdr>
+              <w:spacing w:after="100" w:before="100" w:line="240"/>
+              <w:ind w:left="100" w:right="100" w:firstLine="0" w:firstLineChars="0"/>
+              <w:rPr>
+                <w:rFonts w:ascii="Arial" w:hAnsi="Arial" w:eastAsia="Arial" w:cs="Arial"/>
+                <w:i w:val="false"/>
+                <w:b w:val="false"/>
+                <w:u w:val="none"/>
+                <w:sz w:val="18"/>
+                <w:szCs w:val="18"/>
+                <w:color w:val="000000"/>
+              </w:rPr>
+            </w:pPr>
+            <w:r>
+              <w:rPr>
+                <w:rFonts w:ascii="Arial" w:hAnsi="Arial" w:eastAsia="Arial" w:cs="Arial"/>
+                <w:i w:val="false"/>
+                <w:b w:val="false"/>
+                <w:u w:val="none"/>
+                <w:sz w:val="18"/>
+                <w:szCs w:val="18"/>
+                <w:color w:val="000000"/>
+              </w:rPr>
+              <w:t xml:space="preserve">6 (4.7)</w:t>
+            </w:r>
+          </w:p>
+        </w:tc>
+        <w:tc>
+          <w:tcPr>
+            <w:tcBorders>
+              <w:bottom w:val="single" w:sz="6" w:space="0" w:color="666666"/>
+              <w:top w:val="single" w:sz="6" w:space="0" w:color="666666"/>
+              <w:left w:val="none" w:sz="0" w:space="0" w:color="000000"/>
+              <w:right w:val="none" w:sz="0" w:space="0" w:color="000000"/>
+            </w:tcBorders>
+            <w:shd w:val="clear" w:color="auto" w:fill="FFFFFF"/>
+            <w:tcMar>
+              <w:top w:w="0" w:type="dxa"/>
+              <w:bottom w:w="0" w:type="dxa"/>
+              <w:left w:w="0" w:type="dxa"/>
+              <w:right w:w="0" w:type="dxa"/>
+            </w:tcMar>
+            <w:vAlign w:val="center"/>
+          </w:tcPr>
+          <w:p>
+            <w:pPr>
+              <w:pStyle w:val="Normal"/>
+              <w:jc w:val="left"/>
+              <w:pBdr>
+                <w:bottom w:val="none" w:sz="0" w:space="0" w:color="000000"/>
+                <w:top w:val="none" w:sz="0" w:space="0" w:color="000000"/>
+                <w:left w:val="none" w:sz="0" w:space="0" w:color="000000"/>
+                <w:right w:val="none" w:sz="0" w:space="0" w:color="000000"/>
+              </w:pBdr>
+              <w:spacing w:after="100" w:before="100" w:line="240"/>
+              <w:ind w:left="100" w:right="100" w:firstLine="0" w:firstLineChars="0"/>
+              <w:rPr>
+                <w:rFonts w:ascii="Arial" w:hAnsi="Arial" w:eastAsia="Arial" w:cs="Arial"/>
+                <w:i w:val="false"/>
+                <w:b w:val="false"/>
+                <w:u w:val="none"/>
+                <w:sz w:val="18"/>
+                <w:szCs w:val="18"/>
+                <w:color w:val="000000"/>
+              </w:rPr>
+            </w:pPr>
+            <w:r>
+              <w:rPr>
+                <w:rFonts w:ascii="Arial" w:hAnsi="Arial" w:eastAsia="Arial" w:cs="Arial"/>
+                <w:i w:val="false"/>
+                <w:b w:val="false"/>
+                <w:u w:val="none"/>
+                <w:sz w:val="18"/>
+                <w:szCs w:val="18"/>
+                <w:color w:val="000000"/>
+              </w:rPr>
+              <w:t xml:space="preserve">2 (3.2)</w:t>
             </w:r>
           </w:p>
         </w:tc>
@@ -14098,7 +14098,7 @@
                 <w:szCs w:val="18"/>
                 <w:color w:val="000000"/>
               </w:rPr>
-              <w:t xml:space="preserve">0.926</w:t>
+              <w:t xml:space="preserve">0.923</w:t>
             </w:r>
           </w:p>
         </w:tc>
@@ -14204,7 +14204,7 @@
                 <w:szCs w:val="18"/>
                 <w:color w:val="000000"/>
               </w:rPr>
-              <w:t xml:space="preserve">0.738</w:t>
+              <w:t xml:space="preserve">0.728</w:t>
             </w:r>
           </w:p>
         </w:tc>
@@ -14369,113 +14369,113 @@
                 <w:szCs w:val="18"/>
                 <w:color w:val="000000"/>
               </w:rPr>
-              <w:t xml:space="preserve">265 (98.5)</w:t>
-            </w:r>
-          </w:p>
-        </w:tc>
-        <w:tc>
-          <w:tcPr>
-            <w:tcBorders>
-              <w:bottom w:val="single" w:sz="6" w:space="0" w:color="666666"/>
-              <w:top w:val="single" w:sz="6" w:space="0" w:color="666666"/>
-              <w:left w:val="none" w:sz="0" w:space="0" w:color="000000"/>
-              <w:right w:val="none" w:sz="0" w:space="0" w:color="000000"/>
-            </w:tcBorders>
-            <w:shd w:val="clear" w:color="auto" w:fill="FFFFFF"/>
-            <w:tcMar>
-              <w:top w:w="0" w:type="dxa"/>
-              <w:bottom w:w="0" w:type="dxa"/>
-              <w:left w:w="0" w:type="dxa"/>
-              <w:right w:w="0" w:type="dxa"/>
-            </w:tcMar>
-            <w:vAlign w:val="center"/>
-          </w:tcPr>
-          <w:p>
-            <w:pPr>
-              <w:pStyle w:val="Normal"/>
-              <w:jc w:val="left"/>
-              <w:pBdr>
-                <w:bottom w:val="none" w:sz="0" w:space="0" w:color="000000"/>
-                <w:top w:val="none" w:sz="0" w:space="0" w:color="000000"/>
-                <w:left w:val="none" w:sz="0" w:space="0" w:color="000000"/>
-                <w:right w:val="none" w:sz="0" w:space="0" w:color="000000"/>
-              </w:pBdr>
-              <w:spacing w:after="100" w:before="100" w:line="240"/>
-              <w:ind w:left="100" w:right="100" w:firstLine="0" w:firstLineChars="0"/>
-              <w:rPr>
-                <w:rFonts w:ascii="Arial" w:hAnsi="Arial" w:eastAsia="Arial" w:cs="Arial"/>
-                <w:i w:val="false"/>
-                <w:b w:val="false"/>
-                <w:u w:val="none"/>
-                <w:sz w:val="18"/>
-                <w:szCs w:val="18"/>
-                <w:color w:val="000000"/>
-              </w:rPr>
-            </w:pPr>
-            <w:r>
-              <w:rPr>
-                <w:rFonts w:ascii="Arial" w:hAnsi="Arial" w:eastAsia="Arial" w:cs="Arial"/>
-                <w:i w:val="false"/>
-                <w:b w:val="false"/>
-                <w:u w:val="none"/>
-                <w:sz w:val="18"/>
-                <w:szCs w:val="18"/>
-                <w:color w:val="000000"/>
-              </w:rPr>
-              <w:t xml:space="preserve">128 (98.5)</w:t>
-            </w:r>
-          </w:p>
-        </w:tc>
-        <w:tc>
-          <w:tcPr>
-            <w:tcBorders>
-              <w:bottom w:val="single" w:sz="6" w:space="0" w:color="666666"/>
-              <w:top w:val="single" w:sz="6" w:space="0" w:color="666666"/>
-              <w:left w:val="none" w:sz="0" w:space="0" w:color="000000"/>
-              <w:right w:val="none" w:sz="0" w:space="0" w:color="000000"/>
-            </w:tcBorders>
-            <w:shd w:val="clear" w:color="auto" w:fill="FFFFFF"/>
-            <w:tcMar>
-              <w:top w:w="0" w:type="dxa"/>
-              <w:bottom w:w="0" w:type="dxa"/>
-              <w:left w:w="0" w:type="dxa"/>
-              <w:right w:w="0" w:type="dxa"/>
-            </w:tcMar>
-            <w:vAlign w:val="center"/>
-          </w:tcPr>
-          <w:p>
-            <w:pPr>
-              <w:pStyle w:val="Normal"/>
-              <w:jc w:val="left"/>
-              <w:pBdr>
-                <w:bottom w:val="none" w:sz="0" w:space="0" w:color="000000"/>
-                <w:top w:val="none" w:sz="0" w:space="0" w:color="000000"/>
-                <w:left w:val="none" w:sz="0" w:space="0" w:color="000000"/>
-                <w:right w:val="none" w:sz="0" w:space="0" w:color="000000"/>
-              </w:pBdr>
-              <w:spacing w:after="100" w:before="100" w:line="240"/>
-              <w:ind w:left="100" w:right="100" w:firstLine="0" w:firstLineChars="0"/>
-              <w:rPr>
-                <w:rFonts w:ascii="Arial" w:hAnsi="Arial" w:eastAsia="Arial" w:cs="Arial"/>
-                <w:i w:val="false"/>
-                <w:b w:val="false"/>
-                <w:u w:val="none"/>
-                <w:sz w:val="18"/>
-                <w:szCs w:val="18"/>
-                <w:color w:val="000000"/>
-              </w:rPr>
-            </w:pPr>
-            <w:r>
-              <w:rPr>
-                <w:rFonts w:ascii="Arial" w:hAnsi="Arial" w:eastAsia="Arial" w:cs="Arial"/>
-                <w:i w:val="false"/>
-                <w:b w:val="false"/>
-                <w:u w:val="none"/>
-                <w:sz w:val="18"/>
-                <w:szCs w:val="18"/>
-                <w:color w:val="000000"/>
-              </w:rPr>
-              <w:t xml:space="preserve">60 (98.4)</w:t>
+              <w:t xml:space="preserve">279 (98.6)</w:t>
+            </w:r>
+          </w:p>
+        </w:tc>
+        <w:tc>
+          <w:tcPr>
+            <w:tcBorders>
+              <w:bottom w:val="single" w:sz="6" w:space="0" w:color="666666"/>
+              <w:top w:val="single" w:sz="6" w:space="0" w:color="666666"/>
+              <w:left w:val="none" w:sz="0" w:space="0" w:color="000000"/>
+              <w:right w:val="none" w:sz="0" w:space="0" w:color="000000"/>
+            </w:tcBorders>
+            <w:shd w:val="clear" w:color="auto" w:fill="FFFFFF"/>
+            <w:tcMar>
+              <w:top w:w="0" w:type="dxa"/>
+              <w:bottom w:w="0" w:type="dxa"/>
+              <w:left w:w="0" w:type="dxa"/>
+              <w:right w:w="0" w:type="dxa"/>
+            </w:tcMar>
+            <w:vAlign w:val="center"/>
+          </w:tcPr>
+          <w:p>
+            <w:pPr>
+              <w:pStyle w:val="Normal"/>
+              <w:jc w:val="left"/>
+              <w:pBdr>
+                <w:bottom w:val="none" w:sz="0" w:space="0" w:color="000000"/>
+                <w:top w:val="none" w:sz="0" w:space="0" w:color="000000"/>
+                <w:left w:val="none" w:sz="0" w:space="0" w:color="000000"/>
+                <w:right w:val="none" w:sz="0" w:space="0" w:color="000000"/>
+              </w:pBdr>
+              <w:spacing w:after="100" w:before="100" w:line="240"/>
+              <w:ind w:left="100" w:right="100" w:firstLine="0" w:firstLineChars="0"/>
+              <w:rPr>
+                <w:rFonts w:ascii="Arial" w:hAnsi="Arial" w:eastAsia="Arial" w:cs="Arial"/>
+                <w:i w:val="false"/>
+                <w:b w:val="false"/>
+                <w:u w:val="none"/>
+                <w:sz w:val="18"/>
+                <w:szCs w:val="18"/>
+                <w:color w:val="000000"/>
+              </w:rPr>
+            </w:pPr>
+            <w:r>
+              <w:rPr>
+                <w:rFonts w:ascii="Arial" w:hAnsi="Arial" w:eastAsia="Arial" w:cs="Arial"/>
+                <w:i w:val="false"/>
+                <w:b w:val="false"/>
+                <w:u w:val="none"/>
+                <w:sz w:val="18"/>
+                <w:szCs w:val="18"/>
+                <w:color w:val="000000"/>
+              </w:rPr>
+              <w:t xml:space="preserve">126 (98.4)</w:t>
+            </w:r>
+          </w:p>
+        </w:tc>
+        <w:tc>
+          <w:tcPr>
+            <w:tcBorders>
+              <w:bottom w:val="single" w:sz="6" w:space="0" w:color="666666"/>
+              <w:top w:val="single" w:sz="6" w:space="0" w:color="666666"/>
+              <w:left w:val="none" w:sz="0" w:space="0" w:color="000000"/>
+              <w:right w:val="none" w:sz="0" w:space="0" w:color="000000"/>
+            </w:tcBorders>
+            <w:shd w:val="clear" w:color="auto" w:fill="FFFFFF"/>
+            <w:tcMar>
+              <w:top w:w="0" w:type="dxa"/>
+              <w:bottom w:w="0" w:type="dxa"/>
+              <w:left w:w="0" w:type="dxa"/>
+              <w:right w:w="0" w:type="dxa"/>
+            </w:tcMar>
+            <w:vAlign w:val="center"/>
+          </w:tcPr>
+          <w:p>
+            <w:pPr>
+              <w:pStyle w:val="Normal"/>
+              <w:jc w:val="left"/>
+              <w:pBdr>
+                <w:bottom w:val="none" w:sz="0" w:space="0" w:color="000000"/>
+                <w:top w:val="none" w:sz="0" w:space="0" w:color="000000"/>
+                <w:left w:val="none" w:sz="0" w:space="0" w:color="000000"/>
+                <w:right w:val="none" w:sz="0" w:space="0" w:color="000000"/>
+              </w:pBdr>
+              <w:spacing w:after="100" w:before="100" w:line="240"/>
+              <w:ind w:left="100" w:right="100" w:firstLine="0" w:firstLineChars="0"/>
+              <w:rPr>
+                <w:rFonts w:ascii="Arial" w:hAnsi="Arial" w:eastAsia="Arial" w:cs="Arial"/>
+                <w:i w:val="false"/>
+                <w:b w:val="false"/>
+                <w:u w:val="none"/>
+                <w:sz w:val="18"/>
+                <w:szCs w:val="18"/>
+                <w:color w:val="000000"/>
+              </w:rPr>
+            </w:pPr>
+            <w:r>
+              <w:rPr>
+                <w:rFonts w:ascii="Arial" w:hAnsi="Arial" w:eastAsia="Arial" w:cs="Arial"/>
+                <w:i w:val="false"/>
+                <w:b w:val="false"/>
+                <w:u w:val="none"/>
+                <w:sz w:val="18"/>
+                <w:szCs w:val="18"/>
+                <w:color w:val="000000"/>
+              </w:rPr>
+              <w:t xml:space="preserve">62 (98.4)</w:t>
             </w:r>
           </w:p>
         </w:tc>
@@ -14852,7 +14852,7 @@
                 <w:szCs w:val="18"/>
                 <w:color w:val="000000"/>
               </w:rPr>
-              <w:t xml:space="preserve">2 (1.5)</w:t>
+              <w:t xml:space="preserve">2 (1.6)</w:t>
             </w:r>
           </w:p>
         </w:tc>
@@ -15335,60 +15335,60 @@
                 <w:szCs w:val="18"/>
                 <w:color w:val="000000"/>
               </w:rPr>
-              <w:t xml:space="preserve">2 (3.3)</w:t>
-            </w:r>
-          </w:p>
-        </w:tc>
-        <w:tc>
-          <w:tcPr>
-            <w:tcBorders>
-              <w:bottom w:val="single" w:sz="6" w:space="0" w:color="666666"/>
-              <w:top w:val="single" w:sz="6" w:space="0" w:color="666666"/>
-              <w:left w:val="none" w:sz="0" w:space="0" w:color="000000"/>
-              <w:right w:val="none" w:sz="0" w:space="0" w:color="000000"/>
-            </w:tcBorders>
-            <w:shd w:val="clear" w:color="auto" w:fill="FFFFFF"/>
-            <w:tcMar>
-              <w:top w:w="0" w:type="dxa"/>
-              <w:bottom w:w="0" w:type="dxa"/>
-              <w:left w:w="0" w:type="dxa"/>
-              <w:right w:w="0" w:type="dxa"/>
-            </w:tcMar>
-            <w:vAlign w:val="center"/>
-          </w:tcPr>
-          <w:p>
-            <w:pPr>
-              <w:pStyle w:val="Normal"/>
-              <w:jc w:val="left"/>
-              <w:pBdr>
-                <w:bottom w:val="none" w:sz="0" w:space="0" w:color="000000"/>
-                <w:top w:val="none" w:sz="0" w:space="0" w:color="000000"/>
-                <w:left w:val="none" w:sz="0" w:space="0" w:color="000000"/>
-                <w:right w:val="none" w:sz="0" w:space="0" w:color="000000"/>
-              </w:pBdr>
-              <w:spacing w:after="100" w:before="100" w:line="240"/>
-              <w:ind w:left="100" w:right="100" w:firstLine="0" w:firstLineChars="0"/>
-              <w:rPr>
-                <w:rFonts w:ascii="Arial" w:hAnsi="Arial" w:eastAsia="Arial" w:cs="Arial"/>
-                <w:i w:val="false"/>
-                <w:b w:val="false"/>
-                <w:u w:val="none"/>
-                <w:sz w:val="18"/>
-                <w:szCs w:val="18"/>
-                <w:color w:val="000000"/>
-              </w:rPr>
-            </w:pPr>
-            <w:r>
-              <w:rPr>
-                <w:rFonts w:ascii="Arial" w:hAnsi="Arial" w:eastAsia="Arial" w:cs="Arial"/>
-                <w:i w:val="false"/>
-                <w:b w:val="false"/>
-                <w:u w:val="none"/>
-                <w:sz w:val="18"/>
-                <w:szCs w:val="18"/>
-                <w:color w:val="000000"/>
-              </w:rPr>
-              <w:t xml:space="preserve">0.097</w:t>
+              <w:t xml:space="preserve">2 (3.2)</w:t>
+            </w:r>
+          </w:p>
+        </w:tc>
+        <w:tc>
+          <w:tcPr>
+            <w:tcBorders>
+              <w:bottom w:val="single" w:sz="6" w:space="0" w:color="666666"/>
+              <w:top w:val="single" w:sz="6" w:space="0" w:color="666666"/>
+              <w:left w:val="none" w:sz="0" w:space="0" w:color="000000"/>
+              <w:right w:val="none" w:sz="0" w:space="0" w:color="000000"/>
+            </w:tcBorders>
+            <w:shd w:val="clear" w:color="auto" w:fill="FFFFFF"/>
+            <w:tcMar>
+              <w:top w:w="0" w:type="dxa"/>
+              <w:bottom w:w="0" w:type="dxa"/>
+              <w:left w:w="0" w:type="dxa"/>
+              <w:right w:w="0" w:type="dxa"/>
+            </w:tcMar>
+            <w:vAlign w:val="center"/>
+          </w:tcPr>
+          <w:p>
+            <w:pPr>
+              <w:pStyle w:val="Normal"/>
+              <w:jc w:val="left"/>
+              <w:pBdr>
+                <w:bottom w:val="none" w:sz="0" w:space="0" w:color="000000"/>
+                <w:top w:val="none" w:sz="0" w:space="0" w:color="000000"/>
+                <w:left w:val="none" w:sz="0" w:space="0" w:color="000000"/>
+                <w:right w:val="none" w:sz="0" w:space="0" w:color="000000"/>
+              </w:pBdr>
+              <w:spacing w:after="100" w:before="100" w:line="240"/>
+              <w:ind w:left="100" w:right="100" w:firstLine="0" w:firstLineChars="0"/>
+              <w:rPr>
+                <w:rFonts w:ascii="Arial" w:hAnsi="Arial" w:eastAsia="Arial" w:cs="Arial"/>
+                <w:i w:val="false"/>
+                <w:b w:val="false"/>
+                <w:u w:val="none"/>
+                <w:sz w:val="18"/>
+                <w:szCs w:val="18"/>
+                <w:color w:val="000000"/>
+              </w:rPr>
+            </w:pPr>
+            <w:r>
+              <w:rPr>
+                <w:rFonts w:ascii="Arial" w:hAnsi="Arial" w:eastAsia="Arial" w:cs="Arial"/>
+                <w:i w:val="false"/>
+                <w:b w:val="false"/>
+                <w:u w:val="none"/>
+                <w:sz w:val="18"/>
+                <w:szCs w:val="18"/>
+                <w:color w:val="000000"/>
+              </w:rPr>
+              <w:t xml:space="preserve">0.096</w:t>
             </w:r>
           </w:p>
         </w:tc>
@@ -15494,7 +15494,7 @@
                 <w:szCs w:val="18"/>
                 <w:color w:val="000000"/>
               </w:rPr>
-              <w:t xml:space="preserve">0.738</w:t>
+              <w:t xml:space="preserve">0.728</w:t>
             </w:r>
           </w:p>
         </w:tc>
@@ -15659,113 +15659,113 @@
                 <w:szCs w:val="18"/>
                 <w:color w:val="000000"/>
               </w:rPr>
-              <w:t xml:space="preserve">265 (98.5)</w:t>
-            </w:r>
-          </w:p>
-        </w:tc>
-        <w:tc>
-          <w:tcPr>
-            <w:tcBorders>
-              <w:bottom w:val="single" w:sz="6" w:space="0" w:color="666666"/>
-              <w:top w:val="single" w:sz="6" w:space="0" w:color="666666"/>
-              <w:left w:val="none" w:sz="0" w:space="0" w:color="000000"/>
-              <w:right w:val="none" w:sz="0" w:space="0" w:color="000000"/>
-            </w:tcBorders>
-            <w:shd w:val="clear" w:color="auto" w:fill="FFFFFF"/>
-            <w:tcMar>
-              <w:top w:w="0" w:type="dxa"/>
-              <w:bottom w:w="0" w:type="dxa"/>
-              <w:left w:w="0" w:type="dxa"/>
-              <w:right w:w="0" w:type="dxa"/>
-            </w:tcMar>
-            <w:vAlign w:val="center"/>
-          </w:tcPr>
-          <w:p>
-            <w:pPr>
-              <w:pStyle w:val="Normal"/>
-              <w:jc w:val="left"/>
-              <w:pBdr>
-                <w:bottom w:val="none" w:sz="0" w:space="0" w:color="000000"/>
-                <w:top w:val="none" w:sz="0" w:space="0" w:color="000000"/>
-                <w:left w:val="none" w:sz="0" w:space="0" w:color="000000"/>
-                <w:right w:val="none" w:sz="0" w:space="0" w:color="000000"/>
-              </w:pBdr>
-              <w:spacing w:after="100" w:before="100" w:line="240"/>
-              <w:ind w:left="100" w:right="100" w:firstLine="0" w:firstLineChars="0"/>
-              <w:rPr>
-                <w:rFonts w:ascii="Arial" w:hAnsi="Arial" w:eastAsia="Arial" w:cs="Arial"/>
-                <w:i w:val="false"/>
-                <w:b w:val="false"/>
-                <w:u w:val="none"/>
-                <w:sz w:val="18"/>
-                <w:szCs w:val="18"/>
-                <w:color w:val="000000"/>
-              </w:rPr>
-            </w:pPr>
-            <w:r>
-              <w:rPr>
-                <w:rFonts w:ascii="Arial" w:hAnsi="Arial" w:eastAsia="Arial" w:cs="Arial"/>
-                <w:i w:val="false"/>
-                <w:b w:val="false"/>
-                <w:u w:val="none"/>
-                <w:sz w:val="18"/>
-                <w:szCs w:val="18"/>
-                <w:color w:val="000000"/>
-              </w:rPr>
-              <w:t xml:space="preserve">128 (98.5)</w:t>
-            </w:r>
-          </w:p>
-        </w:tc>
-        <w:tc>
-          <w:tcPr>
-            <w:tcBorders>
-              <w:bottom w:val="single" w:sz="6" w:space="0" w:color="666666"/>
-              <w:top w:val="single" w:sz="6" w:space="0" w:color="666666"/>
-              <w:left w:val="none" w:sz="0" w:space="0" w:color="000000"/>
-              <w:right w:val="none" w:sz="0" w:space="0" w:color="000000"/>
-            </w:tcBorders>
-            <w:shd w:val="clear" w:color="auto" w:fill="FFFFFF"/>
-            <w:tcMar>
-              <w:top w:w="0" w:type="dxa"/>
-              <w:bottom w:w="0" w:type="dxa"/>
-              <w:left w:w="0" w:type="dxa"/>
-              <w:right w:w="0" w:type="dxa"/>
-            </w:tcMar>
-            <w:vAlign w:val="center"/>
-          </w:tcPr>
-          <w:p>
-            <w:pPr>
-              <w:pStyle w:val="Normal"/>
-              <w:jc w:val="left"/>
-              <w:pBdr>
-                <w:bottom w:val="none" w:sz="0" w:space="0" w:color="000000"/>
-                <w:top w:val="none" w:sz="0" w:space="0" w:color="000000"/>
-                <w:left w:val="none" w:sz="0" w:space="0" w:color="000000"/>
-                <w:right w:val="none" w:sz="0" w:space="0" w:color="000000"/>
-              </w:pBdr>
-              <w:spacing w:after="100" w:before="100" w:line="240"/>
-              <w:ind w:left="100" w:right="100" w:firstLine="0" w:firstLineChars="0"/>
-              <w:rPr>
-                <w:rFonts w:ascii="Arial" w:hAnsi="Arial" w:eastAsia="Arial" w:cs="Arial"/>
-                <w:i w:val="false"/>
-                <w:b w:val="false"/>
-                <w:u w:val="none"/>
-                <w:sz w:val="18"/>
-                <w:szCs w:val="18"/>
-                <w:color w:val="000000"/>
-              </w:rPr>
-            </w:pPr>
-            <w:r>
-              <w:rPr>
-                <w:rFonts w:ascii="Arial" w:hAnsi="Arial" w:eastAsia="Arial" w:cs="Arial"/>
-                <w:i w:val="false"/>
-                <w:b w:val="false"/>
-                <w:u w:val="none"/>
-                <w:sz w:val="18"/>
-                <w:szCs w:val="18"/>
-                <w:color w:val="000000"/>
-              </w:rPr>
-              <w:t xml:space="preserve">58 (95.1)</w:t>
+              <w:t xml:space="preserve">279 (98.6)</w:t>
+            </w:r>
+          </w:p>
+        </w:tc>
+        <w:tc>
+          <w:tcPr>
+            <w:tcBorders>
+              <w:bottom w:val="single" w:sz="6" w:space="0" w:color="666666"/>
+              <w:top w:val="single" w:sz="6" w:space="0" w:color="666666"/>
+              <w:left w:val="none" w:sz="0" w:space="0" w:color="000000"/>
+              <w:right w:val="none" w:sz="0" w:space="0" w:color="000000"/>
+            </w:tcBorders>
+            <w:shd w:val="clear" w:color="auto" w:fill="FFFFFF"/>
+            <w:tcMar>
+              <w:top w:w="0" w:type="dxa"/>
+              <w:bottom w:w="0" w:type="dxa"/>
+              <w:left w:w="0" w:type="dxa"/>
+              <w:right w:w="0" w:type="dxa"/>
+            </w:tcMar>
+            <w:vAlign w:val="center"/>
+          </w:tcPr>
+          <w:p>
+            <w:pPr>
+              <w:pStyle w:val="Normal"/>
+              <w:jc w:val="left"/>
+              <w:pBdr>
+                <w:bottom w:val="none" w:sz="0" w:space="0" w:color="000000"/>
+                <w:top w:val="none" w:sz="0" w:space="0" w:color="000000"/>
+                <w:left w:val="none" w:sz="0" w:space="0" w:color="000000"/>
+                <w:right w:val="none" w:sz="0" w:space="0" w:color="000000"/>
+              </w:pBdr>
+              <w:spacing w:after="100" w:before="100" w:line="240"/>
+              <w:ind w:left="100" w:right="100" w:firstLine="0" w:firstLineChars="0"/>
+              <w:rPr>
+                <w:rFonts w:ascii="Arial" w:hAnsi="Arial" w:eastAsia="Arial" w:cs="Arial"/>
+                <w:i w:val="false"/>
+                <w:b w:val="false"/>
+                <w:u w:val="none"/>
+                <w:sz w:val="18"/>
+                <w:szCs w:val="18"/>
+                <w:color w:val="000000"/>
+              </w:rPr>
+            </w:pPr>
+            <w:r>
+              <w:rPr>
+                <w:rFonts w:ascii="Arial" w:hAnsi="Arial" w:eastAsia="Arial" w:cs="Arial"/>
+                <w:i w:val="false"/>
+                <w:b w:val="false"/>
+                <w:u w:val="none"/>
+                <w:sz w:val="18"/>
+                <w:szCs w:val="18"/>
+                <w:color w:val="000000"/>
+              </w:rPr>
+              <w:t xml:space="preserve">126 (98.4)</w:t>
+            </w:r>
+          </w:p>
+        </w:tc>
+        <w:tc>
+          <w:tcPr>
+            <w:tcBorders>
+              <w:bottom w:val="single" w:sz="6" w:space="0" w:color="666666"/>
+              <w:top w:val="single" w:sz="6" w:space="0" w:color="666666"/>
+              <w:left w:val="none" w:sz="0" w:space="0" w:color="000000"/>
+              <w:right w:val="none" w:sz="0" w:space="0" w:color="000000"/>
+            </w:tcBorders>
+            <w:shd w:val="clear" w:color="auto" w:fill="FFFFFF"/>
+            <w:tcMar>
+              <w:top w:w="0" w:type="dxa"/>
+              <w:bottom w:w="0" w:type="dxa"/>
+              <w:left w:w="0" w:type="dxa"/>
+              <w:right w:w="0" w:type="dxa"/>
+            </w:tcMar>
+            <w:vAlign w:val="center"/>
+          </w:tcPr>
+          <w:p>
+            <w:pPr>
+              <w:pStyle w:val="Normal"/>
+              <w:jc w:val="left"/>
+              <w:pBdr>
+                <w:bottom w:val="none" w:sz="0" w:space="0" w:color="000000"/>
+                <w:top w:val="none" w:sz="0" w:space="0" w:color="000000"/>
+                <w:left w:val="none" w:sz="0" w:space="0" w:color="000000"/>
+                <w:right w:val="none" w:sz="0" w:space="0" w:color="000000"/>
+              </w:pBdr>
+              <w:spacing w:after="100" w:before="100" w:line="240"/>
+              <w:ind w:left="100" w:right="100" w:firstLine="0" w:firstLineChars="0"/>
+              <w:rPr>
+                <w:rFonts w:ascii="Arial" w:hAnsi="Arial" w:eastAsia="Arial" w:cs="Arial"/>
+                <w:i w:val="false"/>
+                <w:b w:val="false"/>
+                <w:u w:val="none"/>
+                <w:sz w:val="18"/>
+                <w:szCs w:val="18"/>
+                <w:color w:val="000000"/>
+              </w:rPr>
+            </w:pPr>
+            <w:r>
+              <w:rPr>
+                <w:rFonts w:ascii="Arial" w:hAnsi="Arial" w:eastAsia="Arial" w:cs="Arial"/>
+                <w:i w:val="false"/>
+                <w:b w:val="false"/>
+                <w:u w:val="none"/>
+                <w:sz w:val="18"/>
+                <w:szCs w:val="18"/>
+                <w:color w:val="000000"/>
+              </w:rPr>
+              <w:t xml:space="preserve">60 (95.2)</w:t>
             </w:r>
           </w:p>
         </w:tc>
@@ -16142,7 +16142,7 @@
                 <w:szCs w:val="18"/>
                 <w:color w:val="000000"/>
               </w:rPr>
-              <w:t xml:space="preserve">2 (1.5)</w:t>
+              <w:t xml:space="preserve">2 (1.6)</w:t>
             </w:r>
           </w:p>
         </w:tc>
@@ -16678,7 +16678,7 @@
                 <w:szCs w:val="18"/>
                 <w:color w:val="000000"/>
               </w:rPr>
-              <w:t xml:space="preserve">0.280</w:t>
+              <w:t xml:space="preserve">0.258</w:t>
             </w:r>
           </w:p>
         </w:tc>
@@ -16784,7 +16784,7 @@
                 <w:szCs w:val="18"/>
                 <w:color w:val="000000"/>
               </w:rPr>
-              <w:t xml:space="preserve">0.710</w:t>
+              <w:t xml:space="preserve">0.683</w:t>
             </w:r>
           </w:p>
         </w:tc>
@@ -16949,113 +16949,113 @@
                 <w:szCs w:val="18"/>
                 <w:color w:val="000000"/>
               </w:rPr>
-              <w:t xml:space="preserve">269 (100.0)</w:t>
-            </w:r>
-          </w:p>
-        </w:tc>
-        <w:tc>
-          <w:tcPr>
-            <w:tcBorders>
-              <w:bottom w:val="single" w:sz="6" w:space="0" w:color="666666"/>
-              <w:top w:val="single" w:sz="6" w:space="0" w:color="666666"/>
-              <w:left w:val="none" w:sz="0" w:space="0" w:color="000000"/>
-              <w:right w:val="none" w:sz="0" w:space="0" w:color="000000"/>
-            </w:tcBorders>
-            <w:shd w:val="clear" w:color="auto" w:fill="FFFFFF"/>
-            <w:tcMar>
-              <w:top w:w="0" w:type="dxa"/>
-              <w:bottom w:w="0" w:type="dxa"/>
-              <w:left w:w="0" w:type="dxa"/>
-              <w:right w:w="0" w:type="dxa"/>
-            </w:tcMar>
-            <w:vAlign w:val="center"/>
-          </w:tcPr>
-          <w:p>
-            <w:pPr>
-              <w:pStyle w:val="Normal"/>
-              <w:jc w:val="left"/>
-              <w:pBdr>
-                <w:bottom w:val="none" w:sz="0" w:space="0" w:color="000000"/>
-                <w:top w:val="none" w:sz="0" w:space="0" w:color="000000"/>
-                <w:left w:val="none" w:sz="0" w:space="0" w:color="000000"/>
-                <w:right w:val="none" w:sz="0" w:space="0" w:color="000000"/>
-              </w:pBdr>
-              <w:spacing w:after="100" w:before="100" w:line="240"/>
-              <w:ind w:left="100" w:right="100" w:firstLine="0" w:firstLineChars="0"/>
-              <w:rPr>
-                <w:rFonts w:ascii="Arial" w:hAnsi="Arial" w:eastAsia="Arial" w:cs="Arial"/>
-                <w:i w:val="false"/>
-                <w:b w:val="false"/>
-                <w:u w:val="none"/>
-                <w:sz w:val="18"/>
-                <w:szCs w:val="18"/>
-                <w:color w:val="000000"/>
-              </w:rPr>
-            </w:pPr>
-            <w:r>
-              <w:rPr>
-                <w:rFonts w:ascii="Arial" w:hAnsi="Arial" w:eastAsia="Arial" w:cs="Arial"/>
-                <w:i w:val="false"/>
-                <w:b w:val="false"/>
-                <w:u w:val="none"/>
-                <w:sz w:val="18"/>
-                <w:szCs w:val="18"/>
-                <w:color w:val="000000"/>
-              </w:rPr>
-              <w:t xml:space="preserve">129 (99.2)</w:t>
-            </w:r>
-          </w:p>
-        </w:tc>
-        <w:tc>
-          <w:tcPr>
-            <w:tcBorders>
-              <w:bottom w:val="single" w:sz="6" w:space="0" w:color="666666"/>
-              <w:top w:val="single" w:sz="6" w:space="0" w:color="666666"/>
-              <w:left w:val="none" w:sz="0" w:space="0" w:color="000000"/>
-              <w:right w:val="none" w:sz="0" w:space="0" w:color="000000"/>
-            </w:tcBorders>
-            <w:shd w:val="clear" w:color="auto" w:fill="FFFFFF"/>
-            <w:tcMar>
-              <w:top w:w="0" w:type="dxa"/>
-              <w:bottom w:w="0" w:type="dxa"/>
-              <w:left w:w="0" w:type="dxa"/>
-              <w:right w:w="0" w:type="dxa"/>
-            </w:tcMar>
-            <w:vAlign w:val="center"/>
-          </w:tcPr>
-          <w:p>
-            <w:pPr>
-              <w:pStyle w:val="Normal"/>
-              <w:jc w:val="left"/>
-              <w:pBdr>
-                <w:bottom w:val="none" w:sz="0" w:space="0" w:color="000000"/>
-                <w:top w:val="none" w:sz="0" w:space="0" w:color="000000"/>
-                <w:left w:val="none" w:sz="0" w:space="0" w:color="000000"/>
-                <w:right w:val="none" w:sz="0" w:space="0" w:color="000000"/>
-              </w:pBdr>
-              <w:spacing w:after="100" w:before="100" w:line="240"/>
-              <w:ind w:left="100" w:right="100" w:firstLine="0" w:firstLineChars="0"/>
-              <w:rPr>
-                <w:rFonts w:ascii="Arial" w:hAnsi="Arial" w:eastAsia="Arial" w:cs="Arial"/>
-                <w:i w:val="false"/>
-                <w:b w:val="false"/>
-                <w:u w:val="none"/>
-                <w:sz w:val="18"/>
-                <w:szCs w:val="18"/>
-                <w:color w:val="000000"/>
-              </w:rPr>
-            </w:pPr>
-            <w:r>
-              <w:rPr>
-                <w:rFonts w:ascii="Arial" w:hAnsi="Arial" w:eastAsia="Arial" w:cs="Arial"/>
-                <w:i w:val="false"/>
-                <w:b w:val="false"/>
-                <w:u w:val="none"/>
-                <w:sz w:val="18"/>
-                <w:szCs w:val="18"/>
-                <w:color w:val="000000"/>
-              </w:rPr>
-              <w:t xml:space="preserve">61 (100.0)</w:t>
+              <w:t xml:space="preserve">283 (100.0)</w:t>
+            </w:r>
+          </w:p>
+        </w:tc>
+        <w:tc>
+          <w:tcPr>
+            <w:tcBorders>
+              <w:bottom w:val="single" w:sz="6" w:space="0" w:color="666666"/>
+              <w:top w:val="single" w:sz="6" w:space="0" w:color="666666"/>
+              <w:left w:val="none" w:sz="0" w:space="0" w:color="000000"/>
+              <w:right w:val="none" w:sz="0" w:space="0" w:color="000000"/>
+            </w:tcBorders>
+            <w:shd w:val="clear" w:color="auto" w:fill="FFFFFF"/>
+            <w:tcMar>
+              <w:top w:w="0" w:type="dxa"/>
+              <w:bottom w:w="0" w:type="dxa"/>
+              <w:left w:w="0" w:type="dxa"/>
+              <w:right w:w="0" w:type="dxa"/>
+            </w:tcMar>
+            <w:vAlign w:val="center"/>
+          </w:tcPr>
+          <w:p>
+            <w:pPr>
+              <w:pStyle w:val="Normal"/>
+              <w:jc w:val="left"/>
+              <w:pBdr>
+                <w:bottom w:val="none" w:sz="0" w:space="0" w:color="000000"/>
+                <w:top w:val="none" w:sz="0" w:space="0" w:color="000000"/>
+                <w:left w:val="none" w:sz="0" w:space="0" w:color="000000"/>
+                <w:right w:val="none" w:sz="0" w:space="0" w:color="000000"/>
+              </w:pBdr>
+              <w:spacing w:after="100" w:before="100" w:line="240"/>
+              <w:ind w:left="100" w:right="100" w:firstLine="0" w:firstLineChars="0"/>
+              <w:rPr>
+                <w:rFonts w:ascii="Arial" w:hAnsi="Arial" w:eastAsia="Arial" w:cs="Arial"/>
+                <w:i w:val="false"/>
+                <w:b w:val="false"/>
+                <w:u w:val="none"/>
+                <w:sz w:val="18"/>
+                <w:szCs w:val="18"/>
+                <w:color w:val="000000"/>
+              </w:rPr>
+            </w:pPr>
+            <w:r>
+              <w:rPr>
+                <w:rFonts w:ascii="Arial" w:hAnsi="Arial" w:eastAsia="Arial" w:cs="Arial"/>
+                <w:i w:val="false"/>
+                <w:b w:val="false"/>
+                <w:u w:val="none"/>
+                <w:sz w:val="18"/>
+                <w:szCs w:val="18"/>
+                <w:color w:val="000000"/>
+              </w:rPr>
+              <w:t xml:space="preserve">127 (99.2)</w:t>
+            </w:r>
+          </w:p>
+        </w:tc>
+        <w:tc>
+          <w:tcPr>
+            <w:tcBorders>
+              <w:bottom w:val="single" w:sz="6" w:space="0" w:color="666666"/>
+              <w:top w:val="single" w:sz="6" w:space="0" w:color="666666"/>
+              <w:left w:val="none" w:sz="0" w:space="0" w:color="000000"/>
+              <w:right w:val="none" w:sz="0" w:space="0" w:color="000000"/>
+            </w:tcBorders>
+            <w:shd w:val="clear" w:color="auto" w:fill="FFFFFF"/>
+            <w:tcMar>
+              <w:top w:w="0" w:type="dxa"/>
+              <w:bottom w:w="0" w:type="dxa"/>
+              <w:left w:w="0" w:type="dxa"/>
+              <w:right w:w="0" w:type="dxa"/>
+            </w:tcMar>
+            <w:vAlign w:val="center"/>
+          </w:tcPr>
+          <w:p>
+            <w:pPr>
+              <w:pStyle w:val="Normal"/>
+              <w:jc w:val="left"/>
+              <w:pBdr>
+                <w:bottom w:val="none" w:sz="0" w:space="0" w:color="000000"/>
+                <w:top w:val="none" w:sz="0" w:space="0" w:color="000000"/>
+                <w:left w:val="none" w:sz="0" w:space="0" w:color="000000"/>
+                <w:right w:val="none" w:sz="0" w:space="0" w:color="000000"/>
+              </w:pBdr>
+              <w:spacing w:after="100" w:before="100" w:line="240"/>
+              <w:ind w:left="100" w:right="100" w:firstLine="0" w:firstLineChars="0"/>
+              <w:rPr>
+                <w:rFonts w:ascii="Arial" w:hAnsi="Arial" w:eastAsia="Arial" w:cs="Arial"/>
+                <w:i w:val="false"/>
+                <w:b w:val="false"/>
+                <w:u w:val="none"/>
+                <w:sz w:val="18"/>
+                <w:szCs w:val="18"/>
+                <w:color w:val="000000"/>
+              </w:rPr>
+            </w:pPr>
+            <w:r>
+              <w:rPr>
+                <w:rFonts w:ascii="Arial" w:hAnsi="Arial" w:eastAsia="Arial" w:cs="Arial"/>
+                <w:i w:val="false"/>
+                <w:b w:val="false"/>
+                <w:u w:val="none"/>
+                <w:sz w:val="18"/>
+                <w:szCs w:val="18"/>
+                <w:color w:val="000000"/>
+              </w:rPr>
+              <w:t xml:space="preserve">63 (100.0)</w:t>
             </w:r>
           </w:p>
         </w:tc>
@@ -17379,7 +17379,7 @@
                 <w:szCs w:val="18"/>
                 <w:color w:val="000000"/>
               </w:rPr>
-              <w:t xml:space="preserve">4 (1.5)</w:t>
+              <w:t xml:space="preserve">4 (1.4)</w:t>
             </w:r>
           </w:p>
         </w:tc>
@@ -17485,7 +17485,7 @@
                 <w:szCs w:val="18"/>
                 <w:color w:val="000000"/>
               </w:rPr>
-              <w:t xml:space="preserve">35 (57.4)</w:t>
+              <w:t xml:space="preserve">36 (57.1)</w:t>
             </w:r>
           </w:p>
         </w:tc>
@@ -17644,7 +17644,7 @@
                 <w:szCs w:val="18"/>
                 <w:color w:val="000000"/>
               </w:rPr>
-              <w:t xml:space="preserve">0.858</w:t>
+              <w:t xml:space="preserve">0.792</w:t>
             </w:r>
           </w:p>
         </w:tc>
@@ -17809,113 +17809,113 @@
                 <w:szCs w:val="18"/>
                 <w:color w:val="000000"/>
               </w:rPr>
-              <w:t xml:space="preserve">265 (98.5)</w:t>
-            </w:r>
-          </w:p>
-        </w:tc>
-        <w:tc>
-          <w:tcPr>
-            <w:tcBorders>
-              <w:bottom w:val="single" w:sz="6" w:space="0" w:color="666666"/>
-              <w:top w:val="single" w:sz="6" w:space="0" w:color="666666"/>
-              <w:left w:val="none" w:sz="0" w:space="0" w:color="000000"/>
-              <w:right w:val="none" w:sz="0" w:space="0" w:color="000000"/>
-            </w:tcBorders>
-            <w:shd w:val="clear" w:color="auto" w:fill="FFFFFF"/>
-            <w:tcMar>
-              <w:top w:w="0" w:type="dxa"/>
-              <w:bottom w:w="0" w:type="dxa"/>
-              <w:left w:w="0" w:type="dxa"/>
-              <w:right w:w="0" w:type="dxa"/>
-            </w:tcMar>
-            <w:vAlign w:val="center"/>
-          </w:tcPr>
-          <w:p>
-            <w:pPr>
-              <w:pStyle w:val="Normal"/>
-              <w:jc w:val="left"/>
-              <w:pBdr>
-                <w:bottom w:val="none" w:sz="0" w:space="0" w:color="000000"/>
-                <w:top w:val="none" w:sz="0" w:space="0" w:color="000000"/>
-                <w:left w:val="none" w:sz="0" w:space="0" w:color="000000"/>
-                <w:right w:val="none" w:sz="0" w:space="0" w:color="000000"/>
-              </w:pBdr>
-              <w:spacing w:after="100" w:before="100" w:line="240"/>
-              <w:ind w:left="100" w:right="100" w:firstLine="0" w:firstLineChars="0"/>
-              <w:rPr>
-                <w:rFonts w:ascii="Arial" w:hAnsi="Arial" w:eastAsia="Arial" w:cs="Arial"/>
-                <w:i w:val="false"/>
-                <w:b w:val="false"/>
-                <w:u w:val="none"/>
-                <w:sz w:val="18"/>
-                <w:szCs w:val="18"/>
-                <w:color w:val="000000"/>
-              </w:rPr>
-            </w:pPr>
-            <w:r>
-              <w:rPr>
-                <w:rFonts w:ascii="Arial" w:hAnsi="Arial" w:eastAsia="Arial" w:cs="Arial"/>
-                <w:i w:val="false"/>
-                <w:b w:val="false"/>
-                <w:u w:val="none"/>
-                <w:sz w:val="18"/>
-                <w:szCs w:val="18"/>
-                <w:color w:val="000000"/>
-              </w:rPr>
-              <w:t xml:space="preserve">127 (97.7)</w:t>
-            </w:r>
-          </w:p>
-        </w:tc>
-        <w:tc>
-          <w:tcPr>
-            <w:tcBorders>
-              <w:bottom w:val="single" w:sz="6" w:space="0" w:color="666666"/>
-              <w:top w:val="single" w:sz="6" w:space="0" w:color="666666"/>
-              <w:left w:val="none" w:sz="0" w:space="0" w:color="000000"/>
-              <w:right w:val="none" w:sz="0" w:space="0" w:color="000000"/>
-            </w:tcBorders>
-            <w:shd w:val="clear" w:color="auto" w:fill="FFFFFF"/>
-            <w:tcMar>
-              <w:top w:w="0" w:type="dxa"/>
-              <w:bottom w:w="0" w:type="dxa"/>
-              <w:left w:w="0" w:type="dxa"/>
-              <w:right w:w="0" w:type="dxa"/>
-            </w:tcMar>
-            <w:vAlign w:val="center"/>
-          </w:tcPr>
-          <w:p>
-            <w:pPr>
-              <w:pStyle w:val="Normal"/>
-              <w:jc w:val="left"/>
-              <w:pBdr>
-                <w:bottom w:val="none" w:sz="0" w:space="0" w:color="000000"/>
-                <w:top w:val="none" w:sz="0" w:space="0" w:color="000000"/>
-                <w:left w:val="none" w:sz="0" w:space="0" w:color="000000"/>
-                <w:right w:val="none" w:sz="0" w:space="0" w:color="000000"/>
-              </w:pBdr>
-              <w:spacing w:after="100" w:before="100" w:line="240"/>
-              <w:ind w:left="100" w:right="100" w:firstLine="0" w:firstLineChars="0"/>
-              <w:rPr>
-                <w:rFonts w:ascii="Arial" w:hAnsi="Arial" w:eastAsia="Arial" w:cs="Arial"/>
-                <w:i w:val="false"/>
-                <w:b w:val="false"/>
-                <w:u w:val="none"/>
-                <w:sz w:val="18"/>
-                <w:szCs w:val="18"/>
-                <w:color w:val="000000"/>
-              </w:rPr>
-            </w:pPr>
-            <w:r>
-              <w:rPr>
-                <w:rFonts w:ascii="Arial" w:hAnsi="Arial" w:eastAsia="Arial" w:cs="Arial"/>
-                <w:i w:val="false"/>
-                <w:b w:val="false"/>
-                <w:u w:val="none"/>
-                <w:sz w:val="18"/>
-                <w:szCs w:val="18"/>
-                <w:color w:val="000000"/>
-              </w:rPr>
-              <w:t xml:space="preserve">26 (42.6)</w:t>
+              <w:t xml:space="preserve">279 (98.6)</w:t>
+            </w:r>
+          </w:p>
+        </w:tc>
+        <w:tc>
+          <w:tcPr>
+            <w:tcBorders>
+              <w:bottom w:val="single" w:sz="6" w:space="0" w:color="666666"/>
+              <w:top w:val="single" w:sz="6" w:space="0" w:color="666666"/>
+              <w:left w:val="none" w:sz="0" w:space="0" w:color="000000"/>
+              <w:right w:val="none" w:sz="0" w:space="0" w:color="000000"/>
+            </w:tcBorders>
+            <w:shd w:val="clear" w:color="auto" w:fill="FFFFFF"/>
+            <w:tcMar>
+              <w:top w:w="0" w:type="dxa"/>
+              <w:bottom w:w="0" w:type="dxa"/>
+              <w:left w:w="0" w:type="dxa"/>
+              <w:right w:w="0" w:type="dxa"/>
+            </w:tcMar>
+            <w:vAlign w:val="center"/>
+          </w:tcPr>
+          <w:p>
+            <w:pPr>
+              <w:pStyle w:val="Normal"/>
+              <w:jc w:val="left"/>
+              <w:pBdr>
+                <w:bottom w:val="none" w:sz="0" w:space="0" w:color="000000"/>
+                <w:top w:val="none" w:sz="0" w:space="0" w:color="000000"/>
+                <w:left w:val="none" w:sz="0" w:space="0" w:color="000000"/>
+                <w:right w:val="none" w:sz="0" w:space="0" w:color="000000"/>
+              </w:pBdr>
+              <w:spacing w:after="100" w:before="100" w:line="240"/>
+              <w:ind w:left="100" w:right="100" w:firstLine="0" w:firstLineChars="0"/>
+              <w:rPr>
+                <w:rFonts w:ascii="Arial" w:hAnsi="Arial" w:eastAsia="Arial" w:cs="Arial"/>
+                <w:i w:val="false"/>
+                <w:b w:val="false"/>
+                <w:u w:val="none"/>
+                <w:sz w:val="18"/>
+                <w:szCs w:val="18"/>
+                <w:color w:val="000000"/>
+              </w:rPr>
+            </w:pPr>
+            <w:r>
+              <w:rPr>
+                <w:rFonts w:ascii="Arial" w:hAnsi="Arial" w:eastAsia="Arial" w:cs="Arial"/>
+                <w:i w:val="false"/>
+                <w:b w:val="false"/>
+                <w:u w:val="none"/>
+                <w:sz w:val="18"/>
+                <w:szCs w:val="18"/>
+                <w:color w:val="000000"/>
+              </w:rPr>
+              <w:t xml:space="preserve">125 (97.7)</w:t>
+            </w:r>
+          </w:p>
+        </w:tc>
+        <w:tc>
+          <w:tcPr>
+            <w:tcBorders>
+              <w:bottom w:val="single" w:sz="6" w:space="0" w:color="666666"/>
+              <w:top w:val="single" w:sz="6" w:space="0" w:color="666666"/>
+              <w:left w:val="none" w:sz="0" w:space="0" w:color="000000"/>
+              <w:right w:val="none" w:sz="0" w:space="0" w:color="000000"/>
+            </w:tcBorders>
+            <w:shd w:val="clear" w:color="auto" w:fill="FFFFFF"/>
+            <w:tcMar>
+              <w:top w:w="0" w:type="dxa"/>
+              <w:bottom w:w="0" w:type="dxa"/>
+              <w:left w:w="0" w:type="dxa"/>
+              <w:right w:w="0" w:type="dxa"/>
+            </w:tcMar>
+            <w:vAlign w:val="center"/>
+          </w:tcPr>
+          <w:p>
+            <w:pPr>
+              <w:pStyle w:val="Normal"/>
+              <w:jc w:val="left"/>
+              <w:pBdr>
+                <w:bottom w:val="none" w:sz="0" w:space="0" w:color="000000"/>
+                <w:top w:val="none" w:sz="0" w:space="0" w:color="000000"/>
+                <w:left w:val="none" w:sz="0" w:space="0" w:color="000000"/>
+                <w:right w:val="none" w:sz="0" w:space="0" w:color="000000"/>
+              </w:pBdr>
+              <w:spacing w:after="100" w:before="100" w:line="240"/>
+              <w:ind w:left="100" w:right="100" w:firstLine="0" w:firstLineChars="0"/>
+              <w:rPr>
+                <w:rFonts w:ascii="Arial" w:hAnsi="Arial" w:eastAsia="Arial" w:cs="Arial"/>
+                <w:i w:val="false"/>
+                <w:b w:val="false"/>
+                <w:u w:val="none"/>
+                <w:sz w:val="18"/>
+                <w:szCs w:val="18"/>
+                <w:color w:val="000000"/>
+              </w:rPr>
+            </w:pPr>
+            <w:r>
+              <w:rPr>
+                <w:rFonts w:ascii="Arial" w:hAnsi="Arial" w:eastAsia="Arial" w:cs="Arial"/>
+                <w:i w:val="false"/>
+                <w:b w:val="false"/>
+                <w:u w:val="none"/>
+                <w:sz w:val="18"/>
+                <w:szCs w:val="18"/>
+                <w:color w:val="000000"/>
+              </w:rPr>
+              <w:t xml:space="preserve">27 (42.9)</w:t>
             </w:r>
           </w:p>
         </w:tc>
@@ -18239,7 +18239,7 @@
                 <w:szCs w:val="18"/>
                 <w:color w:val="000000"/>
               </w:rPr>
-              <w:t xml:space="preserve">4 (1.5)</w:t>
+              <w:t xml:space="preserve">4 (1.4)</w:t>
             </w:r>
           </w:p>
         </w:tc>
@@ -18345,7 +18345,7 @@
                 <w:szCs w:val="18"/>
                 <w:color w:val="000000"/>
               </w:rPr>
-              <w:t xml:space="preserve">35 (57.4)</w:t>
+              <w:t xml:space="preserve">36 (57.1)</w:t>
             </w:r>
           </w:p>
         </w:tc>
@@ -18504,7 +18504,7 @@
                 <w:szCs w:val="18"/>
                 <w:color w:val="000000"/>
               </w:rPr>
-              <w:t xml:space="preserve">0.834</w:t>
+              <w:t xml:space="preserve">0.673</w:t>
             </w:r>
           </w:p>
         </w:tc>
@@ -18669,113 +18669,113 @@
                 <w:szCs w:val="18"/>
                 <w:color w:val="000000"/>
               </w:rPr>
-              <w:t xml:space="preserve">119 (44.2)</w:t>
-            </w:r>
-          </w:p>
-        </w:tc>
-        <w:tc>
-          <w:tcPr>
-            <w:tcBorders>
-              <w:bottom w:val="single" w:sz="6" w:space="0" w:color="666666"/>
-              <w:top w:val="single" w:sz="6" w:space="0" w:color="666666"/>
-              <w:left w:val="none" w:sz="0" w:space="0" w:color="000000"/>
-              <w:right w:val="none" w:sz="0" w:space="0" w:color="000000"/>
-            </w:tcBorders>
-            <w:shd w:val="clear" w:color="auto" w:fill="FFFFFF"/>
-            <w:tcMar>
-              <w:top w:w="0" w:type="dxa"/>
-              <w:bottom w:w="0" w:type="dxa"/>
-              <w:left w:w="0" w:type="dxa"/>
-              <w:right w:w="0" w:type="dxa"/>
-            </w:tcMar>
-            <w:vAlign w:val="center"/>
-          </w:tcPr>
-          <w:p>
-            <w:pPr>
-              <w:pStyle w:val="Normal"/>
-              <w:jc w:val="left"/>
-              <w:pBdr>
-                <w:bottom w:val="none" w:sz="0" w:space="0" w:color="000000"/>
-                <w:top w:val="none" w:sz="0" w:space="0" w:color="000000"/>
-                <w:left w:val="none" w:sz="0" w:space="0" w:color="000000"/>
-                <w:right w:val="none" w:sz="0" w:space="0" w:color="000000"/>
-              </w:pBdr>
-              <w:spacing w:after="100" w:before="100" w:line="240"/>
-              <w:ind w:left="100" w:right="100" w:firstLine="0" w:firstLineChars="0"/>
-              <w:rPr>
-                <w:rFonts w:ascii="Arial" w:hAnsi="Arial" w:eastAsia="Arial" w:cs="Arial"/>
-                <w:i w:val="false"/>
-                <w:b w:val="false"/>
-                <w:u w:val="none"/>
-                <w:sz w:val="18"/>
-                <w:szCs w:val="18"/>
-                <w:color w:val="000000"/>
-              </w:rPr>
-            </w:pPr>
-            <w:r>
-              <w:rPr>
-                <w:rFonts w:ascii="Arial" w:hAnsi="Arial" w:eastAsia="Arial" w:cs="Arial"/>
-                <w:i w:val="false"/>
-                <w:b w:val="false"/>
-                <w:u w:val="none"/>
-                <w:sz w:val="18"/>
-                <w:szCs w:val="18"/>
-                <w:color w:val="000000"/>
-              </w:rPr>
-              <w:t xml:space="preserve">58 (44.6)</w:t>
-            </w:r>
-          </w:p>
-        </w:tc>
-        <w:tc>
-          <w:tcPr>
-            <w:tcBorders>
-              <w:bottom w:val="single" w:sz="6" w:space="0" w:color="666666"/>
-              <w:top w:val="single" w:sz="6" w:space="0" w:color="666666"/>
-              <w:left w:val="none" w:sz="0" w:space="0" w:color="000000"/>
-              <w:right w:val="none" w:sz="0" w:space="0" w:color="000000"/>
-            </w:tcBorders>
-            <w:shd w:val="clear" w:color="auto" w:fill="FFFFFF"/>
-            <w:tcMar>
-              <w:top w:w="0" w:type="dxa"/>
-              <w:bottom w:w="0" w:type="dxa"/>
-              <w:left w:w="0" w:type="dxa"/>
-              <w:right w:w="0" w:type="dxa"/>
-            </w:tcMar>
-            <w:vAlign w:val="center"/>
-          </w:tcPr>
-          <w:p>
-            <w:pPr>
-              <w:pStyle w:val="Normal"/>
-              <w:jc w:val="left"/>
-              <w:pBdr>
-                <w:bottom w:val="none" w:sz="0" w:space="0" w:color="000000"/>
-                <w:top w:val="none" w:sz="0" w:space="0" w:color="000000"/>
-                <w:left w:val="none" w:sz="0" w:space="0" w:color="000000"/>
-                <w:right w:val="none" w:sz="0" w:space="0" w:color="000000"/>
-              </w:pBdr>
-              <w:spacing w:after="100" w:before="100" w:line="240"/>
-              <w:ind w:left="100" w:right="100" w:firstLine="0" w:firstLineChars="0"/>
-              <w:rPr>
-                <w:rFonts w:ascii="Arial" w:hAnsi="Arial" w:eastAsia="Arial" w:cs="Arial"/>
-                <w:i w:val="false"/>
-                <w:b w:val="false"/>
-                <w:u w:val="none"/>
-                <w:sz w:val="18"/>
-                <w:szCs w:val="18"/>
-                <w:color w:val="000000"/>
-              </w:rPr>
-            </w:pPr>
-            <w:r>
-              <w:rPr>
-                <w:rFonts w:ascii="Arial" w:hAnsi="Arial" w:eastAsia="Arial" w:cs="Arial"/>
-                <w:i w:val="false"/>
-                <w:b w:val="false"/>
-                <w:u w:val="none"/>
-                <w:sz w:val="18"/>
-                <w:szCs w:val="18"/>
-                <w:color w:val="000000"/>
-              </w:rPr>
-              <w:t xml:space="preserve">14 (23.0)</w:t>
+              <w:t xml:space="preserve">123 (43.5)</w:t>
+            </w:r>
+          </w:p>
+        </w:tc>
+        <w:tc>
+          <w:tcPr>
+            <w:tcBorders>
+              <w:bottom w:val="single" w:sz="6" w:space="0" w:color="666666"/>
+              <w:top w:val="single" w:sz="6" w:space="0" w:color="666666"/>
+              <w:left w:val="none" w:sz="0" w:space="0" w:color="000000"/>
+              <w:right w:val="none" w:sz="0" w:space="0" w:color="000000"/>
+            </w:tcBorders>
+            <w:shd w:val="clear" w:color="auto" w:fill="FFFFFF"/>
+            <w:tcMar>
+              <w:top w:w="0" w:type="dxa"/>
+              <w:bottom w:w="0" w:type="dxa"/>
+              <w:left w:w="0" w:type="dxa"/>
+              <w:right w:w="0" w:type="dxa"/>
+            </w:tcMar>
+            <w:vAlign w:val="center"/>
+          </w:tcPr>
+          <w:p>
+            <w:pPr>
+              <w:pStyle w:val="Normal"/>
+              <w:jc w:val="left"/>
+              <w:pBdr>
+                <w:bottom w:val="none" w:sz="0" w:space="0" w:color="000000"/>
+                <w:top w:val="none" w:sz="0" w:space="0" w:color="000000"/>
+                <w:left w:val="none" w:sz="0" w:space="0" w:color="000000"/>
+                <w:right w:val="none" w:sz="0" w:space="0" w:color="000000"/>
+              </w:pBdr>
+              <w:spacing w:after="100" w:before="100" w:line="240"/>
+              <w:ind w:left="100" w:right="100" w:firstLine="0" w:firstLineChars="0"/>
+              <w:rPr>
+                <w:rFonts w:ascii="Arial" w:hAnsi="Arial" w:eastAsia="Arial" w:cs="Arial"/>
+                <w:i w:val="false"/>
+                <w:b w:val="false"/>
+                <w:u w:val="none"/>
+                <w:sz w:val="18"/>
+                <w:szCs w:val="18"/>
+                <w:color w:val="000000"/>
+              </w:rPr>
+            </w:pPr>
+            <w:r>
+              <w:rPr>
+                <w:rFonts w:ascii="Arial" w:hAnsi="Arial" w:eastAsia="Arial" w:cs="Arial"/>
+                <w:i w:val="false"/>
+                <w:b w:val="false"/>
+                <w:u w:val="none"/>
+                <w:sz w:val="18"/>
+                <w:szCs w:val="18"/>
+                <w:color w:val="000000"/>
+              </w:rPr>
+              <w:t xml:space="preserve">59 (46.1)</w:t>
+            </w:r>
+          </w:p>
+        </w:tc>
+        <w:tc>
+          <w:tcPr>
+            <w:tcBorders>
+              <w:bottom w:val="single" w:sz="6" w:space="0" w:color="666666"/>
+              <w:top w:val="single" w:sz="6" w:space="0" w:color="666666"/>
+              <w:left w:val="none" w:sz="0" w:space="0" w:color="000000"/>
+              <w:right w:val="none" w:sz="0" w:space="0" w:color="000000"/>
+            </w:tcBorders>
+            <w:shd w:val="clear" w:color="auto" w:fill="FFFFFF"/>
+            <w:tcMar>
+              <w:top w:w="0" w:type="dxa"/>
+              <w:bottom w:w="0" w:type="dxa"/>
+              <w:left w:w="0" w:type="dxa"/>
+              <w:right w:w="0" w:type="dxa"/>
+            </w:tcMar>
+            <w:vAlign w:val="center"/>
+          </w:tcPr>
+          <w:p>
+            <w:pPr>
+              <w:pStyle w:val="Normal"/>
+              <w:jc w:val="left"/>
+              <w:pBdr>
+                <w:bottom w:val="none" w:sz="0" w:space="0" w:color="000000"/>
+                <w:top w:val="none" w:sz="0" w:space="0" w:color="000000"/>
+                <w:left w:val="none" w:sz="0" w:space="0" w:color="000000"/>
+                <w:right w:val="none" w:sz="0" w:space="0" w:color="000000"/>
+              </w:pBdr>
+              <w:spacing w:after="100" w:before="100" w:line="240"/>
+              <w:ind w:left="100" w:right="100" w:firstLine="0" w:firstLineChars="0"/>
+              <w:rPr>
+                <w:rFonts w:ascii="Arial" w:hAnsi="Arial" w:eastAsia="Arial" w:cs="Arial"/>
+                <w:i w:val="false"/>
+                <w:b w:val="false"/>
+                <w:u w:val="none"/>
+                <w:sz w:val="18"/>
+                <w:szCs w:val="18"/>
+                <w:color w:val="000000"/>
+              </w:rPr>
+            </w:pPr>
+            <w:r>
+              <w:rPr>
+                <w:rFonts w:ascii="Arial" w:hAnsi="Arial" w:eastAsia="Arial" w:cs="Arial"/>
+                <w:i w:val="false"/>
+                <w:b w:val="false"/>
+                <w:u w:val="none"/>
+                <w:sz w:val="18"/>
+                <w:szCs w:val="18"/>
+                <w:color w:val="000000"/>
+              </w:rPr>
+              <w:t xml:space="preserve">14 (22.2)</w:t>
             </w:r>
           </w:p>
         </w:tc>
@@ -19099,113 +19099,113 @@
                 <w:szCs w:val="18"/>
                 <w:color w:val="000000"/>
               </w:rPr>
-              <w:t xml:space="preserve">146 (54.3)</w:t>
-            </w:r>
-          </w:p>
-        </w:tc>
-        <w:tc>
-          <w:tcPr>
-            <w:tcBorders>
-              <w:bottom w:val="single" w:sz="6" w:space="0" w:color="666666"/>
-              <w:top w:val="single" w:sz="6" w:space="0" w:color="666666"/>
-              <w:left w:val="none" w:sz="0" w:space="0" w:color="000000"/>
-              <w:right w:val="none" w:sz="0" w:space="0" w:color="000000"/>
-            </w:tcBorders>
-            <w:shd w:val="clear" w:color="auto" w:fill="FFFFFF"/>
-            <w:tcMar>
-              <w:top w:w="0" w:type="dxa"/>
-              <w:bottom w:w="0" w:type="dxa"/>
-              <w:left w:w="0" w:type="dxa"/>
-              <w:right w:w="0" w:type="dxa"/>
-            </w:tcMar>
-            <w:vAlign w:val="center"/>
-          </w:tcPr>
-          <w:p>
-            <w:pPr>
-              <w:pStyle w:val="Normal"/>
-              <w:jc w:val="left"/>
-              <w:pBdr>
-                <w:bottom w:val="none" w:sz="0" w:space="0" w:color="000000"/>
-                <w:top w:val="none" w:sz="0" w:space="0" w:color="000000"/>
-                <w:left w:val="none" w:sz="0" w:space="0" w:color="000000"/>
-                <w:right w:val="none" w:sz="0" w:space="0" w:color="000000"/>
-              </w:pBdr>
-              <w:spacing w:after="100" w:before="100" w:line="240"/>
-              <w:ind w:left="100" w:right="100" w:firstLine="0" w:firstLineChars="0"/>
-              <w:rPr>
-                <w:rFonts w:ascii="Arial" w:hAnsi="Arial" w:eastAsia="Arial" w:cs="Arial"/>
-                <w:i w:val="false"/>
-                <w:b w:val="false"/>
-                <w:u w:val="none"/>
-                <w:sz w:val="18"/>
-                <w:szCs w:val="18"/>
-                <w:color w:val="000000"/>
-              </w:rPr>
-            </w:pPr>
-            <w:r>
-              <w:rPr>
-                <w:rFonts w:ascii="Arial" w:hAnsi="Arial" w:eastAsia="Arial" w:cs="Arial"/>
-                <w:i w:val="false"/>
-                <w:b w:val="false"/>
-                <w:u w:val="none"/>
-                <w:sz w:val="18"/>
-                <w:szCs w:val="18"/>
-                <w:color w:val="000000"/>
-              </w:rPr>
-              <w:t xml:space="preserve">69 (53.1)</w:t>
-            </w:r>
-          </w:p>
-        </w:tc>
-        <w:tc>
-          <w:tcPr>
-            <w:tcBorders>
-              <w:bottom w:val="single" w:sz="6" w:space="0" w:color="666666"/>
-              <w:top w:val="single" w:sz="6" w:space="0" w:color="666666"/>
-              <w:left w:val="none" w:sz="0" w:space="0" w:color="000000"/>
-              <w:right w:val="none" w:sz="0" w:space="0" w:color="000000"/>
-            </w:tcBorders>
-            <w:shd w:val="clear" w:color="auto" w:fill="FFFFFF"/>
-            <w:tcMar>
-              <w:top w:w="0" w:type="dxa"/>
-              <w:bottom w:w="0" w:type="dxa"/>
-              <w:left w:w="0" w:type="dxa"/>
-              <w:right w:w="0" w:type="dxa"/>
-            </w:tcMar>
-            <w:vAlign w:val="center"/>
-          </w:tcPr>
-          <w:p>
-            <w:pPr>
-              <w:pStyle w:val="Normal"/>
-              <w:jc w:val="left"/>
-              <w:pBdr>
-                <w:bottom w:val="none" w:sz="0" w:space="0" w:color="000000"/>
-                <w:top w:val="none" w:sz="0" w:space="0" w:color="000000"/>
-                <w:left w:val="none" w:sz="0" w:space="0" w:color="000000"/>
-                <w:right w:val="none" w:sz="0" w:space="0" w:color="000000"/>
-              </w:pBdr>
-              <w:spacing w:after="100" w:before="100" w:line="240"/>
-              <w:ind w:left="100" w:right="100" w:firstLine="0" w:firstLineChars="0"/>
-              <w:rPr>
-                <w:rFonts w:ascii="Arial" w:hAnsi="Arial" w:eastAsia="Arial" w:cs="Arial"/>
-                <w:i w:val="false"/>
-                <w:b w:val="false"/>
-                <w:u w:val="none"/>
-                <w:sz w:val="18"/>
-                <w:szCs w:val="18"/>
-                <w:color w:val="000000"/>
-              </w:rPr>
-            </w:pPr>
-            <w:r>
-              <w:rPr>
-                <w:rFonts w:ascii="Arial" w:hAnsi="Arial" w:eastAsia="Arial" w:cs="Arial"/>
-                <w:i w:val="false"/>
-                <w:b w:val="false"/>
-                <w:u w:val="none"/>
-                <w:sz w:val="18"/>
-                <w:szCs w:val="18"/>
-                <w:color w:val="000000"/>
-              </w:rPr>
-              <w:t xml:space="preserve">12 (19.7)</w:t>
+              <w:t xml:space="preserve">156 (55.1)</w:t>
+            </w:r>
+          </w:p>
+        </w:tc>
+        <w:tc>
+          <w:tcPr>
+            <w:tcBorders>
+              <w:bottom w:val="single" w:sz="6" w:space="0" w:color="666666"/>
+              <w:top w:val="single" w:sz="6" w:space="0" w:color="666666"/>
+              <w:left w:val="none" w:sz="0" w:space="0" w:color="000000"/>
+              <w:right w:val="none" w:sz="0" w:space="0" w:color="000000"/>
+            </w:tcBorders>
+            <w:shd w:val="clear" w:color="auto" w:fill="FFFFFF"/>
+            <w:tcMar>
+              <w:top w:w="0" w:type="dxa"/>
+              <w:bottom w:w="0" w:type="dxa"/>
+              <w:left w:w="0" w:type="dxa"/>
+              <w:right w:w="0" w:type="dxa"/>
+            </w:tcMar>
+            <w:vAlign w:val="center"/>
+          </w:tcPr>
+          <w:p>
+            <w:pPr>
+              <w:pStyle w:val="Normal"/>
+              <w:jc w:val="left"/>
+              <w:pBdr>
+                <w:bottom w:val="none" w:sz="0" w:space="0" w:color="000000"/>
+                <w:top w:val="none" w:sz="0" w:space="0" w:color="000000"/>
+                <w:left w:val="none" w:sz="0" w:space="0" w:color="000000"/>
+                <w:right w:val="none" w:sz="0" w:space="0" w:color="000000"/>
+              </w:pBdr>
+              <w:spacing w:after="100" w:before="100" w:line="240"/>
+              <w:ind w:left="100" w:right="100" w:firstLine="0" w:firstLineChars="0"/>
+              <w:rPr>
+                <w:rFonts w:ascii="Arial" w:hAnsi="Arial" w:eastAsia="Arial" w:cs="Arial"/>
+                <w:i w:val="false"/>
+                <w:b w:val="false"/>
+                <w:u w:val="none"/>
+                <w:sz w:val="18"/>
+                <w:szCs w:val="18"/>
+                <w:color w:val="000000"/>
+              </w:rPr>
+            </w:pPr>
+            <w:r>
+              <w:rPr>
+                <w:rFonts w:ascii="Arial" w:hAnsi="Arial" w:eastAsia="Arial" w:cs="Arial"/>
+                <w:i w:val="false"/>
+                <w:b w:val="false"/>
+                <w:u w:val="none"/>
+                <w:sz w:val="18"/>
+                <w:szCs w:val="18"/>
+                <w:color w:val="000000"/>
+              </w:rPr>
+              <w:t xml:space="preserve">66 (51.6)</w:t>
+            </w:r>
+          </w:p>
+        </w:tc>
+        <w:tc>
+          <w:tcPr>
+            <w:tcBorders>
+              <w:bottom w:val="single" w:sz="6" w:space="0" w:color="666666"/>
+              <w:top w:val="single" w:sz="6" w:space="0" w:color="666666"/>
+              <w:left w:val="none" w:sz="0" w:space="0" w:color="000000"/>
+              <w:right w:val="none" w:sz="0" w:space="0" w:color="000000"/>
+            </w:tcBorders>
+            <w:shd w:val="clear" w:color="auto" w:fill="FFFFFF"/>
+            <w:tcMar>
+              <w:top w:w="0" w:type="dxa"/>
+              <w:bottom w:w="0" w:type="dxa"/>
+              <w:left w:w="0" w:type="dxa"/>
+              <w:right w:w="0" w:type="dxa"/>
+            </w:tcMar>
+            <w:vAlign w:val="center"/>
+          </w:tcPr>
+          <w:p>
+            <w:pPr>
+              <w:pStyle w:val="Normal"/>
+              <w:jc w:val="left"/>
+              <w:pBdr>
+                <w:bottom w:val="none" w:sz="0" w:space="0" w:color="000000"/>
+                <w:top w:val="none" w:sz="0" w:space="0" w:color="000000"/>
+                <w:left w:val="none" w:sz="0" w:space="0" w:color="000000"/>
+                <w:right w:val="none" w:sz="0" w:space="0" w:color="000000"/>
+              </w:pBdr>
+              <w:spacing w:after="100" w:before="100" w:line="240"/>
+              <w:ind w:left="100" w:right="100" w:firstLine="0" w:firstLineChars="0"/>
+              <w:rPr>
+                <w:rFonts w:ascii="Arial" w:hAnsi="Arial" w:eastAsia="Arial" w:cs="Arial"/>
+                <w:i w:val="false"/>
+                <w:b w:val="false"/>
+                <w:u w:val="none"/>
+                <w:sz w:val="18"/>
+                <w:szCs w:val="18"/>
+                <w:color w:val="000000"/>
+              </w:rPr>
+            </w:pPr>
+            <w:r>
+              <w:rPr>
+                <w:rFonts w:ascii="Arial" w:hAnsi="Arial" w:eastAsia="Arial" w:cs="Arial"/>
+                <w:i w:val="false"/>
+                <w:b w:val="false"/>
+                <w:u w:val="none"/>
+                <w:sz w:val="18"/>
+                <w:szCs w:val="18"/>
+                <w:color w:val="000000"/>
+              </w:rPr>
+              <w:t xml:space="preserve">13 (20.6)</w:t>
             </w:r>
           </w:p>
         </w:tc>
@@ -19582,7 +19582,7 @@
                 <w:szCs w:val="18"/>
                 <w:color w:val="000000"/>
               </w:rPr>
-              <w:t xml:space="preserve">17.50 [15.25, 21.75]</w:t>
+              <w:t xml:space="preserve">18.00 [15.50, 21.50]</w:t>
             </w:r>
           </w:p>
         </w:tc>
@@ -19688,7 +19688,7 @@
                 <w:szCs w:val="18"/>
                 <w:color w:val="000000"/>
               </w:rPr>
-              <w:t xml:space="preserve">0.398</w:t>
+              <w:t xml:space="preserve">0.371</w:t>
             </w:r>
           </w:p>
         </w:tc>
@@ -19794,7 +19794,7 @@
                 <w:szCs w:val="18"/>
                 <w:color w:val="000000"/>
               </w:rPr>
-              <w:t xml:space="preserve">0.634</w:t>
+              <w:t xml:space="preserve">0.469</w:t>
             </w:r>
           </w:p>
         </w:tc>
@@ -19959,7 +19959,7 @@
                 <w:szCs w:val="18"/>
                 <w:color w:val="000000"/>
               </w:rPr>
-              <w:t xml:space="preserve">2.00 [1.50, 3.50]</w:t>
+              <w:t xml:space="preserve">2.00 [1.00, 3.00]</w:t>
             </w:r>
           </w:p>
         </w:tc>
@@ -20118,7 +20118,7 @@
                 <w:szCs w:val="18"/>
                 <w:color w:val="000000"/>
               </w:rPr>
-              <w:t xml:space="preserve">0.429</w:t>
+              <w:t xml:space="preserve">0.509</w:t>
             </w:r>
           </w:p>
         </w:tc>
@@ -20224,7 +20224,7 @@
                 <w:szCs w:val="18"/>
                 <w:color w:val="000000"/>
               </w:rPr>
-              <w:t xml:space="preserve">0.463</w:t>
+              <w:t xml:space="preserve">0.568</w:t>
             </w:r>
           </w:p>
         </w:tc>
@@ -20442,7 +20442,7 @@
                 <w:szCs w:val="18"/>
                 <w:color w:val="000000"/>
               </w:rPr>
-              <w:t xml:space="preserve">2.00 [2.00, 3.00]</w:t>
+              <w:t xml:space="preserve">2.50 [2.00, 3.00]</w:t>
             </w:r>
           </w:p>
         </w:tc>
@@ -20654,7 +20654,7 @@
                 <w:szCs w:val="18"/>
                 <w:color w:val="000000"/>
               </w:rPr>
-              <w:t xml:space="preserve">0.187</w:t>
+              <w:t xml:space="preserve">0.133</w:t>
             </w:r>
           </w:p>
         </w:tc>
@@ -21084,7 +21084,7 @@
                 <w:szCs w:val="18"/>
                 <w:color w:val="000000"/>
               </w:rPr>
-              <w:t xml:space="preserve">0.079</w:t>
+              <w:t xml:space="preserve">0.107</w:t>
             </w:r>
           </w:p>
         </w:tc>
@@ -21514,7 +21514,7 @@
                 <w:szCs w:val="18"/>
                 <w:color w:val="000000"/>
               </w:rPr>
-              <w:t xml:space="preserve">0.050</w:t>
+              <w:t xml:space="preserve">0.077</w:t>
             </w:r>
           </w:p>
         </w:tc>
@@ -21732,60 +21732,60 @@
                 <w:szCs w:val="18"/>
                 <w:color w:val="000000"/>
               </w:rPr>
-              <w:t xml:space="preserve">77.00 [65.00, 85.00]</w:t>
-            </w:r>
-          </w:p>
-        </w:tc>
-        <w:tc>
-          <w:tcPr>
-            <w:tcBorders>
-              <w:bottom w:val="single" w:sz="6" w:space="0" w:color="666666"/>
-              <w:top w:val="single" w:sz="6" w:space="0" w:color="666666"/>
-              <w:left w:val="none" w:sz="0" w:space="0" w:color="000000"/>
-              <w:right w:val="none" w:sz="0" w:space="0" w:color="000000"/>
-            </w:tcBorders>
-            <w:shd w:val="clear" w:color="auto" w:fill="FFFFFF"/>
-            <w:tcMar>
-              <w:top w:w="0" w:type="dxa"/>
-              <w:bottom w:w="0" w:type="dxa"/>
-              <w:left w:w="0" w:type="dxa"/>
-              <w:right w:w="0" w:type="dxa"/>
-            </w:tcMar>
-            <w:vAlign w:val="center"/>
-          </w:tcPr>
-          <w:p>
-            <w:pPr>
-              <w:pStyle w:val="Normal"/>
-              <w:jc w:val="left"/>
-              <w:pBdr>
-                <w:bottom w:val="none" w:sz="0" w:space="0" w:color="000000"/>
-                <w:top w:val="none" w:sz="0" w:space="0" w:color="000000"/>
-                <w:left w:val="none" w:sz="0" w:space="0" w:color="000000"/>
-                <w:right w:val="none" w:sz="0" w:space="0" w:color="000000"/>
-              </w:pBdr>
-              <w:spacing w:after="100" w:before="100" w:line="240"/>
-              <w:ind w:left="100" w:right="100" w:firstLine="0" w:firstLineChars="0"/>
-              <w:rPr>
-                <w:rFonts w:ascii="Arial" w:hAnsi="Arial" w:eastAsia="Arial" w:cs="Arial"/>
-                <w:i w:val="false"/>
-                <w:b w:val="false"/>
-                <w:u w:val="none"/>
-                <w:sz w:val="18"/>
-                <w:szCs w:val="18"/>
-                <w:color w:val="000000"/>
-              </w:rPr>
-            </w:pPr>
-            <w:r>
-              <w:rPr>
-                <w:rFonts w:ascii="Arial" w:hAnsi="Arial" w:eastAsia="Arial" w:cs="Arial"/>
-                <w:i w:val="false"/>
-                <w:b w:val="false"/>
-                <w:u w:val="none"/>
-                <w:sz w:val="18"/>
-                <w:szCs w:val="18"/>
-                <w:color w:val="000000"/>
-              </w:rPr>
-              <w:t xml:space="preserve">13.00 [2.00, 21.00]</w:t>
+              <w:t xml:space="preserve">77.00 [64.75, 85.00]</w:t>
+            </w:r>
+          </w:p>
+        </w:tc>
+        <w:tc>
+          <w:tcPr>
+            <w:tcBorders>
+              <w:bottom w:val="single" w:sz="6" w:space="0" w:color="666666"/>
+              <w:top w:val="single" w:sz="6" w:space="0" w:color="666666"/>
+              <w:left w:val="none" w:sz="0" w:space="0" w:color="000000"/>
+              <w:right w:val="none" w:sz="0" w:space="0" w:color="000000"/>
+            </w:tcBorders>
+            <w:shd w:val="clear" w:color="auto" w:fill="FFFFFF"/>
+            <w:tcMar>
+              <w:top w:w="0" w:type="dxa"/>
+              <w:bottom w:w="0" w:type="dxa"/>
+              <w:left w:w="0" w:type="dxa"/>
+              <w:right w:w="0" w:type="dxa"/>
+            </w:tcMar>
+            <w:vAlign w:val="center"/>
+          </w:tcPr>
+          <w:p>
+            <w:pPr>
+              <w:pStyle w:val="Normal"/>
+              <w:jc w:val="left"/>
+              <w:pBdr>
+                <w:bottom w:val="none" w:sz="0" w:space="0" w:color="000000"/>
+                <w:top w:val="none" w:sz="0" w:space="0" w:color="000000"/>
+                <w:left w:val="none" w:sz="0" w:space="0" w:color="000000"/>
+                <w:right w:val="none" w:sz="0" w:space="0" w:color="000000"/>
+              </w:pBdr>
+              <w:spacing w:after="100" w:before="100" w:line="240"/>
+              <w:ind w:left="100" w:right="100" w:firstLine="0" w:firstLineChars="0"/>
+              <w:rPr>
+                <w:rFonts w:ascii="Arial" w:hAnsi="Arial" w:eastAsia="Arial" w:cs="Arial"/>
+                <w:i w:val="false"/>
+                <w:b w:val="false"/>
+                <w:u w:val="none"/>
+                <w:sz w:val="18"/>
+                <w:szCs w:val="18"/>
+                <w:color w:val="000000"/>
+              </w:rPr>
+            </w:pPr>
+            <w:r>
+              <w:rPr>
+                <w:rFonts w:ascii="Arial" w:hAnsi="Arial" w:eastAsia="Arial" w:cs="Arial"/>
+                <w:i w:val="false"/>
+                <w:b w:val="false"/>
+                <w:u w:val="none"/>
+                <w:sz w:val="18"/>
+                <w:szCs w:val="18"/>
+                <w:color w:val="000000"/>
+              </w:rPr>
+              <w:t xml:space="preserve">13.00 [2.00, 21.50]</w:t>
             </w:r>
           </w:p>
         </w:tc>
@@ -21944,7 +21944,7 @@
                 <w:szCs w:val="18"/>
                 <w:color w:val="000000"/>
               </w:rPr>
-              <w:t xml:space="preserve">0.078</w:t>
+              <w:t xml:space="preserve">0.084</w:t>
             </w:r>
           </w:p>
         </w:tc>
@@ -22109,60 +22109,60 @@
                 <w:szCs w:val="18"/>
                 <w:color w:val="000000"/>
               </w:rPr>
-              <w:t xml:space="preserve">40.00 [22.00, 60.00]</w:t>
-            </w:r>
-          </w:p>
-        </w:tc>
-        <w:tc>
-          <w:tcPr>
-            <w:tcBorders>
-              <w:bottom w:val="single" w:sz="6" w:space="0" w:color="666666"/>
-              <w:top w:val="single" w:sz="6" w:space="0" w:color="666666"/>
-              <w:left w:val="none" w:sz="0" w:space="0" w:color="000000"/>
-              <w:right w:val="none" w:sz="0" w:space="0" w:color="000000"/>
-            </w:tcBorders>
-            <w:shd w:val="clear" w:color="auto" w:fill="FFFFFF"/>
-            <w:tcMar>
-              <w:top w:w="0" w:type="dxa"/>
-              <w:bottom w:w="0" w:type="dxa"/>
-              <w:left w:w="0" w:type="dxa"/>
-              <w:right w:w="0" w:type="dxa"/>
-            </w:tcMar>
-            <w:vAlign w:val="center"/>
-          </w:tcPr>
-          <w:p>
-            <w:pPr>
-              <w:pStyle w:val="Normal"/>
-              <w:jc w:val="left"/>
-              <w:pBdr>
-                <w:bottom w:val="none" w:sz="0" w:space="0" w:color="000000"/>
-                <w:top w:val="none" w:sz="0" w:space="0" w:color="000000"/>
-                <w:left w:val="none" w:sz="0" w:space="0" w:color="000000"/>
-                <w:right w:val="none" w:sz="0" w:space="0" w:color="000000"/>
-              </w:pBdr>
-              <w:spacing w:after="100" w:before="100" w:line="240"/>
-              <w:ind w:left="100" w:right="100" w:firstLine="0" w:firstLineChars="0"/>
-              <w:rPr>
-                <w:rFonts w:ascii="Arial" w:hAnsi="Arial" w:eastAsia="Arial" w:cs="Arial"/>
-                <w:i w:val="false"/>
-                <w:b w:val="false"/>
-                <w:u w:val="none"/>
-                <w:sz w:val="18"/>
-                <w:szCs w:val="18"/>
-                <w:color w:val="000000"/>
-              </w:rPr>
-            </w:pPr>
-            <w:r>
-              <w:rPr>
-                <w:rFonts w:ascii="Arial" w:hAnsi="Arial" w:eastAsia="Arial" w:cs="Arial"/>
-                <w:i w:val="false"/>
-                <w:b w:val="false"/>
-                <w:u w:val="none"/>
-                <w:sz w:val="18"/>
-                <w:szCs w:val="18"/>
-                <w:color w:val="000000"/>
-              </w:rPr>
-              <w:t xml:space="preserve">51.00 [37.50, 65.50]</w:t>
+              <w:t xml:space="preserve">40.50 [22.25, 60.00]</w:t>
+            </w:r>
+          </w:p>
+        </w:tc>
+        <w:tc>
+          <w:tcPr>
+            <w:tcBorders>
+              <w:bottom w:val="single" w:sz="6" w:space="0" w:color="666666"/>
+              <w:top w:val="single" w:sz="6" w:space="0" w:color="666666"/>
+              <w:left w:val="none" w:sz="0" w:space="0" w:color="000000"/>
+              <w:right w:val="none" w:sz="0" w:space="0" w:color="000000"/>
+            </w:tcBorders>
+            <w:shd w:val="clear" w:color="auto" w:fill="FFFFFF"/>
+            <w:tcMar>
+              <w:top w:w="0" w:type="dxa"/>
+              <w:bottom w:w="0" w:type="dxa"/>
+              <w:left w:w="0" w:type="dxa"/>
+              <w:right w:w="0" w:type="dxa"/>
+            </w:tcMar>
+            <w:vAlign w:val="center"/>
+          </w:tcPr>
+          <w:p>
+            <w:pPr>
+              <w:pStyle w:val="Normal"/>
+              <w:jc w:val="left"/>
+              <w:pBdr>
+                <w:bottom w:val="none" w:sz="0" w:space="0" w:color="000000"/>
+                <w:top w:val="none" w:sz="0" w:space="0" w:color="000000"/>
+                <w:left w:val="none" w:sz="0" w:space="0" w:color="000000"/>
+                <w:right w:val="none" w:sz="0" w:space="0" w:color="000000"/>
+              </w:pBdr>
+              <w:spacing w:after="100" w:before="100" w:line="240"/>
+              <w:ind w:left="100" w:right="100" w:firstLine="0" w:firstLineChars="0"/>
+              <w:rPr>
+                <w:rFonts w:ascii="Arial" w:hAnsi="Arial" w:eastAsia="Arial" w:cs="Arial"/>
+                <w:i w:val="false"/>
+                <w:b w:val="false"/>
+                <w:u w:val="none"/>
+                <w:sz w:val="18"/>
+                <w:szCs w:val="18"/>
+                <w:color w:val="000000"/>
+              </w:rPr>
+            </w:pPr>
+            <w:r>
+              <w:rPr>
+                <w:rFonts w:ascii="Arial" w:hAnsi="Arial" w:eastAsia="Arial" w:cs="Arial"/>
+                <w:i w:val="false"/>
+                <w:b w:val="false"/>
+                <w:u w:val="none"/>
+                <w:sz w:val="18"/>
+                <w:szCs w:val="18"/>
+                <w:color w:val="000000"/>
+              </w:rPr>
+              <w:t xml:space="preserve">51.00 [35.50, 65.00]</w:t>
             </w:r>
           </w:p>
         </w:tc>
@@ -22539,113 +22539,113 @@
                 <w:szCs w:val="18"/>
                 <w:color w:val="000000"/>
               </w:rPr>
-              <w:t xml:space="preserve">47.00 [28.00, 64.25]</w:t>
-            </w:r>
-          </w:p>
-        </w:tc>
-        <w:tc>
-          <w:tcPr>
-            <w:tcBorders>
-              <w:bottom w:val="single" w:sz="6" w:space="0" w:color="666666"/>
-              <w:top w:val="single" w:sz="6" w:space="0" w:color="666666"/>
-              <w:left w:val="none" w:sz="0" w:space="0" w:color="000000"/>
-              <w:right w:val="none" w:sz="0" w:space="0" w:color="000000"/>
-            </w:tcBorders>
-            <w:shd w:val="clear" w:color="auto" w:fill="FFFFFF"/>
-            <w:tcMar>
-              <w:top w:w="0" w:type="dxa"/>
-              <w:bottom w:w="0" w:type="dxa"/>
-              <w:left w:w="0" w:type="dxa"/>
-              <w:right w:w="0" w:type="dxa"/>
-            </w:tcMar>
-            <w:vAlign w:val="center"/>
-          </w:tcPr>
-          <w:p>
-            <w:pPr>
-              <w:pStyle w:val="Normal"/>
-              <w:jc w:val="left"/>
-              <w:pBdr>
-                <w:bottom w:val="none" w:sz="0" w:space="0" w:color="000000"/>
-                <w:top w:val="none" w:sz="0" w:space="0" w:color="000000"/>
-                <w:left w:val="none" w:sz="0" w:space="0" w:color="000000"/>
-                <w:right w:val="none" w:sz="0" w:space="0" w:color="000000"/>
-              </w:pBdr>
-              <w:spacing w:after="100" w:before="100" w:line="240"/>
-              <w:ind w:left="100" w:right="100" w:firstLine="0" w:firstLineChars="0"/>
-              <w:rPr>
-                <w:rFonts w:ascii="Arial" w:hAnsi="Arial" w:eastAsia="Arial" w:cs="Arial"/>
-                <w:i w:val="false"/>
-                <w:b w:val="false"/>
-                <w:u w:val="none"/>
-                <w:sz w:val="18"/>
-                <w:szCs w:val="18"/>
-                <w:color w:val="000000"/>
-              </w:rPr>
-            </w:pPr>
-            <w:r>
-              <w:rPr>
-                <w:rFonts w:ascii="Arial" w:hAnsi="Arial" w:eastAsia="Arial" w:cs="Arial"/>
-                <w:i w:val="false"/>
-                <w:b w:val="false"/>
-                <w:u w:val="none"/>
-                <w:sz w:val="18"/>
-                <w:szCs w:val="18"/>
-                <w:color w:val="000000"/>
-              </w:rPr>
-              <w:t xml:space="preserve">57.00 [35.00, 67.00]</w:t>
-            </w:r>
-          </w:p>
-        </w:tc>
-        <w:tc>
-          <w:tcPr>
-            <w:tcBorders>
-              <w:bottom w:val="single" w:sz="6" w:space="0" w:color="666666"/>
-              <w:top w:val="single" w:sz="6" w:space="0" w:color="666666"/>
-              <w:left w:val="none" w:sz="0" w:space="0" w:color="000000"/>
-              <w:right w:val="none" w:sz="0" w:space="0" w:color="000000"/>
-            </w:tcBorders>
-            <w:shd w:val="clear" w:color="auto" w:fill="FFFFFF"/>
-            <w:tcMar>
-              <w:top w:w="0" w:type="dxa"/>
-              <w:bottom w:w="0" w:type="dxa"/>
-              <w:left w:w="0" w:type="dxa"/>
-              <w:right w:w="0" w:type="dxa"/>
-            </w:tcMar>
-            <w:vAlign w:val="center"/>
-          </w:tcPr>
-          <w:p>
-            <w:pPr>
-              <w:pStyle w:val="Normal"/>
-              <w:jc w:val="left"/>
-              <w:pBdr>
-                <w:bottom w:val="none" w:sz="0" w:space="0" w:color="000000"/>
-                <w:top w:val="none" w:sz="0" w:space="0" w:color="000000"/>
-                <w:left w:val="none" w:sz="0" w:space="0" w:color="000000"/>
-                <w:right w:val="none" w:sz="0" w:space="0" w:color="000000"/>
-              </w:pBdr>
-              <w:spacing w:after="100" w:before="100" w:line="240"/>
-              <w:ind w:left="100" w:right="100" w:firstLine="0" w:firstLineChars="0"/>
-              <w:rPr>
-                <w:rFonts w:ascii="Arial" w:hAnsi="Arial" w:eastAsia="Arial" w:cs="Arial"/>
-                <w:i w:val="false"/>
-                <w:b w:val="false"/>
-                <w:u w:val="none"/>
-                <w:sz w:val="18"/>
-                <w:szCs w:val="18"/>
-                <w:color w:val="000000"/>
-              </w:rPr>
-            </w:pPr>
-            <w:r>
-              <w:rPr>
-                <w:rFonts w:ascii="Arial" w:hAnsi="Arial" w:eastAsia="Arial" w:cs="Arial"/>
-                <w:i w:val="false"/>
-                <w:b w:val="false"/>
-                <w:u w:val="none"/>
-                <w:sz w:val="18"/>
-                <w:szCs w:val="18"/>
-                <w:color w:val="000000"/>
-              </w:rPr>
-              <w:t xml:space="preserve">4.00 [0.00, 11.00]</w:t>
+              <w:t xml:space="preserve">47.00 [28.00, 65.00]</w:t>
+            </w:r>
+          </w:p>
+        </w:tc>
+        <w:tc>
+          <w:tcPr>
+            <w:tcBorders>
+              <w:bottom w:val="single" w:sz="6" w:space="0" w:color="666666"/>
+              <w:top w:val="single" w:sz="6" w:space="0" w:color="666666"/>
+              <w:left w:val="none" w:sz="0" w:space="0" w:color="000000"/>
+              <w:right w:val="none" w:sz="0" w:space="0" w:color="000000"/>
+            </w:tcBorders>
+            <w:shd w:val="clear" w:color="auto" w:fill="FFFFFF"/>
+            <w:tcMar>
+              <w:top w:w="0" w:type="dxa"/>
+              <w:bottom w:w="0" w:type="dxa"/>
+              <w:left w:w="0" w:type="dxa"/>
+              <w:right w:w="0" w:type="dxa"/>
+            </w:tcMar>
+            <w:vAlign w:val="center"/>
+          </w:tcPr>
+          <w:p>
+            <w:pPr>
+              <w:pStyle w:val="Normal"/>
+              <w:jc w:val="left"/>
+              <w:pBdr>
+                <w:bottom w:val="none" w:sz="0" w:space="0" w:color="000000"/>
+                <w:top w:val="none" w:sz="0" w:space="0" w:color="000000"/>
+                <w:left w:val="none" w:sz="0" w:space="0" w:color="000000"/>
+                <w:right w:val="none" w:sz="0" w:space="0" w:color="000000"/>
+              </w:pBdr>
+              <w:spacing w:after="100" w:before="100" w:line="240"/>
+              <w:ind w:left="100" w:right="100" w:firstLine="0" w:firstLineChars="0"/>
+              <w:rPr>
+                <w:rFonts w:ascii="Arial" w:hAnsi="Arial" w:eastAsia="Arial" w:cs="Arial"/>
+                <w:i w:val="false"/>
+                <w:b w:val="false"/>
+                <w:u w:val="none"/>
+                <w:sz w:val="18"/>
+                <w:szCs w:val="18"/>
+                <w:color w:val="000000"/>
+              </w:rPr>
+            </w:pPr>
+            <w:r>
+              <w:rPr>
+                <w:rFonts w:ascii="Arial" w:hAnsi="Arial" w:eastAsia="Arial" w:cs="Arial"/>
+                <w:i w:val="false"/>
+                <w:b w:val="false"/>
+                <w:u w:val="none"/>
+                <w:sz w:val="18"/>
+                <w:szCs w:val="18"/>
+                <w:color w:val="000000"/>
+              </w:rPr>
+              <w:t xml:space="preserve">57.50 [35.00, 67.50]</w:t>
+            </w:r>
+          </w:p>
+        </w:tc>
+        <w:tc>
+          <w:tcPr>
+            <w:tcBorders>
+              <w:bottom w:val="single" w:sz="6" w:space="0" w:color="666666"/>
+              <w:top w:val="single" w:sz="6" w:space="0" w:color="666666"/>
+              <w:left w:val="none" w:sz="0" w:space="0" w:color="000000"/>
+              <w:right w:val="none" w:sz="0" w:space="0" w:color="000000"/>
+            </w:tcBorders>
+            <w:shd w:val="clear" w:color="auto" w:fill="FFFFFF"/>
+            <w:tcMar>
+              <w:top w:w="0" w:type="dxa"/>
+              <w:bottom w:w="0" w:type="dxa"/>
+              <w:left w:w="0" w:type="dxa"/>
+              <w:right w:w="0" w:type="dxa"/>
+            </w:tcMar>
+            <w:vAlign w:val="center"/>
+          </w:tcPr>
+          <w:p>
+            <w:pPr>
+              <w:pStyle w:val="Normal"/>
+              <w:jc w:val="left"/>
+              <w:pBdr>
+                <w:bottom w:val="none" w:sz="0" w:space="0" w:color="000000"/>
+                <w:top w:val="none" w:sz="0" w:space="0" w:color="000000"/>
+                <w:left w:val="none" w:sz="0" w:space="0" w:color="000000"/>
+                <w:right w:val="none" w:sz="0" w:space="0" w:color="000000"/>
+              </w:pBdr>
+              <w:spacing w:after="100" w:before="100" w:line="240"/>
+              <w:ind w:left="100" w:right="100" w:firstLine="0" w:firstLineChars="0"/>
+              <w:rPr>
+                <w:rFonts w:ascii="Arial" w:hAnsi="Arial" w:eastAsia="Arial" w:cs="Arial"/>
+                <w:i w:val="false"/>
+                <w:b w:val="false"/>
+                <w:u w:val="none"/>
+                <w:sz w:val="18"/>
+                <w:szCs w:val="18"/>
+                <w:color w:val="000000"/>
+              </w:rPr>
+            </w:pPr>
+            <w:r>
+              <w:rPr>
+                <w:rFonts w:ascii="Arial" w:hAnsi="Arial" w:eastAsia="Arial" w:cs="Arial"/>
+                <w:i w:val="false"/>
+                <w:b w:val="false"/>
+                <w:u w:val="none"/>
+                <w:sz w:val="18"/>
+                <w:szCs w:val="18"/>
+                <w:color w:val="000000"/>
+              </w:rPr>
+              <w:t xml:space="preserve">5.00 [0.00, 11.00]</w:t>
             </w:r>
           </w:p>
         </w:tc>
@@ -22804,7 +22804,7 @@
                 <w:szCs w:val="18"/>
                 <w:color w:val="000000"/>
               </w:rPr>
-              <w:t xml:space="preserve">0.021</w:t>
+              <w:t xml:space="preserve">0.024</w:t>
             </w:r>
           </w:p>
         </w:tc>
@@ -22969,166 +22969,166 @@
                 <w:szCs w:val="18"/>
                 <w:color w:val="000000"/>
               </w:rPr>
-              <w:t xml:space="preserve">205 (76.2)</w:t>
-            </w:r>
-          </w:p>
-        </w:tc>
-        <w:tc>
-          <w:tcPr>
-            <w:tcBorders>
-              <w:bottom w:val="single" w:sz="6" w:space="0" w:color="666666"/>
-              <w:top w:val="single" w:sz="6" w:space="0" w:color="666666"/>
-              <w:left w:val="none" w:sz="0" w:space="0" w:color="000000"/>
-              <w:right w:val="none" w:sz="0" w:space="0" w:color="000000"/>
-            </w:tcBorders>
-            <w:shd w:val="clear" w:color="auto" w:fill="FFFFFF"/>
-            <w:tcMar>
-              <w:top w:w="0" w:type="dxa"/>
-              <w:bottom w:w="0" w:type="dxa"/>
-              <w:left w:w="0" w:type="dxa"/>
-              <w:right w:w="0" w:type="dxa"/>
-            </w:tcMar>
-            <w:vAlign w:val="center"/>
-          </w:tcPr>
-          <w:p>
-            <w:pPr>
-              <w:pStyle w:val="Normal"/>
-              <w:jc w:val="left"/>
-              <w:pBdr>
-                <w:bottom w:val="none" w:sz="0" w:space="0" w:color="000000"/>
-                <w:top w:val="none" w:sz="0" w:space="0" w:color="000000"/>
-                <w:left w:val="none" w:sz="0" w:space="0" w:color="000000"/>
-                <w:right w:val="none" w:sz="0" w:space="0" w:color="000000"/>
-              </w:pBdr>
-              <w:spacing w:after="100" w:before="100" w:line="240"/>
-              <w:ind w:left="100" w:right="100" w:firstLine="0" w:firstLineChars="0"/>
-              <w:rPr>
-                <w:rFonts w:ascii="Arial" w:hAnsi="Arial" w:eastAsia="Arial" w:cs="Arial"/>
-                <w:i w:val="false"/>
-                <w:b w:val="false"/>
-                <w:u w:val="none"/>
-                <w:sz w:val="18"/>
-                <w:szCs w:val="18"/>
-                <w:color w:val="000000"/>
-              </w:rPr>
-            </w:pPr>
-            <w:r>
-              <w:rPr>
-                <w:rFonts w:ascii="Arial" w:hAnsi="Arial" w:eastAsia="Arial" w:cs="Arial"/>
-                <w:i w:val="false"/>
-                <w:b w:val="false"/>
-                <w:u w:val="none"/>
-                <w:sz w:val="18"/>
-                <w:szCs w:val="18"/>
-                <w:color w:val="000000"/>
-              </w:rPr>
-              <w:t xml:space="preserve">101 (77.7)</w:t>
-            </w:r>
-          </w:p>
-        </w:tc>
-        <w:tc>
-          <w:tcPr>
-            <w:tcBorders>
-              <w:bottom w:val="single" w:sz="6" w:space="0" w:color="666666"/>
-              <w:top w:val="single" w:sz="6" w:space="0" w:color="666666"/>
-              <w:left w:val="none" w:sz="0" w:space="0" w:color="000000"/>
-              <w:right w:val="none" w:sz="0" w:space="0" w:color="000000"/>
-            </w:tcBorders>
-            <w:shd w:val="clear" w:color="auto" w:fill="FFFFFF"/>
-            <w:tcMar>
-              <w:top w:w="0" w:type="dxa"/>
-              <w:bottom w:w="0" w:type="dxa"/>
-              <w:left w:w="0" w:type="dxa"/>
-              <w:right w:w="0" w:type="dxa"/>
-            </w:tcMar>
-            <w:vAlign w:val="center"/>
-          </w:tcPr>
-          <w:p>
-            <w:pPr>
-              <w:pStyle w:val="Normal"/>
-              <w:jc w:val="left"/>
-              <w:pBdr>
-                <w:bottom w:val="none" w:sz="0" w:space="0" w:color="000000"/>
-                <w:top w:val="none" w:sz="0" w:space="0" w:color="000000"/>
-                <w:left w:val="none" w:sz="0" w:space="0" w:color="000000"/>
-                <w:right w:val="none" w:sz="0" w:space="0" w:color="000000"/>
-              </w:pBdr>
-              <w:spacing w:after="100" w:before="100" w:line="240"/>
-              <w:ind w:left="100" w:right="100" w:firstLine="0" w:firstLineChars="0"/>
-              <w:rPr>
-                <w:rFonts w:ascii="Arial" w:hAnsi="Arial" w:eastAsia="Arial" w:cs="Arial"/>
-                <w:i w:val="false"/>
-                <w:b w:val="false"/>
-                <w:u w:val="none"/>
-                <w:sz w:val="18"/>
-                <w:szCs w:val="18"/>
-                <w:color w:val="000000"/>
-              </w:rPr>
-            </w:pPr>
-            <w:r>
-              <w:rPr>
-                <w:rFonts w:ascii="Arial" w:hAnsi="Arial" w:eastAsia="Arial" w:cs="Arial"/>
-                <w:i w:val="false"/>
-                <w:b w:val="false"/>
-                <w:u w:val="none"/>
-                <w:sz w:val="18"/>
-                <w:szCs w:val="18"/>
-                <w:color w:val="000000"/>
-              </w:rPr>
-              <w:t xml:space="preserve">52 (85.2)</w:t>
-            </w:r>
-          </w:p>
-        </w:tc>
-        <w:tc>
-          <w:tcPr>
-            <w:tcBorders>
-              <w:bottom w:val="single" w:sz="6" w:space="0" w:color="666666"/>
-              <w:top w:val="single" w:sz="6" w:space="0" w:color="666666"/>
-              <w:left w:val="none" w:sz="0" w:space="0" w:color="000000"/>
-              <w:right w:val="none" w:sz="0" w:space="0" w:color="000000"/>
-            </w:tcBorders>
-            <w:shd w:val="clear" w:color="auto" w:fill="FFFFFF"/>
-            <w:tcMar>
-              <w:top w:w="0" w:type="dxa"/>
-              <w:bottom w:w="0" w:type="dxa"/>
-              <w:left w:w="0" w:type="dxa"/>
-              <w:right w:w="0" w:type="dxa"/>
-            </w:tcMar>
-            <w:vAlign w:val="center"/>
-          </w:tcPr>
-          <w:p>
-            <w:pPr>
-              <w:pStyle w:val="Normal"/>
-              <w:jc w:val="left"/>
-              <w:pBdr>
-                <w:bottom w:val="none" w:sz="0" w:space="0" w:color="000000"/>
-                <w:top w:val="none" w:sz="0" w:space="0" w:color="000000"/>
-                <w:left w:val="none" w:sz="0" w:space="0" w:color="000000"/>
-                <w:right w:val="none" w:sz="0" w:space="0" w:color="000000"/>
-              </w:pBdr>
-              <w:spacing w:after="100" w:before="100" w:line="240"/>
-              <w:ind w:left="100" w:right="100" w:firstLine="0" w:firstLineChars="0"/>
-              <w:rPr>
-                <w:rFonts w:ascii="Arial" w:hAnsi="Arial" w:eastAsia="Arial" w:cs="Arial"/>
-                <w:i w:val="false"/>
-                <w:b w:val="false"/>
-                <w:u w:val="none"/>
-                <w:sz w:val="18"/>
-                <w:szCs w:val="18"/>
-                <w:color w:val="000000"/>
-              </w:rPr>
-            </w:pPr>
-            <w:r>
-              <w:rPr>
-                <w:rFonts w:ascii="Arial" w:hAnsi="Arial" w:eastAsia="Arial" w:cs="Arial"/>
-                <w:i w:val="false"/>
-                <w:b w:val="false"/>
-                <w:u w:val="none"/>
-                <w:sz w:val="18"/>
-                <w:szCs w:val="18"/>
-                <w:color w:val="000000"/>
-              </w:rPr>
-              <w:t xml:space="preserve">0.808</w:t>
+              <w:t xml:space="preserve">212 (74.9)</w:t>
+            </w:r>
+          </w:p>
+        </w:tc>
+        <w:tc>
+          <w:tcPr>
+            <w:tcBorders>
+              <w:bottom w:val="single" w:sz="6" w:space="0" w:color="666666"/>
+              <w:top w:val="single" w:sz="6" w:space="0" w:color="666666"/>
+              <w:left w:val="none" w:sz="0" w:space="0" w:color="000000"/>
+              <w:right w:val="none" w:sz="0" w:space="0" w:color="000000"/>
+            </w:tcBorders>
+            <w:shd w:val="clear" w:color="auto" w:fill="FFFFFF"/>
+            <w:tcMar>
+              <w:top w:w="0" w:type="dxa"/>
+              <w:bottom w:w="0" w:type="dxa"/>
+              <w:left w:w="0" w:type="dxa"/>
+              <w:right w:w="0" w:type="dxa"/>
+            </w:tcMar>
+            <w:vAlign w:val="center"/>
+          </w:tcPr>
+          <w:p>
+            <w:pPr>
+              <w:pStyle w:val="Normal"/>
+              <w:jc w:val="left"/>
+              <w:pBdr>
+                <w:bottom w:val="none" w:sz="0" w:space="0" w:color="000000"/>
+                <w:top w:val="none" w:sz="0" w:space="0" w:color="000000"/>
+                <w:left w:val="none" w:sz="0" w:space="0" w:color="000000"/>
+                <w:right w:val="none" w:sz="0" w:space="0" w:color="000000"/>
+              </w:pBdr>
+              <w:spacing w:after="100" w:before="100" w:line="240"/>
+              <w:ind w:left="100" w:right="100" w:firstLine="0" w:firstLineChars="0"/>
+              <w:rPr>
+                <w:rFonts w:ascii="Arial" w:hAnsi="Arial" w:eastAsia="Arial" w:cs="Arial"/>
+                <w:i w:val="false"/>
+                <w:b w:val="false"/>
+                <w:u w:val="none"/>
+                <w:sz w:val="18"/>
+                <w:szCs w:val="18"/>
+                <w:color w:val="000000"/>
+              </w:rPr>
+            </w:pPr>
+            <w:r>
+              <w:rPr>
+                <w:rFonts w:ascii="Arial" w:hAnsi="Arial" w:eastAsia="Arial" w:cs="Arial"/>
+                <w:i w:val="false"/>
+                <w:b w:val="false"/>
+                <w:u w:val="none"/>
+                <w:sz w:val="18"/>
+                <w:szCs w:val="18"/>
+                <w:color w:val="000000"/>
+              </w:rPr>
+              <w:t xml:space="preserve">100 (78.1)</w:t>
+            </w:r>
+          </w:p>
+        </w:tc>
+        <w:tc>
+          <w:tcPr>
+            <w:tcBorders>
+              <w:bottom w:val="single" w:sz="6" w:space="0" w:color="666666"/>
+              <w:top w:val="single" w:sz="6" w:space="0" w:color="666666"/>
+              <w:left w:val="none" w:sz="0" w:space="0" w:color="000000"/>
+              <w:right w:val="none" w:sz="0" w:space="0" w:color="000000"/>
+            </w:tcBorders>
+            <w:shd w:val="clear" w:color="auto" w:fill="FFFFFF"/>
+            <w:tcMar>
+              <w:top w:w="0" w:type="dxa"/>
+              <w:bottom w:w="0" w:type="dxa"/>
+              <w:left w:w="0" w:type="dxa"/>
+              <w:right w:w="0" w:type="dxa"/>
+            </w:tcMar>
+            <w:vAlign w:val="center"/>
+          </w:tcPr>
+          <w:p>
+            <w:pPr>
+              <w:pStyle w:val="Normal"/>
+              <w:jc w:val="left"/>
+              <w:pBdr>
+                <w:bottom w:val="none" w:sz="0" w:space="0" w:color="000000"/>
+                <w:top w:val="none" w:sz="0" w:space="0" w:color="000000"/>
+                <w:left w:val="none" w:sz="0" w:space="0" w:color="000000"/>
+                <w:right w:val="none" w:sz="0" w:space="0" w:color="000000"/>
+              </w:pBdr>
+              <w:spacing w:after="100" w:before="100" w:line="240"/>
+              <w:ind w:left="100" w:right="100" w:firstLine="0" w:firstLineChars="0"/>
+              <w:rPr>
+                <w:rFonts w:ascii="Arial" w:hAnsi="Arial" w:eastAsia="Arial" w:cs="Arial"/>
+                <w:i w:val="false"/>
+                <w:b w:val="false"/>
+                <w:u w:val="none"/>
+                <w:sz w:val="18"/>
+                <w:szCs w:val="18"/>
+                <w:color w:val="000000"/>
+              </w:rPr>
+            </w:pPr>
+            <w:r>
+              <w:rPr>
+                <w:rFonts w:ascii="Arial" w:hAnsi="Arial" w:eastAsia="Arial" w:cs="Arial"/>
+                <w:i w:val="false"/>
+                <w:b w:val="false"/>
+                <w:u w:val="none"/>
+                <w:sz w:val="18"/>
+                <w:szCs w:val="18"/>
+                <w:color w:val="000000"/>
+              </w:rPr>
+              <w:t xml:space="preserve">54 (85.7)</w:t>
+            </w:r>
+          </w:p>
+        </w:tc>
+        <w:tc>
+          <w:tcPr>
+            <w:tcBorders>
+              <w:bottom w:val="single" w:sz="6" w:space="0" w:color="666666"/>
+              <w:top w:val="single" w:sz="6" w:space="0" w:color="666666"/>
+              <w:left w:val="none" w:sz="0" w:space="0" w:color="000000"/>
+              <w:right w:val="none" w:sz="0" w:space="0" w:color="000000"/>
+            </w:tcBorders>
+            <w:shd w:val="clear" w:color="auto" w:fill="FFFFFF"/>
+            <w:tcMar>
+              <w:top w:w="0" w:type="dxa"/>
+              <w:bottom w:w="0" w:type="dxa"/>
+              <w:left w:w="0" w:type="dxa"/>
+              <w:right w:w="0" w:type="dxa"/>
+            </w:tcMar>
+            <w:vAlign w:val="center"/>
+          </w:tcPr>
+          <w:p>
+            <w:pPr>
+              <w:pStyle w:val="Normal"/>
+              <w:jc w:val="left"/>
+              <w:pBdr>
+                <w:bottom w:val="none" w:sz="0" w:space="0" w:color="000000"/>
+                <w:top w:val="none" w:sz="0" w:space="0" w:color="000000"/>
+                <w:left w:val="none" w:sz="0" w:space="0" w:color="000000"/>
+                <w:right w:val="none" w:sz="0" w:space="0" w:color="000000"/>
+              </w:pBdr>
+              <w:spacing w:after="100" w:before="100" w:line="240"/>
+              <w:ind w:left="100" w:right="100" w:firstLine="0" w:firstLineChars="0"/>
+              <w:rPr>
+                <w:rFonts w:ascii="Arial" w:hAnsi="Arial" w:eastAsia="Arial" w:cs="Arial"/>
+                <w:i w:val="false"/>
+                <w:b w:val="false"/>
+                <w:u w:val="none"/>
+                <w:sz w:val="18"/>
+                <w:szCs w:val="18"/>
+                <w:color w:val="000000"/>
+              </w:rPr>
+            </w:pPr>
+            <w:r>
+              <w:rPr>
+                <w:rFonts w:ascii="Arial" w:hAnsi="Arial" w:eastAsia="Arial" w:cs="Arial"/>
+                <w:i w:val="false"/>
+                <w:b w:val="false"/>
+                <w:u w:val="none"/>
+                <w:sz w:val="18"/>
+                <w:szCs w:val="18"/>
+                <w:color w:val="000000"/>
+              </w:rPr>
+              <w:t xml:space="preserve">0.658</w:t>
             </w:r>
           </w:p>
         </w:tc>
@@ -23234,7 +23234,7 @@
                 <w:szCs w:val="18"/>
                 <w:color w:val="000000"/>
               </w:rPr>
-              <w:t xml:space="preserve">0.935</w:t>
+              <w:t xml:space="preserve">0.821</w:t>
             </w:r>
           </w:p>
         </w:tc>
@@ -23399,113 +23399,113 @@
                 <w:szCs w:val="18"/>
                 <w:color w:val="000000"/>
               </w:rPr>
-              <w:t xml:space="preserve">53 (19.7)</w:t>
-            </w:r>
-          </w:p>
-        </w:tc>
-        <w:tc>
-          <w:tcPr>
-            <w:tcBorders>
-              <w:bottom w:val="single" w:sz="6" w:space="0" w:color="666666"/>
-              <w:top w:val="single" w:sz="6" w:space="0" w:color="666666"/>
-              <w:left w:val="none" w:sz="0" w:space="0" w:color="000000"/>
-              <w:right w:val="none" w:sz="0" w:space="0" w:color="000000"/>
-            </w:tcBorders>
-            <w:shd w:val="clear" w:color="auto" w:fill="FFFFFF"/>
-            <w:tcMar>
-              <w:top w:w="0" w:type="dxa"/>
-              <w:bottom w:w="0" w:type="dxa"/>
-              <w:left w:w="0" w:type="dxa"/>
-              <w:right w:w="0" w:type="dxa"/>
-            </w:tcMar>
-            <w:vAlign w:val="center"/>
-          </w:tcPr>
-          <w:p>
-            <w:pPr>
-              <w:pStyle w:val="Normal"/>
-              <w:jc w:val="left"/>
-              <w:pBdr>
-                <w:bottom w:val="none" w:sz="0" w:space="0" w:color="000000"/>
-                <w:top w:val="none" w:sz="0" w:space="0" w:color="000000"/>
-                <w:left w:val="none" w:sz="0" w:space="0" w:color="000000"/>
-                <w:right w:val="none" w:sz="0" w:space="0" w:color="000000"/>
-              </w:pBdr>
-              <w:spacing w:after="100" w:before="100" w:line="240"/>
-              <w:ind w:left="100" w:right="100" w:firstLine="0" w:firstLineChars="0"/>
-              <w:rPr>
-                <w:rFonts w:ascii="Arial" w:hAnsi="Arial" w:eastAsia="Arial" w:cs="Arial"/>
-                <w:i w:val="false"/>
-                <w:b w:val="false"/>
-                <w:u w:val="none"/>
-                <w:sz w:val="18"/>
-                <w:szCs w:val="18"/>
-                <w:color w:val="000000"/>
-              </w:rPr>
-            </w:pPr>
-            <w:r>
-              <w:rPr>
-                <w:rFonts w:ascii="Arial" w:hAnsi="Arial" w:eastAsia="Arial" w:cs="Arial"/>
-                <w:i w:val="false"/>
-                <w:b w:val="false"/>
-                <w:u w:val="none"/>
-                <w:sz w:val="18"/>
-                <w:szCs w:val="18"/>
-                <w:color w:val="000000"/>
-              </w:rPr>
-              <w:t xml:space="preserve">25 (19.2)</w:t>
-            </w:r>
-          </w:p>
-        </w:tc>
-        <w:tc>
-          <w:tcPr>
-            <w:tcBorders>
-              <w:bottom w:val="single" w:sz="6" w:space="0" w:color="666666"/>
-              <w:top w:val="single" w:sz="6" w:space="0" w:color="666666"/>
-              <w:left w:val="none" w:sz="0" w:space="0" w:color="000000"/>
-              <w:right w:val="none" w:sz="0" w:space="0" w:color="000000"/>
-            </w:tcBorders>
-            <w:shd w:val="clear" w:color="auto" w:fill="FFFFFF"/>
-            <w:tcMar>
-              <w:top w:w="0" w:type="dxa"/>
-              <w:bottom w:w="0" w:type="dxa"/>
-              <w:left w:w="0" w:type="dxa"/>
-              <w:right w:w="0" w:type="dxa"/>
-            </w:tcMar>
-            <w:vAlign w:val="center"/>
-          </w:tcPr>
-          <w:p>
-            <w:pPr>
-              <w:pStyle w:val="Normal"/>
-              <w:jc w:val="left"/>
-              <w:pBdr>
-                <w:bottom w:val="none" w:sz="0" w:space="0" w:color="000000"/>
-                <w:top w:val="none" w:sz="0" w:space="0" w:color="000000"/>
-                <w:left w:val="none" w:sz="0" w:space="0" w:color="000000"/>
-                <w:right w:val="none" w:sz="0" w:space="0" w:color="000000"/>
-              </w:pBdr>
-              <w:spacing w:after="100" w:before="100" w:line="240"/>
-              <w:ind w:left="100" w:right="100" w:firstLine="0" w:firstLineChars="0"/>
-              <w:rPr>
-                <w:rFonts w:ascii="Arial" w:hAnsi="Arial" w:eastAsia="Arial" w:cs="Arial"/>
-                <w:i w:val="false"/>
-                <w:b w:val="false"/>
-                <w:u w:val="none"/>
-                <w:sz w:val="18"/>
-                <w:szCs w:val="18"/>
-                <w:color w:val="000000"/>
-              </w:rPr>
-            </w:pPr>
-            <w:r>
-              <w:rPr>
-                <w:rFonts w:ascii="Arial" w:hAnsi="Arial" w:eastAsia="Arial" w:cs="Arial"/>
-                <w:i w:val="false"/>
-                <w:b w:val="false"/>
-                <w:u w:val="none"/>
-                <w:sz w:val="18"/>
-                <w:szCs w:val="18"/>
-                <w:color w:val="000000"/>
-              </w:rPr>
-              <w:t xml:space="preserve">7 (11.5)</w:t>
+              <w:t xml:space="preserve">58 (20.5)</w:t>
+            </w:r>
+          </w:p>
+        </w:tc>
+        <w:tc>
+          <w:tcPr>
+            <w:tcBorders>
+              <w:bottom w:val="single" w:sz="6" w:space="0" w:color="666666"/>
+              <w:top w:val="single" w:sz="6" w:space="0" w:color="666666"/>
+              <w:left w:val="none" w:sz="0" w:space="0" w:color="000000"/>
+              <w:right w:val="none" w:sz="0" w:space="0" w:color="000000"/>
+            </w:tcBorders>
+            <w:shd w:val="clear" w:color="auto" w:fill="FFFFFF"/>
+            <w:tcMar>
+              <w:top w:w="0" w:type="dxa"/>
+              <w:bottom w:w="0" w:type="dxa"/>
+              <w:left w:w="0" w:type="dxa"/>
+              <w:right w:w="0" w:type="dxa"/>
+            </w:tcMar>
+            <w:vAlign w:val="center"/>
+          </w:tcPr>
+          <w:p>
+            <w:pPr>
+              <w:pStyle w:val="Normal"/>
+              <w:jc w:val="left"/>
+              <w:pBdr>
+                <w:bottom w:val="none" w:sz="0" w:space="0" w:color="000000"/>
+                <w:top w:val="none" w:sz="0" w:space="0" w:color="000000"/>
+                <w:left w:val="none" w:sz="0" w:space="0" w:color="000000"/>
+                <w:right w:val="none" w:sz="0" w:space="0" w:color="000000"/>
+              </w:pBdr>
+              <w:spacing w:after="100" w:before="100" w:line="240"/>
+              <w:ind w:left="100" w:right="100" w:firstLine="0" w:firstLineChars="0"/>
+              <w:rPr>
+                <w:rFonts w:ascii="Arial" w:hAnsi="Arial" w:eastAsia="Arial" w:cs="Arial"/>
+                <w:i w:val="false"/>
+                <w:b w:val="false"/>
+                <w:u w:val="none"/>
+                <w:sz w:val="18"/>
+                <w:szCs w:val="18"/>
+                <w:color w:val="000000"/>
+              </w:rPr>
+            </w:pPr>
+            <w:r>
+              <w:rPr>
+                <w:rFonts w:ascii="Arial" w:hAnsi="Arial" w:eastAsia="Arial" w:cs="Arial"/>
+                <w:i w:val="false"/>
+                <w:b w:val="false"/>
+                <w:u w:val="none"/>
+                <w:sz w:val="18"/>
+                <w:szCs w:val="18"/>
+                <w:color w:val="000000"/>
+              </w:rPr>
+              <w:t xml:space="preserve">24 (18.8)</w:t>
+            </w:r>
+          </w:p>
+        </w:tc>
+        <w:tc>
+          <w:tcPr>
+            <w:tcBorders>
+              <w:bottom w:val="single" w:sz="6" w:space="0" w:color="666666"/>
+              <w:top w:val="single" w:sz="6" w:space="0" w:color="666666"/>
+              <w:left w:val="none" w:sz="0" w:space="0" w:color="000000"/>
+              <w:right w:val="none" w:sz="0" w:space="0" w:color="000000"/>
+            </w:tcBorders>
+            <w:shd w:val="clear" w:color="auto" w:fill="FFFFFF"/>
+            <w:tcMar>
+              <w:top w:w="0" w:type="dxa"/>
+              <w:bottom w:w="0" w:type="dxa"/>
+              <w:left w:w="0" w:type="dxa"/>
+              <w:right w:w="0" w:type="dxa"/>
+            </w:tcMar>
+            <w:vAlign w:val="center"/>
+          </w:tcPr>
+          <w:p>
+            <w:pPr>
+              <w:pStyle w:val="Normal"/>
+              <w:jc w:val="left"/>
+              <w:pBdr>
+                <w:bottom w:val="none" w:sz="0" w:space="0" w:color="000000"/>
+                <w:top w:val="none" w:sz="0" w:space="0" w:color="000000"/>
+                <w:left w:val="none" w:sz="0" w:space="0" w:color="000000"/>
+                <w:right w:val="none" w:sz="0" w:space="0" w:color="000000"/>
+              </w:pBdr>
+              <w:spacing w:after="100" w:before="100" w:line="240"/>
+              <w:ind w:left="100" w:right="100" w:firstLine="0" w:firstLineChars="0"/>
+              <w:rPr>
+                <w:rFonts w:ascii="Arial" w:hAnsi="Arial" w:eastAsia="Arial" w:cs="Arial"/>
+                <w:i w:val="false"/>
+                <w:b w:val="false"/>
+                <w:u w:val="none"/>
+                <w:sz w:val="18"/>
+                <w:szCs w:val="18"/>
+                <w:color w:val="000000"/>
+              </w:rPr>
+            </w:pPr>
+            <w:r>
+              <w:rPr>
+                <w:rFonts w:ascii="Arial" w:hAnsi="Arial" w:eastAsia="Arial" w:cs="Arial"/>
+                <w:i w:val="false"/>
+                <w:b w:val="false"/>
+                <w:u w:val="none"/>
+                <w:sz w:val="18"/>
+                <w:szCs w:val="18"/>
+                <w:color w:val="000000"/>
+              </w:rPr>
+              <w:t xml:space="preserve">7 (11.1)</w:t>
             </w:r>
           </w:p>
         </w:tc>
@@ -23829,7 +23829,7 @@
                 <w:szCs w:val="18"/>
                 <w:color w:val="000000"/>
               </w:rPr>
-              <w:t xml:space="preserve">4 (1.5)</w:t>
+              <w:t xml:space="preserve">5 (1.8)</w:t>
             </w:r>
           </w:p>
         </w:tc>
@@ -24259,7 +24259,7 @@
                 <w:szCs w:val="18"/>
                 <w:color w:val="000000"/>
               </w:rPr>
-              <w:t xml:space="preserve">7 (2.6)</w:t>
+              <w:t xml:space="preserve">8 (2.8)</w:t>
             </w:r>
           </w:p>
         </w:tc>
@@ -24689,166 +24689,166 @@
                 <w:szCs w:val="18"/>
                 <w:color w:val="000000"/>
               </w:rPr>
-              <w:t xml:space="preserve">29 (10.8)</w:t>
-            </w:r>
-          </w:p>
-        </w:tc>
-        <w:tc>
-          <w:tcPr>
-            <w:tcBorders>
-              <w:bottom w:val="single" w:sz="6" w:space="0" w:color="666666"/>
-              <w:top w:val="single" w:sz="6" w:space="0" w:color="666666"/>
-              <w:left w:val="none" w:sz="0" w:space="0" w:color="000000"/>
-              <w:right w:val="none" w:sz="0" w:space="0" w:color="000000"/>
-            </w:tcBorders>
-            <w:shd w:val="clear" w:color="auto" w:fill="FFFFFF"/>
-            <w:tcMar>
-              <w:top w:w="0" w:type="dxa"/>
-              <w:bottom w:w="0" w:type="dxa"/>
-              <w:left w:w="0" w:type="dxa"/>
-              <w:right w:w="0" w:type="dxa"/>
-            </w:tcMar>
-            <w:vAlign w:val="center"/>
-          </w:tcPr>
-          <w:p>
-            <w:pPr>
-              <w:pStyle w:val="Normal"/>
-              <w:jc w:val="left"/>
-              <w:pBdr>
-                <w:bottom w:val="none" w:sz="0" w:space="0" w:color="000000"/>
-                <w:top w:val="none" w:sz="0" w:space="0" w:color="000000"/>
-                <w:left w:val="none" w:sz="0" w:space="0" w:color="000000"/>
-                <w:right w:val="none" w:sz="0" w:space="0" w:color="000000"/>
-              </w:pBdr>
-              <w:spacing w:after="100" w:before="100" w:line="240"/>
-              <w:ind w:left="100" w:right="100" w:firstLine="0" w:firstLineChars="0"/>
-              <w:rPr>
-                <w:rFonts w:ascii="Arial" w:hAnsi="Arial" w:eastAsia="Arial" w:cs="Arial"/>
-                <w:i w:val="false"/>
-                <w:b w:val="false"/>
-                <w:u w:val="none"/>
-                <w:sz w:val="18"/>
-                <w:szCs w:val="18"/>
-                <w:color w:val="000000"/>
-              </w:rPr>
-            </w:pPr>
-            <w:r>
-              <w:rPr>
-                <w:rFonts w:ascii="Arial" w:hAnsi="Arial" w:eastAsia="Arial" w:cs="Arial"/>
-                <w:i w:val="false"/>
-                <w:b w:val="false"/>
-                <w:u w:val="none"/>
-                <w:sz w:val="18"/>
-                <w:szCs w:val="18"/>
-                <w:color w:val="000000"/>
-              </w:rPr>
-              <w:t xml:space="preserve">22 (16.9)</w:t>
-            </w:r>
-          </w:p>
-        </w:tc>
-        <w:tc>
-          <w:tcPr>
-            <w:tcBorders>
-              <w:bottom w:val="single" w:sz="6" w:space="0" w:color="666666"/>
-              <w:top w:val="single" w:sz="6" w:space="0" w:color="666666"/>
-              <w:left w:val="none" w:sz="0" w:space="0" w:color="000000"/>
-              <w:right w:val="none" w:sz="0" w:space="0" w:color="000000"/>
-            </w:tcBorders>
-            <w:shd w:val="clear" w:color="auto" w:fill="FFFFFF"/>
-            <w:tcMar>
-              <w:top w:w="0" w:type="dxa"/>
-              <w:bottom w:w="0" w:type="dxa"/>
-              <w:left w:w="0" w:type="dxa"/>
-              <w:right w:w="0" w:type="dxa"/>
-            </w:tcMar>
-            <w:vAlign w:val="center"/>
-          </w:tcPr>
-          <w:p>
-            <w:pPr>
-              <w:pStyle w:val="Normal"/>
-              <w:jc w:val="left"/>
-              <w:pBdr>
-                <w:bottom w:val="none" w:sz="0" w:space="0" w:color="000000"/>
-                <w:top w:val="none" w:sz="0" w:space="0" w:color="000000"/>
-                <w:left w:val="none" w:sz="0" w:space="0" w:color="000000"/>
-                <w:right w:val="none" w:sz="0" w:space="0" w:color="000000"/>
-              </w:pBdr>
-              <w:spacing w:after="100" w:before="100" w:line="240"/>
-              <w:ind w:left="100" w:right="100" w:firstLine="0" w:firstLineChars="0"/>
-              <w:rPr>
-                <w:rFonts w:ascii="Arial" w:hAnsi="Arial" w:eastAsia="Arial" w:cs="Arial"/>
-                <w:i w:val="false"/>
-                <w:b w:val="false"/>
-                <w:u w:val="none"/>
-                <w:sz w:val="18"/>
-                <w:szCs w:val="18"/>
-                <w:color w:val="000000"/>
-              </w:rPr>
-            </w:pPr>
-            <w:r>
-              <w:rPr>
-                <w:rFonts w:ascii="Arial" w:hAnsi="Arial" w:eastAsia="Arial" w:cs="Arial"/>
-                <w:i w:val="false"/>
-                <w:b w:val="false"/>
-                <w:u w:val="none"/>
-                <w:sz w:val="18"/>
-                <w:szCs w:val="18"/>
-                <w:color w:val="000000"/>
-              </w:rPr>
-              <w:t xml:space="preserve">4 (6.6)</w:t>
-            </w:r>
-          </w:p>
-        </w:tc>
-        <w:tc>
-          <w:tcPr>
-            <w:tcBorders>
-              <w:bottom w:val="single" w:sz="6" w:space="0" w:color="666666"/>
-              <w:top w:val="single" w:sz="6" w:space="0" w:color="666666"/>
-              <w:left w:val="none" w:sz="0" w:space="0" w:color="000000"/>
-              <w:right w:val="none" w:sz="0" w:space="0" w:color="000000"/>
-            </w:tcBorders>
-            <w:shd w:val="clear" w:color="auto" w:fill="FFFFFF"/>
-            <w:tcMar>
-              <w:top w:w="0" w:type="dxa"/>
-              <w:bottom w:w="0" w:type="dxa"/>
-              <w:left w:w="0" w:type="dxa"/>
-              <w:right w:w="0" w:type="dxa"/>
-            </w:tcMar>
-            <w:vAlign w:val="center"/>
-          </w:tcPr>
-          <w:p>
-            <w:pPr>
-              <w:pStyle w:val="Normal"/>
-              <w:jc w:val="left"/>
-              <w:pBdr>
-                <w:bottom w:val="none" w:sz="0" w:space="0" w:color="000000"/>
-                <w:top w:val="none" w:sz="0" w:space="0" w:color="000000"/>
-                <w:left w:val="none" w:sz="0" w:space="0" w:color="000000"/>
-                <w:right w:val="none" w:sz="0" w:space="0" w:color="000000"/>
-              </w:pBdr>
-              <w:spacing w:after="100" w:before="100" w:line="240"/>
-              <w:ind w:left="100" w:right="100" w:firstLine="0" w:firstLineChars="0"/>
-              <w:rPr>
-                <w:rFonts w:ascii="Arial" w:hAnsi="Arial" w:eastAsia="Arial" w:cs="Arial"/>
-                <w:i w:val="false"/>
-                <w:b w:val="false"/>
-                <w:u w:val="none"/>
-                <w:sz w:val="18"/>
-                <w:szCs w:val="18"/>
-                <w:color w:val="000000"/>
-              </w:rPr>
-            </w:pPr>
-            <w:r>
-              <w:rPr>
-                <w:rFonts w:ascii="Arial" w:hAnsi="Arial" w:eastAsia="Arial" w:cs="Arial"/>
-                <w:i w:val="false"/>
-                <w:b w:val="false"/>
-                <w:u w:val="none"/>
-                <w:sz w:val="18"/>
-                <w:szCs w:val="18"/>
-                <w:color w:val="000000"/>
-              </w:rPr>
-              <w:t xml:space="preserve">0.263</w:t>
+              <w:t xml:space="preserve">30 (10.6)</w:t>
+            </w:r>
+          </w:p>
+        </w:tc>
+        <w:tc>
+          <w:tcPr>
+            <w:tcBorders>
+              <w:bottom w:val="single" w:sz="6" w:space="0" w:color="666666"/>
+              <w:top w:val="single" w:sz="6" w:space="0" w:color="666666"/>
+              <w:left w:val="none" w:sz="0" w:space="0" w:color="000000"/>
+              <w:right w:val="none" w:sz="0" w:space="0" w:color="000000"/>
+            </w:tcBorders>
+            <w:shd w:val="clear" w:color="auto" w:fill="FFFFFF"/>
+            <w:tcMar>
+              <w:top w:w="0" w:type="dxa"/>
+              <w:bottom w:w="0" w:type="dxa"/>
+              <w:left w:w="0" w:type="dxa"/>
+              <w:right w:w="0" w:type="dxa"/>
+            </w:tcMar>
+            <w:vAlign w:val="center"/>
+          </w:tcPr>
+          <w:p>
+            <w:pPr>
+              <w:pStyle w:val="Normal"/>
+              <w:jc w:val="left"/>
+              <w:pBdr>
+                <w:bottom w:val="none" w:sz="0" w:space="0" w:color="000000"/>
+                <w:top w:val="none" w:sz="0" w:space="0" w:color="000000"/>
+                <w:left w:val="none" w:sz="0" w:space="0" w:color="000000"/>
+                <w:right w:val="none" w:sz="0" w:space="0" w:color="000000"/>
+              </w:pBdr>
+              <w:spacing w:after="100" w:before="100" w:line="240"/>
+              <w:ind w:left="100" w:right="100" w:firstLine="0" w:firstLineChars="0"/>
+              <w:rPr>
+                <w:rFonts w:ascii="Arial" w:hAnsi="Arial" w:eastAsia="Arial" w:cs="Arial"/>
+                <w:i w:val="false"/>
+                <w:b w:val="false"/>
+                <w:u w:val="none"/>
+                <w:sz w:val="18"/>
+                <w:szCs w:val="18"/>
+                <w:color w:val="000000"/>
+              </w:rPr>
+            </w:pPr>
+            <w:r>
+              <w:rPr>
+                <w:rFonts w:ascii="Arial" w:hAnsi="Arial" w:eastAsia="Arial" w:cs="Arial"/>
+                <w:i w:val="false"/>
+                <w:b w:val="false"/>
+                <w:u w:val="none"/>
+                <w:sz w:val="18"/>
+                <w:szCs w:val="18"/>
+                <w:color w:val="000000"/>
+              </w:rPr>
+              <w:t xml:space="preserve">22 (17.2)</w:t>
+            </w:r>
+          </w:p>
+        </w:tc>
+        <w:tc>
+          <w:tcPr>
+            <w:tcBorders>
+              <w:bottom w:val="single" w:sz="6" w:space="0" w:color="666666"/>
+              <w:top w:val="single" w:sz="6" w:space="0" w:color="666666"/>
+              <w:left w:val="none" w:sz="0" w:space="0" w:color="000000"/>
+              <w:right w:val="none" w:sz="0" w:space="0" w:color="000000"/>
+            </w:tcBorders>
+            <w:shd w:val="clear" w:color="auto" w:fill="FFFFFF"/>
+            <w:tcMar>
+              <w:top w:w="0" w:type="dxa"/>
+              <w:bottom w:w="0" w:type="dxa"/>
+              <w:left w:w="0" w:type="dxa"/>
+              <w:right w:w="0" w:type="dxa"/>
+            </w:tcMar>
+            <w:vAlign w:val="center"/>
+          </w:tcPr>
+          <w:p>
+            <w:pPr>
+              <w:pStyle w:val="Normal"/>
+              <w:jc w:val="left"/>
+              <w:pBdr>
+                <w:bottom w:val="none" w:sz="0" w:space="0" w:color="000000"/>
+                <w:top w:val="none" w:sz="0" w:space="0" w:color="000000"/>
+                <w:left w:val="none" w:sz="0" w:space="0" w:color="000000"/>
+                <w:right w:val="none" w:sz="0" w:space="0" w:color="000000"/>
+              </w:pBdr>
+              <w:spacing w:after="100" w:before="100" w:line="240"/>
+              <w:ind w:left="100" w:right="100" w:firstLine="0" w:firstLineChars="0"/>
+              <w:rPr>
+                <w:rFonts w:ascii="Arial" w:hAnsi="Arial" w:eastAsia="Arial" w:cs="Arial"/>
+                <w:i w:val="false"/>
+                <w:b w:val="false"/>
+                <w:u w:val="none"/>
+                <w:sz w:val="18"/>
+                <w:szCs w:val="18"/>
+                <w:color w:val="000000"/>
+              </w:rPr>
+            </w:pPr>
+            <w:r>
+              <w:rPr>
+                <w:rFonts w:ascii="Arial" w:hAnsi="Arial" w:eastAsia="Arial" w:cs="Arial"/>
+                <w:i w:val="false"/>
+                <w:b w:val="false"/>
+                <w:u w:val="none"/>
+                <w:sz w:val="18"/>
+                <w:szCs w:val="18"/>
+                <w:color w:val="000000"/>
+              </w:rPr>
+              <w:t xml:space="preserve">4 (6.3)</w:t>
+            </w:r>
+          </w:p>
+        </w:tc>
+        <w:tc>
+          <w:tcPr>
+            <w:tcBorders>
+              <w:bottom w:val="single" w:sz="6" w:space="0" w:color="666666"/>
+              <w:top w:val="single" w:sz="6" w:space="0" w:color="666666"/>
+              <w:left w:val="none" w:sz="0" w:space="0" w:color="000000"/>
+              <w:right w:val="none" w:sz="0" w:space="0" w:color="000000"/>
+            </w:tcBorders>
+            <w:shd w:val="clear" w:color="auto" w:fill="FFFFFF"/>
+            <w:tcMar>
+              <w:top w:w="0" w:type="dxa"/>
+              <w:bottom w:w="0" w:type="dxa"/>
+              <w:left w:w="0" w:type="dxa"/>
+              <w:right w:w="0" w:type="dxa"/>
+            </w:tcMar>
+            <w:vAlign w:val="center"/>
+          </w:tcPr>
+          <w:p>
+            <w:pPr>
+              <w:pStyle w:val="Normal"/>
+              <w:jc w:val="left"/>
+              <w:pBdr>
+                <w:bottom w:val="none" w:sz="0" w:space="0" w:color="000000"/>
+                <w:top w:val="none" w:sz="0" w:space="0" w:color="000000"/>
+                <w:left w:val="none" w:sz="0" w:space="0" w:color="000000"/>
+                <w:right w:val="none" w:sz="0" w:space="0" w:color="000000"/>
+              </w:pBdr>
+              <w:spacing w:after="100" w:before="100" w:line="240"/>
+              <w:ind w:left="100" w:right="100" w:firstLine="0" w:firstLineChars="0"/>
+              <w:rPr>
+                <w:rFonts w:ascii="Arial" w:hAnsi="Arial" w:eastAsia="Arial" w:cs="Arial"/>
+                <w:i w:val="false"/>
+                <w:b w:val="false"/>
+                <w:u w:val="none"/>
+                <w:sz w:val="18"/>
+                <w:szCs w:val="18"/>
+                <w:color w:val="000000"/>
+              </w:rPr>
+            </w:pPr>
+            <w:r>
+              <w:rPr>
+                <w:rFonts w:ascii="Arial" w:hAnsi="Arial" w:eastAsia="Arial" w:cs="Arial"/>
+                <w:i w:val="false"/>
+                <w:b w:val="false"/>
+                <w:u w:val="none"/>
+                <w:sz w:val="18"/>
+                <w:szCs w:val="18"/>
+                <w:color w:val="000000"/>
+              </w:rPr>
+              <w:t xml:space="preserve">0.208</w:t>
             </w:r>
           </w:p>
         </w:tc>
@@ -24954,7 +24954,7 @@
                 <w:szCs w:val="18"/>
                 <w:color w:val="000000"/>
               </w:rPr>
-              <w:t xml:space="preserve">0.211</w:t>
+              <w:t xml:space="preserve">0.166</w:t>
             </w:r>
           </w:p>
         </w:tc>
@@ -25119,113 +25119,113 @@
                 <w:szCs w:val="18"/>
                 <w:color w:val="000000"/>
               </w:rPr>
-              <w:t xml:space="preserve">229 (85.1)</w:t>
-            </w:r>
-          </w:p>
-        </w:tc>
-        <w:tc>
-          <w:tcPr>
-            <w:tcBorders>
-              <w:bottom w:val="single" w:sz="6" w:space="0" w:color="666666"/>
-              <w:top w:val="single" w:sz="6" w:space="0" w:color="666666"/>
-              <w:left w:val="none" w:sz="0" w:space="0" w:color="000000"/>
-              <w:right w:val="none" w:sz="0" w:space="0" w:color="000000"/>
-            </w:tcBorders>
-            <w:shd w:val="clear" w:color="auto" w:fill="FFFFFF"/>
-            <w:tcMar>
-              <w:top w:w="0" w:type="dxa"/>
-              <w:bottom w:w="0" w:type="dxa"/>
-              <w:left w:w="0" w:type="dxa"/>
-              <w:right w:w="0" w:type="dxa"/>
-            </w:tcMar>
-            <w:vAlign w:val="center"/>
-          </w:tcPr>
-          <w:p>
-            <w:pPr>
-              <w:pStyle w:val="Normal"/>
-              <w:jc w:val="left"/>
-              <w:pBdr>
-                <w:bottom w:val="none" w:sz="0" w:space="0" w:color="000000"/>
-                <w:top w:val="none" w:sz="0" w:space="0" w:color="000000"/>
-                <w:left w:val="none" w:sz="0" w:space="0" w:color="000000"/>
-                <w:right w:val="none" w:sz="0" w:space="0" w:color="000000"/>
-              </w:pBdr>
-              <w:spacing w:after="100" w:before="100" w:line="240"/>
-              <w:ind w:left="100" w:right="100" w:firstLine="0" w:firstLineChars="0"/>
-              <w:rPr>
-                <w:rFonts w:ascii="Arial" w:hAnsi="Arial" w:eastAsia="Arial" w:cs="Arial"/>
-                <w:i w:val="false"/>
-                <w:b w:val="false"/>
-                <w:u w:val="none"/>
-                <w:sz w:val="18"/>
-                <w:szCs w:val="18"/>
-                <w:color w:val="000000"/>
-              </w:rPr>
-            </w:pPr>
-            <w:r>
-              <w:rPr>
-                <w:rFonts w:ascii="Arial" w:hAnsi="Arial" w:eastAsia="Arial" w:cs="Arial"/>
-                <w:i w:val="false"/>
-                <w:b w:val="false"/>
-                <w:u w:val="none"/>
-                <w:sz w:val="18"/>
-                <w:szCs w:val="18"/>
-                <w:color w:val="000000"/>
-              </w:rPr>
-              <w:t xml:space="preserve">102 (78.5)</w:t>
-            </w:r>
-          </w:p>
-        </w:tc>
-        <w:tc>
-          <w:tcPr>
-            <w:tcBorders>
-              <w:bottom w:val="single" w:sz="6" w:space="0" w:color="666666"/>
-              <w:top w:val="single" w:sz="6" w:space="0" w:color="666666"/>
-              <w:left w:val="none" w:sz="0" w:space="0" w:color="000000"/>
-              <w:right w:val="none" w:sz="0" w:space="0" w:color="000000"/>
-            </w:tcBorders>
-            <w:shd w:val="clear" w:color="auto" w:fill="FFFFFF"/>
-            <w:tcMar>
-              <w:top w:w="0" w:type="dxa"/>
-              <w:bottom w:w="0" w:type="dxa"/>
-              <w:left w:w="0" w:type="dxa"/>
-              <w:right w:w="0" w:type="dxa"/>
-            </w:tcMar>
-            <w:vAlign w:val="center"/>
-          </w:tcPr>
-          <w:p>
-            <w:pPr>
-              <w:pStyle w:val="Normal"/>
-              <w:jc w:val="left"/>
-              <w:pBdr>
-                <w:bottom w:val="none" w:sz="0" w:space="0" w:color="000000"/>
-                <w:top w:val="none" w:sz="0" w:space="0" w:color="000000"/>
-                <w:left w:val="none" w:sz="0" w:space="0" w:color="000000"/>
-                <w:right w:val="none" w:sz="0" w:space="0" w:color="000000"/>
-              </w:pBdr>
-              <w:spacing w:after="100" w:before="100" w:line="240"/>
-              <w:ind w:left="100" w:right="100" w:firstLine="0" w:firstLineChars="0"/>
-              <w:rPr>
-                <w:rFonts w:ascii="Arial" w:hAnsi="Arial" w:eastAsia="Arial" w:cs="Arial"/>
-                <w:i w:val="false"/>
-                <w:b w:val="false"/>
-                <w:u w:val="none"/>
-                <w:sz w:val="18"/>
-                <w:szCs w:val="18"/>
-                <w:color w:val="000000"/>
-              </w:rPr>
-            </w:pPr>
-            <w:r>
-              <w:rPr>
-                <w:rFonts w:ascii="Arial" w:hAnsi="Arial" w:eastAsia="Arial" w:cs="Arial"/>
-                <w:i w:val="false"/>
-                <w:b w:val="false"/>
-                <w:u w:val="none"/>
-                <w:sz w:val="18"/>
-                <w:szCs w:val="18"/>
-                <w:color w:val="000000"/>
-              </w:rPr>
-              <w:t xml:space="preserve">54 (88.5)</w:t>
+              <w:t xml:space="preserve">241 (85.2)</w:t>
+            </w:r>
+          </w:p>
+        </w:tc>
+        <w:tc>
+          <w:tcPr>
+            <w:tcBorders>
+              <w:bottom w:val="single" w:sz="6" w:space="0" w:color="666666"/>
+              <w:top w:val="single" w:sz="6" w:space="0" w:color="666666"/>
+              <w:left w:val="none" w:sz="0" w:space="0" w:color="000000"/>
+              <w:right w:val="none" w:sz="0" w:space="0" w:color="000000"/>
+            </w:tcBorders>
+            <w:shd w:val="clear" w:color="auto" w:fill="FFFFFF"/>
+            <w:tcMar>
+              <w:top w:w="0" w:type="dxa"/>
+              <w:bottom w:w="0" w:type="dxa"/>
+              <w:left w:w="0" w:type="dxa"/>
+              <w:right w:w="0" w:type="dxa"/>
+            </w:tcMar>
+            <w:vAlign w:val="center"/>
+          </w:tcPr>
+          <w:p>
+            <w:pPr>
+              <w:pStyle w:val="Normal"/>
+              <w:jc w:val="left"/>
+              <w:pBdr>
+                <w:bottom w:val="none" w:sz="0" w:space="0" w:color="000000"/>
+                <w:top w:val="none" w:sz="0" w:space="0" w:color="000000"/>
+                <w:left w:val="none" w:sz="0" w:space="0" w:color="000000"/>
+                <w:right w:val="none" w:sz="0" w:space="0" w:color="000000"/>
+              </w:pBdr>
+              <w:spacing w:after="100" w:before="100" w:line="240"/>
+              <w:ind w:left="100" w:right="100" w:firstLine="0" w:firstLineChars="0"/>
+              <w:rPr>
+                <w:rFonts w:ascii="Arial" w:hAnsi="Arial" w:eastAsia="Arial" w:cs="Arial"/>
+                <w:i w:val="false"/>
+                <w:b w:val="false"/>
+                <w:u w:val="none"/>
+                <w:sz w:val="18"/>
+                <w:szCs w:val="18"/>
+                <w:color w:val="000000"/>
+              </w:rPr>
+            </w:pPr>
+            <w:r>
+              <w:rPr>
+                <w:rFonts w:ascii="Arial" w:hAnsi="Arial" w:eastAsia="Arial" w:cs="Arial"/>
+                <w:i w:val="false"/>
+                <w:b w:val="false"/>
+                <w:u w:val="none"/>
+                <w:sz w:val="18"/>
+                <w:szCs w:val="18"/>
+                <w:color w:val="000000"/>
+              </w:rPr>
+              <w:t xml:space="preserve">100 (78.1)</w:t>
+            </w:r>
+          </w:p>
+        </w:tc>
+        <w:tc>
+          <w:tcPr>
+            <w:tcBorders>
+              <w:bottom w:val="single" w:sz="6" w:space="0" w:color="666666"/>
+              <w:top w:val="single" w:sz="6" w:space="0" w:color="666666"/>
+              <w:left w:val="none" w:sz="0" w:space="0" w:color="000000"/>
+              <w:right w:val="none" w:sz="0" w:space="0" w:color="000000"/>
+            </w:tcBorders>
+            <w:shd w:val="clear" w:color="auto" w:fill="FFFFFF"/>
+            <w:tcMar>
+              <w:top w:w="0" w:type="dxa"/>
+              <w:bottom w:w="0" w:type="dxa"/>
+              <w:left w:w="0" w:type="dxa"/>
+              <w:right w:w="0" w:type="dxa"/>
+            </w:tcMar>
+            <w:vAlign w:val="center"/>
+          </w:tcPr>
+          <w:p>
+            <w:pPr>
+              <w:pStyle w:val="Normal"/>
+              <w:jc w:val="left"/>
+              <w:pBdr>
+                <w:bottom w:val="none" w:sz="0" w:space="0" w:color="000000"/>
+                <w:top w:val="none" w:sz="0" w:space="0" w:color="000000"/>
+                <w:left w:val="none" w:sz="0" w:space="0" w:color="000000"/>
+                <w:right w:val="none" w:sz="0" w:space="0" w:color="000000"/>
+              </w:pBdr>
+              <w:spacing w:after="100" w:before="100" w:line="240"/>
+              <w:ind w:left="100" w:right="100" w:firstLine="0" w:firstLineChars="0"/>
+              <w:rPr>
+                <w:rFonts w:ascii="Arial" w:hAnsi="Arial" w:eastAsia="Arial" w:cs="Arial"/>
+                <w:i w:val="false"/>
+                <w:b w:val="false"/>
+                <w:u w:val="none"/>
+                <w:sz w:val="18"/>
+                <w:szCs w:val="18"/>
+                <w:color w:val="000000"/>
+              </w:rPr>
+            </w:pPr>
+            <w:r>
+              <w:rPr>
+                <w:rFonts w:ascii="Arial" w:hAnsi="Arial" w:eastAsia="Arial" w:cs="Arial"/>
+                <w:i w:val="false"/>
+                <w:b w:val="false"/>
+                <w:u w:val="none"/>
+                <w:sz w:val="18"/>
+                <w:szCs w:val="18"/>
+                <w:color w:val="000000"/>
+              </w:rPr>
+              <w:t xml:space="preserve">56 (88.9)</w:t>
             </w:r>
           </w:p>
         </w:tc>
@@ -25549,113 +25549,113 @@
                 <w:szCs w:val="18"/>
                 <w:color w:val="000000"/>
               </w:rPr>
-              <w:t xml:space="preserve">11 (4.1)</w:t>
-            </w:r>
-          </w:p>
-        </w:tc>
-        <w:tc>
-          <w:tcPr>
-            <w:tcBorders>
-              <w:bottom w:val="single" w:sz="6" w:space="0" w:color="666666"/>
-              <w:top w:val="single" w:sz="6" w:space="0" w:color="666666"/>
-              <w:left w:val="none" w:sz="0" w:space="0" w:color="000000"/>
-              <w:right w:val="none" w:sz="0" w:space="0" w:color="000000"/>
-            </w:tcBorders>
-            <w:shd w:val="clear" w:color="auto" w:fill="FFFFFF"/>
-            <w:tcMar>
-              <w:top w:w="0" w:type="dxa"/>
-              <w:bottom w:w="0" w:type="dxa"/>
-              <w:left w:w="0" w:type="dxa"/>
-              <w:right w:w="0" w:type="dxa"/>
-            </w:tcMar>
-            <w:vAlign w:val="center"/>
-          </w:tcPr>
-          <w:p>
-            <w:pPr>
-              <w:pStyle w:val="Normal"/>
-              <w:jc w:val="left"/>
-              <w:pBdr>
-                <w:bottom w:val="none" w:sz="0" w:space="0" w:color="000000"/>
-                <w:top w:val="none" w:sz="0" w:space="0" w:color="000000"/>
-                <w:left w:val="none" w:sz="0" w:space="0" w:color="000000"/>
-                <w:right w:val="none" w:sz="0" w:space="0" w:color="000000"/>
-              </w:pBdr>
-              <w:spacing w:after="100" w:before="100" w:line="240"/>
-              <w:ind w:left="100" w:right="100" w:firstLine="0" w:firstLineChars="0"/>
-              <w:rPr>
-                <w:rFonts w:ascii="Arial" w:hAnsi="Arial" w:eastAsia="Arial" w:cs="Arial"/>
-                <w:i w:val="false"/>
-                <w:b w:val="false"/>
-                <w:u w:val="none"/>
-                <w:sz w:val="18"/>
-                <w:szCs w:val="18"/>
-                <w:color w:val="000000"/>
-              </w:rPr>
-            </w:pPr>
-            <w:r>
-              <w:rPr>
-                <w:rFonts w:ascii="Arial" w:hAnsi="Arial" w:eastAsia="Arial" w:cs="Arial"/>
-                <w:i w:val="false"/>
-                <w:b w:val="false"/>
-                <w:u w:val="none"/>
-                <w:sz w:val="18"/>
-                <w:szCs w:val="18"/>
-                <w:color w:val="000000"/>
-              </w:rPr>
-              <w:t xml:space="preserve">6 (4.6)</w:t>
-            </w:r>
-          </w:p>
-        </w:tc>
-        <w:tc>
-          <w:tcPr>
-            <w:tcBorders>
-              <w:bottom w:val="single" w:sz="6" w:space="0" w:color="666666"/>
-              <w:top w:val="single" w:sz="6" w:space="0" w:color="666666"/>
-              <w:left w:val="none" w:sz="0" w:space="0" w:color="000000"/>
-              <w:right w:val="none" w:sz="0" w:space="0" w:color="000000"/>
-            </w:tcBorders>
-            <w:shd w:val="clear" w:color="auto" w:fill="FFFFFF"/>
-            <w:tcMar>
-              <w:top w:w="0" w:type="dxa"/>
-              <w:bottom w:w="0" w:type="dxa"/>
-              <w:left w:w="0" w:type="dxa"/>
-              <w:right w:w="0" w:type="dxa"/>
-            </w:tcMar>
-            <w:vAlign w:val="center"/>
-          </w:tcPr>
-          <w:p>
-            <w:pPr>
-              <w:pStyle w:val="Normal"/>
-              <w:jc w:val="left"/>
-              <w:pBdr>
-                <w:bottom w:val="none" w:sz="0" w:space="0" w:color="000000"/>
-                <w:top w:val="none" w:sz="0" w:space="0" w:color="000000"/>
-                <w:left w:val="none" w:sz="0" w:space="0" w:color="000000"/>
-                <w:right w:val="none" w:sz="0" w:space="0" w:color="000000"/>
-              </w:pBdr>
-              <w:spacing w:after="100" w:before="100" w:line="240"/>
-              <w:ind w:left="100" w:right="100" w:firstLine="0" w:firstLineChars="0"/>
-              <w:rPr>
-                <w:rFonts w:ascii="Arial" w:hAnsi="Arial" w:eastAsia="Arial" w:cs="Arial"/>
-                <w:i w:val="false"/>
-                <w:b w:val="false"/>
-                <w:u w:val="none"/>
-                <w:sz w:val="18"/>
-                <w:szCs w:val="18"/>
-                <w:color w:val="000000"/>
-              </w:rPr>
-            </w:pPr>
-            <w:r>
-              <w:rPr>
-                <w:rFonts w:ascii="Arial" w:hAnsi="Arial" w:eastAsia="Arial" w:cs="Arial"/>
-                <w:i w:val="false"/>
-                <w:b w:val="false"/>
-                <w:u w:val="none"/>
-                <w:sz w:val="18"/>
-                <w:szCs w:val="18"/>
-                <w:color w:val="000000"/>
-              </w:rPr>
-              <w:t xml:space="preserve">3 (4.9)</w:t>
+              <w:t xml:space="preserve">12 (4.2)</w:t>
+            </w:r>
+          </w:p>
+        </w:tc>
+        <w:tc>
+          <w:tcPr>
+            <w:tcBorders>
+              <w:bottom w:val="single" w:sz="6" w:space="0" w:color="666666"/>
+              <w:top w:val="single" w:sz="6" w:space="0" w:color="666666"/>
+              <w:left w:val="none" w:sz="0" w:space="0" w:color="000000"/>
+              <w:right w:val="none" w:sz="0" w:space="0" w:color="000000"/>
+            </w:tcBorders>
+            <w:shd w:val="clear" w:color="auto" w:fill="FFFFFF"/>
+            <w:tcMar>
+              <w:top w:w="0" w:type="dxa"/>
+              <w:bottom w:w="0" w:type="dxa"/>
+              <w:left w:w="0" w:type="dxa"/>
+              <w:right w:w="0" w:type="dxa"/>
+            </w:tcMar>
+            <w:vAlign w:val="center"/>
+          </w:tcPr>
+          <w:p>
+            <w:pPr>
+              <w:pStyle w:val="Normal"/>
+              <w:jc w:val="left"/>
+              <w:pBdr>
+                <w:bottom w:val="none" w:sz="0" w:space="0" w:color="000000"/>
+                <w:top w:val="none" w:sz="0" w:space="0" w:color="000000"/>
+                <w:left w:val="none" w:sz="0" w:space="0" w:color="000000"/>
+                <w:right w:val="none" w:sz="0" w:space="0" w:color="000000"/>
+              </w:pBdr>
+              <w:spacing w:after="100" w:before="100" w:line="240"/>
+              <w:ind w:left="100" w:right="100" w:firstLine="0" w:firstLineChars="0"/>
+              <w:rPr>
+                <w:rFonts w:ascii="Arial" w:hAnsi="Arial" w:eastAsia="Arial" w:cs="Arial"/>
+                <w:i w:val="false"/>
+                <w:b w:val="false"/>
+                <w:u w:val="none"/>
+                <w:sz w:val="18"/>
+                <w:szCs w:val="18"/>
+                <w:color w:val="000000"/>
+              </w:rPr>
+            </w:pPr>
+            <w:r>
+              <w:rPr>
+                <w:rFonts w:ascii="Arial" w:hAnsi="Arial" w:eastAsia="Arial" w:cs="Arial"/>
+                <w:i w:val="false"/>
+                <w:b w:val="false"/>
+                <w:u w:val="none"/>
+                <w:sz w:val="18"/>
+                <w:szCs w:val="18"/>
+                <w:color w:val="000000"/>
+              </w:rPr>
+              <w:t xml:space="preserve">6 (4.7)</w:t>
+            </w:r>
+          </w:p>
+        </w:tc>
+        <w:tc>
+          <w:tcPr>
+            <w:tcBorders>
+              <w:bottom w:val="single" w:sz="6" w:space="0" w:color="666666"/>
+              <w:top w:val="single" w:sz="6" w:space="0" w:color="666666"/>
+              <w:left w:val="none" w:sz="0" w:space="0" w:color="000000"/>
+              <w:right w:val="none" w:sz="0" w:space="0" w:color="000000"/>
+            </w:tcBorders>
+            <w:shd w:val="clear" w:color="auto" w:fill="FFFFFF"/>
+            <w:tcMar>
+              <w:top w:w="0" w:type="dxa"/>
+              <w:bottom w:w="0" w:type="dxa"/>
+              <w:left w:w="0" w:type="dxa"/>
+              <w:right w:w="0" w:type="dxa"/>
+            </w:tcMar>
+            <w:vAlign w:val="center"/>
+          </w:tcPr>
+          <w:p>
+            <w:pPr>
+              <w:pStyle w:val="Normal"/>
+              <w:jc w:val="left"/>
+              <w:pBdr>
+                <w:bottom w:val="none" w:sz="0" w:space="0" w:color="000000"/>
+                <w:top w:val="none" w:sz="0" w:space="0" w:color="000000"/>
+                <w:left w:val="none" w:sz="0" w:space="0" w:color="000000"/>
+                <w:right w:val="none" w:sz="0" w:space="0" w:color="000000"/>
+              </w:pBdr>
+              <w:spacing w:after="100" w:before="100" w:line="240"/>
+              <w:ind w:left="100" w:right="100" w:firstLine="0" w:firstLineChars="0"/>
+              <w:rPr>
+                <w:rFonts w:ascii="Arial" w:hAnsi="Arial" w:eastAsia="Arial" w:cs="Arial"/>
+                <w:i w:val="false"/>
+                <w:b w:val="false"/>
+                <w:u w:val="none"/>
+                <w:sz w:val="18"/>
+                <w:szCs w:val="18"/>
+                <w:color w:val="000000"/>
+              </w:rPr>
+            </w:pPr>
+            <w:r>
+              <w:rPr>
+                <w:rFonts w:ascii="Arial" w:hAnsi="Arial" w:eastAsia="Arial" w:cs="Arial"/>
+                <w:i w:val="false"/>
+                <w:b w:val="false"/>
+                <w:u w:val="none"/>
+                <w:sz w:val="18"/>
+                <w:szCs w:val="18"/>
+                <w:color w:val="000000"/>
+              </w:rPr>
+              <w:t xml:space="preserve">3 (4.8)</w:t>
             </w:r>
           </w:p>
         </w:tc>
@@ -25979,166 +25979,166 @@
                 <w:szCs w:val="18"/>
                 <w:color w:val="000000"/>
               </w:rPr>
-              <w:t xml:space="preserve">65 (24.2)</w:t>
-            </w:r>
-          </w:p>
-        </w:tc>
-        <w:tc>
-          <w:tcPr>
-            <w:tcBorders>
-              <w:bottom w:val="single" w:sz="6" w:space="0" w:color="666666"/>
-              <w:top w:val="single" w:sz="6" w:space="0" w:color="666666"/>
-              <w:left w:val="none" w:sz="0" w:space="0" w:color="000000"/>
-              <w:right w:val="none" w:sz="0" w:space="0" w:color="000000"/>
-            </w:tcBorders>
-            <w:shd w:val="clear" w:color="auto" w:fill="FFFFFF"/>
-            <w:tcMar>
-              <w:top w:w="0" w:type="dxa"/>
-              <w:bottom w:w="0" w:type="dxa"/>
-              <w:left w:w="0" w:type="dxa"/>
-              <w:right w:w="0" w:type="dxa"/>
-            </w:tcMar>
-            <w:vAlign w:val="center"/>
-          </w:tcPr>
-          <w:p>
-            <w:pPr>
-              <w:pStyle w:val="Normal"/>
-              <w:jc w:val="left"/>
-              <w:pBdr>
-                <w:bottom w:val="none" w:sz="0" w:space="0" w:color="000000"/>
-                <w:top w:val="none" w:sz="0" w:space="0" w:color="000000"/>
-                <w:left w:val="none" w:sz="0" w:space="0" w:color="000000"/>
-                <w:right w:val="none" w:sz="0" w:space="0" w:color="000000"/>
-              </w:pBdr>
-              <w:spacing w:after="100" w:before="100" w:line="240"/>
-              <w:ind w:left="100" w:right="100" w:firstLine="0" w:firstLineChars="0"/>
-              <w:rPr>
-                <w:rFonts w:ascii="Arial" w:hAnsi="Arial" w:eastAsia="Arial" w:cs="Arial"/>
-                <w:i w:val="false"/>
-                <w:b w:val="false"/>
-                <w:u w:val="none"/>
-                <w:sz w:val="18"/>
-                <w:szCs w:val="18"/>
-                <w:color w:val="000000"/>
-              </w:rPr>
-            </w:pPr>
-            <w:r>
-              <w:rPr>
-                <w:rFonts w:ascii="Arial" w:hAnsi="Arial" w:eastAsia="Arial" w:cs="Arial"/>
-                <w:i w:val="false"/>
-                <w:b w:val="false"/>
-                <w:u w:val="none"/>
-                <w:sz w:val="18"/>
-                <w:szCs w:val="18"/>
-                <w:color w:val="000000"/>
-              </w:rPr>
-              <w:t xml:space="preserve">38 (29.2)</w:t>
-            </w:r>
-          </w:p>
-        </w:tc>
-        <w:tc>
-          <w:tcPr>
-            <w:tcBorders>
-              <w:bottom w:val="single" w:sz="6" w:space="0" w:color="666666"/>
-              <w:top w:val="single" w:sz="6" w:space="0" w:color="666666"/>
-              <w:left w:val="none" w:sz="0" w:space="0" w:color="000000"/>
-              <w:right w:val="none" w:sz="0" w:space="0" w:color="000000"/>
-            </w:tcBorders>
-            <w:shd w:val="clear" w:color="auto" w:fill="FFFFFF"/>
-            <w:tcMar>
-              <w:top w:w="0" w:type="dxa"/>
-              <w:bottom w:w="0" w:type="dxa"/>
-              <w:left w:w="0" w:type="dxa"/>
-              <w:right w:w="0" w:type="dxa"/>
-            </w:tcMar>
-            <w:vAlign w:val="center"/>
-          </w:tcPr>
-          <w:p>
-            <w:pPr>
-              <w:pStyle w:val="Normal"/>
-              <w:jc w:val="left"/>
-              <w:pBdr>
-                <w:bottom w:val="none" w:sz="0" w:space="0" w:color="000000"/>
-                <w:top w:val="none" w:sz="0" w:space="0" w:color="000000"/>
-                <w:left w:val="none" w:sz="0" w:space="0" w:color="000000"/>
-                <w:right w:val="none" w:sz="0" w:space="0" w:color="000000"/>
-              </w:pBdr>
-              <w:spacing w:after="100" w:before="100" w:line="240"/>
-              <w:ind w:left="100" w:right="100" w:firstLine="0" w:firstLineChars="0"/>
-              <w:rPr>
-                <w:rFonts w:ascii="Arial" w:hAnsi="Arial" w:eastAsia="Arial" w:cs="Arial"/>
-                <w:i w:val="false"/>
-                <w:b w:val="false"/>
-                <w:u w:val="none"/>
-                <w:sz w:val="18"/>
-                <w:szCs w:val="18"/>
-                <w:color w:val="000000"/>
-              </w:rPr>
-            </w:pPr>
-            <w:r>
-              <w:rPr>
-                <w:rFonts w:ascii="Arial" w:hAnsi="Arial" w:eastAsia="Arial" w:cs="Arial"/>
-                <w:i w:val="false"/>
-                <w:b w:val="false"/>
-                <w:u w:val="none"/>
-                <w:sz w:val="18"/>
-                <w:szCs w:val="18"/>
-                <w:color w:val="000000"/>
-              </w:rPr>
-              <w:t xml:space="preserve">14 (23.0)</w:t>
-            </w:r>
-          </w:p>
-        </w:tc>
-        <w:tc>
-          <w:tcPr>
-            <w:tcBorders>
-              <w:bottom w:val="single" w:sz="6" w:space="0" w:color="666666"/>
-              <w:top w:val="single" w:sz="6" w:space="0" w:color="666666"/>
-              <w:left w:val="none" w:sz="0" w:space="0" w:color="000000"/>
-              <w:right w:val="none" w:sz="0" w:space="0" w:color="000000"/>
-            </w:tcBorders>
-            <w:shd w:val="clear" w:color="auto" w:fill="FFFFFF"/>
-            <w:tcMar>
-              <w:top w:w="0" w:type="dxa"/>
-              <w:bottom w:w="0" w:type="dxa"/>
-              <w:left w:w="0" w:type="dxa"/>
-              <w:right w:w="0" w:type="dxa"/>
-            </w:tcMar>
-            <w:vAlign w:val="center"/>
-          </w:tcPr>
-          <w:p>
-            <w:pPr>
-              <w:pStyle w:val="Normal"/>
-              <w:jc w:val="left"/>
-              <w:pBdr>
-                <w:bottom w:val="none" w:sz="0" w:space="0" w:color="000000"/>
-                <w:top w:val="none" w:sz="0" w:space="0" w:color="000000"/>
-                <w:left w:val="none" w:sz="0" w:space="0" w:color="000000"/>
-                <w:right w:val="none" w:sz="0" w:space="0" w:color="000000"/>
-              </w:pBdr>
-              <w:spacing w:after="100" w:before="100" w:line="240"/>
-              <w:ind w:left="100" w:right="100" w:firstLine="0" w:firstLineChars="0"/>
-              <w:rPr>
-                <w:rFonts w:ascii="Arial" w:hAnsi="Arial" w:eastAsia="Arial" w:cs="Arial"/>
-                <w:i w:val="false"/>
-                <w:b w:val="false"/>
-                <w:u w:val="none"/>
-                <w:sz w:val="18"/>
-                <w:szCs w:val="18"/>
-                <w:color w:val="000000"/>
-              </w:rPr>
-            </w:pPr>
-            <w:r>
-              <w:rPr>
-                <w:rFonts w:ascii="Arial" w:hAnsi="Arial" w:eastAsia="Arial" w:cs="Arial"/>
-                <w:i w:val="false"/>
-                <w:b w:val="false"/>
-                <w:u w:val="none"/>
-                <w:sz w:val="18"/>
-                <w:szCs w:val="18"/>
-                <w:color w:val="000000"/>
-              </w:rPr>
-              <w:t xml:space="preserve">0.493</w:t>
+              <w:t xml:space="preserve">69 (24.4)</w:t>
+            </w:r>
+          </w:p>
+        </w:tc>
+        <w:tc>
+          <w:tcPr>
+            <w:tcBorders>
+              <w:bottom w:val="single" w:sz="6" w:space="0" w:color="666666"/>
+              <w:top w:val="single" w:sz="6" w:space="0" w:color="666666"/>
+              <w:left w:val="none" w:sz="0" w:space="0" w:color="000000"/>
+              <w:right w:val="none" w:sz="0" w:space="0" w:color="000000"/>
+            </w:tcBorders>
+            <w:shd w:val="clear" w:color="auto" w:fill="FFFFFF"/>
+            <w:tcMar>
+              <w:top w:w="0" w:type="dxa"/>
+              <w:bottom w:w="0" w:type="dxa"/>
+              <w:left w:w="0" w:type="dxa"/>
+              <w:right w:w="0" w:type="dxa"/>
+            </w:tcMar>
+            <w:vAlign w:val="center"/>
+          </w:tcPr>
+          <w:p>
+            <w:pPr>
+              <w:pStyle w:val="Normal"/>
+              <w:jc w:val="left"/>
+              <w:pBdr>
+                <w:bottom w:val="none" w:sz="0" w:space="0" w:color="000000"/>
+                <w:top w:val="none" w:sz="0" w:space="0" w:color="000000"/>
+                <w:left w:val="none" w:sz="0" w:space="0" w:color="000000"/>
+                <w:right w:val="none" w:sz="0" w:space="0" w:color="000000"/>
+              </w:pBdr>
+              <w:spacing w:after="100" w:before="100" w:line="240"/>
+              <w:ind w:left="100" w:right="100" w:firstLine="0" w:firstLineChars="0"/>
+              <w:rPr>
+                <w:rFonts w:ascii="Arial" w:hAnsi="Arial" w:eastAsia="Arial" w:cs="Arial"/>
+                <w:i w:val="false"/>
+                <w:b w:val="false"/>
+                <w:u w:val="none"/>
+                <w:sz w:val="18"/>
+                <w:szCs w:val="18"/>
+                <w:color w:val="000000"/>
+              </w:rPr>
+            </w:pPr>
+            <w:r>
+              <w:rPr>
+                <w:rFonts w:ascii="Arial" w:hAnsi="Arial" w:eastAsia="Arial" w:cs="Arial"/>
+                <w:i w:val="false"/>
+                <w:b w:val="false"/>
+                <w:u w:val="none"/>
+                <w:sz w:val="18"/>
+                <w:szCs w:val="18"/>
+                <w:color w:val="000000"/>
+              </w:rPr>
+              <w:t xml:space="preserve">40 (31.2)</w:t>
+            </w:r>
+          </w:p>
+        </w:tc>
+        <w:tc>
+          <w:tcPr>
+            <w:tcBorders>
+              <w:bottom w:val="single" w:sz="6" w:space="0" w:color="666666"/>
+              <w:top w:val="single" w:sz="6" w:space="0" w:color="666666"/>
+              <w:left w:val="none" w:sz="0" w:space="0" w:color="000000"/>
+              <w:right w:val="none" w:sz="0" w:space="0" w:color="000000"/>
+            </w:tcBorders>
+            <w:shd w:val="clear" w:color="auto" w:fill="FFFFFF"/>
+            <w:tcMar>
+              <w:top w:w="0" w:type="dxa"/>
+              <w:bottom w:w="0" w:type="dxa"/>
+              <w:left w:w="0" w:type="dxa"/>
+              <w:right w:w="0" w:type="dxa"/>
+            </w:tcMar>
+            <w:vAlign w:val="center"/>
+          </w:tcPr>
+          <w:p>
+            <w:pPr>
+              <w:pStyle w:val="Normal"/>
+              <w:jc w:val="left"/>
+              <w:pBdr>
+                <w:bottom w:val="none" w:sz="0" w:space="0" w:color="000000"/>
+                <w:top w:val="none" w:sz="0" w:space="0" w:color="000000"/>
+                <w:left w:val="none" w:sz="0" w:space="0" w:color="000000"/>
+                <w:right w:val="none" w:sz="0" w:space="0" w:color="000000"/>
+              </w:pBdr>
+              <w:spacing w:after="100" w:before="100" w:line="240"/>
+              <w:ind w:left="100" w:right="100" w:firstLine="0" w:firstLineChars="0"/>
+              <w:rPr>
+                <w:rFonts w:ascii="Arial" w:hAnsi="Arial" w:eastAsia="Arial" w:cs="Arial"/>
+                <w:i w:val="false"/>
+                <w:b w:val="false"/>
+                <w:u w:val="none"/>
+                <w:sz w:val="18"/>
+                <w:szCs w:val="18"/>
+                <w:color w:val="000000"/>
+              </w:rPr>
+            </w:pPr>
+            <w:r>
+              <w:rPr>
+                <w:rFonts w:ascii="Arial" w:hAnsi="Arial" w:eastAsia="Arial" w:cs="Arial"/>
+                <w:i w:val="false"/>
+                <w:b w:val="false"/>
+                <w:u w:val="none"/>
+                <w:sz w:val="18"/>
+                <w:szCs w:val="18"/>
+                <w:color w:val="000000"/>
+              </w:rPr>
+              <w:t xml:space="preserve">15 (23.8)</w:t>
+            </w:r>
+          </w:p>
+        </w:tc>
+        <w:tc>
+          <w:tcPr>
+            <w:tcBorders>
+              <w:bottom w:val="single" w:sz="6" w:space="0" w:color="666666"/>
+              <w:top w:val="single" w:sz="6" w:space="0" w:color="666666"/>
+              <w:left w:val="none" w:sz="0" w:space="0" w:color="000000"/>
+              <w:right w:val="none" w:sz="0" w:space="0" w:color="000000"/>
+            </w:tcBorders>
+            <w:shd w:val="clear" w:color="auto" w:fill="FFFFFF"/>
+            <w:tcMar>
+              <w:top w:w="0" w:type="dxa"/>
+              <w:bottom w:w="0" w:type="dxa"/>
+              <w:left w:w="0" w:type="dxa"/>
+              <w:right w:w="0" w:type="dxa"/>
+            </w:tcMar>
+            <w:vAlign w:val="center"/>
+          </w:tcPr>
+          <w:p>
+            <w:pPr>
+              <w:pStyle w:val="Normal"/>
+              <w:jc w:val="left"/>
+              <w:pBdr>
+                <w:bottom w:val="none" w:sz="0" w:space="0" w:color="000000"/>
+                <w:top w:val="none" w:sz="0" w:space="0" w:color="000000"/>
+                <w:left w:val="none" w:sz="0" w:space="0" w:color="000000"/>
+                <w:right w:val="none" w:sz="0" w:space="0" w:color="000000"/>
+              </w:pBdr>
+              <w:spacing w:after="100" w:before="100" w:line="240"/>
+              <w:ind w:left="100" w:right="100" w:firstLine="0" w:firstLineChars="0"/>
+              <w:rPr>
+                <w:rFonts w:ascii="Arial" w:hAnsi="Arial" w:eastAsia="Arial" w:cs="Arial"/>
+                <w:i w:val="false"/>
+                <w:b w:val="false"/>
+                <w:u w:val="none"/>
+                <w:sz w:val="18"/>
+                <w:szCs w:val="18"/>
+                <w:color w:val="000000"/>
+              </w:rPr>
+            </w:pPr>
+            <w:r>
+              <w:rPr>
+                <w:rFonts w:ascii="Arial" w:hAnsi="Arial" w:eastAsia="Arial" w:cs="Arial"/>
+                <w:i w:val="false"/>
+                <w:b w:val="false"/>
+                <w:u w:val="none"/>
+                <w:sz w:val="18"/>
+                <w:szCs w:val="18"/>
+                <w:color w:val="000000"/>
+              </w:rPr>
+              <w:t xml:space="preserve">0.307</w:t>
             </w:r>
           </w:p>
         </w:tc>
@@ -26244,7 +26244,7 @@
                 <w:szCs w:val="18"/>
                 <w:color w:val="000000"/>
               </w:rPr>
-              <w:t xml:space="preserve">0.336</w:t>
+              <w:t xml:space="preserve">0.180</w:t>
             </w:r>
           </w:p>
         </w:tc>
@@ -26409,113 +26409,113 @@
                 <w:szCs w:val="18"/>
                 <w:color w:val="000000"/>
               </w:rPr>
-              <w:t xml:space="preserve">204 (75.8)</w:t>
-            </w:r>
-          </w:p>
-        </w:tc>
-        <w:tc>
-          <w:tcPr>
-            <w:tcBorders>
-              <w:bottom w:val="single" w:sz="6" w:space="0" w:color="666666"/>
-              <w:top w:val="single" w:sz="6" w:space="0" w:color="666666"/>
-              <w:left w:val="none" w:sz="0" w:space="0" w:color="000000"/>
-              <w:right w:val="none" w:sz="0" w:space="0" w:color="000000"/>
-            </w:tcBorders>
-            <w:shd w:val="clear" w:color="auto" w:fill="FFFFFF"/>
-            <w:tcMar>
-              <w:top w:w="0" w:type="dxa"/>
-              <w:bottom w:w="0" w:type="dxa"/>
-              <w:left w:w="0" w:type="dxa"/>
-              <w:right w:w="0" w:type="dxa"/>
-            </w:tcMar>
-            <w:vAlign w:val="center"/>
-          </w:tcPr>
-          <w:p>
-            <w:pPr>
-              <w:pStyle w:val="Normal"/>
-              <w:jc w:val="left"/>
-              <w:pBdr>
-                <w:bottom w:val="none" w:sz="0" w:space="0" w:color="000000"/>
-                <w:top w:val="none" w:sz="0" w:space="0" w:color="000000"/>
-                <w:left w:val="none" w:sz="0" w:space="0" w:color="000000"/>
-                <w:right w:val="none" w:sz="0" w:space="0" w:color="000000"/>
-              </w:pBdr>
-              <w:spacing w:after="100" w:before="100" w:line="240"/>
-              <w:ind w:left="100" w:right="100" w:firstLine="0" w:firstLineChars="0"/>
-              <w:rPr>
-                <w:rFonts w:ascii="Arial" w:hAnsi="Arial" w:eastAsia="Arial" w:cs="Arial"/>
-                <w:i w:val="false"/>
-                <w:b w:val="false"/>
-                <w:u w:val="none"/>
-                <w:sz w:val="18"/>
-                <w:szCs w:val="18"/>
-                <w:color w:val="000000"/>
-              </w:rPr>
-            </w:pPr>
-            <w:r>
-              <w:rPr>
-                <w:rFonts w:ascii="Arial" w:hAnsi="Arial" w:eastAsia="Arial" w:cs="Arial"/>
-                <w:i w:val="false"/>
-                <w:b w:val="false"/>
-                <w:u w:val="none"/>
-                <w:sz w:val="18"/>
-                <w:szCs w:val="18"/>
-                <w:color w:val="000000"/>
-              </w:rPr>
-              <w:t xml:space="preserve">92 (70.8)</w:t>
-            </w:r>
-          </w:p>
-        </w:tc>
-        <w:tc>
-          <w:tcPr>
-            <w:tcBorders>
-              <w:bottom w:val="single" w:sz="6" w:space="0" w:color="666666"/>
-              <w:top w:val="single" w:sz="6" w:space="0" w:color="666666"/>
-              <w:left w:val="none" w:sz="0" w:space="0" w:color="000000"/>
-              <w:right w:val="none" w:sz="0" w:space="0" w:color="000000"/>
-            </w:tcBorders>
-            <w:shd w:val="clear" w:color="auto" w:fill="FFFFFF"/>
-            <w:tcMar>
-              <w:top w:w="0" w:type="dxa"/>
-              <w:bottom w:w="0" w:type="dxa"/>
-              <w:left w:w="0" w:type="dxa"/>
-              <w:right w:w="0" w:type="dxa"/>
-            </w:tcMar>
-            <w:vAlign w:val="center"/>
-          </w:tcPr>
-          <w:p>
-            <w:pPr>
-              <w:pStyle w:val="Normal"/>
-              <w:jc w:val="left"/>
-              <w:pBdr>
-                <w:bottom w:val="none" w:sz="0" w:space="0" w:color="000000"/>
-                <w:top w:val="none" w:sz="0" w:space="0" w:color="000000"/>
-                <w:left w:val="none" w:sz="0" w:space="0" w:color="000000"/>
-                <w:right w:val="none" w:sz="0" w:space="0" w:color="000000"/>
-              </w:pBdr>
-              <w:spacing w:after="100" w:before="100" w:line="240"/>
-              <w:ind w:left="100" w:right="100" w:firstLine="0" w:firstLineChars="0"/>
-              <w:rPr>
-                <w:rFonts w:ascii="Arial" w:hAnsi="Arial" w:eastAsia="Arial" w:cs="Arial"/>
-                <w:i w:val="false"/>
-                <w:b w:val="false"/>
-                <w:u w:val="none"/>
-                <w:sz w:val="18"/>
-                <w:szCs w:val="18"/>
-                <w:color w:val="000000"/>
-              </w:rPr>
-            </w:pPr>
-            <w:r>
-              <w:rPr>
-                <w:rFonts w:ascii="Arial" w:hAnsi="Arial" w:eastAsia="Arial" w:cs="Arial"/>
-                <w:i w:val="false"/>
-                <w:b w:val="false"/>
-                <w:u w:val="none"/>
-                <w:sz w:val="18"/>
-                <w:szCs w:val="18"/>
-                <w:color w:val="000000"/>
-              </w:rPr>
-              <w:t xml:space="preserve">47 (77.0)</w:t>
+              <w:t xml:space="preserve">214 (75.6)</w:t>
+            </w:r>
+          </w:p>
+        </w:tc>
+        <w:tc>
+          <w:tcPr>
+            <w:tcBorders>
+              <w:bottom w:val="single" w:sz="6" w:space="0" w:color="666666"/>
+              <w:top w:val="single" w:sz="6" w:space="0" w:color="666666"/>
+              <w:left w:val="none" w:sz="0" w:space="0" w:color="000000"/>
+              <w:right w:val="none" w:sz="0" w:space="0" w:color="000000"/>
+            </w:tcBorders>
+            <w:shd w:val="clear" w:color="auto" w:fill="FFFFFF"/>
+            <w:tcMar>
+              <w:top w:w="0" w:type="dxa"/>
+              <w:bottom w:w="0" w:type="dxa"/>
+              <w:left w:w="0" w:type="dxa"/>
+              <w:right w:w="0" w:type="dxa"/>
+            </w:tcMar>
+            <w:vAlign w:val="center"/>
+          </w:tcPr>
+          <w:p>
+            <w:pPr>
+              <w:pStyle w:val="Normal"/>
+              <w:jc w:val="left"/>
+              <w:pBdr>
+                <w:bottom w:val="none" w:sz="0" w:space="0" w:color="000000"/>
+                <w:top w:val="none" w:sz="0" w:space="0" w:color="000000"/>
+                <w:left w:val="none" w:sz="0" w:space="0" w:color="000000"/>
+                <w:right w:val="none" w:sz="0" w:space="0" w:color="000000"/>
+              </w:pBdr>
+              <w:spacing w:after="100" w:before="100" w:line="240"/>
+              <w:ind w:left="100" w:right="100" w:firstLine="0" w:firstLineChars="0"/>
+              <w:rPr>
+                <w:rFonts w:ascii="Arial" w:hAnsi="Arial" w:eastAsia="Arial" w:cs="Arial"/>
+                <w:i w:val="false"/>
+                <w:b w:val="false"/>
+                <w:u w:val="none"/>
+                <w:sz w:val="18"/>
+                <w:szCs w:val="18"/>
+                <w:color w:val="000000"/>
+              </w:rPr>
+            </w:pPr>
+            <w:r>
+              <w:rPr>
+                <w:rFonts w:ascii="Arial" w:hAnsi="Arial" w:eastAsia="Arial" w:cs="Arial"/>
+                <w:i w:val="false"/>
+                <w:b w:val="false"/>
+                <w:u w:val="none"/>
+                <w:sz w:val="18"/>
+                <w:szCs w:val="18"/>
+                <w:color w:val="000000"/>
+              </w:rPr>
+              <w:t xml:space="preserve">88 (68.8)</w:t>
+            </w:r>
+          </w:p>
+        </w:tc>
+        <w:tc>
+          <w:tcPr>
+            <w:tcBorders>
+              <w:bottom w:val="single" w:sz="6" w:space="0" w:color="666666"/>
+              <w:top w:val="single" w:sz="6" w:space="0" w:color="666666"/>
+              <w:left w:val="none" w:sz="0" w:space="0" w:color="000000"/>
+              <w:right w:val="none" w:sz="0" w:space="0" w:color="000000"/>
+            </w:tcBorders>
+            <w:shd w:val="clear" w:color="auto" w:fill="FFFFFF"/>
+            <w:tcMar>
+              <w:top w:w="0" w:type="dxa"/>
+              <w:bottom w:w="0" w:type="dxa"/>
+              <w:left w:w="0" w:type="dxa"/>
+              <w:right w:w="0" w:type="dxa"/>
+            </w:tcMar>
+            <w:vAlign w:val="center"/>
+          </w:tcPr>
+          <w:p>
+            <w:pPr>
+              <w:pStyle w:val="Normal"/>
+              <w:jc w:val="left"/>
+              <w:pBdr>
+                <w:bottom w:val="none" w:sz="0" w:space="0" w:color="000000"/>
+                <w:top w:val="none" w:sz="0" w:space="0" w:color="000000"/>
+                <w:left w:val="none" w:sz="0" w:space="0" w:color="000000"/>
+                <w:right w:val="none" w:sz="0" w:space="0" w:color="000000"/>
+              </w:pBdr>
+              <w:spacing w:after="100" w:before="100" w:line="240"/>
+              <w:ind w:left="100" w:right="100" w:firstLine="0" w:firstLineChars="0"/>
+              <w:rPr>
+                <w:rFonts w:ascii="Arial" w:hAnsi="Arial" w:eastAsia="Arial" w:cs="Arial"/>
+                <w:i w:val="false"/>
+                <w:b w:val="false"/>
+                <w:u w:val="none"/>
+                <w:sz w:val="18"/>
+                <w:szCs w:val="18"/>
+                <w:color w:val="000000"/>
+              </w:rPr>
+            </w:pPr>
+            <w:r>
+              <w:rPr>
+                <w:rFonts w:ascii="Arial" w:hAnsi="Arial" w:eastAsia="Arial" w:cs="Arial"/>
+                <w:i w:val="false"/>
+                <w:b w:val="false"/>
+                <w:u w:val="none"/>
+                <w:sz w:val="18"/>
+                <w:szCs w:val="18"/>
+                <w:color w:val="000000"/>
+              </w:rPr>
+              <w:t xml:space="preserve">48 (76.2)</w:t>
             </w:r>
           </w:p>
         </w:tc>
@@ -26839,166 +26839,166 @@
                 <w:szCs w:val="18"/>
                 <w:color w:val="000000"/>
               </w:rPr>
-              <w:t xml:space="preserve">5.45 (1.41)</w:t>
-            </w:r>
-          </w:p>
-        </w:tc>
-        <w:tc>
-          <w:tcPr>
-            <w:tcBorders>
-              <w:bottom w:val="single" w:sz="6" w:space="0" w:color="666666"/>
-              <w:top w:val="single" w:sz="6" w:space="0" w:color="666666"/>
-              <w:left w:val="none" w:sz="0" w:space="0" w:color="000000"/>
-              <w:right w:val="none" w:sz="0" w:space="0" w:color="000000"/>
-            </w:tcBorders>
-            <w:shd w:val="clear" w:color="auto" w:fill="FFFFFF"/>
-            <w:tcMar>
-              <w:top w:w="0" w:type="dxa"/>
-              <w:bottom w:w="0" w:type="dxa"/>
-              <w:left w:w="0" w:type="dxa"/>
-              <w:right w:w="0" w:type="dxa"/>
-            </w:tcMar>
-            <w:vAlign w:val="center"/>
-          </w:tcPr>
-          <w:p>
-            <w:pPr>
-              <w:pStyle w:val="Normal"/>
-              <w:jc w:val="left"/>
-              <w:pBdr>
-                <w:bottom w:val="none" w:sz="0" w:space="0" w:color="000000"/>
-                <w:top w:val="none" w:sz="0" w:space="0" w:color="000000"/>
-                <w:left w:val="none" w:sz="0" w:space="0" w:color="000000"/>
-                <w:right w:val="none" w:sz="0" w:space="0" w:color="000000"/>
-              </w:pBdr>
-              <w:spacing w:after="100" w:before="100" w:line="240"/>
-              <w:ind w:left="100" w:right="100" w:firstLine="0" w:firstLineChars="0"/>
-              <w:rPr>
-                <w:rFonts w:ascii="Arial" w:hAnsi="Arial" w:eastAsia="Arial" w:cs="Arial"/>
-                <w:i w:val="false"/>
-                <w:b w:val="false"/>
-                <w:u w:val="none"/>
-                <w:sz w:val="18"/>
-                <w:szCs w:val="18"/>
-                <w:color w:val="000000"/>
-              </w:rPr>
-            </w:pPr>
-            <w:r>
-              <w:rPr>
-                <w:rFonts w:ascii="Arial" w:hAnsi="Arial" w:eastAsia="Arial" w:cs="Arial"/>
-                <w:i w:val="false"/>
-                <w:b w:val="false"/>
-                <w:u w:val="none"/>
-                <w:sz w:val="18"/>
-                <w:szCs w:val="18"/>
-                <w:color w:val="000000"/>
-              </w:rPr>
-              <w:t xml:space="preserve">5.25 (1.26)</w:t>
-            </w:r>
-          </w:p>
-        </w:tc>
-        <w:tc>
-          <w:tcPr>
-            <w:tcBorders>
-              <w:bottom w:val="single" w:sz="6" w:space="0" w:color="666666"/>
-              <w:top w:val="single" w:sz="6" w:space="0" w:color="666666"/>
-              <w:left w:val="none" w:sz="0" w:space="0" w:color="000000"/>
-              <w:right w:val="none" w:sz="0" w:space="0" w:color="000000"/>
-            </w:tcBorders>
-            <w:shd w:val="clear" w:color="auto" w:fill="FFFFFF"/>
-            <w:tcMar>
-              <w:top w:w="0" w:type="dxa"/>
-              <w:bottom w:w="0" w:type="dxa"/>
-              <w:left w:w="0" w:type="dxa"/>
-              <w:right w:w="0" w:type="dxa"/>
-            </w:tcMar>
-            <w:vAlign w:val="center"/>
-          </w:tcPr>
-          <w:p>
-            <w:pPr>
-              <w:pStyle w:val="Normal"/>
-              <w:jc w:val="left"/>
-              <w:pBdr>
-                <w:bottom w:val="none" w:sz="0" w:space="0" w:color="000000"/>
-                <w:top w:val="none" w:sz="0" w:space="0" w:color="000000"/>
-                <w:left w:val="none" w:sz="0" w:space="0" w:color="000000"/>
-                <w:right w:val="none" w:sz="0" w:space="0" w:color="000000"/>
-              </w:pBdr>
-              <w:spacing w:after="100" w:before="100" w:line="240"/>
-              <w:ind w:left="100" w:right="100" w:firstLine="0" w:firstLineChars="0"/>
-              <w:rPr>
-                <w:rFonts w:ascii="Arial" w:hAnsi="Arial" w:eastAsia="Arial" w:cs="Arial"/>
-                <w:i w:val="false"/>
-                <w:b w:val="false"/>
-                <w:u w:val="none"/>
-                <w:sz w:val="18"/>
-                <w:szCs w:val="18"/>
-                <w:color w:val="000000"/>
-              </w:rPr>
-            </w:pPr>
-            <w:r>
-              <w:rPr>
-                <w:rFonts w:ascii="Arial" w:hAnsi="Arial" w:eastAsia="Arial" w:cs="Arial"/>
-                <w:i w:val="false"/>
-                <w:b w:val="false"/>
-                <w:u w:val="none"/>
-                <w:sz w:val="18"/>
-                <w:szCs w:val="18"/>
-                <w:color w:val="000000"/>
-              </w:rPr>
-              <w:t xml:space="preserve">5.15 (1.36)</w:t>
-            </w:r>
-          </w:p>
-        </w:tc>
-        <w:tc>
-          <w:tcPr>
-            <w:tcBorders>
-              <w:bottom w:val="single" w:sz="6" w:space="0" w:color="666666"/>
-              <w:top w:val="single" w:sz="6" w:space="0" w:color="666666"/>
-              <w:left w:val="none" w:sz="0" w:space="0" w:color="000000"/>
-              <w:right w:val="none" w:sz="0" w:space="0" w:color="000000"/>
-            </w:tcBorders>
-            <w:shd w:val="clear" w:color="auto" w:fill="FFFFFF"/>
-            <w:tcMar>
-              <w:top w:w="0" w:type="dxa"/>
-              <w:bottom w:w="0" w:type="dxa"/>
-              <w:left w:w="0" w:type="dxa"/>
-              <w:right w:w="0" w:type="dxa"/>
-            </w:tcMar>
-            <w:vAlign w:val="center"/>
-          </w:tcPr>
-          <w:p>
-            <w:pPr>
-              <w:pStyle w:val="Normal"/>
-              <w:jc w:val="left"/>
-              <w:pBdr>
-                <w:bottom w:val="none" w:sz="0" w:space="0" w:color="000000"/>
-                <w:top w:val="none" w:sz="0" w:space="0" w:color="000000"/>
-                <w:left w:val="none" w:sz="0" w:space="0" w:color="000000"/>
-                <w:right w:val="none" w:sz="0" w:space="0" w:color="000000"/>
-              </w:pBdr>
-              <w:spacing w:after="100" w:before="100" w:line="240"/>
-              <w:ind w:left="100" w:right="100" w:firstLine="0" w:firstLineChars="0"/>
-              <w:rPr>
-                <w:rFonts w:ascii="Arial" w:hAnsi="Arial" w:eastAsia="Arial" w:cs="Arial"/>
-                <w:i w:val="false"/>
-                <w:b w:val="false"/>
-                <w:u w:val="none"/>
-                <w:sz w:val="18"/>
-                <w:szCs w:val="18"/>
-                <w:color w:val="000000"/>
-              </w:rPr>
-            </w:pPr>
-            <w:r>
-              <w:rPr>
-                <w:rFonts w:ascii="Arial" w:hAnsi="Arial" w:eastAsia="Arial" w:cs="Arial"/>
-                <w:i w:val="false"/>
-                <w:b w:val="false"/>
-                <w:u w:val="none"/>
-                <w:sz w:val="18"/>
-                <w:szCs w:val="18"/>
-                <w:color w:val="000000"/>
-              </w:rPr>
-              <w:t xml:space="preserve">0.187</w:t>
+              <w:t xml:space="preserve">5.46 (1.42)</w:t>
+            </w:r>
+          </w:p>
+        </w:tc>
+        <w:tc>
+          <w:tcPr>
+            <w:tcBorders>
+              <w:bottom w:val="single" w:sz="6" w:space="0" w:color="666666"/>
+              <w:top w:val="single" w:sz="6" w:space="0" w:color="666666"/>
+              <w:left w:val="none" w:sz="0" w:space="0" w:color="000000"/>
+              <w:right w:val="none" w:sz="0" w:space="0" w:color="000000"/>
+            </w:tcBorders>
+            <w:shd w:val="clear" w:color="auto" w:fill="FFFFFF"/>
+            <w:tcMar>
+              <w:top w:w="0" w:type="dxa"/>
+              <w:bottom w:w="0" w:type="dxa"/>
+              <w:left w:w="0" w:type="dxa"/>
+              <w:right w:w="0" w:type="dxa"/>
+            </w:tcMar>
+            <w:vAlign w:val="center"/>
+          </w:tcPr>
+          <w:p>
+            <w:pPr>
+              <w:pStyle w:val="Normal"/>
+              <w:jc w:val="left"/>
+              <w:pBdr>
+                <w:bottom w:val="none" w:sz="0" w:space="0" w:color="000000"/>
+                <w:top w:val="none" w:sz="0" w:space="0" w:color="000000"/>
+                <w:left w:val="none" w:sz="0" w:space="0" w:color="000000"/>
+                <w:right w:val="none" w:sz="0" w:space="0" w:color="000000"/>
+              </w:pBdr>
+              <w:spacing w:after="100" w:before="100" w:line="240"/>
+              <w:ind w:left="100" w:right="100" w:firstLine="0" w:firstLineChars="0"/>
+              <w:rPr>
+                <w:rFonts w:ascii="Arial" w:hAnsi="Arial" w:eastAsia="Arial" w:cs="Arial"/>
+                <w:i w:val="false"/>
+                <w:b w:val="false"/>
+                <w:u w:val="none"/>
+                <w:sz w:val="18"/>
+                <w:szCs w:val="18"/>
+                <w:color w:val="000000"/>
+              </w:rPr>
+            </w:pPr>
+            <w:r>
+              <w:rPr>
+                <w:rFonts w:ascii="Arial" w:hAnsi="Arial" w:eastAsia="Arial" w:cs="Arial"/>
+                <w:i w:val="false"/>
+                <w:b w:val="false"/>
+                <w:u w:val="none"/>
+                <w:sz w:val="18"/>
+                <w:szCs w:val="18"/>
+                <w:color w:val="000000"/>
+              </w:rPr>
+              <w:t xml:space="preserve">5.27 (1.26)</w:t>
+            </w:r>
+          </w:p>
+        </w:tc>
+        <w:tc>
+          <w:tcPr>
+            <w:tcBorders>
+              <w:bottom w:val="single" w:sz="6" w:space="0" w:color="666666"/>
+              <w:top w:val="single" w:sz="6" w:space="0" w:color="666666"/>
+              <w:left w:val="none" w:sz="0" w:space="0" w:color="000000"/>
+              <w:right w:val="none" w:sz="0" w:space="0" w:color="000000"/>
+            </w:tcBorders>
+            <w:shd w:val="clear" w:color="auto" w:fill="FFFFFF"/>
+            <w:tcMar>
+              <w:top w:w="0" w:type="dxa"/>
+              <w:bottom w:w="0" w:type="dxa"/>
+              <w:left w:w="0" w:type="dxa"/>
+              <w:right w:w="0" w:type="dxa"/>
+            </w:tcMar>
+            <w:vAlign w:val="center"/>
+          </w:tcPr>
+          <w:p>
+            <w:pPr>
+              <w:pStyle w:val="Normal"/>
+              <w:jc w:val="left"/>
+              <w:pBdr>
+                <w:bottom w:val="none" w:sz="0" w:space="0" w:color="000000"/>
+                <w:top w:val="none" w:sz="0" w:space="0" w:color="000000"/>
+                <w:left w:val="none" w:sz="0" w:space="0" w:color="000000"/>
+                <w:right w:val="none" w:sz="0" w:space="0" w:color="000000"/>
+              </w:pBdr>
+              <w:spacing w:after="100" w:before="100" w:line="240"/>
+              <w:ind w:left="100" w:right="100" w:firstLine="0" w:firstLineChars="0"/>
+              <w:rPr>
+                <w:rFonts w:ascii="Arial" w:hAnsi="Arial" w:eastAsia="Arial" w:cs="Arial"/>
+                <w:i w:val="false"/>
+                <w:b w:val="false"/>
+                <w:u w:val="none"/>
+                <w:sz w:val="18"/>
+                <w:szCs w:val="18"/>
+                <w:color w:val="000000"/>
+              </w:rPr>
+            </w:pPr>
+            <w:r>
+              <w:rPr>
+                <w:rFonts w:ascii="Arial" w:hAnsi="Arial" w:eastAsia="Arial" w:cs="Arial"/>
+                <w:i w:val="false"/>
+                <w:b w:val="false"/>
+                <w:u w:val="none"/>
+                <w:sz w:val="18"/>
+                <w:szCs w:val="18"/>
+                <w:color w:val="000000"/>
+              </w:rPr>
+              <w:t xml:space="preserve">5.13 (1.35)</w:t>
+            </w:r>
+          </w:p>
+        </w:tc>
+        <w:tc>
+          <w:tcPr>
+            <w:tcBorders>
+              <w:bottom w:val="single" w:sz="6" w:space="0" w:color="666666"/>
+              <w:top w:val="single" w:sz="6" w:space="0" w:color="666666"/>
+              <w:left w:val="none" w:sz="0" w:space="0" w:color="000000"/>
+              <w:right w:val="none" w:sz="0" w:space="0" w:color="000000"/>
+            </w:tcBorders>
+            <w:shd w:val="clear" w:color="auto" w:fill="FFFFFF"/>
+            <w:tcMar>
+              <w:top w:w="0" w:type="dxa"/>
+              <w:bottom w:w="0" w:type="dxa"/>
+              <w:left w:w="0" w:type="dxa"/>
+              <w:right w:w="0" w:type="dxa"/>
+            </w:tcMar>
+            <w:vAlign w:val="center"/>
+          </w:tcPr>
+          <w:p>
+            <w:pPr>
+              <w:pStyle w:val="Normal"/>
+              <w:jc w:val="left"/>
+              <w:pBdr>
+                <w:bottom w:val="none" w:sz="0" w:space="0" w:color="000000"/>
+                <w:top w:val="none" w:sz="0" w:space="0" w:color="000000"/>
+                <w:left w:val="none" w:sz="0" w:space="0" w:color="000000"/>
+                <w:right w:val="none" w:sz="0" w:space="0" w:color="000000"/>
+              </w:pBdr>
+              <w:spacing w:after="100" w:before="100" w:line="240"/>
+              <w:ind w:left="100" w:right="100" w:firstLine="0" w:firstLineChars="0"/>
+              <w:rPr>
+                <w:rFonts w:ascii="Arial" w:hAnsi="Arial" w:eastAsia="Arial" w:cs="Arial"/>
+                <w:i w:val="false"/>
+                <w:b w:val="false"/>
+                <w:u w:val="none"/>
+                <w:sz w:val="18"/>
+                <w:szCs w:val="18"/>
+                <w:color w:val="000000"/>
+              </w:rPr>
+            </w:pPr>
+            <w:r>
+              <w:rPr>
+                <w:rFonts w:ascii="Arial" w:hAnsi="Arial" w:eastAsia="Arial" w:cs="Arial"/>
+                <w:i w:val="false"/>
+                <w:b w:val="false"/>
+                <w:u w:val="none"/>
+                <w:sz w:val="18"/>
+                <w:szCs w:val="18"/>
+                <w:color w:val="000000"/>
+              </w:rPr>
+              <w:t xml:space="preserve">0.146</w:t>
             </w:r>
           </w:p>
         </w:tc>
@@ -27104,7 +27104,7 @@
                 <w:szCs w:val="18"/>
                 <w:color w:val="000000"/>
               </w:rPr>
-              <w:t xml:space="preserve">0.178</w:t>
+              <w:t xml:space="preserve">0.193</w:t>
             </w:r>
           </w:p>
         </w:tc>
@@ -27269,113 +27269,113 @@
                 <w:szCs w:val="18"/>
                 <w:color w:val="000000"/>
               </w:rPr>
-              <w:t xml:space="preserve">180 (66.9)</w:t>
-            </w:r>
-          </w:p>
-        </w:tc>
-        <w:tc>
-          <w:tcPr>
-            <w:tcBorders>
-              <w:bottom w:val="single" w:sz="6" w:space="0" w:color="666666"/>
-              <w:top w:val="single" w:sz="6" w:space="0" w:color="666666"/>
-              <w:left w:val="none" w:sz="0" w:space="0" w:color="000000"/>
-              <w:right w:val="none" w:sz="0" w:space="0" w:color="000000"/>
-            </w:tcBorders>
-            <w:shd w:val="clear" w:color="auto" w:fill="FFFFFF"/>
-            <w:tcMar>
-              <w:top w:w="0" w:type="dxa"/>
-              <w:bottom w:w="0" w:type="dxa"/>
-              <w:left w:w="0" w:type="dxa"/>
-              <w:right w:w="0" w:type="dxa"/>
-            </w:tcMar>
-            <w:vAlign w:val="center"/>
-          </w:tcPr>
-          <w:p>
-            <w:pPr>
-              <w:pStyle w:val="Normal"/>
-              <w:jc w:val="left"/>
-              <w:pBdr>
-                <w:bottom w:val="none" w:sz="0" w:space="0" w:color="000000"/>
-                <w:top w:val="none" w:sz="0" w:space="0" w:color="000000"/>
-                <w:left w:val="none" w:sz="0" w:space="0" w:color="000000"/>
-                <w:right w:val="none" w:sz="0" w:space="0" w:color="000000"/>
-              </w:pBdr>
-              <w:spacing w:after="100" w:before="100" w:line="240"/>
-              <w:ind w:left="100" w:right="100" w:firstLine="0" w:firstLineChars="0"/>
-              <w:rPr>
-                <w:rFonts w:ascii="Arial" w:hAnsi="Arial" w:eastAsia="Arial" w:cs="Arial"/>
-                <w:i w:val="false"/>
-                <w:b w:val="false"/>
-                <w:u w:val="none"/>
-                <w:sz w:val="18"/>
-                <w:szCs w:val="18"/>
-                <w:color w:val="000000"/>
-              </w:rPr>
-            </w:pPr>
-            <w:r>
-              <w:rPr>
-                <w:rFonts w:ascii="Arial" w:hAnsi="Arial" w:eastAsia="Arial" w:cs="Arial"/>
-                <w:i w:val="false"/>
-                <w:b w:val="false"/>
-                <w:u w:val="none"/>
-                <w:sz w:val="18"/>
-                <w:szCs w:val="18"/>
-                <w:color w:val="000000"/>
-              </w:rPr>
-              <w:t xml:space="preserve">81 (62.3)</w:t>
-            </w:r>
-          </w:p>
-        </w:tc>
-        <w:tc>
-          <w:tcPr>
-            <w:tcBorders>
-              <w:bottom w:val="single" w:sz="6" w:space="0" w:color="666666"/>
-              <w:top w:val="single" w:sz="6" w:space="0" w:color="666666"/>
-              <w:left w:val="none" w:sz="0" w:space="0" w:color="000000"/>
-              <w:right w:val="none" w:sz="0" w:space="0" w:color="000000"/>
-            </w:tcBorders>
-            <w:shd w:val="clear" w:color="auto" w:fill="FFFFFF"/>
-            <w:tcMar>
-              <w:top w:w="0" w:type="dxa"/>
-              <w:bottom w:w="0" w:type="dxa"/>
-              <w:left w:w="0" w:type="dxa"/>
-              <w:right w:w="0" w:type="dxa"/>
-            </w:tcMar>
-            <w:vAlign w:val="center"/>
-          </w:tcPr>
-          <w:p>
-            <w:pPr>
-              <w:pStyle w:val="Normal"/>
-              <w:jc w:val="left"/>
-              <w:pBdr>
-                <w:bottom w:val="none" w:sz="0" w:space="0" w:color="000000"/>
-                <w:top w:val="none" w:sz="0" w:space="0" w:color="000000"/>
-                <w:left w:val="none" w:sz="0" w:space="0" w:color="000000"/>
-                <w:right w:val="none" w:sz="0" w:space="0" w:color="000000"/>
-              </w:pBdr>
-              <w:spacing w:after="100" w:before="100" w:line="240"/>
-              <w:ind w:left="100" w:right="100" w:firstLine="0" w:firstLineChars="0"/>
-              <w:rPr>
-                <w:rFonts w:ascii="Arial" w:hAnsi="Arial" w:eastAsia="Arial" w:cs="Arial"/>
-                <w:i w:val="false"/>
-                <w:b w:val="false"/>
-                <w:u w:val="none"/>
-                <w:sz w:val="18"/>
-                <w:szCs w:val="18"/>
-                <w:color w:val="000000"/>
-              </w:rPr>
-            </w:pPr>
-            <w:r>
-              <w:rPr>
-                <w:rFonts w:ascii="Arial" w:hAnsi="Arial" w:eastAsia="Arial" w:cs="Arial"/>
-                <w:i w:val="false"/>
-                <w:b w:val="false"/>
-                <w:u w:val="none"/>
-                <w:sz w:val="18"/>
-                <w:szCs w:val="18"/>
-                <w:color w:val="000000"/>
-              </w:rPr>
-              <w:t xml:space="preserve">54 (88.5)</w:t>
+              <w:t xml:space="preserve">186 (65.7)</w:t>
+            </w:r>
+          </w:p>
+        </w:tc>
+        <w:tc>
+          <w:tcPr>
+            <w:tcBorders>
+              <w:bottom w:val="single" w:sz="6" w:space="0" w:color="666666"/>
+              <w:top w:val="single" w:sz="6" w:space="0" w:color="666666"/>
+              <w:left w:val="none" w:sz="0" w:space="0" w:color="000000"/>
+              <w:right w:val="none" w:sz="0" w:space="0" w:color="000000"/>
+            </w:tcBorders>
+            <w:shd w:val="clear" w:color="auto" w:fill="FFFFFF"/>
+            <w:tcMar>
+              <w:top w:w="0" w:type="dxa"/>
+              <w:bottom w:w="0" w:type="dxa"/>
+              <w:left w:w="0" w:type="dxa"/>
+              <w:right w:w="0" w:type="dxa"/>
+            </w:tcMar>
+            <w:vAlign w:val="center"/>
+          </w:tcPr>
+          <w:p>
+            <w:pPr>
+              <w:pStyle w:val="Normal"/>
+              <w:jc w:val="left"/>
+              <w:pBdr>
+                <w:bottom w:val="none" w:sz="0" w:space="0" w:color="000000"/>
+                <w:top w:val="none" w:sz="0" w:space="0" w:color="000000"/>
+                <w:left w:val="none" w:sz="0" w:space="0" w:color="000000"/>
+                <w:right w:val="none" w:sz="0" w:space="0" w:color="000000"/>
+              </w:pBdr>
+              <w:spacing w:after="100" w:before="100" w:line="240"/>
+              <w:ind w:left="100" w:right="100" w:firstLine="0" w:firstLineChars="0"/>
+              <w:rPr>
+                <w:rFonts w:ascii="Arial" w:hAnsi="Arial" w:eastAsia="Arial" w:cs="Arial"/>
+                <w:i w:val="false"/>
+                <w:b w:val="false"/>
+                <w:u w:val="none"/>
+                <w:sz w:val="18"/>
+                <w:szCs w:val="18"/>
+                <w:color w:val="000000"/>
+              </w:rPr>
+            </w:pPr>
+            <w:r>
+              <w:rPr>
+                <w:rFonts w:ascii="Arial" w:hAnsi="Arial" w:eastAsia="Arial" w:cs="Arial"/>
+                <w:i w:val="false"/>
+                <w:b w:val="false"/>
+                <w:u w:val="none"/>
+                <w:sz w:val="18"/>
+                <w:szCs w:val="18"/>
+                <w:color w:val="000000"/>
+              </w:rPr>
+              <w:t xml:space="preserve">81 (63.3)</w:t>
+            </w:r>
+          </w:p>
+        </w:tc>
+        <w:tc>
+          <w:tcPr>
+            <w:tcBorders>
+              <w:bottom w:val="single" w:sz="6" w:space="0" w:color="666666"/>
+              <w:top w:val="single" w:sz="6" w:space="0" w:color="666666"/>
+              <w:left w:val="none" w:sz="0" w:space="0" w:color="000000"/>
+              <w:right w:val="none" w:sz="0" w:space="0" w:color="000000"/>
+            </w:tcBorders>
+            <w:shd w:val="clear" w:color="auto" w:fill="FFFFFF"/>
+            <w:tcMar>
+              <w:top w:w="0" w:type="dxa"/>
+              <w:bottom w:w="0" w:type="dxa"/>
+              <w:left w:w="0" w:type="dxa"/>
+              <w:right w:w="0" w:type="dxa"/>
+            </w:tcMar>
+            <w:vAlign w:val="center"/>
+          </w:tcPr>
+          <w:p>
+            <w:pPr>
+              <w:pStyle w:val="Normal"/>
+              <w:jc w:val="left"/>
+              <w:pBdr>
+                <w:bottom w:val="none" w:sz="0" w:space="0" w:color="000000"/>
+                <w:top w:val="none" w:sz="0" w:space="0" w:color="000000"/>
+                <w:left w:val="none" w:sz="0" w:space="0" w:color="000000"/>
+                <w:right w:val="none" w:sz="0" w:space="0" w:color="000000"/>
+              </w:pBdr>
+              <w:spacing w:after="100" w:before="100" w:line="240"/>
+              <w:ind w:left="100" w:right="100" w:firstLine="0" w:firstLineChars="0"/>
+              <w:rPr>
+                <w:rFonts w:ascii="Arial" w:hAnsi="Arial" w:eastAsia="Arial" w:cs="Arial"/>
+                <w:i w:val="false"/>
+                <w:b w:val="false"/>
+                <w:u w:val="none"/>
+                <w:sz w:val="18"/>
+                <w:szCs w:val="18"/>
+                <w:color w:val="000000"/>
+              </w:rPr>
+            </w:pPr>
+            <w:r>
+              <w:rPr>
+                <w:rFonts w:ascii="Arial" w:hAnsi="Arial" w:eastAsia="Arial" w:cs="Arial"/>
+                <w:i w:val="false"/>
+                <w:b w:val="false"/>
+                <w:u w:val="none"/>
+                <w:sz w:val="18"/>
+                <w:szCs w:val="18"/>
+                <w:color w:val="000000"/>
+              </w:rPr>
+              <w:t xml:space="preserve">56 (88.9)</w:t>
             </w:r>
           </w:p>
         </w:tc>
@@ -27534,7 +27534,7 @@
                 <w:szCs w:val="18"/>
                 <w:color w:val="000000"/>
               </w:rPr>
-              <w:t xml:space="preserve">0.427</w:t>
+              <w:t xml:space="preserve">0.712</w:t>
             </w:r>
           </w:p>
         </w:tc>
@@ -27699,113 +27699,113 @@
                 <w:szCs w:val="18"/>
                 <w:color w:val="000000"/>
               </w:rPr>
-              <w:t xml:space="preserve">89 (33.1)</w:t>
-            </w:r>
-          </w:p>
-        </w:tc>
-        <w:tc>
-          <w:tcPr>
-            <w:tcBorders>
-              <w:bottom w:val="single" w:sz="6" w:space="0" w:color="666666"/>
-              <w:top w:val="single" w:sz="6" w:space="0" w:color="666666"/>
-              <w:left w:val="none" w:sz="0" w:space="0" w:color="000000"/>
-              <w:right w:val="none" w:sz="0" w:space="0" w:color="000000"/>
-            </w:tcBorders>
-            <w:shd w:val="clear" w:color="auto" w:fill="FFFFFF"/>
-            <w:tcMar>
-              <w:top w:w="0" w:type="dxa"/>
-              <w:bottom w:w="0" w:type="dxa"/>
-              <w:left w:w="0" w:type="dxa"/>
-              <w:right w:w="0" w:type="dxa"/>
-            </w:tcMar>
-            <w:vAlign w:val="center"/>
-          </w:tcPr>
-          <w:p>
-            <w:pPr>
-              <w:pStyle w:val="Normal"/>
-              <w:jc w:val="left"/>
-              <w:pBdr>
-                <w:bottom w:val="none" w:sz="0" w:space="0" w:color="000000"/>
-                <w:top w:val="none" w:sz="0" w:space="0" w:color="000000"/>
-                <w:left w:val="none" w:sz="0" w:space="0" w:color="000000"/>
-                <w:right w:val="none" w:sz="0" w:space="0" w:color="000000"/>
-              </w:pBdr>
-              <w:spacing w:after="100" w:before="100" w:line="240"/>
-              <w:ind w:left="100" w:right="100" w:firstLine="0" w:firstLineChars="0"/>
-              <w:rPr>
-                <w:rFonts w:ascii="Arial" w:hAnsi="Arial" w:eastAsia="Arial" w:cs="Arial"/>
-                <w:i w:val="false"/>
-                <w:b w:val="false"/>
-                <w:u w:val="none"/>
-                <w:sz w:val="18"/>
-                <w:szCs w:val="18"/>
-                <w:color w:val="000000"/>
-              </w:rPr>
-            </w:pPr>
-            <w:r>
-              <w:rPr>
-                <w:rFonts w:ascii="Arial" w:hAnsi="Arial" w:eastAsia="Arial" w:cs="Arial"/>
-                <w:i w:val="false"/>
-                <w:b w:val="false"/>
-                <w:u w:val="none"/>
-                <w:sz w:val="18"/>
-                <w:szCs w:val="18"/>
-                <w:color w:val="000000"/>
-              </w:rPr>
-              <w:t xml:space="preserve">49 (37.7)</w:t>
-            </w:r>
-          </w:p>
-        </w:tc>
-        <w:tc>
-          <w:tcPr>
-            <w:tcBorders>
-              <w:bottom w:val="single" w:sz="6" w:space="0" w:color="666666"/>
-              <w:top w:val="single" w:sz="6" w:space="0" w:color="666666"/>
-              <w:left w:val="none" w:sz="0" w:space="0" w:color="000000"/>
-              <w:right w:val="none" w:sz="0" w:space="0" w:color="000000"/>
-            </w:tcBorders>
-            <w:shd w:val="clear" w:color="auto" w:fill="FFFFFF"/>
-            <w:tcMar>
-              <w:top w:w="0" w:type="dxa"/>
-              <w:bottom w:w="0" w:type="dxa"/>
-              <w:left w:w="0" w:type="dxa"/>
-              <w:right w:w="0" w:type="dxa"/>
-            </w:tcMar>
-            <w:vAlign w:val="center"/>
-          </w:tcPr>
-          <w:p>
-            <w:pPr>
-              <w:pStyle w:val="Normal"/>
-              <w:jc w:val="left"/>
-              <w:pBdr>
-                <w:bottom w:val="none" w:sz="0" w:space="0" w:color="000000"/>
-                <w:top w:val="none" w:sz="0" w:space="0" w:color="000000"/>
-                <w:left w:val="none" w:sz="0" w:space="0" w:color="000000"/>
-                <w:right w:val="none" w:sz="0" w:space="0" w:color="000000"/>
-              </w:pBdr>
-              <w:spacing w:after="100" w:before="100" w:line="240"/>
-              <w:ind w:left="100" w:right="100" w:firstLine="0" w:firstLineChars="0"/>
-              <w:rPr>
-                <w:rFonts w:ascii="Arial" w:hAnsi="Arial" w:eastAsia="Arial" w:cs="Arial"/>
-                <w:i w:val="false"/>
-                <w:b w:val="false"/>
-                <w:u w:val="none"/>
-                <w:sz w:val="18"/>
-                <w:szCs w:val="18"/>
-                <w:color w:val="000000"/>
-              </w:rPr>
-            </w:pPr>
-            <w:r>
-              <w:rPr>
-                <w:rFonts w:ascii="Arial" w:hAnsi="Arial" w:eastAsia="Arial" w:cs="Arial"/>
-                <w:i w:val="false"/>
-                <w:b w:val="false"/>
-                <w:u w:val="none"/>
-                <w:sz w:val="18"/>
-                <w:szCs w:val="18"/>
-                <w:color w:val="000000"/>
-              </w:rPr>
-              <w:t xml:space="preserve">7 (11.5)</w:t>
+              <w:t xml:space="preserve">97 (34.3)</w:t>
+            </w:r>
+          </w:p>
+        </w:tc>
+        <w:tc>
+          <w:tcPr>
+            <w:tcBorders>
+              <w:bottom w:val="single" w:sz="6" w:space="0" w:color="666666"/>
+              <w:top w:val="single" w:sz="6" w:space="0" w:color="666666"/>
+              <w:left w:val="none" w:sz="0" w:space="0" w:color="000000"/>
+              <w:right w:val="none" w:sz="0" w:space="0" w:color="000000"/>
+            </w:tcBorders>
+            <w:shd w:val="clear" w:color="auto" w:fill="FFFFFF"/>
+            <w:tcMar>
+              <w:top w:w="0" w:type="dxa"/>
+              <w:bottom w:w="0" w:type="dxa"/>
+              <w:left w:w="0" w:type="dxa"/>
+              <w:right w:w="0" w:type="dxa"/>
+            </w:tcMar>
+            <w:vAlign w:val="center"/>
+          </w:tcPr>
+          <w:p>
+            <w:pPr>
+              <w:pStyle w:val="Normal"/>
+              <w:jc w:val="left"/>
+              <w:pBdr>
+                <w:bottom w:val="none" w:sz="0" w:space="0" w:color="000000"/>
+                <w:top w:val="none" w:sz="0" w:space="0" w:color="000000"/>
+                <w:left w:val="none" w:sz="0" w:space="0" w:color="000000"/>
+                <w:right w:val="none" w:sz="0" w:space="0" w:color="000000"/>
+              </w:pBdr>
+              <w:spacing w:after="100" w:before="100" w:line="240"/>
+              <w:ind w:left="100" w:right="100" w:firstLine="0" w:firstLineChars="0"/>
+              <w:rPr>
+                <w:rFonts w:ascii="Arial" w:hAnsi="Arial" w:eastAsia="Arial" w:cs="Arial"/>
+                <w:i w:val="false"/>
+                <w:b w:val="false"/>
+                <w:u w:val="none"/>
+                <w:sz w:val="18"/>
+                <w:szCs w:val="18"/>
+                <w:color w:val="000000"/>
+              </w:rPr>
+            </w:pPr>
+            <w:r>
+              <w:rPr>
+                <w:rFonts w:ascii="Arial" w:hAnsi="Arial" w:eastAsia="Arial" w:cs="Arial"/>
+                <w:i w:val="false"/>
+                <w:b w:val="false"/>
+                <w:u w:val="none"/>
+                <w:sz w:val="18"/>
+                <w:szCs w:val="18"/>
+                <w:color w:val="000000"/>
+              </w:rPr>
+              <w:t xml:space="preserve">47 (36.7)</w:t>
+            </w:r>
+          </w:p>
+        </w:tc>
+        <w:tc>
+          <w:tcPr>
+            <w:tcBorders>
+              <w:bottom w:val="single" w:sz="6" w:space="0" w:color="666666"/>
+              <w:top w:val="single" w:sz="6" w:space="0" w:color="666666"/>
+              <w:left w:val="none" w:sz="0" w:space="0" w:color="000000"/>
+              <w:right w:val="none" w:sz="0" w:space="0" w:color="000000"/>
+            </w:tcBorders>
+            <w:shd w:val="clear" w:color="auto" w:fill="FFFFFF"/>
+            <w:tcMar>
+              <w:top w:w="0" w:type="dxa"/>
+              <w:bottom w:w="0" w:type="dxa"/>
+              <w:left w:w="0" w:type="dxa"/>
+              <w:right w:w="0" w:type="dxa"/>
+            </w:tcMar>
+            <w:vAlign w:val="center"/>
+          </w:tcPr>
+          <w:p>
+            <w:pPr>
+              <w:pStyle w:val="Normal"/>
+              <w:jc w:val="left"/>
+              <w:pBdr>
+                <w:bottom w:val="none" w:sz="0" w:space="0" w:color="000000"/>
+                <w:top w:val="none" w:sz="0" w:space="0" w:color="000000"/>
+                <w:left w:val="none" w:sz="0" w:space="0" w:color="000000"/>
+                <w:right w:val="none" w:sz="0" w:space="0" w:color="000000"/>
+              </w:pBdr>
+              <w:spacing w:after="100" w:before="100" w:line="240"/>
+              <w:ind w:left="100" w:right="100" w:firstLine="0" w:firstLineChars="0"/>
+              <w:rPr>
+                <w:rFonts w:ascii="Arial" w:hAnsi="Arial" w:eastAsia="Arial" w:cs="Arial"/>
+                <w:i w:val="false"/>
+                <w:b w:val="false"/>
+                <w:u w:val="none"/>
+                <w:sz w:val="18"/>
+                <w:szCs w:val="18"/>
+                <w:color w:val="000000"/>
+              </w:rPr>
+            </w:pPr>
+            <w:r>
+              <w:rPr>
+                <w:rFonts w:ascii="Arial" w:hAnsi="Arial" w:eastAsia="Arial" w:cs="Arial"/>
+                <w:i w:val="false"/>
+                <w:b w:val="false"/>
+                <w:u w:val="none"/>
+                <w:sz w:val="18"/>
+                <w:szCs w:val="18"/>
+                <w:color w:val="000000"/>
+              </w:rPr>
+              <w:t xml:space="preserve">7 (11.1)</w:t>
             </w:r>
           </w:p>
         </w:tc>
@@ -28129,113 +28129,113 @@
                 <w:szCs w:val="18"/>
                 <w:color w:val="000000"/>
               </w:rPr>
-              <w:t xml:space="preserve">191 (71.0)</w:t>
-            </w:r>
-          </w:p>
-        </w:tc>
-        <w:tc>
-          <w:tcPr>
-            <w:tcBorders>
-              <w:bottom w:val="single" w:sz="6" w:space="0" w:color="666666"/>
-              <w:top w:val="single" w:sz="6" w:space="0" w:color="666666"/>
-              <w:left w:val="none" w:sz="0" w:space="0" w:color="000000"/>
-              <w:right w:val="none" w:sz="0" w:space="0" w:color="000000"/>
-            </w:tcBorders>
-            <w:shd w:val="clear" w:color="auto" w:fill="FFFFFF"/>
-            <w:tcMar>
-              <w:top w:w="0" w:type="dxa"/>
-              <w:bottom w:w="0" w:type="dxa"/>
-              <w:left w:w="0" w:type="dxa"/>
-              <w:right w:w="0" w:type="dxa"/>
-            </w:tcMar>
-            <w:vAlign w:val="center"/>
-          </w:tcPr>
-          <w:p>
-            <w:pPr>
-              <w:pStyle w:val="Normal"/>
-              <w:jc w:val="left"/>
-              <w:pBdr>
-                <w:bottom w:val="none" w:sz="0" w:space="0" w:color="000000"/>
-                <w:top w:val="none" w:sz="0" w:space="0" w:color="000000"/>
-                <w:left w:val="none" w:sz="0" w:space="0" w:color="000000"/>
-                <w:right w:val="none" w:sz="0" w:space="0" w:color="000000"/>
-              </w:pBdr>
-              <w:spacing w:after="100" w:before="100" w:line="240"/>
-              <w:ind w:left="100" w:right="100" w:firstLine="0" w:firstLineChars="0"/>
-              <w:rPr>
-                <w:rFonts w:ascii="Arial" w:hAnsi="Arial" w:eastAsia="Arial" w:cs="Arial"/>
-                <w:i w:val="false"/>
-                <w:b w:val="false"/>
-                <w:u w:val="none"/>
-                <w:sz w:val="18"/>
-                <w:szCs w:val="18"/>
-                <w:color w:val="000000"/>
-              </w:rPr>
-            </w:pPr>
-            <w:r>
-              <w:rPr>
-                <w:rFonts w:ascii="Arial" w:hAnsi="Arial" w:eastAsia="Arial" w:cs="Arial"/>
-                <w:i w:val="false"/>
-                <w:b w:val="false"/>
-                <w:u w:val="none"/>
-                <w:sz w:val="18"/>
-                <w:szCs w:val="18"/>
-                <w:color w:val="000000"/>
-              </w:rPr>
-              <w:t xml:space="preserve">73 (56.2)</w:t>
-            </w:r>
-          </w:p>
-        </w:tc>
-        <w:tc>
-          <w:tcPr>
-            <w:tcBorders>
-              <w:bottom w:val="single" w:sz="6" w:space="0" w:color="666666"/>
-              <w:top w:val="single" w:sz="6" w:space="0" w:color="666666"/>
-              <w:left w:val="none" w:sz="0" w:space="0" w:color="000000"/>
-              <w:right w:val="none" w:sz="0" w:space="0" w:color="000000"/>
-            </w:tcBorders>
-            <w:shd w:val="clear" w:color="auto" w:fill="FFFFFF"/>
-            <w:tcMar>
-              <w:top w:w="0" w:type="dxa"/>
-              <w:bottom w:w="0" w:type="dxa"/>
-              <w:left w:w="0" w:type="dxa"/>
-              <w:right w:w="0" w:type="dxa"/>
-            </w:tcMar>
-            <w:vAlign w:val="center"/>
-          </w:tcPr>
-          <w:p>
-            <w:pPr>
-              <w:pStyle w:val="Normal"/>
-              <w:jc w:val="left"/>
-              <w:pBdr>
-                <w:bottom w:val="none" w:sz="0" w:space="0" w:color="000000"/>
-                <w:top w:val="none" w:sz="0" w:space="0" w:color="000000"/>
-                <w:left w:val="none" w:sz="0" w:space="0" w:color="000000"/>
-                <w:right w:val="none" w:sz="0" w:space="0" w:color="000000"/>
-              </w:pBdr>
-              <w:spacing w:after="100" w:before="100" w:line="240"/>
-              <w:ind w:left="100" w:right="100" w:firstLine="0" w:firstLineChars="0"/>
-              <w:rPr>
-                <w:rFonts w:ascii="Arial" w:hAnsi="Arial" w:eastAsia="Arial" w:cs="Arial"/>
-                <w:i w:val="false"/>
-                <w:b w:val="false"/>
-                <w:u w:val="none"/>
-                <w:sz w:val="18"/>
-                <w:szCs w:val="18"/>
-                <w:color w:val="000000"/>
-              </w:rPr>
-            </w:pPr>
-            <w:r>
-              <w:rPr>
-                <w:rFonts w:ascii="Arial" w:hAnsi="Arial" w:eastAsia="Arial" w:cs="Arial"/>
-                <w:i w:val="false"/>
-                <w:b w:val="false"/>
-                <w:u w:val="none"/>
-                <w:sz w:val="18"/>
-                <w:szCs w:val="18"/>
-                <w:color w:val="000000"/>
-              </w:rPr>
-              <w:t xml:space="preserve">53 (86.9)</w:t>
+              <w:t xml:space="preserve">200 (70.7)</w:t>
+            </w:r>
+          </w:p>
+        </w:tc>
+        <w:tc>
+          <w:tcPr>
+            <w:tcBorders>
+              <w:bottom w:val="single" w:sz="6" w:space="0" w:color="666666"/>
+              <w:top w:val="single" w:sz="6" w:space="0" w:color="666666"/>
+              <w:left w:val="none" w:sz="0" w:space="0" w:color="000000"/>
+              <w:right w:val="none" w:sz="0" w:space="0" w:color="000000"/>
+            </w:tcBorders>
+            <w:shd w:val="clear" w:color="auto" w:fill="FFFFFF"/>
+            <w:tcMar>
+              <w:top w:w="0" w:type="dxa"/>
+              <w:bottom w:w="0" w:type="dxa"/>
+              <w:left w:w="0" w:type="dxa"/>
+              <w:right w:w="0" w:type="dxa"/>
+            </w:tcMar>
+            <w:vAlign w:val="center"/>
+          </w:tcPr>
+          <w:p>
+            <w:pPr>
+              <w:pStyle w:val="Normal"/>
+              <w:jc w:val="left"/>
+              <w:pBdr>
+                <w:bottom w:val="none" w:sz="0" w:space="0" w:color="000000"/>
+                <w:top w:val="none" w:sz="0" w:space="0" w:color="000000"/>
+                <w:left w:val="none" w:sz="0" w:space="0" w:color="000000"/>
+                <w:right w:val="none" w:sz="0" w:space="0" w:color="000000"/>
+              </w:pBdr>
+              <w:spacing w:after="100" w:before="100" w:line="240"/>
+              <w:ind w:left="100" w:right="100" w:firstLine="0" w:firstLineChars="0"/>
+              <w:rPr>
+                <w:rFonts w:ascii="Arial" w:hAnsi="Arial" w:eastAsia="Arial" w:cs="Arial"/>
+                <w:i w:val="false"/>
+                <w:b w:val="false"/>
+                <w:u w:val="none"/>
+                <w:sz w:val="18"/>
+                <w:szCs w:val="18"/>
+                <w:color w:val="000000"/>
+              </w:rPr>
+            </w:pPr>
+            <w:r>
+              <w:rPr>
+                <w:rFonts w:ascii="Arial" w:hAnsi="Arial" w:eastAsia="Arial" w:cs="Arial"/>
+                <w:i w:val="false"/>
+                <w:b w:val="false"/>
+                <w:u w:val="none"/>
+                <w:sz w:val="18"/>
+                <w:szCs w:val="18"/>
+                <w:color w:val="000000"/>
+              </w:rPr>
+              <w:t xml:space="preserve">73 (57.0)</w:t>
+            </w:r>
+          </w:p>
+        </w:tc>
+        <w:tc>
+          <w:tcPr>
+            <w:tcBorders>
+              <w:bottom w:val="single" w:sz="6" w:space="0" w:color="666666"/>
+              <w:top w:val="single" w:sz="6" w:space="0" w:color="666666"/>
+              <w:left w:val="none" w:sz="0" w:space="0" w:color="000000"/>
+              <w:right w:val="none" w:sz="0" w:space="0" w:color="000000"/>
+            </w:tcBorders>
+            <w:shd w:val="clear" w:color="auto" w:fill="FFFFFF"/>
+            <w:tcMar>
+              <w:top w:w="0" w:type="dxa"/>
+              <w:bottom w:w="0" w:type="dxa"/>
+              <w:left w:w="0" w:type="dxa"/>
+              <w:right w:w="0" w:type="dxa"/>
+            </w:tcMar>
+            <w:vAlign w:val="center"/>
+          </w:tcPr>
+          <w:p>
+            <w:pPr>
+              <w:pStyle w:val="Normal"/>
+              <w:jc w:val="left"/>
+              <w:pBdr>
+                <w:bottom w:val="none" w:sz="0" w:space="0" w:color="000000"/>
+                <w:top w:val="none" w:sz="0" w:space="0" w:color="000000"/>
+                <w:left w:val="none" w:sz="0" w:space="0" w:color="000000"/>
+                <w:right w:val="none" w:sz="0" w:space="0" w:color="000000"/>
+              </w:pBdr>
+              <w:spacing w:after="100" w:before="100" w:line="240"/>
+              <w:ind w:left="100" w:right="100" w:firstLine="0" w:firstLineChars="0"/>
+              <w:rPr>
+                <w:rFonts w:ascii="Arial" w:hAnsi="Arial" w:eastAsia="Arial" w:cs="Arial"/>
+                <w:i w:val="false"/>
+                <w:b w:val="false"/>
+                <w:u w:val="none"/>
+                <w:sz w:val="18"/>
+                <w:szCs w:val="18"/>
+                <w:color w:val="000000"/>
+              </w:rPr>
+            </w:pPr>
+            <w:r>
+              <w:rPr>
+                <w:rFonts w:ascii="Arial" w:hAnsi="Arial" w:eastAsia="Arial" w:cs="Arial"/>
+                <w:i w:val="false"/>
+                <w:b w:val="false"/>
+                <w:u w:val="none"/>
+                <w:sz w:val="18"/>
+                <w:szCs w:val="18"/>
+                <w:color w:val="000000"/>
+              </w:rPr>
+              <w:t xml:space="preserve">55 (87.3)</w:t>
             </w:r>
           </w:p>
         </w:tc>
@@ -28394,7 +28394,7 @@
                 <w:szCs w:val="18"/>
                 <w:color w:val="000000"/>
               </w:rPr>
-              <w:t xml:space="preserve">0.005</w:t>
+              <w:t xml:space="preserve">0.009</w:t>
             </w:r>
           </w:p>
         </w:tc>
@@ -28559,113 +28559,113 @@
                 <w:szCs w:val="18"/>
                 <w:color w:val="000000"/>
               </w:rPr>
-              <w:t xml:space="preserve">78 (29.0)</w:t>
-            </w:r>
-          </w:p>
-        </w:tc>
-        <w:tc>
-          <w:tcPr>
-            <w:tcBorders>
-              <w:bottom w:val="single" w:sz="6" w:space="0" w:color="666666"/>
-              <w:top w:val="single" w:sz="6" w:space="0" w:color="666666"/>
-              <w:left w:val="none" w:sz="0" w:space="0" w:color="000000"/>
-              <w:right w:val="none" w:sz="0" w:space="0" w:color="000000"/>
-            </w:tcBorders>
-            <w:shd w:val="clear" w:color="auto" w:fill="FFFFFF"/>
-            <w:tcMar>
-              <w:top w:w="0" w:type="dxa"/>
-              <w:bottom w:w="0" w:type="dxa"/>
-              <w:left w:w="0" w:type="dxa"/>
-              <w:right w:w="0" w:type="dxa"/>
-            </w:tcMar>
-            <w:vAlign w:val="center"/>
-          </w:tcPr>
-          <w:p>
-            <w:pPr>
-              <w:pStyle w:val="Normal"/>
-              <w:jc w:val="left"/>
-              <w:pBdr>
-                <w:bottom w:val="none" w:sz="0" w:space="0" w:color="000000"/>
-                <w:top w:val="none" w:sz="0" w:space="0" w:color="000000"/>
-                <w:left w:val="none" w:sz="0" w:space="0" w:color="000000"/>
-                <w:right w:val="none" w:sz="0" w:space="0" w:color="000000"/>
-              </w:pBdr>
-              <w:spacing w:after="100" w:before="100" w:line="240"/>
-              <w:ind w:left="100" w:right="100" w:firstLine="0" w:firstLineChars="0"/>
-              <w:rPr>
-                <w:rFonts w:ascii="Arial" w:hAnsi="Arial" w:eastAsia="Arial" w:cs="Arial"/>
-                <w:i w:val="false"/>
-                <w:b w:val="false"/>
-                <w:u w:val="none"/>
-                <w:sz w:val="18"/>
-                <w:szCs w:val="18"/>
-                <w:color w:val="000000"/>
-              </w:rPr>
-            </w:pPr>
-            <w:r>
-              <w:rPr>
-                <w:rFonts w:ascii="Arial" w:hAnsi="Arial" w:eastAsia="Arial" w:cs="Arial"/>
-                <w:i w:val="false"/>
-                <w:b w:val="false"/>
-                <w:u w:val="none"/>
-                <w:sz w:val="18"/>
-                <w:szCs w:val="18"/>
-                <w:color w:val="000000"/>
-              </w:rPr>
-              <w:t xml:space="preserve">57 (43.8)</w:t>
-            </w:r>
-          </w:p>
-        </w:tc>
-        <w:tc>
-          <w:tcPr>
-            <w:tcBorders>
-              <w:bottom w:val="single" w:sz="6" w:space="0" w:color="666666"/>
-              <w:top w:val="single" w:sz="6" w:space="0" w:color="666666"/>
-              <w:left w:val="none" w:sz="0" w:space="0" w:color="000000"/>
-              <w:right w:val="none" w:sz="0" w:space="0" w:color="000000"/>
-            </w:tcBorders>
-            <w:shd w:val="clear" w:color="auto" w:fill="FFFFFF"/>
-            <w:tcMar>
-              <w:top w:w="0" w:type="dxa"/>
-              <w:bottom w:w="0" w:type="dxa"/>
-              <w:left w:w="0" w:type="dxa"/>
-              <w:right w:w="0" w:type="dxa"/>
-            </w:tcMar>
-            <w:vAlign w:val="center"/>
-          </w:tcPr>
-          <w:p>
-            <w:pPr>
-              <w:pStyle w:val="Normal"/>
-              <w:jc w:val="left"/>
-              <w:pBdr>
-                <w:bottom w:val="none" w:sz="0" w:space="0" w:color="000000"/>
-                <w:top w:val="none" w:sz="0" w:space="0" w:color="000000"/>
-                <w:left w:val="none" w:sz="0" w:space="0" w:color="000000"/>
-                <w:right w:val="none" w:sz="0" w:space="0" w:color="000000"/>
-              </w:pBdr>
-              <w:spacing w:after="100" w:before="100" w:line="240"/>
-              <w:ind w:left="100" w:right="100" w:firstLine="0" w:firstLineChars="0"/>
-              <w:rPr>
-                <w:rFonts w:ascii="Arial" w:hAnsi="Arial" w:eastAsia="Arial" w:cs="Arial"/>
-                <w:i w:val="false"/>
-                <w:b w:val="false"/>
-                <w:u w:val="none"/>
-                <w:sz w:val="18"/>
-                <w:szCs w:val="18"/>
-                <w:color w:val="000000"/>
-              </w:rPr>
-            </w:pPr>
-            <w:r>
-              <w:rPr>
-                <w:rFonts w:ascii="Arial" w:hAnsi="Arial" w:eastAsia="Arial" w:cs="Arial"/>
-                <w:i w:val="false"/>
-                <w:b w:val="false"/>
-                <w:u w:val="none"/>
-                <w:sz w:val="18"/>
-                <w:szCs w:val="18"/>
-                <w:color w:val="000000"/>
-              </w:rPr>
-              <w:t xml:space="preserve">8 (13.1)</w:t>
+              <w:t xml:space="preserve">83 (29.3)</w:t>
+            </w:r>
+          </w:p>
+        </w:tc>
+        <w:tc>
+          <w:tcPr>
+            <w:tcBorders>
+              <w:bottom w:val="single" w:sz="6" w:space="0" w:color="666666"/>
+              <w:top w:val="single" w:sz="6" w:space="0" w:color="666666"/>
+              <w:left w:val="none" w:sz="0" w:space="0" w:color="000000"/>
+              <w:right w:val="none" w:sz="0" w:space="0" w:color="000000"/>
+            </w:tcBorders>
+            <w:shd w:val="clear" w:color="auto" w:fill="FFFFFF"/>
+            <w:tcMar>
+              <w:top w:w="0" w:type="dxa"/>
+              <w:bottom w:w="0" w:type="dxa"/>
+              <w:left w:w="0" w:type="dxa"/>
+              <w:right w:w="0" w:type="dxa"/>
+            </w:tcMar>
+            <w:vAlign w:val="center"/>
+          </w:tcPr>
+          <w:p>
+            <w:pPr>
+              <w:pStyle w:val="Normal"/>
+              <w:jc w:val="left"/>
+              <w:pBdr>
+                <w:bottom w:val="none" w:sz="0" w:space="0" w:color="000000"/>
+                <w:top w:val="none" w:sz="0" w:space="0" w:color="000000"/>
+                <w:left w:val="none" w:sz="0" w:space="0" w:color="000000"/>
+                <w:right w:val="none" w:sz="0" w:space="0" w:color="000000"/>
+              </w:pBdr>
+              <w:spacing w:after="100" w:before="100" w:line="240"/>
+              <w:ind w:left="100" w:right="100" w:firstLine="0" w:firstLineChars="0"/>
+              <w:rPr>
+                <w:rFonts w:ascii="Arial" w:hAnsi="Arial" w:eastAsia="Arial" w:cs="Arial"/>
+                <w:i w:val="false"/>
+                <w:b w:val="false"/>
+                <w:u w:val="none"/>
+                <w:sz w:val="18"/>
+                <w:szCs w:val="18"/>
+                <w:color w:val="000000"/>
+              </w:rPr>
+            </w:pPr>
+            <w:r>
+              <w:rPr>
+                <w:rFonts w:ascii="Arial" w:hAnsi="Arial" w:eastAsia="Arial" w:cs="Arial"/>
+                <w:i w:val="false"/>
+                <w:b w:val="false"/>
+                <w:u w:val="none"/>
+                <w:sz w:val="18"/>
+                <w:szCs w:val="18"/>
+                <w:color w:val="000000"/>
+              </w:rPr>
+              <w:t xml:space="preserve">55 (43.0)</w:t>
+            </w:r>
+          </w:p>
+        </w:tc>
+        <w:tc>
+          <w:tcPr>
+            <w:tcBorders>
+              <w:bottom w:val="single" w:sz="6" w:space="0" w:color="666666"/>
+              <w:top w:val="single" w:sz="6" w:space="0" w:color="666666"/>
+              <w:left w:val="none" w:sz="0" w:space="0" w:color="000000"/>
+              <w:right w:val="none" w:sz="0" w:space="0" w:color="000000"/>
+            </w:tcBorders>
+            <w:shd w:val="clear" w:color="auto" w:fill="FFFFFF"/>
+            <w:tcMar>
+              <w:top w:w="0" w:type="dxa"/>
+              <w:bottom w:w="0" w:type="dxa"/>
+              <w:left w:w="0" w:type="dxa"/>
+              <w:right w:w="0" w:type="dxa"/>
+            </w:tcMar>
+            <w:vAlign w:val="center"/>
+          </w:tcPr>
+          <w:p>
+            <w:pPr>
+              <w:pStyle w:val="Normal"/>
+              <w:jc w:val="left"/>
+              <w:pBdr>
+                <w:bottom w:val="none" w:sz="0" w:space="0" w:color="000000"/>
+                <w:top w:val="none" w:sz="0" w:space="0" w:color="000000"/>
+                <w:left w:val="none" w:sz="0" w:space="0" w:color="000000"/>
+                <w:right w:val="none" w:sz="0" w:space="0" w:color="000000"/>
+              </w:pBdr>
+              <w:spacing w:after="100" w:before="100" w:line="240"/>
+              <w:ind w:left="100" w:right="100" w:firstLine="0" w:firstLineChars="0"/>
+              <w:rPr>
+                <w:rFonts w:ascii="Arial" w:hAnsi="Arial" w:eastAsia="Arial" w:cs="Arial"/>
+                <w:i w:val="false"/>
+                <w:b w:val="false"/>
+                <w:u w:val="none"/>
+                <w:sz w:val="18"/>
+                <w:szCs w:val="18"/>
+                <w:color w:val="000000"/>
+              </w:rPr>
+            </w:pPr>
+            <w:r>
+              <w:rPr>
+                <w:rFonts w:ascii="Arial" w:hAnsi="Arial" w:eastAsia="Arial" w:cs="Arial"/>
+                <w:i w:val="false"/>
+                <w:b w:val="false"/>
+                <w:u w:val="none"/>
+                <w:sz w:val="18"/>
+                <w:szCs w:val="18"/>
+                <w:color w:val="000000"/>
+              </w:rPr>
+              <w:t xml:space="preserve">8 (12.7)</w:t>
             </w:r>
           </w:p>
         </w:tc>
@@ -29042,7 +29042,7 @@
                 <w:szCs w:val="18"/>
                 <w:color w:val="000000"/>
               </w:rPr>
-              <w:t xml:space="preserve">3.00 [1.00, 5.00]</w:t>
+              <w:t xml:space="preserve">3.00 [1.00, 5.25]</w:t>
             </w:r>
           </w:p>
         </w:tc>
@@ -29095,7 +29095,7 @@
                 <w:szCs w:val="18"/>
                 <w:color w:val="000000"/>
               </w:rPr>
-              <w:t xml:space="preserve">0.50 [0.00, 1.00]</w:t>
+              <w:t xml:space="preserve">1.00 [0.00, 1.00]</w:t>
             </w:r>
           </w:p>
         </w:tc>
